--- a/docs/docx/CLAUDE.docx
+++ b/docs/docx/CLAUDE.docx
@@ -2,33 +2,7 @@
 <file path=word/document.xml><?xml version="1.0" encoding="utf-8"?>
 <w:document xmlns:w="http://schemas.openxmlformats.org/wordprocessingml/2006/main" xmlns:m="http://schemas.openxmlformats.org/officeDocument/2006/math" xmlns:r="http://schemas.openxmlformats.org/officeDocument/2006/relationships" xmlns:o="urn:schemas-microsoft-com:office:office" xmlns:v="urn:schemas-microsoft-com:vml" xmlns:w10="urn:schemas-microsoft-com:office:word" xmlns:a="http://schemas.openxmlformats.org/drawingml/2006/main" xmlns:pic="http://schemas.openxmlformats.org/drawingml/2006/picture" xmlns:wp="http://schemas.openxmlformats.org/drawingml/2006/wordprocessingDrawing">
   <w:body>
-    <w:sdt>
-      <w:sdtPr>
-        <w:docPartObj>
-          <w:docPartGallery w:val="Table of Contents"/>
-          <w:docPartUnique/>
-        </w:docPartObj>
-      </w:sdtPr>
-      <w:sdtContent>
-        <w:p>
-          <w:pPr>
-            <w:pStyle w:val="TOCHeading"/>
-          </w:pPr>
-          <w:r>
-            <w:t xml:space="preserve">Table of Contents</w:t>
-          </w:r>
-        </w:p>
-        <w:p>
-          <w:r>
-            <w:fldChar w:fldCharType="begin" w:dirty="true"/>
-            <w:instrText xml:space="preserve">TOC \o "1-3" \h \z \u</w:instrText>
-            <w:fldChar w:fldCharType="separate"/>
-            <w:fldChar w:fldCharType="end"/>
-          </w:r>
-        </w:p>
-      </w:sdtContent>
-    </w:sdt>
-    <w:bookmarkStart w:id="50" w:name="claude.md-프로젝트-컨텍스트"/>
+    <w:bookmarkStart w:id="40" w:name="claude.md-프로젝트-컨텍스트"/>
     <w:p>
       <w:pPr>
         <w:pStyle w:val="Heading1"/>
@@ -58,7 +32,7 @@
         </w:pict>
       </w:r>
     </w:p>
-    <w:bookmarkStart w:id="20" w:name="프로젝트"/>
+    <w:bookmarkStart w:id="9" w:name="프로젝트"/>
     <w:p>
       <w:pPr>
         <w:pStyle w:val="Heading2"/>
@@ -79,8 +53,8 @@
       </w:r>
       <w:r>
         <w:rPr>
-          <w:bCs/>
-          <w:b/>
+          <w:b/>
+          <w:bCs/>
         </w:rPr>
         <w:t xml:space="preserve">카미노 데 산티아고 여정 관리 서비스</w:t>
       </w:r>
@@ -100,8 +74,8 @@
       </w:pPr>
       <w:r>
         <w:rPr>
-          <w:bCs/>
-          <w:b/>
+          <w:b/>
+          <w:bCs/>
         </w:rPr>
         <w:t xml:space="preserve">두 축</w:t>
       </w:r>
@@ -113,8 +87,8 @@
       </w:r>
       <w:r>
         <w:rPr>
-          <w:bCs/>
-          <w:b/>
+          <w:b/>
+          <w:bCs/>
         </w:rPr>
         <w:t xml:space="preserve">A. 부상 예방·대응</w:t>
       </w:r>
@@ -129,8 +103,8 @@
       </w:r>
       <w:r>
         <w:rPr>
-          <w:bCs/>
-          <w:b/>
+          <w:b/>
+          <w:bCs/>
         </w:rPr>
         <w:t xml:space="preserve">B. 숙소 예약 판단</w:t>
       </w:r>
@@ -139,8 +113,8 @@
       </w:r>
       <w:r>
         <w:rPr>
-          <w:bCs/>
-          <w:b/>
+          <w:b/>
+          <w:bCs/>
         </w:rPr>
         <w:t xml:space="preserve">목표</w:t>
       </w:r>
@@ -152,8 +126,8 @@
       </w:r>
       <w:r>
         <w:rPr>
-          <w:bCs/>
-          <w:b/>
+          <w:b/>
+          <w:bCs/>
         </w:rPr>
         <w:t xml:space="preserve">도달률 85%</w:t>
       </w:r>
@@ -162,8 +136,8 @@
       </w:r>
       <w:r>
         <w:rPr>
-          <w:bCs/>
-          <w:b/>
+          <w:b/>
+          <w:bCs/>
         </w:rPr>
         <w:t xml:space="preserve">차별점</w:t>
       </w:r>
@@ -175,8 +149,8 @@
       </w:r>
       <w:r>
         <w:rPr>
-          <w:bCs/>
-          <w:b/>
+          <w:b/>
+          <w:bCs/>
         </w:rPr>
         <w:t xml:space="preserve">판단을 대신 내려준다.</w:t>
       </w:r>
@@ -187,16 +161,79 @@
       </w:pPr>
       <w:r>
         <w:rPr>
-          <w:bCs/>
-          <w:b/>
-        </w:rPr>
-        <w:t xml:space="preserve">현재 단계: Phase 1 — 웹 계산기 + SEO.</w:t>
-      </w:r>
-      <w:r>
-        <w:t xml:space="preserve"> </w:t>
-      </w:r>
-      <w:r>
-        <w:t xml:space="preserve">앱도, DB도, 로그인도 아직 만들지 않는다.</w:t>
+          <w:b/>
+          <w:bCs/>
+        </w:rPr>
+        <w:t xml:space="preserve">웹과 앱은 순차(웹 먼저, 앱은 나중)가 아니라 병렬 트랙이다.</w:t>
+      </w:r>
+      <w:r>
+        <w:t xml:space="preserve"> </w:t>
+      </w:r>
+      <w:r>
+        <w:t xml:space="preserve">장기적으로는</w:t>
+      </w:r>
+      <w:r>
+        <w:t xml:space="preserve"> </w:t>
+      </w:r>
+      <w:r>
+        <w:rPr>
+          <w:b/>
+          <w:bCs/>
+        </w:rPr>
+        <w:t xml:space="preserve">앱이 더 중요한 채널</w:t>
+      </w:r>
+      <w:r>
+        <w:t xml:space="preserve">이며, 두 트랙에 같은 비중을 둔다.</w:t>
+      </w:r>
+    </w:p>
+    <w:p>
+      <w:pPr>
+        <w:pStyle w:val="BodyText"/>
+      </w:pPr>
+      <w:r>
+        <w:rPr>
+          <w:b/>
+          <w:bCs/>
+        </w:rPr>
+        <w:t xml:space="preserve">현재 실행 중: 웹 트랙 Phase 1 — 웹 계산기 + SEO.</w:t>
+      </w:r>
+      <w:r>
+        <w:t xml:space="preserve"> </w:t>
+      </w:r>
+      <w:r>
+        <w:t xml:space="preserve">지금 웹만 코드로 나오는 이유는 우선순위가 아니라</w:t>
+      </w:r>
+      <w:r>
+        <w:t xml:space="preserve"> </w:t>
+      </w:r>
+      <w:r>
+        <w:rPr>
+          <w:b/>
+          <w:bCs/>
+        </w:rPr>
+        <w:t xml:space="preserve">검증 순서</w:t>
+      </w:r>
+      <w:r>
+        <w:t xml:space="preserve"> </w:t>
+      </w:r>
+      <w:r>
+        <w:t xml:space="preserve">때문이다 — 실측 도보와 경로·고도 데이터 검증(01·05 문서)이 끝나야 앱을 안정적으로 만들 수 있다. 검증이 끝나면</w:t>
+      </w:r>
+      <w:r>
+        <w:t xml:space="preserve"> </w:t>
+      </w:r>
+      <w:r>
+        <w:rPr>
+          <w:b/>
+          <w:bCs/>
+        </w:rPr>
+        <w:t xml:space="preserve">앱 트랙은 웹의 특정 성과 지표(예: 트래픽) 달성을 기다리지 않고 병행 착수한다.</w:t>
+      </w:r>
+      <w:r>
+        <w:t xml:space="preserve"> </w:t>
+      </w:r>
+      <w:r>
+        <w:t xml:space="preserve">앱도, DB도, 로그인도 아직 만들지 않은 것은 이 검증 단계이기 때문이다.</w:t>
       </w:r>
     </w:p>
     <w:p>
@@ -226,8 +263,8 @@
         </w:pict>
       </w:r>
     </w:p>
-    <w:bookmarkEnd w:id="20"/>
-    <w:bookmarkStart w:id="33" w:name="절대-규칙"/>
+    <w:bookmarkEnd w:id="9"/>
+    <w:bookmarkStart w:id="22" w:name="절대-규칙"/>
     <w:p>
       <w:pPr>
         <w:pStyle w:val="Heading2"/>
@@ -236,7 +273,7 @@
         <w:t xml:space="preserve">절대 규칙</w:t>
       </w:r>
     </w:p>
-    <w:bookmarkStart w:id="21" w:name="데이터를-지어내지-않는다-최우선"/>
+    <w:bookmarkStart w:id="10" w:name="데이터를-지어내지-않는다-최우선"/>
     <w:p>
       <w:pPr>
         <w:pStyle w:val="Heading3"/>
@@ -257,694 +294,664 @@
       </w:r>
       <w:r>
         <w:rPr>
-          <w:bCs/>
-          <w:b/>
+          <w:b/>
+          <w:bCs/>
         </w:rPr>
         <w:t xml:space="preserve">없는 알베르게를 만들어내거나, 확인되지 않은 거리·요금·전화번호·예약 가능 여부를 채워 넣으면 사람이 한데서 잔다.</w:t>
       </w:r>
     </w:p>
     <w:p>
       <w:pPr>
+        <w:pStyle w:val="Compact"/>
         <w:numPr>
           <w:ilvl w:val="0"/>
           <w:numId w:val="1001"/>
         </w:numPr>
+      </w:pPr>
+      <w:r>
+        <w:t xml:space="preserve">숙소 정보를</w:t>
+      </w:r>
+      <w:r>
+        <w:t xml:space="preserve"> </w:t>
+      </w:r>
+      <w:r>
+        <w:rPr>
+          <w:b/>
+          <w:bCs/>
+        </w:rPr>
+        <w:t xml:space="preserve">추정으로 채우지 않는다.</w:t>
+      </w:r>
+      <w:r>
+        <w:t xml:space="preserve"> </w:t>
+      </w:r>
+      <w:r>
+        <w:t xml:space="preserve">없으면</w:t>
+      </w:r>
+      <w:r>
+        <w:t xml:space="preserve"> </w:t>
+      </w:r>
+      <w:r>
+        <w:rPr>
+          <w:rStyle w:val="VerbatimChar"/>
+        </w:rPr>
+        <w:t xml:space="preserve">null</w:t>
+      </w:r>
+      <w:r>
+        <w:t xml:space="preserve"> </w:t>
+      </w:r>
+      <w:r>
+        <w:t xml:space="preserve">또는</w:t>
+      </w:r>
+      <w:r>
+        <w:t xml:space="preserve"> </w:t>
+      </w:r>
+      <w:r>
+        <w:rPr>
+          <w:rStyle w:val="VerbatimChar"/>
+        </w:rPr>
+        <w:t xml:space="preserve">UNKNOWN</w:t>
+      </w:r>
+    </w:p>
+    <w:p>
+      <w:pPr>
         <w:pStyle w:val="Compact"/>
-      </w:pPr>
-      <w:r>
-        <w:t xml:space="preserve">숙소 정보를</w:t>
-      </w:r>
-      <w:r>
-        <w:t xml:space="preserve"> </w:t>
-      </w:r>
-      <w:r>
-        <w:rPr>
-          <w:bCs/>
-          <w:b/>
-        </w:rPr>
-        <w:t xml:space="preserve">추정으로 채우지 않는다.</w:t>
-      </w:r>
-      <w:r>
-        <w:t xml:space="preserve"> </w:t>
-      </w:r>
-      <w:r>
-        <w:t xml:space="preserve">없으면</w:t>
-      </w:r>
-      <w:r>
-        <w:t xml:space="preserve"> </w:t>
-      </w:r>
-      <w:r>
-        <w:rPr>
-          <w:rStyle w:val="VerbatimChar"/>
-        </w:rPr>
-        <w:t xml:space="preserve">null</w:t>
-      </w:r>
-      <w:r>
-        <w:t xml:space="preserve"> </w:t>
-      </w:r>
-      <w:r>
-        <w:t xml:space="preserve">또는</w:t>
-      </w:r>
-      <w:r>
-        <w:t xml:space="preserve"> </w:t>
-      </w:r>
-      <w:r>
-        <w:rPr>
-          <w:rStyle w:val="VerbatimChar"/>
-        </w:rPr>
-        <w:t xml:space="preserve">UNKNOWN</w:t>
-      </w:r>
-    </w:p>
-    <w:p>
-      <w:pPr>
         <w:numPr>
           <w:ilvl w:val="0"/>
           <w:numId w:val="1001"/>
         </w:numPr>
+      </w:pPr>
+      <w:r>
+        <w:t xml:space="preserve">UI에서는</w:t>
+      </w:r>
+      <w:r>
+        <w:t xml:space="preserve"> </w:t>
+      </w:r>
+      <w:r>
+        <w:t xml:space="preserve">“정보 확인 중”</w:t>
+      </w:r>
+      <w:r>
+        <w:t xml:space="preserve">으로 표시한다</w:t>
+      </w:r>
+    </w:p>
+    <w:p>
+      <w:pPr>
         <w:pStyle w:val="Compact"/>
-      </w:pPr>
-      <w:r>
-        <w:t xml:space="preserve">UI에서는</w:t>
-      </w:r>
-      <w:r>
-        <w:t xml:space="preserve"> </w:t>
-      </w:r>
-      <w:r>
-        <w:t xml:space="preserve">“</w:t>
-      </w:r>
-      <w:r>
-        <w:t xml:space="preserve">정보 확인 중</w:t>
-      </w:r>
-      <w:r>
-        <w:t xml:space="preserve">”</w:t>
-      </w:r>
-      <w:r>
-        <w:t xml:space="preserve">으로 표시한다</w:t>
-      </w:r>
-    </w:p>
-    <w:p>
-      <w:pPr>
         <w:numPr>
           <w:ilvl w:val="0"/>
           <w:numId w:val="1001"/>
         </w:numPr>
+      </w:pPr>
+      <w:r>
+        <w:t xml:space="preserve">샘플 데이터는</w:t>
+      </w:r>
+      <w:r>
+        <w:t xml:space="preserve"> </w:t>
+      </w:r>
+      <w:r>
+        <w:rPr>
+          <w:rStyle w:val="VerbatimChar"/>
+        </w:rPr>
+        <w:t xml:space="preserve">source: 'PLACEHOLDER'</w:t>
+      </w:r>
+      <w:r>
+        <w:t xml:space="preserve">로 표시하고</w:t>
+      </w:r>
+      <w:r>
+        <w:t xml:space="preserve"> </w:t>
+      </w:r>
+      <w:r>
+        <w:rPr>
+          <w:b/>
+          <w:bCs/>
+        </w:rPr>
+        <w:t xml:space="preserve">화면에도 샘플임을 노출</w:t>
+      </w:r>
+      <w:r>
+        <w:t xml:space="preserve">한다</w:t>
+      </w:r>
+    </w:p>
+    <w:p>
+      <w:pPr>
         <w:pStyle w:val="Compact"/>
-      </w:pPr>
-      <w:r>
-        <w:t xml:space="preserve">샘플 데이터는</w:t>
-      </w:r>
-      <w:r>
-        <w:t xml:space="preserve"> </w:t>
-      </w:r>
-      <w:r>
-        <w:rPr>
-          <w:rStyle w:val="VerbatimChar"/>
-        </w:rPr>
-        <w:t xml:space="preserve">source: 'PLACEHOLDER'</w:t>
-      </w:r>
-      <w:r>
-        <w:t xml:space="preserve">로 표시하고</w:t>
-      </w:r>
-      <w:r>
-        <w:t xml:space="preserve"> </w:t>
-      </w:r>
-      <w:r>
-        <w:rPr>
-          <w:bCs/>
-          <w:b/>
-        </w:rPr>
-        <w:t xml:space="preserve">화면에도 샘플임을 노출</w:t>
-      </w:r>
-      <w:r>
-        <w:t xml:space="preserve">한다</w:t>
-      </w:r>
-    </w:p>
-    <w:p>
-      <w:pPr>
         <w:numPr>
           <w:ilvl w:val="0"/>
           <w:numId w:val="1001"/>
         </w:numPr>
+      </w:pPr>
+      <w:r>
+        <w:rPr>
+          <w:rStyle w:val="VerbatimChar"/>
+        </w:rPr>
+        <w:t xml:space="preserve">data/towns.ts</w:t>
+      </w:r>
+      <w:r>
+        <w:t xml:space="preserve">의 거리·고도는 검증된 값이다.</w:t>
+      </w:r>
+      <w:r>
+        <w:t xml:space="preserve"> </w:t>
+      </w:r>
+      <w:r>
+        <w:rPr>
+          <w:b/>
+          <w:bCs/>
+        </w:rPr>
+        <w:t xml:space="preserve">임의로 수정하거나 보간하지 않는다</w:t>
+      </w:r>
+    </w:p>
+    <w:bookmarkEnd w:id="10"/>
+    <w:bookmarkStart w:id="11" w:name="도메인-사실을-하드코딩하지-않는다"/>
+    <w:p>
+      <w:pPr>
+        <w:pStyle w:val="Heading3"/>
+      </w:pPr>
+      <w:r>
+        <w:t xml:space="preserve">2. 도메인 사실을 하드코딩하지 않는다</w:t>
+      </w:r>
+    </w:p>
+    <w:p>
+      <w:pPr>
+        <w:pStyle w:val="FirstParagraph"/>
+      </w:pPr>
+      <w:r>
+        <w:t xml:space="preserve">정책은 바뀐다. 2025년 초 포르투갈 길 친구회가 성수기 공립 알베르게 예약 허용을 제안했고, 2027년 성년을 앞두고 바뀔 수 있다.</w:t>
+      </w:r>
+    </w:p>
+    <w:p>
+      <w:pPr>
         <w:pStyle w:val="Compact"/>
-      </w:pPr>
-      <w:r>
-        <w:rPr>
-          <w:rStyle w:val="VerbatimChar"/>
-        </w:rPr>
-        <w:t xml:space="preserve">data/towns.ts</w:t>
-      </w:r>
-      <w:r>
-        <w:t xml:space="preserve">의 거리·고도는 검증된 값이다.</w:t>
-      </w:r>
-      <w:r>
-        <w:t xml:space="preserve"> </w:t>
-      </w:r>
-      <w:r>
-        <w:rPr>
-          <w:bCs/>
-          <w:b/>
-        </w:rPr>
-        <w:t xml:space="preserve">임의로 수정하거나 보간하지 않는다</w:t>
-      </w:r>
-    </w:p>
-    <w:bookmarkEnd w:id="21"/>
-    <w:bookmarkStart w:id="22" w:name="도메인-사실을-하드코딩하지-않는다"/>
-    <w:p>
-      <w:pPr>
-        <w:pStyle w:val="Heading3"/>
-      </w:pPr>
-      <w:r>
-        <w:t xml:space="preserve">2. 도메인 사실을 하드코딩하지 않는다</w:t>
-      </w:r>
-    </w:p>
-    <w:p>
-      <w:pPr>
-        <w:pStyle w:val="FirstParagraph"/>
-      </w:pPr>
-      <w:r>
-        <w:t xml:space="preserve">정책은 바뀐다. 2025년 초 포르투갈 길 친구회가 성수기 공립 알베르게 예약 허용을 제안했고, 2027년 성년을 앞두고 바뀔 수 있다.</w:t>
-      </w:r>
-    </w:p>
-    <w:p>
-      <w:pPr>
         <w:numPr>
           <w:ilvl w:val="0"/>
           <w:numId w:val="1002"/>
         </w:numPr>
+      </w:pPr>
+      <w:r>
+        <w:t xml:space="preserve">❌</w:t>
+      </w:r>
+      <w:r>
+        <w:t xml:space="preserve"> </w:t>
+      </w:r>
+      <w:r>
+        <w:rPr>
+          <w:rStyle w:val="VerbatimChar"/>
+        </w:rPr>
+        <w:t xml:space="preserve">if (albergue.type === 'MUNICIPAL') return '예약 불가'</w:t>
+      </w:r>
+    </w:p>
+    <w:p>
+      <w:pPr>
         <w:pStyle w:val="Compact"/>
-      </w:pPr>
-      <w:r>
-        <w:t xml:space="preserve">❌</w:t>
-      </w:r>
-      <w:r>
-        <w:t xml:space="preserve"> </w:t>
-      </w:r>
-      <w:r>
-        <w:rPr>
-          <w:rStyle w:val="VerbatimChar"/>
-        </w:rPr>
-        <w:t xml:space="preserve">if (albergue.type === 'MUNICIPAL') return '예약 불가'</w:t>
-      </w:r>
-    </w:p>
-    <w:p>
-      <w:pPr>
         <w:numPr>
           <w:ilvl w:val="0"/>
           <w:numId w:val="1002"/>
         </w:numPr>
+      </w:pPr>
+      <w:r>
+        <w:t xml:space="preserve">✅</w:t>
+      </w:r>
+      <w:r>
+        <w:t xml:space="preserve"> </w:t>
+      </w:r>
+      <w:r>
+        <w:rPr>
+          <w:rStyle w:val="VerbatimChar"/>
+        </w:rPr>
+        <w:t xml:space="preserve">albergue.reservation</w:t>
+      </w:r>
+      <w:r>
+        <w:t xml:space="preserve"> </w:t>
+      </w:r>
+      <w:r>
+        <w:t xml:space="preserve">필드를 읽는다</w:t>
+      </w:r>
+    </w:p>
+    <w:bookmarkEnd w:id="11"/>
+    <w:bookmarkStart w:id="12" w:name="고도는-반드시-profiles.ts를-경유한다"/>
+    <w:p>
+      <w:pPr>
+        <w:pStyle w:val="Heading3"/>
+      </w:pPr>
+      <w:r>
+        <w:t xml:space="preserve">3. 고도는 반드시 profiles.ts를 경유한다 🔴</w:t>
+      </w:r>
+    </w:p>
+    <w:p>
+      <w:pPr>
+        <w:pStyle w:val="FirstParagraph"/>
+      </w:pPr>
+      <w:r>
+        <w:rPr>
+          <w:b/>
+          <w:bCs/>
+        </w:rPr>
+        <w:t xml:space="preserve">마을 고도 차이로 오르막을 계산하면 최대 39% 틀린다.</w:t>
+      </w:r>
+    </w:p>
+    <w:p>
+      <w:pPr>
+        <w:pStyle w:val="BodyText"/>
+      </w:pPr>
+      <w:r>
+        <w:t xml:space="preserve">생장 → 론세스바예스는 마을 기준 +780m지만, 실제로는 레포에데르 고개(약 1,450m)를 넘으므로 누적 상승이 약 1,280m다. 카미노에서 부상이 가장 많은 날인데</w:t>
+      </w:r>
+      <w:r>
+        <w:t xml:space="preserve"> </w:t>
+      </w:r>
+      <w:r>
+        <w:t xml:space="preserve">“평범한 산길”</w:t>
+      </w:r>
+      <w:r>
+        <w:t xml:space="preserve">로 판단된다.</w:t>
+      </w:r>
+    </w:p>
+    <w:p>
+      <w:pPr>
+        <w:pStyle w:val="BodyText"/>
+      </w:pPr>
+      <w:r>
+        <w:rPr>
+          <w:b/>
+          <w:bCs/>
+        </w:rPr>
+        <w:t xml:space="preserve">하강도 마찬가지로 중요하다.</w:t>
+      </w:r>
+      <w:r>
+        <w:t xml:space="preserve"> </w:t>
+      </w:r>
+      <w:r>
+        <w:t xml:space="preserve">무릎 부상의 주원인은 오르막이 아니라 내리막이다. 엘 아세보 → 몰리나세카(−550m 급경사 돌길)는</w:t>
+      </w:r>
+      <w:r>
+        <w:t xml:space="preserve"> </w:t>
+      </w:r>
+      <w:r>
+        <w:rPr>
+          <w:rStyle w:val="VerbatimChar"/>
+        </w:rPr>
+        <w:t xml:space="preserve">elevationGain</w:t>
+      </w:r>
+      <w:r>
+        <w:t xml:space="preserve"> </w:t>
+      </w:r>
+      <w:r>
+        <w:t xml:space="preserve">기준으로 0이라</w:t>
+      </w:r>
+      <w:r>
+        <w:t xml:space="preserve"> </w:t>
+      </w:r>
+      <w:r>
+        <w:t xml:space="preserve">“쉬운 날”</w:t>
+      </w:r>
+      <w:r>
+        <w:t xml:space="preserve">이 된다.</w:t>
+      </w:r>
+    </w:p>
+    <w:p>
+      <w:pPr>
         <w:pStyle w:val="Compact"/>
-      </w:pPr>
-      <w:r>
-        <w:t xml:space="preserve">✅</w:t>
-      </w:r>
-      <w:r>
-        <w:t xml:space="preserve"> </w:t>
-      </w:r>
-      <w:r>
-        <w:rPr>
-          <w:rStyle w:val="VerbatimChar"/>
-        </w:rPr>
-        <w:t xml:space="preserve">albergue.reservation</w:t>
-      </w:r>
-      <w:r>
-        <w:t xml:space="preserve"> </w:t>
-      </w:r>
-      <w:r>
-        <w:t xml:space="preserve">필드를 읽는다</w:t>
-      </w:r>
-    </w:p>
-    <w:bookmarkEnd w:id="22"/>
-    <w:bookmarkStart w:id="23" w:name="고도는-반드시-profiles.ts를-경유한다"/>
-    <w:p>
-      <w:pPr>
-        <w:pStyle w:val="Heading3"/>
-      </w:pPr>
-      <w:r>
-        <w:t xml:space="preserve">3. 고도는 반드시 profiles.ts를 경유한다 🔴</w:t>
-      </w:r>
-    </w:p>
-    <w:p>
-      <w:pPr>
-        <w:pStyle w:val="FirstParagraph"/>
-      </w:pPr>
-      <w:r>
-        <w:rPr>
-          <w:bCs/>
-          <w:b/>
-        </w:rPr>
-        <w:t xml:space="preserve">마을 고도 차이로 오르막을 계산하면 최대 39% 틀린다.</w:t>
-      </w:r>
-    </w:p>
-    <w:p>
-      <w:pPr>
-        <w:pStyle w:val="BodyText"/>
-      </w:pPr>
-      <w:r>
-        <w:t xml:space="preserve">생장 → 론세스바예스는 마을 기준 +780m지만, 실제로는 레포에데르 고개(약 1,450m)를 넘으므로 누적 상승이 약 1,280m다. 카미노에서 부상이 가장 많은 날인데</w:t>
-      </w:r>
-      <w:r>
-        <w:t xml:space="preserve"> </w:t>
-      </w:r>
-      <w:r>
-        <w:t xml:space="preserve">“</w:t>
-      </w:r>
-      <w:r>
-        <w:t xml:space="preserve">평범한 산길</w:t>
-      </w:r>
-      <w:r>
-        <w:t xml:space="preserve">”</w:t>
-      </w:r>
-      <w:r>
-        <w:t xml:space="preserve">로 판단된다.</w:t>
-      </w:r>
-    </w:p>
-    <w:p>
-      <w:pPr>
-        <w:pStyle w:val="BodyText"/>
-      </w:pPr>
-      <w:r>
-        <w:rPr>
-          <w:bCs/>
-          <w:b/>
-        </w:rPr>
-        <w:t xml:space="preserve">하강도 마찬가지로 중요하다.</w:t>
-      </w:r>
-      <w:r>
-        <w:t xml:space="preserve"> </w:t>
-      </w:r>
-      <w:r>
-        <w:t xml:space="preserve">무릎 부상의 주원인은 오르막이 아니라 내리막이다. 엘 아세보 → 몰리나세카(−550m 급경사 돌길)는</w:t>
-      </w:r>
-      <w:r>
-        <w:t xml:space="preserve"> </w:t>
-      </w:r>
-      <w:r>
-        <w:rPr>
-          <w:rStyle w:val="VerbatimChar"/>
-        </w:rPr>
-        <w:t xml:space="preserve">elevationGain</w:t>
-      </w:r>
-      <w:r>
-        <w:t xml:space="preserve"> </w:t>
-      </w:r>
-      <w:r>
-        <w:t xml:space="preserve">기준으로 0이라</w:t>
-      </w:r>
-      <w:r>
-        <w:t xml:space="preserve"> </w:t>
-      </w:r>
-      <w:r>
-        <w:t xml:space="preserve">“</w:t>
-      </w:r>
-      <w:r>
-        <w:t xml:space="preserve">쉬운 날</w:t>
-      </w:r>
-      <w:r>
-        <w:t xml:space="preserve">”</w:t>
-      </w:r>
-      <w:r>
-        <w:t xml:space="preserve">이 된다.</w:t>
-      </w:r>
-    </w:p>
-    <w:p>
-      <w:pPr>
         <w:numPr>
           <w:ilvl w:val="0"/>
           <w:numId w:val="1003"/>
         </w:numPr>
+      </w:pPr>
+      <w:r>
+        <w:t xml:space="preserve">❌</w:t>
+      </w:r>
+      <w:r>
+        <w:t xml:space="preserve"> </w:t>
+      </w:r>
+      <w:r>
+        <w:rPr>
+          <w:rStyle w:val="VerbatimChar"/>
+        </w:rPr>
+        <w:t xml:space="preserve">toTown.elevation - fromTown.elevation</w:t>
+      </w:r>
+    </w:p>
+    <w:p>
+      <w:pPr>
         <w:pStyle w:val="Compact"/>
-      </w:pPr>
-      <w:r>
-        <w:t xml:space="preserve">❌</w:t>
-      </w:r>
-      <w:r>
-        <w:t xml:space="preserve"> </w:t>
-      </w:r>
-      <w:r>
-        <w:rPr>
-          <w:rStyle w:val="VerbatimChar"/>
-        </w:rPr>
-        <w:t xml:space="preserve">toTown.elevation - fromTown.elevation</w:t>
-      </w:r>
-    </w:p>
-    <w:p>
-      <w:pPr>
         <w:numPr>
           <w:ilvl w:val="0"/>
           <w:numId w:val="1003"/>
         </w:numPr>
+      </w:pPr>
+      <w:r>
+        <w:t xml:space="preserve">✅</w:t>
+      </w:r>
+      <w:r>
+        <w:t xml:space="preserve"> </w:t>
+      </w:r>
+      <w:r>
+        <w:rPr>
+          <w:rStyle w:val="VerbatimChar"/>
+        </w:rPr>
+        <w:t xml:space="preserve">getProfile(fromId, toId).ascent</w:t>
+      </w:r>
+      <w:r>
+        <w:t xml:space="preserve"> </w:t>
+      </w:r>
+      <w:r>
+        <w:t xml:space="preserve">/</w:t>
+      </w:r>
+      <w:r>
+        <w:t xml:space="preserve"> </w:t>
+      </w:r>
+      <w:r>
+        <w:rPr>
+          <w:rStyle w:val="VerbatimChar"/>
+        </w:rPr>
+        <w:t xml:space="preserve">.descent</w:t>
+      </w:r>
+    </w:p>
+    <w:p>
+      <w:pPr>
+        <w:pStyle w:val="FirstParagraph"/>
+      </w:pPr>
+      <w:r>
+        <w:rPr>
+          <w:rStyle w:val="VerbatimChar"/>
+        </w:rPr>
+        <w:t xml:space="preserve">data/profiles.ts</w:t>
+      </w:r>
+      <w:r>
+        <w:t xml:space="preserve">는</w:t>
+      </w:r>
+      <w:r>
+        <w:t xml:space="preserve"> </w:t>
+      </w:r>
+      <w:r>
+        <w:rPr>
+          <w:rStyle w:val="VerbatimChar"/>
+        </w:rPr>
+        <w:t xml:space="preserve">scripts/build-profiles.ts</w:t>
+      </w:r>
+      <w:r>
+        <w:t xml:space="preserve">가 생성한다.</w:t>
+      </w:r>
+      <w:r>
+        <w:t xml:space="preserve"> </w:t>
+      </w:r>
+      <w:r>
+        <w:t xml:space="preserve">경로는 OpenStreetMap(ODbL), 고도는 스페인 IGN MDT05(CC BY 4.0)에서 가져와 직접 계산한다.</w:t>
+      </w:r>
+    </w:p>
+    <w:p>
+      <w:pPr>
         <w:pStyle w:val="Compact"/>
-      </w:pPr>
-      <w:r>
-        <w:t xml:space="preserve">✅</w:t>
-      </w:r>
-      <w:r>
-        <w:t xml:space="preserve"> </w:t>
-      </w:r>
-      <w:r>
-        <w:rPr>
-          <w:rStyle w:val="VerbatimChar"/>
-        </w:rPr>
-        <w:t xml:space="preserve">getProfile(fromId, toId).ascent</w:t>
-      </w:r>
-      <w:r>
-        <w:t xml:space="preserve"> </w:t>
-      </w:r>
-      <w:r>
-        <w:t xml:space="preserve">/</w:t>
-      </w:r>
-      <w:r>
-        <w:t xml:space="preserve"> </w:t>
-      </w:r>
-      <w:r>
-        <w:rPr>
-          <w:rStyle w:val="VerbatimChar"/>
-        </w:rPr>
-        <w:t xml:space="preserve">.descent</w:t>
-      </w:r>
-    </w:p>
-    <w:p>
-      <w:pPr>
-        <w:pStyle w:val="FirstParagraph"/>
-      </w:pPr>
-      <w:r>
-        <w:rPr>
-          <w:rStyle w:val="VerbatimChar"/>
-        </w:rPr>
-        <w:t xml:space="preserve">data/profiles.ts</w:t>
-      </w:r>
-      <w:r>
-        <w:t xml:space="preserve">는</w:t>
-      </w:r>
-      <w:r>
-        <w:t xml:space="preserve"> </w:t>
-      </w:r>
-      <w:r>
-        <w:rPr>
-          <w:rStyle w:val="VerbatimChar"/>
-        </w:rPr>
-        <w:t xml:space="preserve">scripts/build-profiles.ts</w:t>
-      </w:r>
-      <w:r>
-        <w:t xml:space="preserve">가 생성한다.</w:t>
-      </w:r>
-      <w:r>
-        <w:t xml:space="preserve"> </w:t>
-      </w:r>
-      <w:r>
-        <w:t xml:space="preserve">경로는 OpenStreetMap(ODbL), 고도는 스페인 IGN MDT05(CC BY 4.0)에서 가져와 직접 계산한다.</w:t>
-      </w:r>
-    </w:p>
-    <w:p>
-      <w:pPr>
         <w:numPr>
           <w:ilvl w:val="0"/>
           <w:numId w:val="1004"/>
         </w:numPr>
+      </w:pPr>
+      <w:r>
+        <w:rPr>
+          <w:rStyle w:val="VerbatimChar"/>
+        </w:rPr>
+        <w:t xml:space="preserve">source: 'ESTIMATED'</w:t>
+      </w:r>
+      <w:r>
+        <w:t xml:space="preserve"> </w:t>
+      </w:r>
+      <w:r>
+        <w:t xml:space="preserve">인 동안은</w:t>
+      </w:r>
+      <w:r>
+        <w:t xml:space="preserve"> </w:t>
+      </w:r>
+      <w:r>
+        <w:rPr>
+          <w:rStyle w:val="VerbatimChar"/>
+          <w:b/>
+          <w:bCs/>
+        </w:rPr>
+        <w:t xml:space="preserve">injuryRiskScore</w:t>
+      </w:r>
+      <w:r>
+        <w:rPr>
+          <w:b/>
+          <w:bCs/>
+        </w:rPr>
+        <w:t xml:space="preserve">를 사용자에게 숫자로 노출하지 않는다</w:t>
+      </w:r>
+    </w:p>
+    <w:p>
+      <w:pPr>
         <w:pStyle w:val="Compact"/>
-      </w:pPr>
-      <w:r>
-        <w:rPr>
-          <w:rStyle w:val="VerbatimChar"/>
-        </w:rPr>
-        <w:t xml:space="preserve">source: 'ESTIMATED'</w:t>
-      </w:r>
-      <w:r>
-        <w:t xml:space="preserve"> </w:t>
-      </w:r>
-      <w:r>
-        <w:t xml:space="preserve">인 동안은</w:t>
-      </w:r>
-      <w:r>
-        <w:t xml:space="preserve"> </w:t>
-      </w:r>
-      <w:r>
-        <w:rPr>
-          <w:rStyle w:val="VerbatimChar"/>
-          <w:bCs/>
-          <w:b/>
-        </w:rPr>
-        <w:t xml:space="preserve">injuryRiskScore</w:t>
-      </w:r>
-      <w:r>
-        <w:rPr>
-          <w:bCs/>
-          <w:b/>
-        </w:rPr>
-        <w:t xml:space="preserve">를 사용자에게 숫자로 노출하지 않는다</w:t>
-      </w:r>
-    </w:p>
-    <w:p>
-      <w:pPr>
         <w:numPr>
           <w:ilvl w:val="0"/>
           <w:numId w:val="1004"/>
         </w:numPr>
+      </w:pPr>
+      <w:r>
+        <w:rPr>
+          <w:b/>
+          <w:bCs/>
+        </w:rPr>
+        <w:t xml:space="preserve">좌표를</w:t>
+      </w:r>
+      <w:r>
+        <w:rPr>
+          <w:b/>
+          <w:bCs/>
+        </w:rPr>
+        <w:t xml:space="preserve"> </w:t>
+      </w:r>
+      <w:r>
+        <w:rPr>
+          <w:rStyle w:val="VerbatimChar"/>
+          <w:b/>
+          <w:bCs/>
+        </w:rPr>
+        <w:t xml:space="preserve">profiles.ts</w:t>
+      </w:r>
+      <w:r>
+        <w:rPr>
+          <w:b/>
+          <w:bCs/>
+        </w:rPr>
+        <w:t xml:space="preserve">에 넣지 않는다.</w:t>
+      </w:r>
+      <w:r>
+        <w:t xml:space="preserve"> </w:t>
+      </w:r>
+      <w:r>
+        <w:t xml:space="preserve">숫자만 남긴다 (ODbL 파생 DB 배포 회피)</w:t>
+      </w:r>
+    </w:p>
+    <w:p>
+      <w:pPr>
         <w:pStyle w:val="Compact"/>
-      </w:pPr>
-      <w:r>
-        <w:rPr>
-          <w:bCs/>
-          <w:b/>
-        </w:rPr>
-        <w:t xml:space="preserve">좌표를</w:t>
-      </w:r>
-      <w:r>
-        <w:rPr>
-          <w:bCs/>
-          <w:b/>
-        </w:rPr>
-        <w:t xml:space="preserve"> </w:t>
-      </w:r>
-      <w:r>
-        <w:rPr>
-          <w:rStyle w:val="VerbatimChar"/>
-          <w:bCs/>
-          <w:b/>
-        </w:rPr>
-        <w:t xml:space="preserve">profiles.ts</w:t>
-      </w:r>
-      <w:r>
-        <w:rPr>
-          <w:bCs/>
-          <w:b/>
-        </w:rPr>
-        <w:t xml:space="preserve">에 넣지 않는다.</w:t>
-      </w:r>
-      <w:r>
-        <w:t xml:space="preserve"> </w:t>
-      </w:r>
-      <w:r>
-        <w:t xml:space="preserve">숫자만 남긴다 (ODbL 파생 DB 배포 회피)</w:t>
-      </w:r>
-    </w:p>
-    <w:p>
-      <w:pPr>
         <w:numPr>
           <w:ilvl w:val="0"/>
           <w:numId w:val="1004"/>
         </w:numPr>
+      </w:pPr>
+      <w:r>
+        <w:rPr>
+          <w:rStyle w:val="VerbatimChar"/>
+        </w:rPr>
+        <w:t xml:space="preserve">data/geometry/</w:t>
+      </w:r>
+      <w:r>
+        <w:t xml:space="preserve"> </w:t>
+      </w:r>
+      <w:r>
+        <w:t xml:space="preserve">는 gitignore 대상이다</w:t>
+      </w:r>
+    </w:p>
+    <w:p>
+      <w:pPr>
         <w:pStyle w:val="Compact"/>
-      </w:pPr>
-      <w:r>
-        <w:rPr>
-          <w:rStyle w:val="VerbatimChar"/>
-        </w:rPr>
-        <w:t xml:space="preserve">data/geometry/</w:t>
-      </w:r>
-      <w:r>
-        <w:t xml:space="preserve"> </w:t>
-      </w:r>
-      <w:r>
-        <w:t xml:space="preserve">는 gitignore 대상이다</w:t>
-      </w:r>
-    </w:p>
-    <w:p>
-      <w:pPr>
         <w:numPr>
           <w:ilvl w:val="0"/>
           <w:numId w:val="1004"/>
         </w:numPr>
+      </w:pPr>
+      <w:r>
+        <w:t xml:space="preserve">출처 표시 의무:</w:t>
+      </w:r>
+      <w:r>
+        <w:t xml:space="preserve"> </w:t>
+      </w:r>
+      <w:r>
+        <w:t xml:space="preserve">“경로 데이터 © OpenStreetMap contributors (ODbL)”</w:t>
+      </w:r>
+      <w:r>
+        <w:t xml:space="preserve"> </w:t>
+      </w:r>
+      <w:r>
+        <w:t xml:space="preserve">/</w:t>
+      </w:r>
+      <w:r>
+        <w:t xml:space="preserve"> </w:t>
+      </w:r>
+      <w:r>
+        <w:t xml:space="preserve">“고도 데이터 © Instituto Geográfico Nacional (CC BY 4.0)”</w:t>
+      </w:r>
+    </w:p>
+    <w:bookmarkEnd w:id="12"/>
+    <w:bookmarkStart w:id="13" w:name="프랑스-길은-하나의-선이-아니다"/>
+    <w:p>
+      <w:pPr>
+        <w:pStyle w:val="Heading3"/>
+      </w:pPr>
+      <w:r>
+        <w:t xml:space="preserve">4. 프랑스 길은 하나의 선이 아니다 🔴</w:t>
+      </w:r>
+    </w:p>
+    <w:p>
+      <w:pPr>
+        <w:pStyle w:val="FirstParagraph"/>
+      </w:pPr>
+      <w:r>
+        <w:rPr>
+          <w:b/>
+          <w:bCs/>
+        </w:rPr>
+        <w:t xml:space="preserve">11곳에서 갈라졌다 다시 만난다.</w:t>
+      </w:r>
+      <w:r>
+        <w:t xml:space="preserve"> </w:t>
+      </w:r>
+      <w:r>
+        <w:t xml:space="preserve">현재</w:t>
+      </w:r>
+      <w:r>
+        <w:t xml:space="preserve"> </w:t>
+      </w:r>
+      <w:r>
+        <w:rPr>
+          <w:rStyle w:val="VerbatimChar"/>
+        </w:rPr>
+        <w:t xml:space="preserve">towns.ts</w:t>
+      </w:r>
+      <w:r>
+        <w:t xml:space="preserve">는 단일 선형 배열이라 변형 경로가 없다.</w:t>
+      </w:r>
+    </w:p>
+    <w:p>
+      <w:pPr>
         <w:pStyle w:val="Compact"/>
-      </w:pPr>
-      <w:r>
-        <w:t xml:space="preserve">출처 표시 의무:</w:t>
-      </w:r>
-      <w:r>
-        <w:t xml:space="preserve"> </w:t>
-      </w:r>
-      <w:r>
-        <w:t xml:space="preserve">“</w:t>
-      </w:r>
-      <w:r>
-        <w:t xml:space="preserve">경로 데이터 © OpenStreetMap contributors (ODbL)</w:t>
-      </w:r>
-      <w:r>
-        <w:t xml:space="preserve">”</w:t>
-      </w:r>
-      <w:r>
-        <w:t xml:space="preserve"> </w:t>
-      </w:r>
-      <w:r>
-        <w:t xml:space="preserve">/</w:t>
-      </w:r>
-      <w:r>
-        <w:t xml:space="preserve"> </w:t>
-      </w:r>
-      <w:r>
-        <w:t xml:space="preserve">“</w:t>
-      </w:r>
-      <w:r>
-        <w:t xml:space="preserve">고도 데이터 © Instituto Geográfico Nacional (CC BY 4.0)</w:t>
-      </w:r>
-      <w:r>
-        <w:t xml:space="preserve">”</w:t>
-      </w:r>
-    </w:p>
-    <w:bookmarkEnd w:id="23"/>
-    <w:bookmarkStart w:id="24" w:name="프랑스-길은-하나의-선이-아니다"/>
-    <w:p>
-      <w:pPr>
-        <w:pStyle w:val="Heading3"/>
-      </w:pPr>
-      <w:r>
-        <w:t xml:space="preserve">4. 프랑스 길은 하나의 선이 아니다 🔴</w:t>
-      </w:r>
-    </w:p>
-    <w:p>
-      <w:pPr>
-        <w:pStyle w:val="FirstParagraph"/>
-      </w:pPr>
-      <w:r>
-        <w:rPr>
-          <w:bCs/>
-          <w:b/>
-        </w:rPr>
-        <w:t xml:space="preserve">11곳에서 갈라졌다 다시 만난다.</w:t>
-      </w:r>
-      <w:r>
-        <w:t xml:space="preserve"> </w:t>
-      </w:r>
-      <w:r>
-        <w:t xml:space="preserve">현재</w:t>
-      </w:r>
-      <w:r>
-        <w:t xml:space="preserve"> </w:t>
-      </w:r>
-      <w:r>
-        <w:rPr>
-          <w:rStyle w:val="VerbatimChar"/>
-        </w:rPr>
-        <w:t xml:space="preserve">towns.ts</w:t>
-      </w:r>
-      <w:r>
-        <w:t xml:space="preserve">는 단일 선형 배열이라 변형 경로가 없다.</w:t>
-      </w:r>
-    </w:p>
-    <w:p>
-      <w:pPr>
         <w:numPr>
           <w:ilvl w:val="0"/>
           <w:numId w:val="1005"/>
         </w:numPr>
+      </w:pPr>
+      <w:r>
+        <w:t xml:space="preserve">경로는</w:t>
+      </w:r>
+      <w:r>
+        <w:t xml:space="preserve"> </w:t>
+      </w:r>
+      <w:r>
+        <w:rPr>
+          <w:rStyle w:val="VerbatimChar"/>
+        </w:rPr>
+        <w:t xml:space="preserve">RouteFork</w:t>
+      </w:r>
+      <w:r>
+        <w:t xml:space="preserve"> </w:t>
+      </w:r>
+      <w:r>
+        <w:t xml:space="preserve">/</w:t>
+      </w:r>
+      <w:r>
+        <w:t xml:space="preserve"> </w:t>
+      </w:r>
+      <w:r>
+        <w:rPr>
+          <w:rStyle w:val="VerbatimChar"/>
+        </w:rPr>
+        <w:t xml:space="preserve">RouteVariant</w:t>
+      </w:r>
+      <w:r>
+        <w:t xml:space="preserve">로 관리한다</w:t>
+      </w:r>
+    </w:p>
+    <w:p>
+      <w:pPr>
         <w:pStyle w:val="Compact"/>
-      </w:pPr>
-      <w:r>
-        <w:t xml:space="preserve">경로는</w:t>
-      </w:r>
-      <w:r>
-        <w:t xml:space="preserve"> </w:t>
-      </w:r>
-      <w:r>
-        <w:rPr>
-          <w:rStyle w:val="VerbatimChar"/>
-        </w:rPr>
-        <w:t xml:space="preserve">RouteFork</w:t>
-      </w:r>
-      <w:r>
-        <w:t xml:space="preserve"> </w:t>
-      </w:r>
-      <w:r>
-        <w:t xml:space="preserve">/</w:t>
-      </w:r>
-      <w:r>
-        <w:t xml:space="preserve"> </w:t>
-      </w:r>
-      <w:r>
-        <w:rPr>
-          <w:rStyle w:val="VerbatimChar"/>
-        </w:rPr>
-        <w:t xml:space="preserve">RouteVariant</w:t>
-      </w:r>
-      <w:r>
-        <w:t xml:space="preserve">로 관리한다</w:t>
-      </w:r>
-    </w:p>
-    <w:p>
-      <w:pPr>
         <w:numPr>
           <w:ilvl w:val="0"/>
           <w:numId w:val="1005"/>
         </w:numPr>
+      </w:pPr>
+      <w:r>
+        <w:rPr>
+          <w:b/>
+          <w:bCs/>
+        </w:rPr>
+        <w:t xml:space="preserve">계절 폐쇄를 반드시 확인한다</w:t>
+      </w:r>
+      <w:r>
+        <w:t xml:space="preserve"> </w:t>
+      </w:r>
+      <w:r>
+        <w:t xml:space="preserve">—</w:t>
+      </w:r>
+      <w:r>
+        <w:t xml:space="preserve"> </w:t>
+      </w:r>
+      <w:r>
+        <w:rPr>
+          <w:rStyle w:val="VerbatimChar"/>
+        </w:rPr>
+        <w:t xml:space="preserve">closedFrom</w:t>
+      </w:r>
+      <w:r>
+        <w:t xml:space="preserve"> </w:t>
+      </w:r>
+      <w:r>
+        <w:t xml:space="preserve">/</w:t>
+      </w:r>
+      <w:r>
+        <w:t xml:space="preserve"> </w:t>
+      </w:r>
+      <w:r>
+        <w:rPr>
+          <w:rStyle w:val="VerbatimChar"/>
+        </w:rPr>
+        <w:t xml:space="preserve">closedTo</w:t>
+      </w:r>
+    </w:p>
+    <w:p>
+      <w:pPr>
         <w:pStyle w:val="Compact"/>
-      </w:pPr>
-      <w:r>
-        <w:rPr>
-          <w:bCs/>
-          <w:b/>
-        </w:rPr>
-        <w:t xml:space="preserve">계절 폐쇄를 반드시 확인한다</w:t>
-      </w:r>
-      <w:r>
-        <w:t xml:space="preserve"> </w:t>
-      </w:r>
-      <w:r>
-        <w:t xml:space="preserve">—</w:t>
-      </w:r>
-      <w:r>
-        <w:t xml:space="preserve"> </w:t>
-      </w:r>
-      <w:r>
-        <w:rPr>
-          <w:rStyle w:val="VerbatimChar"/>
-        </w:rPr>
-        <w:t xml:space="preserve">closedFrom</w:t>
-      </w:r>
-      <w:r>
-        <w:t xml:space="preserve"> </w:t>
-      </w:r>
-      <w:r>
-        <w:t xml:space="preserve">/</w:t>
-      </w:r>
-      <w:r>
-        <w:t xml:space="preserve"> </w:t>
-      </w:r>
-      <w:r>
-        <w:rPr>
-          <w:rStyle w:val="VerbatimChar"/>
-        </w:rPr>
-        <w:t xml:space="preserve">closedTo</w:t>
-      </w:r>
-    </w:p>
-    <w:p>
-      <w:pPr>
         <w:numPr>
           <w:ilvl w:val="0"/>
           <w:numId w:val="1005"/>
         </w:numPr>
+      </w:pPr>
+      <w:r>
+        <w:t xml:space="preserve">❌ 모든 순례자가 같은 마을을 지난다고 가정하는 코드</w:t>
+      </w:r>
+    </w:p>
+    <w:p>
+      <w:pPr>
         <w:pStyle w:val="Compact"/>
-      </w:pPr>
-      <w:r>
-        <w:t xml:space="preserve">❌ 모든 순례자가 같은 마을을 지난다고 가정하는 코드</w:t>
-      </w:r>
-    </w:p>
-    <w:p>
-      <w:pPr>
         <w:numPr>
           <w:ilvl w:val="0"/>
           <w:numId w:val="1005"/>
         </w:numPr>
-        <w:pStyle w:val="Compact"/>
       </w:pPr>
       <w:r>
         <w:t xml:space="preserve">✅</w:t>
@@ -979,7 +986,6 @@
         <w:tblStyle w:val="Table"/>
         <w:tblW w:type="auto" w:w="0"/>
         <w:tblLook w:firstRow="1" w:lastRow="0" w:firstColumn="0" w:lastColumn="0" w:noHBand="0" w:noVBand="0" w:val="0020"/>
-        <w:jc w:val="start"/>
       </w:tblPr>
       <w:tblGrid>
         <w:gridCol w:w="3960"/>
@@ -987,14 +993,13 @@
       </w:tblGrid>
       <w:tr>
         <w:trPr>
-          <w:tblHeader w:val="true"/>
+          <w:tblHeader w:val="on"/>
         </w:trPr>
         <w:tc>
           <w:tcPr/>
           <w:p>
             <w:pPr>
               <w:pStyle w:val="Compact"/>
-              <w:jc w:val="left"/>
             </w:pPr>
             <w:r>
               <w:t xml:space="preserve">대표 갈림길</w:t>
@@ -1006,7 +1011,6 @@
           <w:p>
             <w:pPr>
               <w:pStyle w:val="Compact"/>
-              <w:jc w:val="left"/>
             </w:pPr>
             <w:r>
               <w:t xml:space="preserve">선택지</w:t>
@@ -1020,12 +1024,11 @@
           <w:p>
             <w:pPr>
               <w:pStyle w:val="Compact"/>
-              <w:jc w:val="left"/>
             </w:pPr>
             <w:r>
               <w:rPr>
+                <w:b/>
                 <w:bCs/>
-                <w:b/>
               </w:rPr>
               <w:t xml:space="preserve">생장피드포르</w:t>
             </w:r>
@@ -1036,12 +1039,11 @@
           <w:p>
             <w:pPr>
               <w:pStyle w:val="Compact"/>
-              <w:jc w:val="left"/>
             </w:pPr>
             <w:r>
               <w:rPr>
+                <w:b/>
                 <w:bCs/>
-                <w:b/>
               </w:rPr>
               <w:t xml:space="preserve">나폴레옹(고지)</w:t>
             </w:r>
@@ -1056,8 +1058,8 @@
             </w:r>
             <w:r>
               <w:rPr>
+                <w:b/>
                 <w:bCs/>
-                <w:b/>
               </w:rPr>
               <w:t xml:space="preserve">발카를로스(계곡)</w:t>
             </w:r>
@@ -1070,7 +1072,6 @@
           <w:p>
             <w:pPr>
               <w:pStyle w:val="Compact"/>
-              <w:jc w:val="left"/>
             </w:pPr>
             <w:r>
               <w:t xml:space="preserve">레온 이후</w:t>
@@ -1082,7 +1083,6 @@
           <w:p>
             <w:pPr>
               <w:pStyle w:val="Compact"/>
-              <w:jc w:val="left"/>
             </w:pPr>
             <w:r>
               <w:t xml:space="preserve">비야당고스(차도) vs 비야르 데 마사리페</w:t>
@@ -1096,7 +1096,6 @@
           <w:p>
             <w:pPr>
               <w:pStyle w:val="Compact"/>
-              <w:jc w:val="left"/>
             </w:pPr>
             <w:r>
               <w:t xml:space="preserve">트리아카스텔라</w:t>
@@ -1108,7 +1107,6 @@
           <w:p>
             <w:pPr>
               <w:pStyle w:val="Compact"/>
-              <w:jc w:val="left"/>
             </w:pPr>
             <w:r>
               <w:t xml:space="preserve">산 실(짧음) vs 사모스(대수도원)</w:t>
@@ -1129,8 +1127,8 @@
       </w:r>
       <w:r>
         <w:rPr>
-          <w:bCs/>
-          <w:b/>
+          <w:b/>
+          <w:bCs/>
         </w:rPr>
         <w:t xml:space="preserve">나폴레옹 루트는 11월 1일~3월 31일 폐쇄된다.</w:t>
       </w:r>
@@ -1151,8 +1149,8 @@
       </w:r>
       <w:r>
         <w:rPr>
-          <w:bCs/>
-          <w:b/>
+          <w:b/>
+          <w:bCs/>
         </w:rPr>
         <w:t xml:space="preserve">후보에서 아예 뺀다.</w:t>
       </w:r>
@@ -1169,8 +1167,8 @@
       </w:r>
       <w:r>
         <w:rPr>
-          <w:bCs/>
-          <w:b/>
+          <w:b/>
+          <w:bCs/>
         </w:rPr>
         <w:t xml:space="preserve">당일 안전 판단은 생장 순례자 사무소가 한다.</w:t>
       </w:r>
@@ -1181,8 +1179,8 @@
         <w:t xml:space="preserve">우리는 사전 정보만 제공하고, 현지 안내를 따르라고 말한다.</w:t>
       </w:r>
     </w:p>
-    <w:bookmarkEnd w:id="24"/>
-    <w:bookmarkStart w:id="25" w:name="원어명을-지우면-버그다"/>
+    <w:bookmarkEnd w:id="13"/>
+    <w:bookmarkStart w:id="14" w:name="원어명을-지우면-버그다"/>
     <w:p>
       <w:pPr>
         <w:pStyle w:val="Heading3"/>
@@ -1203,8 +1201,8 @@
       </w:r>
       <w:r>
         <w:rPr>
-          <w:bCs/>
-          <w:b/>
+          <w:b/>
+          <w:bCs/>
         </w:rPr>
         <w:t xml:space="preserve">스페인어 원어를 반드시 함께 표시</w:t>
       </w:r>
@@ -1212,8 +1210,8 @@
         <w:t xml:space="preserve">한다. 순례자가 현지에서 화면을 보여줘야 하기 때문이다. 한글만 남기는 UI는 거절한다.</w:t>
       </w:r>
     </w:p>
-    <w:bookmarkEnd w:id="25"/>
-    <w:bookmarkStart w:id="26" w:name="계산-로직은-순수-함수-테스트"/>
+    <w:bookmarkEnd w:id="14"/>
+    <w:bookmarkStart w:id="15" w:name="계산-로직은-순수-함수-테스트"/>
     <w:p>
       <w:pPr>
         <w:pStyle w:val="Heading3"/>
@@ -1247,437 +1245,437 @@
     </w:p>
     <w:p>
       <w:pPr>
+        <w:pStyle w:val="Compact"/>
         <w:numPr>
           <w:ilvl w:val="0"/>
           <w:numId w:val="1006"/>
         </w:numPr>
+      </w:pPr>
+      <w:r>
+        <w:t xml:space="preserve">컴포넌트 안에서 계산하지 않는다</w:t>
+      </w:r>
+    </w:p>
+    <w:p>
+      <w:pPr>
         <w:pStyle w:val="Compact"/>
-      </w:pPr>
-      <w:r>
-        <w:t xml:space="preserve">컴포넌트 안에서 계산하지 않는다</w:t>
-      </w:r>
-    </w:p>
-    <w:p>
-      <w:pPr>
         <w:numPr>
           <w:ilvl w:val="0"/>
           <w:numId w:val="1006"/>
         </w:numPr>
+      </w:pPr>
+      <w:r>
+        <w:rPr>
+          <w:rStyle w:val="VerbatimChar"/>
+        </w:rPr>
+        <w:t xml:space="preserve">fetch</w:t>
+      </w:r>
+      <w:r>
+        <w:t xml:space="preserve">,</w:t>
+      </w:r>
+      <w:r>
+        <w:t xml:space="preserve"> </w:t>
+      </w:r>
+      <w:r>
+        <w:rPr>
+          <w:rStyle w:val="VerbatimChar"/>
+        </w:rPr>
+        <w:t xml:space="preserve">window</w:t>
+      </w:r>
+      <w:r>
+        <w:t xml:space="preserve">,</w:t>
+      </w:r>
+      <w:r>
+        <w:t xml:space="preserve"> </w:t>
+      </w:r>
+      <w:r>
+        <w:rPr>
+          <w:rStyle w:val="VerbatimChar"/>
+        </w:rPr>
+        <w:t xml:space="preserve">localStorage</w:t>
+      </w:r>
+      <w:r>
+        <w:t xml:space="preserve"> </w:t>
+      </w:r>
+      <w:r>
+        <w:t xml:space="preserve">참조 금지 (Phase 3에서 React Native로 이식)</w:t>
+      </w:r>
+    </w:p>
+    <w:bookmarkEnd w:id="15"/>
+    <w:bookmarkStart w:id="16" w:name="seo는-전략-그-자체다"/>
+    <w:p>
+      <w:pPr>
+        <w:pStyle w:val="Heading3"/>
+      </w:pPr>
+      <w:r>
+        <w:t xml:space="preserve">7. SEO는 전략 그 자체다</w:t>
+      </w:r>
+    </w:p>
+    <w:p>
+      <w:pPr>
+        <w:pStyle w:val="FirstParagraph"/>
+      </w:pPr>
+      <w:r>
+        <w:t xml:space="preserve">검색이 이 서비스의 유일한 100% 관문이다.</w:t>
+      </w:r>
+    </w:p>
+    <w:p>
+      <w:pPr>
         <w:pStyle w:val="Compact"/>
-      </w:pPr>
-      <w:r>
-        <w:rPr>
-          <w:rStyle w:val="VerbatimChar"/>
-        </w:rPr>
-        <w:t xml:space="preserve">fetch</w:t>
-      </w:r>
-      <w:r>
-        <w:t xml:space="preserve">,</w:t>
-      </w:r>
-      <w:r>
-        <w:t xml:space="preserve"> </w:t>
-      </w:r>
-      <w:r>
-        <w:rPr>
-          <w:rStyle w:val="VerbatimChar"/>
-        </w:rPr>
-        <w:t xml:space="preserve">window</w:t>
-      </w:r>
-      <w:r>
-        <w:t xml:space="preserve">,</w:t>
-      </w:r>
-      <w:r>
-        <w:t xml:space="preserve"> </w:t>
-      </w:r>
-      <w:r>
-        <w:rPr>
-          <w:rStyle w:val="VerbatimChar"/>
-        </w:rPr>
-        <w:t xml:space="preserve">localStorage</w:t>
-      </w:r>
-      <w:r>
-        <w:t xml:space="preserve"> </w:t>
-      </w:r>
-      <w:r>
-        <w:t xml:space="preserve">참조 금지 (Phase 3에서 React Native로 이식)</w:t>
-      </w:r>
-    </w:p>
-    <w:bookmarkEnd w:id="26"/>
-    <w:bookmarkStart w:id="27" w:name="seo는-전략-그-자체다"/>
-    <w:p>
-      <w:pPr>
-        <w:pStyle w:val="Heading3"/>
-      </w:pPr>
-      <w:r>
-        <w:t xml:space="preserve">7. SEO는 전략 그 자체다</w:t>
-      </w:r>
-    </w:p>
-    <w:p>
-      <w:pPr>
-        <w:pStyle w:val="FirstParagraph"/>
-      </w:pPr>
-      <w:r>
-        <w:t xml:space="preserve">검색이 이 서비스의 유일한 100% 관문이다.</w:t>
-      </w:r>
-    </w:p>
-    <w:p>
-      <w:pPr>
         <w:numPr>
           <w:ilvl w:val="0"/>
           <w:numId w:val="1007"/>
         </w:numPr>
+      </w:pPr>
+      <w:r>
+        <w:t xml:space="preserve">모든 페이지</w:t>
+      </w:r>
+      <w:r>
+        <w:t xml:space="preserve"> </w:t>
+      </w:r>
+      <w:r>
+        <w:rPr>
+          <w:b/>
+          <w:bCs/>
+        </w:rPr>
+        <w:t xml:space="preserve">서버 렌더</w:t>
+      </w:r>
+      <w:r>
+        <w:t xml:space="preserve">. JS를 꺼도 본문이 보인다</w:t>
+      </w:r>
+    </w:p>
+    <w:p>
+      <w:pPr>
         <w:pStyle w:val="Compact"/>
-      </w:pPr>
-      <w:r>
-        <w:t xml:space="preserve">모든 페이지</w:t>
-      </w:r>
-      <w:r>
-        <w:t xml:space="preserve"> </w:t>
-      </w:r>
-      <w:r>
-        <w:rPr>
-          <w:bCs/>
-          <w:b/>
-        </w:rPr>
-        <w:t xml:space="preserve">서버 렌더</w:t>
-      </w:r>
-      <w:r>
-        <w:t xml:space="preserve">. JS를 꺼도 본문이 보인다</w:t>
-      </w:r>
-    </w:p>
-    <w:p>
-      <w:pPr>
         <w:numPr>
           <w:ilvl w:val="0"/>
           <w:numId w:val="1007"/>
         </w:numPr>
+      </w:pPr>
+      <w:r>
+        <w:rPr>
+          <w:rStyle w:val="VerbatimChar"/>
+        </w:rPr>
+        <w:t xml:space="preserve">useEffect</w:t>
+      </w:r>
+      <w:r>
+        <w:t xml:space="preserve"> </w:t>
+      </w:r>
+      <w:r>
+        <w:t xml:space="preserve">안에서 계산해서 렌더하지 않는다</w:t>
+      </w:r>
+    </w:p>
+    <w:p>
+      <w:pPr>
         <w:pStyle w:val="Compact"/>
-      </w:pPr>
-      <w:r>
-        <w:rPr>
-          <w:rStyle w:val="VerbatimChar"/>
-        </w:rPr>
-        <w:t xml:space="preserve">useEffect</w:t>
-      </w:r>
-      <w:r>
-        <w:t xml:space="preserve"> </w:t>
-      </w:r>
-      <w:r>
-        <w:t xml:space="preserve">안에서 계산해서 렌더하지 않는다</w:t>
-      </w:r>
-    </w:p>
-    <w:p>
-      <w:pPr>
         <w:numPr>
           <w:ilvl w:val="0"/>
           <w:numId w:val="1007"/>
         </w:numPr>
+      </w:pPr>
+      <w:r>
+        <w:t xml:space="preserve">페이지마다</w:t>
+      </w:r>
+      <w:r>
+        <w:t xml:space="preserve"> </w:t>
+      </w:r>
+      <w:r>
+        <w:rPr>
+          <w:rStyle w:val="VerbatimChar"/>
+        </w:rPr>
+        <w:t xml:space="preserve">generateMetadata</w:t>
+      </w:r>
+      <w:r>
+        <w:t xml:space="preserve">로 고유 title (50~60자)</w:t>
+      </w:r>
+    </w:p>
+    <w:p>
+      <w:pPr>
         <w:pStyle w:val="Compact"/>
-      </w:pPr>
-      <w:r>
-        <w:t xml:space="preserve">페이지마다</w:t>
-      </w:r>
-      <w:r>
-        <w:t xml:space="preserve"> </w:t>
-      </w:r>
-      <w:r>
-        <w:rPr>
-          <w:rStyle w:val="VerbatimChar"/>
-        </w:rPr>
-        <w:t xml:space="preserve">generateMetadata</w:t>
-      </w:r>
-      <w:r>
-        <w:t xml:space="preserve">로 고유 title (50~60자)</w:t>
-      </w:r>
-    </w:p>
-    <w:p>
-      <w:pPr>
         <w:numPr>
           <w:ilvl w:val="0"/>
           <w:numId w:val="1007"/>
         </w:numPr>
+      </w:pPr>
+      <w:r>
+        <w:t xml:space="preserve">새 페이지를 만들면 sitemap에 반드시 포함</w:t>
+      </w:r>
+    </w:p>
+    <w:bookmarkEnd w:id="16"/>
+    <w:bookmarkStart w:id="17" w:name="무료이고-가입이-없다"/>
+    <w:p>
+      <w:pPr>
+        <w:pStyle w:val="Heading3"/>
+      </w:pPr>
+      <w:r>
+        <w:t xml:space="preserve">8. 무료이고 가입이 없다</w:t>
+      </w:r>
+    </w:p>
+    <w:p>
+      <w:pPr>
         <w:pStyle w:val="Compact"/>
-      </w:pPr>
-      <w:r>
-        <w:t xml:space="preserve">새 페이지를 만들면 sitemap에 반드시 포함</w:t>
-      </w:r>
-    </w:p>
-    <w:bookmarkEnd w:id="27"/>
-    <w:bookmarkStart w:id="28" w:name="무료이고-가입이-없다"/>
-    <w:p>
-      <w:pPr>
-        <w:pStyle w:val="Heading3"/>
-      </w:pPr>
-      <w:r>
-        <w:t xml:space="preserve">8. 무료이고 가입이 없다</w:t>
-      </w:r>
-    </w:p>
-    <w:p>
-      <w:pPr>
         <w:numPr>
           <w:ilvl w:val="0"/>
           <w:numId w:val="1008"/>
         </w:numPr>
+      </w:pPr>
+      <w:r>
+        <w:t xml:space="preserve">핵심 기능에 결제벽·가입벽을 세우지 않는다</w:t>
+      </w:r>
+    </w:p>
+    <w:p>
+      <w:pPr>
         <w:pStyle w:val="Compact"/>
-      </w:pPr>
-      <w:r>
-        <w:t xml:space="preserve">핵심 기능에 결제벽·가입벽을 세우지 않는다</w:t>
-      </w:r>
-    </w:p>
-    <w:p>
-      <w:pPr>
         <w:numPr>
           <w:ilvl w:val="0"/>
           <w:numId w:val="1008"/>
         </w:numPr>
+      </w:pPr>
+      <w:r>
+        <w:t xml:space="preserve">계획 상태는</w:t>
+      </w:r>
+      <w:r>
+        <w:t xml:space="preserve"> </w:t>
+      </w:r>
+      <w:r>
+        <w:rPr>
+          <w:b/>
+          <w:bCs/>
+        </w:rPr>
+        <w:t xml:space="preserve">URL 쿼리스트링</w:t>
+      </w:r>
+      <w:r>
+        <w:t xml:space="preserve">에 담는다. localStorage 금지 (URL이 진실의 원천)</w:t>
+      </w:r>
+    </w:p>
+    <w:p>
+      <w:pPr>
         <w:pStyle w:val="Compact"/>
-      </w:pPr>
-      <w:r>
-        <w:t xml:space="preserve">계획 상태는</w:t>
-      </w:r>
-      <w:r>
-        <w:t xml:space="preserve"> </w:t>
-      </w:r>
-      <w:r>
-        <w:rPr>
-          <w:bCs/>
-          <w:b/>
-        </w:rPr>
-        <w:t xml:space="preserve">URL 쿼리스트링</w:t>
-      </w:r>
-      <w:r>
-        <w:t xml:space="preserve">에 담는다. localStorage 금지 (URL이 진실의 원천)</w:t>
-      </w:r>
-    </w:p>
-    <w:p>
-      <w:pPr>
         <w:numPr>
           <w:ilvl w:val="0"/>
           <w:numId w:val="1008"/>
         </w:numPr>
+      </w:pPr>
+      <w:r>
+        <w:t xml:space="preserve">이메일은 선택 사항. 결과를 보려면 이메일을 내라는 구조 금지</w:t>
+      </w:r>
+    </w:p>
+    <w:p>
+      <w:pPr>
         <w:pStyle w:val="Compact"/>
-      </w:pPr>
-      <w:r>
-        <w:t xml:space="preserve">이메일은 선택 사항. 결과를 보려면 이메일을 내라는 구조 금지</w:t>
-      </w:r>
-    </w:p>
-    <w:p>
-      <w:pPr>
         <w:numPr>
           <w:ilvl w:val="0"/>
           <w:numId w:val="1008"/>
         </w:numPr>
+      </w:pPr>
+      <w:r>
+        <w:t xml:space="preserve">체중·나이 같은 민감 정보를 필수 입력으로 만들지 않는다</w:t>
+      </w:r>
+    </w:p>
+    <w:bookmarkEnd w:id="17"/>
+    <w:bookmarkStart w:id="18" w:name="접근성-하한선"/>
+    <w:p>
+      <w:pPr>
+        <w:pStyle w:val="Heading3"/>
+      </w:pPr>
+      <w:r>
+        <w:t xml:space="preserve">9. 접근성 하한선</w:t>
+      </w:r>
+    </w:p>
+    <w:p>
+      <w:pPr>
+        <w:pStyle w:val="FirstParagraph"/>
+      </w:pPr>
+      <w:r>
+        <w:t xml:space="preserve">주 사용자층에 60대 이상이 상당수다.</w:t>
+      </w:r>
+    </w:p>
+    <w:p>
+      <w:pPr>
         <w:pStyle w:val="Compact"/>
-      </w:pPr>
-      <w:r>
-        <w:t xml:space="preserve">체중·나이 같은 민감 정보를 필수 입력으로 만들지 않는다</w:t>
-      </w:r>
-    </w:p>
-    <w:bookmarkEnd w:id="28"/>
-    <w:bookmarkStart w:id="29" w:name="접근성-하한선"/>
-    <w:p>
-      <w:pPr>
-        <w:pStyle w:val="Heading3"/>
-      </w:pPr>
-      <w:r>
-        <w:t xml:space="preserve">9. 접근성 하한선</w:t>
-      </w:r>
-    </w:p>
-    <w:p>
-      <w:pPr>
-        <w:pStyle w:val="FirstParagraph"/>
-      </w:pPr>
-      <w:r>
-        <w:t xml:space="preserve">주 사용자층에 60대 이상이 상당수다.</w:t>
-      </w:r>
-    </w:p>
-    <w:p>
-      <w:pPr>
         <w:numPr>
           <w:ilvl w:val="0"/>
           <w:numId w:val="1009"/>
         </w:numPr>
+      </w:pPr>
+      <w:r>
+        <w:t xml:space="preserve">본문 최소 17px, 주요 수치 18px 이상</w:t>
+      </w:r>
+    </w:p>
+    <w:p>
+      <w:pPr>
         <w:pStyle w:val="Compact"/>
-      </w:pPr>
-      <w:r>
-        <w:t xml:space="preserve">본문 최소 17px, 주요 수치 18px 이상</w:t>
-      </w:r>
-    </w:p>
-    <w:p>
-      <w:pPr>
         <w:numPr>
           <w:ilvl w:val="0"/>
           <w:numId w:val="1009"/>
         </w:numPr>
+      </w:pPr>
+      <w:r>
+        <w:t xml:space="preserve">명도 대비 4.5:1 이상</w:t>
+      </w:r>
+    </w:p>
+    <w:p>
+      <w:pPr>
         <w:pStyle w:val="Compact"/>
-      </w:pPr>
-      <w:r>
-        <w:t xml:space="preserve">명도 대비 4.5:1 이상</w:t>
-      </w:r>
-    </w:p>
-    <w:p>
-      <w:pPr>
         <w:numPr>
           <w:ilvl w:val="0"/>
           <w:numId w:val="1009"/>
         </w:numPr>
+      </w:pPr>
+      <w:r>
+        <w:t xml:space="preserve">터치 타깃 최소 44×44px</w:t>
+      </w:r>
+    </w:p>
+    <w:p>
+      <w:pPr>
         <w:pStyle w:val="Compact"/>
-      </w:pPr>
-      <w:r>
-        <w:t xml:space="preserve">터치 타깃 최소 44×44px</w:t>
-      </w:r>
-    </w:p>
-    <w:p>
-      <w:pPr>
         <w:numPr>
           <w:ilvl w:val="0"/>
           <w:numId w:val="1009"/>
         </w:numPr>
+      </w:pPr>
+      <w:r>
+        <w:t xml:space="preserve">키보드 포커스 링 제거 금지</w:t>
+      </w:r>
+    </w:p>
+    <w:p>
+      <w:pPr>
         <w:pStyle w:val="Compact"/>
-      </w:pPr>
-      <w:r>
-        <w:t xml:space="preserve">키보드 포커스 링 제거 금지</w:t>
-      </w:r>
-    </w:p>
-    <w:p>
-      <w:pPr>
         <w:numPr>
           <w:ilvl w:val="0"/>
           <w:numId w:val="1009"/>
         </w:numPr>
+      </w:pPr>
+      <w:r>
+        <w:rPr>
+          <w:b/>
+          <w:bCs/>
+        </w:rPr>
+        <w:t xml:space="preserve">인쇄 지원 필수</w:t>
+      </w:r>
+      <w:r>
+        <w:t xml:space="preserve"> </w:t>
+      </w:r>
+      <w:r>
+        <w:t xml:space="preserve">(</w:t>
+      </w:r>
+      <w:r>
+        <w:rPr>
+          <w:rStyle w:val="VerbatimChar"/>
+        </w:rPr>
+        <w:t xml:space="preserve">@media print</w:t>
+      </w:r>
+      <w:r>
+        <w:t xml:space="preserve">) — 비디지털층에 닿는 유일한 경로</w:t>
+      </w:r>
+    </w:p>
+    <w:bookmarkEnd w:id="18"/>
+    <w:bookmarkStart w:id="19" w:name="오프라인을-전제로-설계"/>
+    <w:p>
+      <w:pPr>
+        <w:pStyle w:val="Heading3"/>
+      </w:pPr>
+      <w:r>
+        <w:t xml:space="preserve">10. 오프라인을 전제로 설계</w:t>
+      </w:r>
+    </w:p>
+    <w:p>
+      <w:pPr>
+        <w:pStyle w:val="FirstParagraph"/>
+      </w:pPr>
+      <w:r>
+        <w:t xml:space="preserve">Phase 3에서 React Native로 옮긴다. 메세타와 갈리시아 산간은 통신이 끊긴다.</w:t>
+      </w:r>
+      <w:r>
+        <w:t xml:space="preserve"> </w:t>
+      </w:r>
+      <w:r>
+        <w:rPr>
+          <w:b/>
+          <w:bCs/>
+        </w:rPr>
+        <w:t xml:space="preserve">서버 API 호출로 일정을 계산하는 설계는 금지.</w:t>
+      </w:r>
+    </w:p>
+    <w:bookmarkEnd w:id="19"/>
+    <w:bookmarkStart w:id="20" w:name="의료-정보는-넣지-않는다"/>
+    <w:p>
+      <w:pPr>
+        <w:pStyle w:val="Heading3"/>
+      </w:pPr>
+      <w:r>
+        <w:t xml:space="preserve">11. 의료 정보는 넣지 않는다</w:t>
+      </w:r>
+    </w:p>
+    <w:p>
+      <w:pPr>
+        <w:pStyle w:val="FirstParagraph"/>
+      </w:pPr>
+      <w:r>
+        <w:t xml:space="preserve">통증 대처법, 약품명, 물집 처치 방법은</w:t>
+      </w:r>
+      <w:r>
+        <w:t xml:space="preserve"> </w:t>
+      </w:r>
+      <w:r>
+        <w:rPr>
+          <w:b/>
+          <w:bCs/>
+        </w:rPr>
+        <w:t xml:space="preserve">정형외과·스포츠의학 자문 검수 전까지 앱에 넣지 않는다.</w:t>
+      </w:r>
+    </w:p>
+    <w:bookmarkEnd w:id="20"/>
+    <w:bookmarkStart w:id="21" w:name="인증서를-흉내내지-않는다"/>
+    <w:p>
+      <w:pPr>
+        <w:pStyle w:val="Heading3"/>
+      </w:pPr>
+      <w:r>
+        <w:t xml:space="preserve">12. 인증서를 흉내내지 않는다</w:t>
+      </w:r>
+    </w:p>
+    <w:p>
+      <w:pPr>
+        <w:pStyle w:val="FirstParagraph"/>
+      </w:pPr>
+      <w:r>
+        <w:t xml:space="preserve">완주 증명은 이미 공식 제도가 있다.</w:t>
+      </w:r>
+    </w:p>
+    <w:p>
+      <w:pPr>
         <w:pStyle w:val="Compact"/>
-      </w:pPr>
-      <w:r>
-        <w:rPr>
-          <w:bCs/>
-          <w:b/>
-        </w:rPr>
-        <w:t xml:space="preserve">인쇄 지원 필수</w:t>
-      </w:r>
-      <w:r>
-        <w:t xml:space="preserve"> </w:t>
-      </w:r>
-      <w:r>
-        <w:t xml:space="preserve">(</w:t>
-      </w:r>
-      <w:r>
-        <w:rPr>
-          <w:rStyle w:val="VerbatimChar"/>
-        </w:rPr>
-        <w:t xml:space="preserve">@media print</w:t>
-      </w:r>
-      <w:r>
-        <w:t xml:space="preserve">) — 비디지털층에 닿는 유일한 경로</w:t>
-      </w:r>
-    </w:p>
-    <w:bookmarkEnd w:id="29"/>
-    <w:bookmarkStart w:id="30" w:name="오프라인을-전제로-설계"/>
-    <w:p>
-      <w:pPr>
-        <w:pStyle w:val="Heading3"/>
-      </w:pPr>
-      <w:r>
-        <w:t xml:space="preserve">10. 오프라인을 전제로 설계</w:t>
-      </w:r>
-    </w:p>
-    <w:p>
-      <w:pPr>
-        <w:pStyle w:val="FirstParagraph"/>
-      </w:pPr>
-      <w:r>
-        <w:t xml:space="preserve">Phase 3에서 React Native로 옮긴다. 메세타와 갈리시아 산간은 통신이 끊긴다.</w:t>
-      </w:r>
-      <w:r>
-        <w:t xml:space="preserve"> </w:t>
-      </w:r>
-      <w:r>
-        <w:rPr>
-          <w:bCs/>
-          <w:b/>
-        </w:rPr>
-        <w:t xml:space="preserve">서버 API 호출로 일정을 계산하는 설계는 금지.</w:t>
-      </w:r>
-    </w:p>
-    <w:bookmarkEnd w:id="30"/>
-    <w:bookmarkStart w:id="31" w:name="의료-정보는-넣지-않는다"/>
-    <w:p>
-      <w:pPr>
-        <w:pStyle w:val="Heading3"/>
-      </w:pPr>
-      <w:r>
-        <w:t xml:space="preserve">11. 의료 정보는 넣지 않는다</w:t>
-      </w:r>
-    </w:p>
-    <w:p>
-      <w:pPr>
-        <w:pStyle w:val="FirstParagraph"/>
-      </w:pPr>
-      <w:r>
-        <w:t xml:space="preserve">통증 대처법, 약품명, 물집 처치 방법은</w:t>
-      </w:r>
-      <w:r>
-        <w:t xml:space="preserve"> </w:t>
-      </w:r>
-      <w:r>
-        <w:rPr>
-          <w:bCs/>
-          <w:b/>
-        </w:rPr>
-        <w:t xml:space="preserve">정형외과·스포츠의학 자문 검수 전까지 앱에 넣지 않는다.</w:t>
-      </w:r>
-    </w:p>
-    <w:bookmarkEnd w:id="31"/>
-    <w:bookmarkStart w:id="32" w:name="인증서를-흉내내지-않는다"/>
-    <w:p>
-      <w:pPr>
-        <w:pStyle w:val="Heading3"/>
-      </w:pPr>
-      <w:r>
-        <w:t xml:space="preserve">12. 인증서를 흉내내지 않는다</w:t>
-      </w:r>
-    </w:p>
-    <w:p>
-      <w:pPr>
-        <w:pStyle w:val="FirstParagraph"/>
-      </w:pPr>
-      <w:r>
-        <w:t xml:space="preserve">완주 증명은 이미 공식 제도가 있다.</w:t>
-      </w:r>
-    </w:p>
-    <w:p>
-      <w:pPr>
         <w:numPr>
           <w:ilvl w:val="0"/>
           <w:numId w:val="1010"/>
         </w:numPr>
+      </w:pPr>
+      <w:r>
+        <w:rPr>
+          <w:b/>
+          <w:bCs/>
+        </w:rPr>
+        <w:t xml:space="preserve">콤포스텔라</w:t>
+      </w:r>
+      <w:r>
+        <w:t xml:space="preserve"> </w:t>
+      </w:r>
+      <w:r>
+        <w:t xml:space="preserve">— 산티아고 대성당 발급</w:t>
+      </w:r>
+    </w:p>
+    <w:p>
+      <w:pPr>
         <w:pStyle w:val="Compact"/>
-      </w:pPr>
-      <w:r>
-        <w:rPr>
-          <w:bCs/>
-          <w:b/>
-        </w:rPr>
-        <w:t xml:space="preserve">콤포스텔라</w:t>
-      </w:r>
-      <w:r>
-        <w:t xml:space="preserve"> </w:t>
-      </w:r>
-      <w:r>
-        <w:t xml:space="preserve">— 산티아고 대성당 발급</w:t>
-      </w:r>
-    </w:p>
-    <w:p>
-      <w:pPr>
         <w:numPr>
           <w:ilvl w:val="0"/>
           <w:numId w:val="1010"/>
         </w:numPr>
-        <w:pStyle w:val="Compact"/>
-      </w:pPr>
-      <w:r>
-        <w:rPr>
-          <w:bCs/>
-          <w:b/>
+      </w:pPr>
+      <w:r>
+        <w:rPr>
+          <w:b/>
+          <w:bCs/>
         </w:rPr>
         <w:t xml:space="preserve">이중 순례자(Dual Pilgrim)</w:t>
       </w:r>
@@ -1700,8 +1698,8 @@
       </w:r>
       <w:r>
         <w:rPr>
-          <w:bCs/>
-          <w:b/>
+          <w:b/>
+          <w:bCs/>
         </w:rPr>
         <w:t xml:space="preserve">안내와 기록만</w:t>
       </w:r>
@@ -1730,8 +1728,8 @@
       </w:r>
       <w:r>
         <w:rPr>
-          <w:bCs/>
-          <w:b/>
+          <w:b/>
+          <w:bCs/>
         </w:rPr>
         <w:t xml:space="preserve">무료</w:t>
       </w:r>
@@ -1743,31 +1741,122 @@
       </w:r>
       <w:r>
         <w:rPr>
-          <w:bCs/>
-          <w:b/>
-        </w:rPr>
-        <w:t xml:space="preserve">“</w:t>
-      </w:r>
-      <w:r>
-        <w:rPr>
-          <w:bCs/>
-          <w:b/>
-        </w:rPr>
-        <w:t xml:space="preserve">완주했는데 돈을 내야 결과를 준다</w:t>
-      </w:r>
-      <w:r>
-        <w:rPr>
-          <w:bCs/>
-          <w:b/>
-        </w:rPr>
-        <w:t xml:space="preserve">”</w:t>
-      </w:r>
-      <w:r>
-        <w:rPr>
-          <w:bCs/>
-          <w:b/>
+          <w:b/>
+          <w:bCs/>
+        </w:rPr>
+        <w:t xml:space="preserve">“완주했는데 돈을 내야 결과를 준다”</w:t>
+      </w:r>
+      <w:r>
+        <w:rPr>
+          <w:b/>
+          <w:bCs/>
         </w:rPr>
         <w:t xml:space="preserve">는 구조는 만들지 않는다.</w:t>
+      </w:r>
+    </w:p>
+    <w:p>
+      <w:pPr>
+        <w:pStyle w:val="BodyText"/>
+      </w:pPr>
+      <w:r>
+        <w:rPr>
+          <w:b/>
+          <w:bCs/>
+        </w:rPr>
+        <w:t xml:space="preserve">⚠️ 90/10 원칙 (신설):</w:t>
+      </w:r>
+      <w:r>
+        <w:t xml:space="preserve"> </w:t>
+      </w:r>
+      <w:r>
+        <w:t xml:space="preserve">보상을 나눌 때 비율이 아니라</w:t>
+      </w:r>
+      <w:r>
+        <w:t xml:space="preserve"> </w:t>
+      </w:r>
+      <w:r>
+        <w:rPr>
+          <w:b/>
+          <w:bCs/>
+        </w:rPr>
+        <w:t xml:space="preserve">경계선</w:t>
+      </w:r>
+      <w:r>
+        <w:t xml:space="preserve">으로 판단한다.</w:t>
+      </w:r>
+      <w:r>
+        <w:t xml:space="preserve"> </w:t>
+      </w:r>
+      <w:r>
+        <w:t xml:space="preserve">-</w:t>
+      </w:r>
+      <w:r>
+        <w:t xml:space="preserve"> </w:t>
+      </w:r>
+      <w:r>
+        <w:t xml:space="preserve">“이걸 안 사면 성취가 덜해 보이나?”</w:t>
+      </w:r>
+      <w:r>
+        <w:t xml:space="preserve"> </w:t>
+      </w:r>
+      <w:r>
+        <w:t xml:space="preserve">→ YES면</w:t>
+      </w:r>
+      <w:r>
+        <w:t xml:space="preserve"> </w:t>
+      </w:r>
+      <w:r>
+        <w:rPr>
+          <w:b/>
+          <w:bCs/>
+        </w:rPr>
+        <w:t xml:space="preserve">무조건 무료</w:t>
+      </w:r>
+      <w:r>
+        <w:t xml:space="preserve"> </w:t>
+      </w:r>
+      <w:r>
+        <w:t xml:space="preserve">(콤포스텔라 인정, 도장·안개지도, 내 카미노 숫자, 이중 순례자 안내, 1년 후 편지)</w:t>
+      </w:r>
+      <w:r>
+        <w:t xml:space="preserve"> </w:t>
+      </w:r>
+      <w:r>
+        <w:t xml:space="preserve">-</w:t>
+      </w:r>
+      <w:r>
+        <w:t xml:space="preserve"> </w:t>
+      </w:r>
+      <w:r>
+        <w:t xml:space="preserve">“이걸 사면 실물로 더 오래 간직·과시하나?”</w:t>
+      </w:r>
+      <w:r>
+        <w:t xml:space="preserve"> </w:t>
+      </w:r>
+      <w:r>
+        <w:t xml:space="preserve">→ YES면</w:t>
+      </w:r>
+      <w:r>
+        <w:t xml:space="preserve"> </w:t>
+      </w:r>
+      <w:r>
+        <w:rPr>
+          <w:b/>
+          <w:bCs/>
+        </w:rPr>
+        <w:t xml:space="preserve">유료 가능</w:t>
+      </w:r>
+      <w:r>
+        <w:t xml:space="preserve"> </w:t>
+      </w:r>
+      <w:r>
+        <w:t xml:space="preserve">(포토북·포스터, 안개지도 포스터 색상 선택, 일회용 필름 카메라, 완주 기념 배지)</w:t>
+      </w:r>
+      <w:r>
+        <w:t xml:space="preserve"> </w:t>
+      </w:r>
+      <w:r>
+        <w:t xml:space="preserve">- 비율을 맞추려고 무료 항목을 깎지 않는다. 이 기준으로 걸러진 결과가 자연히 소수여야 한다</w:t>
       </w:r>
     </w:p>
     <w:p>
@@ -1777,15 +1866,15 @@
         </w:pict>
       </w:r>
     </w:p>
-    <w:bookmarkEnd w:id="32"/>
-    <w:bookmarkEnd w:id="33"/>
-    <w:bookmarkStart w:id="34" w:name="기술-스택-phase-1"/>
+    <w:bookmarkEnd w:id="21"/>
+    <w:bookmarkEnd w:id="22"/>
+    <w:bookmarkStart w:id="23" w:name="기술-스택-웹-트랙-현재-실행-단계"/>
     <w:p>
       <w:pPr>
         <w:pStyle w:val="Heading2"/>
       </w:pPr>
       <w:r>
-        <w:t xml:space="preserve">기술 스택 (Phase 1)</w:t>
+        <w:t xml:space="preserve">기술 스택 (웹 트랙, 현재 실행 단계)</w:t>
       </w:r>
     </w:p>
     <w:tbl>
@@ -1793,7 +1882,6 @@
         <w:tblStyle w:val="Table"/>
         <w:tblW w:type="auto" w:w="0"/>
         <w:tblLook w:firstRow="1" w:lastRow="0" w:firstColumn="0" w:lastColumn="0" w:noHBand="0" w:noVBand="0" w:val="0020"/>
-        <w:jc w:val="start"/>
       </w:tblPr>
       <w:tblGrid>
         <w:gridCol w:w="2640"/>
@@ -1802,14 +1890,13 @@
       </w:tblGrid>
       <w:tr>
         <w:trPr>
-          <w:tblHeader w:val="true"/>
+          <w:tblHeader w:val="on"/>
         </w:trPr>
         <w:tc>
           <w:tcPr/>
           <w:p>
             <w:pPr>
               <w:pStyle w:val="Compact"/>
-              <w:jc w:val="left"/>
             </w:pPr>
             <w:r>
               <w:t xml:space="preserve">영역</w:t>
@@ -1821,7 +1908,6 @@
           <w:p>
             <w:pPr>
               <w:pStyle w:val="Compact"/>
-              <w:jc w:val="left"/>
             </w:pPr>
             <w:r>
               <w:t xml:space="preserve">선택</w:t>
@@ -1833,7 +1919,6 @@
           <w:p>
             <w:pPr>
               <w:pStyle w:val="Compact"/>
-              <w:jc w:val="left"/>
             </w:pPr>
             <w:r>
               <w:t xml:space="preserve">비고</w:t>
@@ -1847,7 +1932,6 @@
           <w:p>
             <w:pPr>
               <w:pStyle w:val="Compact"/>
-              <w:jc w:val="left"/>
             </w:pPr>
             <w:r>
               <w:t xml:space="preserve">프레임워크</w:t>
@@ -1859,7 +1943,6 @@
           <w:p>
             <w:pPr>
               <w:pStyle w:val="Compact"/>
-              <w:jc w:val="left"/>
             </w:pPr>
             <w:r>
               <w:t xml:space="preserve">Next.js 15 (App Router)</w:t>
@@ -1871,7 +1954,6 @@
           <w:p>
             <w:pPr>
               <w:pStyle w:val="Compact"/>
-              <w:jc w:val="left"/>
             </w:pPr>
             <w:r>
               <w:t xml:space="preserve">SEO가 핵심</w:t>
@@ -1885,7 +1967,6 @@
           <w:p>
             <w:pPr>
               <w:pStyle w:val="Compact"/>
-              <w:jc w:val="left"/>
             </w:pPr>
             <w:r>
               <w:t xml:space="preserve">언어</w:t>
@@ -1897,7 +1978,6 @@
           <w:p>
             <w:pPr>
               <w:pStyle w:val="Compact"/>
-              <w:jc w:val="left"/>
             </w:pPr>
             <w:r>
               <w:t xml:space="preserve">TypeScript strict</w:t>
@@ -1909,7 +1989,6 @@
           <w:p>
             <w:pPr>
               <w:pStyle w:val="Compact"/>
-              <w:jc w:val="left"/>
             </w:pPr>
             <w:r>
               <w:rPr>
@@ -1932,7 +2011,6 @@
           <w:p>
             <w:pPr>
               <w:pStyle w:val="Compact"/>
-              <w:jc w:val="left"/>
             </w:pPr>
             <w:r>
               <w:t xml:space="preserve">스타일</w:t>
@@ -1944,7 +2022,6 @@
           <w:p>
             <w:pPr>
               <w:pStyle w:val="Compact"/>
-              <w:jc w:val="left"/>
             </w:pPr>
             <w:r>
               <w:t xml:space="preserve">Tailwind CSS</w:t>
@@ -1956,7 +2033,6 @@
           <w:p>
             <w:pPr>
               <w:pStyle w:val="Compact"/>
-              <w:jc w:val="left"/>
             </w:pPr>
             <w:r>
               <w:t xml:space="preserve">토큰은</w:t>
@@ -1979,7 +2055,6 @@
           <w:p>
             <w:pPr>
               <w:pStyle w:val="Compact"/>
-              <w:jc w:val="left"/>
             </w:pPr>
             <w:r>
               <w:t xml:space="preserve">상태</w:t>
@@ -1991,12 +2066,11 @@
           <w:p>
             <w:pPr>
               <w:pStyle w:val="Compact"/>
-              <w:jc w:val="left"/>
             </w:pPr>
             <w:r>
               <w:rPr>
+                <w:b/>
                 <w:bCs/>
-                <w:b/>
               </w:rPr>
               <w:t xml:space="preserve">URL 쿼리스트링</w:t>
             </w:r>
@@ -2007,7 +2081,6 @@
           <w:p>
             <w:pPr>
               <w:pStyle w:val="Compact"/>
-              <w:jc w:val="left"/>
             </w:pPr>
             <w:r>
               <w:t xml:space="preserve">DB 없음</w:t>
@@ -2021,7 +2094,6 @@
           <w:p>
             <w:pPr>
               <w:pStyle w:val="Compact"/>
-              <w:jc w:val="left"/>
             </w:pPr>
             <w:r>
               <w:t xml:space="preserve">테스트</w:t>
@@ -2033,7 +2105,6 @@
           <w:p>
             <w:pPr>
               <w:pStyle w:val="Compact"/>
-              <w:jc w:val="left"/>
             </w:pPr>
             <w:r>
               <w:t xml:space="preserve">Vitest</w:t>
@@ -2045,7 +2116,6 @@
           <w:p>
             <w:pPr>
               <w:pStyle w:val="Compact"/>
-              <w:jc w:val="left"/>
             </w:pPr>
             <w:r>
               <w:t xml:space="preserve">계산 로직 필수</w:t>
@@ -2059,7 +2129,6 @@
           <w:p>
             <w:pPr>
               <w:pStyle w:val="Compact"/>
-              <w:jc w:val="left"/>
             </w:pPr>
             <w:r>
               <w:t xml:space="preserve">배포</w:t>
@@ -2071,7 +2140,6 @@
           <w:p>
             <w:pPr>
               <w:pStyle w:val="Compact"/>
-              <w:jc w:val="left"/>
             </w:pPr>
             <w:r>
               <w:t xml:space="preserve">Vercel</w:t>
@@ -2093,7 +2161,6 @@
           <w:p>
             <w:pPr>
               <w:pStyle w:val="Compact"/>
-              <w:jc w:val="left"/>
             </w:pPr>
             <w:r>
               <w:t xml:space="preserve">데이터</w:t>
@@ -2105,7 +2172,6 @@
           <w:p>
             <w:pPr>
               <w:pStyle w:val="Compact"/>
-              <w:jc w:val="left"/>
             </w:pPr>
             <w:r>
               <w:t xml:space="preserve">정적 TS 파일</w:t>
@@ -2117,7 +2183,6 @@
           <w:p>
             <w:pPr>
               <w:pStyle w:val="Compact"/>
-              <w:jc w:val="left"/>
             </w:pPr>
             <w:r>
               <w:t xml:space="preserve">Phase 3에서 Postgres 이관</w:t>
@@ -2133,8 +2198,8 @@
         </w:pict>
       </w:r>
     </w:p>
-    <w:bookmarkEnd w:id="34"/>
-    <w:bookmarkStart w:id="35" w:name="디자인-토큰"/>
+    <w:bookmarkEnd w:id="23"/>
+    <w:bookmarkStart w:id="24" w:name="디자인-토큰"/>
     <w:p>
       <w:pPr>
         <w:pStyle w:val="Heading2"/>
@@ -2240,23 +2305,23 @@
       </w:pPr>
       <w:r>
         <w:rPr>
-          <w:bCs/>
-          <w:b/>
+          <w:b/>
+          <w:bCs/>
         </w:rPr>
         <w:t xml:space="preserve">노란색(</w:t>
       </w:r>
       <w:r>
         <w:rPr>
           <w:rStyle w:val="VerbatimChar"/>
-          <w:bCs/>
-          <w:b/>
+          <w:b/>
+          <w:bCs/>
         </w:rPr>
         <w:t xml:space="preserve">--flecha</w:t>
       </w:r>
       <w:r>
         <w:rPr>
-          <w:bCs/>
-          <w:b/>
+          <w:b/>
+          <w:bCs/>
         </w:rPr>
         <w:t xml:space="preserve">) 사용 규칙: 길 안내·현재 위치·활성 상태에만.</w:t>
       </w:r>
@@ -2273,8 +2338,8 @@
       </w:pPr>
       <w:r>
         <w:rPr>
-          <w:bCs/>
-          <w:b/>
+          <w:b/>
+          <w:bCs/>
         </w:rPr>
         <w:t xml:space="preserve">서체</w:t>
       </w:r>
@@ -2351,8 +2416,8 @@
       </w:pPr>
       <w:r>
         <w:rPr>
-          <w:bCs/>
-          <w:b/>
+          <w:b/>
+          <w:bCs/>
         </w:rPr>
         <w:t xml:space="preserve">시그니처: 이정표(모호온) 판.</w:t>
       </w:r>
@@ -2379,8 +2444,8 @@
         </w:pict>
       </w:r>
     </w:p>
-    <w:bookmarkEnd w:id="35"/>
-    <w:bookmarkStart w:id="36" w:name="디렉터리-구조"/>
+    <w:bookmarkEnd w:id="24"/>
+    <w:bookmarkStart w:id="25" w:name="디렉터리-구조"/>
     <w:p>
       <w:pPr>
         <w:pStyle w:val="Heading2"/>
@@ -2395,16 +2460,29 @@
       </w:pPr>
       <w:r>
         <w:rPr>
-          <w:bCs/>
-          <w:b/>
-        </w:rPr>
-        <w:t xml:space="preserve">Phase 1(웹만 있는 동안)은 진짜 워크스페이스를 만들지 않는다.</w:t>
-      </w:r>
-      <w:r>
-        <w:t xml:space="preserve"> </w:t>
-      </w:r>
-      <w:r>
-        <w:t xml:space="preserve">폴더 모양만 미리 packages/ 로 승격하기 쉽게 맞춰둔다. Phase 3에서 React Native 앱을 추가할 때</w:t>
+          <w:b/>
+          <w:bCs/>
+        </w:rPr>
+        <w:t xml:space="preserve">웹 트랙만 실행 중인 지금은 진짜 워크스페이스를 만들지 않는다.</w:t>
+      </w:r>
+      <w:r>
+        <w:t xml:space="preserve"> </w:t>
+      </w:r>
+      <w:r>
+        <w:t xml:space="preserve">폴더 모양만 미리 packages/ 로 승격하기 쉽게 맞춰둔다.</w:t>
+      </w:r>
+      <w:r>
+        <w:t xml:space="preserve"> </w:t>
+      </w:r>
+      <w:r>
+        <w:rPr>
+          <w:b/>
+          <w:bCs/>
+        </w:rPr>
+        <w:t xml:space="preserve">앱 트랙 착수 시점</w:t>
+      </w:r>
+      <w:r>
+        <w:t xml:space="preserve">(웹의 특정 지표를 기다리지 않는다)에</w:t>
       </w:r>
       <w:r>
         <w:t xml:space="preserve"> </w:t>
@@ -2446,13 +2524,7 @@
         <w:t xml:space="preserve"> </w:t>
       </w:r>
       <w:r>
-        <w:t xml:space="preserve">“</w:t>
-      </w:r>
-      <w:r>
-        <w:t xml:space="preserve">저장소 구조 결정</w:t>
-      </w:r>
-      <w:r>
-        <w:t xml:space="preserve">”</w:t>
+        <w:t xml:space="preserve">“저장소 구조 결정”</w:t>
       </w:r>
       <w:r>
         <w:t xml:space="preserve">.</w:t>
@@ -2838,7 +2910,7 @@
         <w:rPr>
           <w:rStyle w:val="VerbatimChar"/>
         </w:rPr>
-        <w:t xml:space="preserve"># Phase 3 승격 후 (React Native 앱 추가 시)</w:t>
+        <w:t xml:space="preserve"># 앱 트랙 착수 후 (React Native 추가, packages/ 승격)</w:t>
       </w:r>
       <w:r>
         <w:br/>
@@ -2902,8 +2974,8 @@
         </w:pict>
       </w:r>
     </w:p>
-    <w:bookmarkEnd w:id="36"/>
-    <w:bookmarkStart w:id="46" w:name="도메인-지식-틀리기-쉬운-것"/>
+    <w:bookmarkEnd w:id="25"/>
+    <w:bookmarkStart w:id="36" w:name="도메인-지식-틀리기-쉬운-것"/>
     <w:p>
       <w:pPr>
         <w:pStyle w:val="Heading2"/>
@@ -2912,7 +2984,7 @@
         <w:t xml:space="preserve">도메인 지식 (틀리기 쉬운 것)</w:t>
       </w:r>
     </w:p>
-    <w:bookmarkStart w:id="37" w:name="용어-사전-코드ui-문구에-그대로-쓰는-말"/>
+    <w:bookmarkStart w:id="27" w:name="용어-사전-코드ui-문구에-그대로-쓰는-말"/>
     <w:p>
       <w:pPr>
         <w:pStyle w:val="Heading3"/>
@@ -2927,18 +2999,42 @@
       </w:pPr>
       <w:r>
         <w:rPr>
-          <w:bCs/>
-          <w:b/>
-        </w:rPr>
-        <w:t xml:space="preserve">전체 배경은 00 문서 0장에 있다. 여기는 개발 중 바로 참조할 최소 목록이다.</w:t>
+          <w:b/>
+          <w:bCs/>
+        </w:rPr>
+        <w:t xml:space="preserve">전체 배경은</w:t>
+      </w:r>
+      <w:r>
+        <w:rPr>
+          <w:b/>
+          <w:bCs/>
+        </w:rPr>
+        <w:t xml:space="preserve"> </w:t>
+      </w:r>
+      <w:hyperlink r:id="rId26">
+        <w:r>
+          <w:rPr>
+            <w:rStyle w:val="Hyperlink"/>
+            <w:b/>
+            <w:bCs/>
+          </w:rPr>
+          <w:t xml:space="preserve">A_순례길입문.md</w:t>
+        </w:r>
+      </w:hyperlink>
+      <w:r>
+        <w:rPr>
+          <w:b/>
+          <w:bCs/>
+        </w:rPr>
+        <w:t xml:space="preserve">에 있다. 여기는 개발 중 바로 참조할 최소 목록이다.</w:t>
       </w:r>
     </w:p>
     <w:tbl>
       <w:tblPr>
         <w:tblStyle w:val="Table"/>
         <w:tblW w:type="pct" w:w="5000"/>
+        <w:tblLayout w:type="fixed"/>
         <w:tblLook w:firstRow="1" w:lastRow="0" w:firstColumn="0" w:lastColumn="0" w:noHBand="0" w:noVBand="0" w:val="0020"/>
-        <w:jc w:val="start"/>
       </w:tblPr>
       <w:tblGrid>
         <w:gridCol w:w="1980"/>
@@ -2948,14 +3044,13 @@
       </w:tblGrid>
       <w:tr>
         <w:trPr>
-          <w:tblHeader w:val="true"/>
+          <w:tblHeader w:val="on"/>
         </w:trPr>
         <w:tc>
           <w:tcPr/>
           <w:p>
             <w:pPr>
               <w:pStyle w:val="Compact"/>
-              <w:jc w:val="left"/>
             </w:pPr>
             <w:r>
               <w:t xml:space="preserve">용어</w:t>
@@ -2967,7 +3062,6 @@
           <w:p>
             <w:pPr>
               <w:pStyle w:val="Compact"/>
-              <w:jc w:val="left"/>
             </w:pPr>
             <w:r>
               <w:t xml:space="preserve">원어</w:t>
@@ -2979,7 +3073,6 @@
           <w:p>
             <w:pPr>
               <w:pStyle w:val="Compact"/>
-              <w:jc w:val="left"/>
             </w:pPr>
             <w:r>
               <w:t xml:space="preserve">뜻</w:t>
@@ -2991,7 +3084,6 @@
           <w:p>
             <w:pPr>
               <w:pStyle w:val="Compact"/>
-              <w:jc w:val="left"/>
             </w:pPr>
             <w:r>
               <w:t xml:space="preserve">코드에서</w:t>
@@ -3005,12 +3097,11 @@
           <w:p>
             <w:pPr>
               <w:pStyle w:val="Compact"/>
-              <w:jc w:val="left"/>
             </w:pPr>
             <w:r>
               <w:rPr>
+                <w:b/>
                 <w:bCs/>
-                <w:b/>
               </w:rPr>
               <w:t xml:space="preserve">카미노</w:t>
             </w:r>
@@ -3021,7 +3112,6 @@
           <w:p>
             <w:pPr>
               <w:pStyle w:val="Compact"/>
-              <w:jc w:val="left"/>
             </w:pPr>
             <w:r>
               <w:t xml:space="preserve">Camino</w:t>
@@ -3033,7 +3123,6 @@
           <w:p>
             <w:pPr>
               <w:pStyle w:val="Compact"/>
-              <w:jc w:val="left"/>
             </w:pPr>
             <w:r>
               <w:t xml:space="preserve">순례길 자체</w:t>
@@ -3045,7 +3134,6 @@
           <w:p>
             <w:pPr>
               <w:pStyle w:val="Compact"/>
-              <w:jc w:val="left"/>
             </w:pPr>
             <w:r>
               <w:t xml:space="preserve">—</w:t>
@@ -3059,12 +3147,11 @@
           <w:p>
             <w:pPr>
               <w:pStyle w:val="Compact"/>
-              <w:jc w:val="left"/>
             </w:pPr>
             <w:r>
               <w:rPr>
+                <w:b/>
                 <w:bCs/>
-                <w:b/>
               </w:rPr>
               <w:t xml:space="preserve">알베르게</w:t>
             </w:r>
@@ -3075,7 +3162,6 @@
           <w:p>
             <w:pPr>
               <w:pStyle w:val="Compact"/>
-              <w:jc w:val="left"/>
             </w:pPr>
             <w:r>
               <w:t xml:space="preserve">Albergue</w:t>
@@ -3087,7 +3173,6 @@
           <w:p>
             <w:pPr>
               <w:pStyle w:val="Compact"/>
-              <w:jc w:val="left"/>
             </w:pPr>
             <w:r>
               <w:t xml:space="preserve">순례자 전용 숙소</w:t>
@@ -3099,7 +3184,6 @@
           <w:p>
             <w:pPr>
               <w:pStyle w:val="Compact"/>
-              <w:jc w:val="left"/>
             </w:pPr>
             <w:r>
               <w:rPr>
@@ -3116,12 +3200,11 @@
           <w:p>
             <w:pPr>
               <w:pStyle w:val="Compact"/>
-              <w:jc w:val="left"/>
             </w:pPr>
             <w:r>
               <w:rPr>
+                <w:b/>
                 <w:bCs/>
-                <w:b/>
               </w:rPr>
               <w:t xml:space="preserve">크레덴시알</w:t>
             </w:r>
@@ -3132,7 +3215,6 @@
           <w:p>
             <w:pPr>
               <w:pStyle w:val="Compact"/>
-              <w:jc w:val="left"/>
             </w:pPr>
             <w:r>
               <w:t xml:space="preserve">Credencial</w:t>
@@ -3144,7 +3226,6 @@
           <w:p>
             <w:pPr>
               <w:pStyle w:val="Compact"/>
-              <w:jc w:val="left"/>
             </w:pPr>
             <w:r>
               <w:t xml:space="preserve">순례자 여권. 도장 모으는 수첩</w:t>
@@ -3156,7 +3237,6 @@
           <w:p>
             <w:pPr>
               <w:pStyle w:val="Compact"/>
-              <w:jc w:val="left"/>
             </w:pPr>
             <w:r>
               <w:t xml:space="preserve">UI 메뉴명</w:t>
@@ -3170,12 +3250,11 @@
           <w:p>
             <w:pPr>
               <w:pStyle w:val="Compact"/>
-              <w:jc w:val="left"/>
             </w:pPr>
             <w:r>
               <w:rPr>
+                <w:b/>
                 <w:bCs/>
-                <w:b/>
               </w:rPr>
               <w:t xml:space="preserve">세요</w:t>
             </w:r>
@@ -3186,7 +3265,6 @@
           <w:p>
             <w:pPr>
               <w:pStyle w:val="Compact"/>
-              <w:jc w:val="left"/>
             </w:pPr>
             <w:r>
               <w:t xml:space="preserve">Sello</w:t>
@@ -3198,7 +3276,6 @@
           <w:p>
             <w:pPr>
               <w:pStyle w:val="Compact"/>
-              <w:jc w:val="left"/>
             </w:pPr>
             <w:r>
               <w:t xml:space="preserve">도장</w:t>
@@ -3210,7 +3287,6 @@
           <w:p>
             <w:pPr>
               <w:pStyle w:val="Compact"/>
-              <w:jc w:val="left"/>
             </w:pPr>
             <w:r>
               <w:rPr>
@@ -3227,12 +3303,11 @@
           <w:p>
             <w:pPr>
               <w:pStyle w:val="Compact"/>
-              <w:jc w:val="left"/>
             </w:pPr>
             <w:r>
               <w:rPr>
+                <w:b/>
                 <w:bCs/>
-                <w:b/>
               </w:rPr>
               <w:t xml:space="preserve">콤포스텔라</w:t>
             </w:r>
@@ -3243,7 +3318,6 @@
           <w:p>
             <w:pPr>
               <w:pStyle w:val="Compact"/>
-              <w:jc w:val="left"/>
             </w:pPr>
             <w:r>
               <w:t xml:space="preserve">Compostela</w:t>
@@ -3255,7 +3329,6 @@
           <w:p>
             <w:pPr>
               <w:pStyle w:val="Compact"/>
-              <w:jc w:val="left"/>
             </w:pPr>
             <w:r>
               <w:t xml:space="preserve">완주 증서</w:t>
@@ -3267,7 +3340,6 @@
           <w:p>
             <w:pPr>
               <w:pStyle w:val="Compact"/>
-              <w:jc w:val="left"/>
             </w:pPr>
             <w:r>
               <w:rPr>
@@ -3284,12 +3356,11 @@
           <w:p>
             <w:pPr>
               <w:pStyle w:val="Compact"/>
-              <w:jc w:val="left"/>
             </w:pPr>
             <w:r>
               <w:rPr>
+                <w:b/>
                 <w:bCs/>
-                <w:b/>
               </w:rPr>
               <w:t xml:space="preserve">에타파</w:t>
             </w:r>
@@ -3300,7 +3371,6 @@
           <w:p>
             <w:pPr>
               <w:pStyle w:val="Compact"/>
-              <w:jc w:val="left"/>
             </w:pPr>
             <w:r>
               <w:t xml:space="preserve">Etapa</w:t>
@@ -3312,7 +3382,6 @@
           <w:p>
             <w:pPr>
               <w:pStyle w:val="Compact"/>
-              <w:jc w:val="left"/>
             </w:pPr>
             <w:r>
               <w:t xml:space="preserve">하루치 구간</w:t>
@@ -3324,7 +3393,6 @@
           <w:p>
             <w:pPr>
               <w:pStyle w:val="Compact"/>
-              <w:jc w:val="left"/>
             </w:pPr>
             <w:r>
               <w:rPr>
@@ -3347,12 +3415,11 @@
           <w:p>
             <w:pPr>
               <w:pStyle w:val="Compact"/>
-              <w:jc w:val="left"/>
             </w:pPr>
             <w:r>
               <w:rPr>
+                <w:b/>
                 <w:bCs/>
-                <w:b/>
               </w:rPr>
               <w:t xml:space="preserve">플레차</w:t>
             </w:r>
@@ -3363,7 +3430,6 @@
           <w:p>
             <w:pPr>
               <w:pStyle w:val="Compact"/>
-              <w:jc w:val="left"/>
             </w:pPr>
             <w:r>
               <w:t xml:space="preserve">Flecha</w:t>
@@ -3375,7 +3441,6 @@
           <w:p>
             <w:pPr>
               <w:pStyle w:val="Compact"/>
-              <w:jc w:val="left"/>
             </w:pPr>
             <w:r>
               <w:t xml:space="preserve">노란 화살표 (길 표식)</w:t>
@@ -3387,7 +3452,6 @@
           <w:p>
             <w:pPr>
               <w:pStyle w:val="Compact"/>
-              <w:jc w:val="left"/>
             </w:pPr>
             <w:r>
               <w:t xml:space="preserve">UI 메뉴명 (지도)</w:t>
@@ -3401,12 +3465,11 @@
           <w:p>
             <w:pPr>
               <w:pStyle w:val="Compact"/>
-              <w:jc w:val="left"/>
             </w:pPr>
             <w:r>
               <w:rPr>
+                <w:b/>
                 <w:bCs/>
-                <w:b/>
               </w:rPr>
               <w:t xml:space="preserve">콘차</w:t>
             </w:r>
@@ -3417,7 +3480,6 @@
           <w:p>
             <w:pPr>
               <w:pStyle w:val="Compact"/>
-              <w:jc w:val="left"/>
             </w:pPr>
             <w:r>
               <w:t xml:space="preserve">Concha</w:t>
@@ -3429,7 +3491,6 @@
           <w:p>
             <w:pPr>
               <w:pStyle w:val="Compact"/>
-              <w:jc w:val="left"/>
             </w:pPr>
             <w:r>
               <w:t xml:space="preserve">조가비 (순례자 상징)</w:t>
@@ -3441,7 +3502,6 @@
           <w:p>
             <w:pPr>
               <w:pStyle w:val="Compact"/>
-              <w:jc w:val="left"/>
             </w:pPr>
             <w:r>
               <w:t xml:space="preserve">로고 요소</w:t>
@@ -3455,12 +3515,11 @@
           <w:p>
             <w:pPr>
               <w:pStyle w:val="Compact"/>
-              <w:jc w:val="left"/>
             </w:pPr>
             <w:r>
               <w:rPr>
+                <w:b/>
                 <w:bCs/>
-                <w:b/>
               </w:rPr>
               <w:t xml:space="preserve">모호온</w:t>
             </w:r>
@@ -3471,7 +3530,6 @@
           <w:p>
             <w:pPr>
               <w:pStyle w:val="Compact"/>
-              <w:jc w:val="left"/>
             </w:pPr>
             <w:r>
               <w:t xml:space="preserve">Mojón</w:t>
@@ -3483,7 +3541,6 @@
           <w:p>
             <w:pPr>
               <w:pStyle w:val="Compact"/>
-              <w:jc w:val="left"/>
             </w:pPr>
             <w:r>
               <w:t xml:space="preserve">이정표 돌기둥</w:t>
@@ -3495,7 +3552,6 @@
           <w:p>
             <w:pPr>
               <w:pStyle w:val="Compact"/>
-              <w:jc w:val="left"/>
             </w:pPr>
             <w:r>
               <w:rPr>
@@ -3518,12 +3574,11 @@
           <w:p>
             <w:pPr>
               <w:pStyle w:val="Compact"/>
-              <w:jc w:val="left"/>
             </w:pPr>
             <w:r>
               <w:rPr>
+                <w:b/>
                 <w:bCs/>
-                <w:b/>
               </w:rPr>
               <w:t xml:space="preserve">오스피탈레로</w:t>
             </w:r>
@@ -3534,7 +3589,6 @@
           <w:p>
             <w:pPr>
               <w:pStyle w:val="Compact"/>
-              <w:jc w:val="left"/>
             </w:pPr>
             <w:r>
               <w:t xml:space="preserve">Hospitalero</w:t>
@@ -3546,7 +3600,6 @@
           <w:p>
             <w:pPr>
               <w:pStyle w:val="Compact"/>
-              <w:jc w:val="left"/>
             </w:pPr>
             <w:r>
               <w:t xml:space="preserve">알베르게 관리인</w:t>
@@ -3558,7 +3611,6 @@
           <w:p>
             <w:pPr>
               <w:pStyle w:val="Compact"/>
-              <w:jc w:val="left"/>
             </w:pPr>
             <w:r>
               <w:t xml:space="preserve">—</w:t>
@@ -3572,12 +3624,11 @@
           <w:p>
             <w:pPr>
               <w:pStyle w:val="Compact"/>
-              <w:jc w:val="left"/>
             </w:pPr>
             <w:r>
               <w:rPr>
+                <w:b/>
                 <w:bCs/>
-                <w:b/>
               </w:rPr>
               <w:t xml:space="preserve">도나티보</w:t>
             </w:r>
@@ -3588,7 +3639,6 @@
           <w:p>
             <w:pPr>
               <w:pStyle w:val="Compact"/>
-              <w:jc w:val="left"/>
             </w:pPr>
             <w:r>
               <w:t xml:space="preserve">Donativo</w:t>
@@ -3600,7 +3650,6 @@
           <w:p>
             <w:pPr>
               <w:pStyle w:val="Compact"/>
-              <w:jc w:val="left"/>
             </w:pPr>
             <w:r>
               <w:t xml:space="preserve">기부제 숙소</w:t>
@@ -3612,7 +3661,6 @@
           <w:p>
             <w:pPr>
               <w:pStyle w:val="Compact"/>
-              <w:jc w:val="left"/>
             </w:pPr>
             <w:r>
               <w:rPr>
@@ -3629,12 +3677,11 @@
           <w:p>
             <w:pPr>
               <w:pStyle w:val="Compact"/>
-              <w:jc w:val="left"/>
             </w:pPr>
             <w:r>
               <w:rPr>
+                <w:b/>
                 <w:bCs/>
-                <w:b/>
               </w:rPr>
               <w:t xml:space="preserve">부엔 카미노</w:t>
             </w:r>
@@ -3645,7 +3692,6 @@
           <w:p>
             <w:pPr>
               <w:pStyle w:val="Compact"/>
-              <w:jc w:val="left"/>
             </w:pPr>
             <w:r>
               <w:t xml:space="preserve">Buen Camino</w:t>
@@ -3657,16 +3703,9 @@
           <w:p>
             <w:pPr>
               <w:pStyle w:val="Compact"/>
-              <w:jc w:val="left"/>
-            </w:pPr>
-            <w:r>
-              <w:t xml:space="preserve">“</w:t>
-            </w:r>
-            <w:r>
-              <w:t xml:space="preserve">좋은 길 되세요</w:t>
-            </w:r>
-            <w:r>
-              <w:t xml:space="preserve">”</w:t>
+            </w:pPr>
+            <w:r>
+              <w:t xml:space="preserve">“좋은 길 되세요”</w:t>
             </w:r>
             <w:r>
               <w:t xml:space="preserve"> </w:t>
@@ -3681,7 +3720,6 @@
           <w:p>
             <w:pPr>
               <w:pStyle w:val="Compact"/>
-              <w:jc w:val="left"/>
             </w:pPr>
             <w:r>
               <w:t xml:space="preserve">완주 화면 문구</w:t>
@@ -3695,12 +3733,11 @@
           <w:p>
             <w:pPr>
               <w:pStyle w:val="Compact"/>
-              <w:jc w:val="left"/>
             </w:pPr>
             <w:r>
               <w:rPr>
+                <w:b/>
                 <w:bCs/>
-                <w:b/>
               </w:rPr>
               <w:t xml:space="preserve">메세타</w:t>
             </w:r>
@@ -3711,7 +3748,6 @@
           <w:p>
             <w:pPr>
               <w:pStyle w:val="Compact"/>
-              <w:jc w:val="left"/>
             </w:pPr>
             <w:r>
               <w:t xml:space="preserve">Meseta</w:t>
@@ -3723,7 +3759,6 @@
           <w:p>
             <w:pPr>
               <w:pStyle w:val="Compact"/>
-              <w:jc w:val="left"/>
             </w:pPr>
             <w:r>
               <w:t xml:space="preserve">부르고스~레온 평야 약 200km</w:t>
@@ -3735,7 +3770,6 @@
           <w:p>
             <w:pPr>
               <w:pStyle w:val="Compact"/>
-              <w:jc w:val="left"/>
             </w:pPr>
             <w:r>
               <w:rPr>
@@ -3758,12 +3792,11 @@
           <w:p>
             <w:pPr>
               <w:pStyle w:val="Compact"/>
-              <w:jc w:val="left"/>
             </w:pPr>
             <w:r>
               <w:rPr>
+                <w:b/>
                 <w:bCs/>
-                <w:b/>
               </w:rPr>
               <w:t xml:space="preserve">성년</w:t>
             </w:r>
@@ -3774,7 +3807,6 @@
           <w:p>
             <w:pPr>
               <w:pStyle w:val="Compact"/>
-              <w:jc w:val="left"/>
             </w:pPr>
             <w:r>
               <w:t xml:space="preserve">Año Santo Xacobeo</w:t>
@@ -3786,7 +3818,6 @@
           <w:p>
             <w:pPr>
               <w:pStyle w:val="Compact"/>
-              <w:jc w:val="left"/>
             </w:pPr>
             <w:r>
               <w:t xml:space="preserve">7/25이 일요일인 해. 순례자 급증</w:t>
@@ -3798,7 +3829,6 @@
           <w:p>
             <w:pPr>
               <w:pStyle w:val="Compact"/>
-              <w:jc w:val="left"/>
             </w:pPr>
             <w:r>
               <w:t xml:space="preserve">혼잡 추정 계수</w:t>
@@ -3813,8 +3843,8 @@
       </w:pPr>
       <w:r>
         <w:rPr>
-          <w:bCs/>
-          <w:b/>
+          <w:b/>
+          <w:bCs/>
         </w:rPr>
         <w:t xml:space="preserve">지명 (자주 나옴)</w:t>
       </w:r>
@@ -3824,7 +3854,6 @@
         <w:tblStyle w:val="Table"/>
         <w:tblW w:type="auto" w:w="0"/>
         <w:tblLook w:firstRow="1" w:lastRow="0" w:firstColumn="0" w:lastColumn="0" w:noHBand="0" w:noVBand="0" w:val="0020"/>
-        <w:jc w:val="start"/>
       </w:tblPr>
       <w:tblGrid>
         <w:gridCol w:w="2640"/>
@@ -3833,14 +3862,13 @@
       </w:tblGrid>
       <w:tr>
         <w:trPr>
-          <w:tblHeader w:val="true"/>
+          <w:tblHeader w:val="on"/>
         </w:trPr>
         <w:tc>
           <w:tcPr/>
           <w:p>
             <w:pPr>
               <w:pStyle w:val="Compact"/>
-              <w:jc w:val="left"/>
             </w:pPr>
             <w:r>
               <w:t xml:space="preserve">지명</w:t>
@@ -3852,7 +3880,6 @@
           <w:p>
             <w:pPr>
               <w:pStyle w:val="Compact"/>
-              <w:jc w:val="left"/>
             </w:pPr>
             <w:r>
               <w:t xml:space="preserve">위치</w:t>
@@ -3864,7 +3891,6 @@
           <w:p>
             <w:pPr>
               <w:pStyle w:val="Compact"/>
-              <w:jc w:val="left"/>
             </w:pPr>
             <w:r>
               <w:t xml:space="preserve">왜 중요한가</w:t>
@@ -3878,7 +3904,6 @@
           <w:p>
             <w:pPr>
               <w:pStyle w:val="Compact"/>
-              <w:jc w:val="left"/>
             </w:pPr>
             <w:r>
               <w:t xml:space="preserve">생장피드포르</w:t>
@@ -3890,7 +3915,6 @@
           <w:p>
             <w:pPr>
               <w:pStyle w:val="Compact"/>
-              <w:jc w:val="left"/>
             </w:pPr>
             <w:r>
               <w:t xml:space="preserve">0km</w:t>
@@ -3902,7 +3926,6 @@
           <w:p>
             <w:pPr>
               <w:pStyle w:val="Compact"/>
-              <w:jc w:val="left"/>
             </w:pPr>
             <w:r>
               <w:t xml:space="preserve">출발지</w:t>
@@ -3916,7 +3939,6 @@
           <w:p>
             <w:pPr>
               <w:pStyle w:val="Compact"/>
-              <w:jc w:val="left"/>
             </w:pPr>
             <w:r>
               <w:t xml:space="preserve">론세스바예스</w:t>
@@ -3928,7 +3950,6 @@
           <w:p>
             <w:pPr>
               <w:pStyle w:val="Compact"/>
-              <w:jc w:val="left"/>
             </w:pPr>
             <w:r>
               <w:t xml:space="preserve">25.7km</w:t>
@@ -3940,7 +3961,6 @@
           <w:p>
             <w:pPr>
               <w:pStyle w:val="Compact"/>
-              <w:jc w:val="left"/>
             </w:pPr>
             <w:r>
               <w:t xml:space="preserve">피레네 넘은 직후.</w:t>
@@ -3950,8 +3970,8 @@
             </w:r>
             <w:r>
               <w:rPr>
+                <w:b/>
                 <w:bCs/>
-                <w:b/>
               </w:rPr>
               <w:t xml:space="preserve">1일차 최대 고비</w:t>
             </w:r>
@@ -3964,7 +3984,6 @@
           <w:p>
             <w:pPr>
               <w:pStyle w:val="Compact"/>
-              <w:jc w:val="left"/>
             </w:pPr>
             <w:r>
               <w:t xml:space="preserve">팜플로나</w:t>
@@ -3976,7 +3995,6 @@
           <w:p>
             <w:pPr>
               <w:pStyle w:val="Compact"/>
-              <w:jc w:val="left"/>
             </w:pPr>
             <w:r>
               <w:t xml:space="preserve">67.5km</w:t>
@@ -3988,7 +4006,6 @@
           <w:p>
             <w:pPr>
               <w:pStyle w:val="Compact"/>
-              <w:jc w:val="left"/>
             </w:pPr>
             <w:r>
               <w:t xml:space="preserve">첫 대도시</w:t>
@@ -4002,7 +4019,6 @@
           <w:p>
             <w:pPr>
               <w:pStyle w:val="Compact"/>
-              <w:jc w:val="left"/>
             </w:pPr>
             <w:r>
               <w:t xml:space="preserve">부르고스</w:t>
@@ -4014,7 +4030,6 @@
           <w:p>
             <w:pPr>
               <w:pStyle w:val="Compact"/>
-              <w:jc w:val="left"/>
             </w:pPr>
             <w:r>
               <w:t xml:space="preserve">284.9km</w:t>
@@ -4026,7 +4041,6 @@
           <w:p>
             <w:pPr>
               <w:pStyle w:val="Compact"/>
-              <w:jc w:val="left"/>
             </w:pPr>
             <w:r>
               <w:t xml:space="preserve">메세타 시작</w:t>
@@ -4040,7 +4054,6 @@
           <w:p>
             <w:pPr>
               <w:pStyle w:val="Compact"/>
-              <w:jc w:val="left"/>
             </w:pPr>
             <w:r>
               <w:t xml:space="preserve">레온</w:t>
@@ -4052,7 +4065,6 @@
           <w:p>
             <w:pPr>
               <w:pStyle w:val="Compact"/>
-              <w:jc w:val="left"/>
             </w:pPr>
             <w:r>
               <w:t xml:space="preserve">465.5km</w:t>
@@ -4064,7 +4076,6 @@
           <w:p>
             <w:pPr>
               <w:pStyle w:val="Compact"/>
-              <w:jc w:val="left"/>
             </w:pPr>
             <w:r>
               <w:t xml:space="preserve">메세타 끝</w:t>
@@ -4078,12 +4089,11 @@
           <w:p>
             <w:pPr>
               <w:pStyle w:val="Compact"/>
-              <w:jc w:val="left"/>
             </w:pPr>
             <w:r>
               <w:rPr>
+                <w:b/>
                 <w:bCs/>
-                <w:b/>
               </w:rPr>
               <w:t xml:space="preserve">사리아</w:t>
             </w:r>
@@ -4094,12 +4104,11 @@
           <w:p>
             <w:pPr>
               <w:pStyle w:val="Compact"/>
-              <w:jc w:val="left"/>
             </w:pPr>
             <w:r>
               <w:rPr>
+                <w:b/>
                 <w:bCs/>
-                <w:b/>
               </w:rPr>
               <w:t xml:space="preserve">658.9km</w:t>
             </w:r>
@@ -4110,12 +4119,11 @@
           <w:p>
             <w:pPr>
               <w:pStyle w:val="Compact"/>
-              <w:jc w:val="left"/>
             </w:pPr>
             <w:r>
               <w:rPr>
+                <w:b/>
                 <w:bCs/>
-                <w:b/>
               </w:rPr>
               <w:t xml:space="preserve">최다 출발지. 여기부터 114.2km</w:t>
             </w:r>
@@ -4128,7 +4136,6 @@
           <w:p>
             <w:pPr>
               <w:pStyle w:val="Compact"/>
-              <w:jc w:val="left"/>
             </w:pPr>
             <w:r>
               <w:t xml:space="preserve">산티아고</w:t>
@@ -4140,7 +4147,6 @@
           <w:p>
             <w:pPr>
               <w:pStyle w:val="Compact"/>
-              <w:jc w:val="left"/>
             </w:pPr>
             <w:r>
               <w:t xml:space="preserve">773.1km</w:t>
@@ -4152,7 +4158,6 @@
           <w:p>
             <w:pPr>
               <w:pStyle w:val="Compact"/>
-              <w:jc w:val="left"/>
             </w:pPr>
             <w:r>
               <w:t xml:space="preserve">도착</w:t>
@@ -4161,8 +4166,8 @@
         </w:tc>
       </w:tr>
     </w:tbl>
-    <w:bookmarkEnd w:id="37"/>
-    <w:bookmarkStart w:id="38" w:name="순례-기본"/>
+    <w:bookmarkEnd w:id="27"/>
+    <w:bookmarkStart w:id="28" w:name="순례-기본"/>
     <w:p>
       <w:pPr>
         <w:pStyle w:val="Heading3"/>
@@ -4173,103 +4178,103 @@
     </w:p>
     <w:p>
       <w:pPr>
+        <w:pStyle w:val="Compact"/>
         <w:numPr>
           <w:ilvl w:val="0"/>
           <w:numId w:val="1011"/>
         </w:numPr>
+      </w:pPr>
+      <w:r>
+        <w:rPr>
+          <w:b/>
+          <w:bCs/>
+        </w:rPr>
+        <w:t xml:space="preserve">콤포스텔라</w:t>
+      </w:r>
+      <w:r>
+        <w:t xml:space="preserve">: 도보 100km(자전거 200km) 이상이어야 발급. 사리아가 최다 출발지인 이유</w:t>
+      </w:r>
+    </w:p>
+    <w:p>
+      <w:pPr>
         <w:pStyle w:val="Compact"/>
-      </w:pPr>
-      <w:r>
-        <w:rPr>
-          <w:bCs/>
-          <w:b/>
-        </w:rPr>
-        <w:t xml:space="preserve">콤포스텔라</w:t>
-      </w:r>
-      <w:r>
-        <w:t xml:space="preserve">: 도보 100km(자전거 200km) 이상이어야 발급. 사리아가 최다 출발지인 이유</w:t>
-      </w:r>
-    </w:p>
-    <w:p>
-      <w:pPr>
         <w:numPr>
           <w:ilvl w:val="0"/>
           <w:numId w:val="1011"/>
         </w:numPr>
+      </w:pPr>
+      <w:r>
+        <w:rPr>
+          <w:b/>
+          <w:bCs/>
+        </w:rPr>
+        <w:t xml:space="preserve">크레덴시알(순례자 여권)</w:t>
+      </w:r>
+      <w:r>
+        <w:t xml:space="preserve">: 도장을 모으는 종이 수첩.</w:t>
+      </w:r>
+      <w:r>
+        <w:t xml:space="preserve"> </w:t>
+      </w:r>
+      <w:r>
+        <w:rPr>
+          <w:b/>
+          <w:bCs/>
+        </w:rPr>
+        <w:t xml:space="preserve">도장 2개 규칙은 위치가 아니라 총 도보거리 기준.</w:t>
+      </w:r>
+      <w:r>
+        <w:t xml:space="preserve"> </w:t>
+      </w:r>
+      <w:r>
+        <w:t xml:space="preserve">최소 거리(도보 100km대·자전거 200km대)만 걷는 경우만 하루 2개, 그보다 길면 1개</w:t>
+      </w:r>
+    </w:p>
+    <w:p>
+      <w:pPr>
         <w:pStyle w:val="Compact"/>
-      </w:pPr>
-      <w:r>
-        <w:rPr>
-          <w:bCs/>
-          <w:b/>
-        </w:rPr>
-        <w:t xml:space="preserve">크레덴시알(순례자 여권)</w:t>
-      </w:r>
-      <w:r>
-        <w:t xml:space="preserve">: 도장을 모으는 종이 수첩.</w:t>
-      </w:r>
-      <w:r>
-        <w:t xml:space="preserve"> </w:t>
-      </w:r>
-      <w:r>
-        <w:rPr>
-          <w:bCs/>
-          <w:b/>
-        </w:rPr>
-        <w:t xml:space="preserve">도장 2개 규칙은 위치가 아니라 총 도보거리 기준.</w:t>
-      </w:r>
-      <w:r>
-        <w:t xml:space="preserve"> </w:t>
-      </w:r>
-      <w:r>
-        <w:t xml:space="preserve">최소 거리(도보 100km대·자전거 200km대)만 걷는 경우만 하루 2개, 그보다 길면 1개</w:t>
-      </w:r>
-    </w:p>
-    <w:p>
-      <w:pPr>
         <w:numPr>
           <w:ilvl w:val="0"/>
           <w:numId w:val="1011"/>
         </w:numPr>
+      </w:pPr>
+      <w:r>
+        <w:t xml:space="preserve">프랑스 길 총</w:t>
+      </w:r>
+      <w:r>
+        <w:t xml:space="preserve"> </w:t>
+      </w:r>
+      <w:r>
+        <w:rPr>
+          <w:b/>
+          <w:bCs/>
+        </w:rPr>
+        <w:t xml:space="preserve">773.1km</w:t>
+      </w:r>
+      <w:r>
+        <w:t xml:space="preserve"> </w:t>
+      </w:r>
+      <w:r>
+        <w:t xml:space="preserve">(생장피드포르 → 산티아고). 사리아부터는</w:t>
+      </w:r>
+      <w:r>
+        <w:t xml:space="preserve"> </w:t>
+      </w:r>
+      <w:r>
+        <w:rPr>
+          <w:b/>
+          <w:bCs/>
+        </w:rPr>
+        <w:t xml:space="preserve">114.2km</w:t>
+      </w:r>
+    </w:p>
+    <w:p>
+      <w:pPr>
         <w:pStyle w:val="Compact"/>
-      </w:pPr>
-      <w:r>
-        <w:t xml:space="preserve">프랑스 길 총</w:t>
-      </w:r>
-      <w:r>
-        <w:t xml:space="preserve"> </w:t>
-      </w:r>
-      <w:r>
-        <w:rPr>
-          <w:bCs/>
-          <w:b/>
-        </w:rPr>
-        <w:t xml:space="preserve">773.1km</w:t>
-      </w:r>
-      <w:r>
-        <w:t xml:space="preserve"> </w:t>
-      </w:r>
-      <w:r>
-        <w:t xml:space="preserve">(생장피드포르 → 산티아고). 사리아부터는</w:t>
-      </w:r>
-      <w:r>
-        <w:t xml:space="preserve"> </w:t>
-      </w:r>
-      <w:r>
-        <w:rPr>
-          <w:bCs/>
-          <w:b/>
-        </w:rPr>
-        <w:t xml:space="preserve">114.2km</w:t>
-      </w:r>
-    </w:p>
-    <w:p>
-      <w:pPr>
         <w:numPr>
           <w:ilvl w:val="0"/>
           <w:numId w:val="1011"/>
         </w:numPr>
-        <w:pStyle w:val="Compact"/>
       </w:pPr>
       <w:r>
         <w:t xml:space="preserve">큰 오르막 3곳:</w:t>
@@ -4279,14 +4284,14 @@
       </w:r>
       <w:r>
         <w:rPr>
-          <w:bCs/>
-          <w:b/>
+          <w:b/>
+          <w:bCs/>
         </w:rPr>
         <w:t xml:space="preserve">피레네(+780m), 폰세바돈(+560m), 오 세브레이로(+790m)</w:t>
       </w:r>
     </w:p>
-    <w:bookmarkEnd w:id="38"/>
-    <w:bookmarkStart w:id="39" w:name="숙소-자주-틀림"/>
+    <w:bookmarkEnd w:id="28"/>
+    <w:bookmarkStart w:id="29" w:name="숙소-자주-틀림"/>
     <w:p>
       <w:pPr>
         <w:pStyle w:val="Heading3"/>
@@ -4300,7 +4305,6 @@
         <w:tblStyle w:val="Table"/>
         <w:tblW w:type="auto" w:w="0"/>
         <w:tblLook w:firstRow="1" w:lastRow="0" w:firstColumn="0" w:lastColumn="0" w:noHBand="0" w:noVBand="0" w:val="0020"/>
-        <w:jc w:val="start"/>
       </w:tblPr>
       <w:tblGrid>
         <w:gridCol w:w="2640"/>
@@ -4309,14 +4313,13 @@
       </w:tblGrid>
       <w:tr>
         <w:trPr>
-          <w:tblHeader w:val="true"/>
+          <w:tblHeader w:val="on"/>
         </w:trPr>
         <w:tc>
           <w:tcPr/>
           <w:p>
             <w:pPr>
               <w:pStyle w:val="Compact"/>
-              <w:jc w:val="left"/>
             </w:pPr>
             <w:r>
               <w:t xml:space="preserve">유형</w:t>
@@ -4328,7 +4331,6 @@
           <w:p>
             <w:pPr>
               <w:pStyle w:val="Compact"/>
-              <w:jc w:val="left"/>
             </w:pPr>
             <w:r>
               <w:t xml:space="preserve">예약</w:t>
@@ -4340,7 +4342,6 @@
           <w:p>
             <w:pPr>
               <w:pStyle w:val="Compact"/>
-              <w:jc w:val="left"/>
             </w:pPr>
             <w:r>
               <w:t xml:space="preserve">요금</w:t>
@@ -4354,7 +4355,6 @@
           <w:p>
             <w:pPr>
               <w:pStyle w:val="Compact"/>
-              <w:jc w:val="left"/>
             </w:pPr>
             <w:r>
               <w:t xml:space="preserve">Xunta 공립 (갈리시아)</w:t>
@@ -4366,7 +4366,6 @@
           <w:p>
             <w:pPr>
               <w:pStyle w:val="Compact"/>
-              <w:jc w:val="left"/>
             </w:pPr>
             <w:r>
               <w:t xml:space="preserve">불가 (선착순, 13시 개방)</w:t>
@@ -4378,7 +4377,6 @@
           <w:p>
             <w:pPr>
               <w:pStyle w:val="Compact"/>
-              <w:jc w:val="left"/>
             </w:pPr>
             <w:r>
               <w:t xml:space="preserve">8~10유로</w:t>
@@ -4392,7 +4390,6 @@
           <w:p>
             <w:pPr>
               <w:pStyle w:val="Compact"/>
-              <w:jc w:val="left"/>
             </w:pPr>
             <w:r>
               <w:t xml:space="preserve">지자체 공립</w:t>
@@ -4404,7 +4401,6 @@
           <w:p>
             <w:pPr>
               <w:pStyle w:val="Compact"/>
-              <w:jc w:val="left"/>
             </w:pPr>
             <w:r>
               <w:t xml:space="preserve">불가</w:t>
@@ -4416,7 +4412,6 @@
           <w:p>
             <w:pPr>
               <w:pStyle w:val="Compact"/>
-              <w:jc w:val="left"/>
             </w:pPr>
             <w:r>
               <w:t xml:space="preserve">8~12유로</w:t>
@@ -4430,7 +4425,6 @@
           <w:p>
             <w:pPr>
               <w:pStyle w:val="Compact"/>
-              <w:jc w:val="left"/>
             </w:pPr>
             <w:r>
               <w:t xml:space="preserve">본당·수도원</w:t>
@@ -4442,7 +4436,6 @@
           <w:p>
             <w:pPr>
               <w:pStyle w:val="Compact"/>
-              <w:jc w:val="left"/>
             </w:pPr>
             <w:r>
               <w:t xml:space="preserve">대부분 불가</w:t>
@@ -4454,7 +4447,6 @@
           <w:p>
             <w:pPr>
               <w:pStyle w:val="Compact"/>
-              <w:jc w:val="left"/>
             </w:pPr>
             <w:r>
               <w:t xml:space="preserve">기부제~10유로</w:t>
@@ -4468,7 +4460,6 @@
           <w:p>
             <w:pPr>
               <w:pStyle w:val="Compact"/>
-              <w:jc w:val="left"/>
             </w:pPr>
             <w:r>
               <w:t xml:space="preserve">기부제</w:t>
@@ -4480,7 +4471,6 @@
           <w:p>
             <w:pPr>
               <w:pStyle w:val="Compact"/>
-              <w:jc w:val="left"/>
             </w:pPr>
             <w:r>
               <w:t xml:space="preserve">불가</w:t>
@@ -4492,7 +4482,6 @@
           <w:p>
             <w:pPr>
               <w:pStyle w:val="Compact"/>
-              <w:jc w:val="left"/>
             </w:pPr>
             <w:r>
               <w:t xml:space="preserve">자율, 현금만</w:t>
@@ -4506,12 +4495,11 @@
           <w:p>
             <w:pPr>
               <w:pStyle w:val="Compact"/>
-              <w:jc w:val="left"/>
             </w:pPr>
             <w:r>
               <w:rPr>
+                <w:b/>
                 <w:bCs/>
-                <w:b/>
               </w:rPr>
               <w:t xml:space="preserve">사립</w:t>
             </w:r>
@@ -4522,12 +4510,11 @@
           <w:p>
             <w:pPr>
               <w:pStyle w:val="Compact"/>
-              <w:jc w:val="left"/>
             </w:pPr>
             <w:r>
               <w:rPr>
+                <w:b/>
                 <w:bCs/>
-                <w:b/>
               </w:rPr>
               <w:t xml:space="preserve">가능</w:t>
             </w:r>
@@ -4544,7 +4531,6 @@
           <w:p>
             <w:pPr>
               <w:pStyle w:val="Compact"/>
-              <w:jc w:val="left"/>
             </w:pPr>
             <w:r>
               <w:t xml:space="preserve">12~25유로</w:t>
@@ -4555,168 +4541,168 @@
     </w:tbl>
     <w:p>
       <w:pPr>
+        <w:pStyle w:val="Compact"/>
         <w:numPr>
           <w:ilvl w:val="0"/>
           <w:numId w:val="1012"/>
         </w:numPr>
+      </w:pPr>
+      <w:r>
+        <w:rPr>
+          <w:b/>
+          <w:bCs/>
+        </w:rPr>
+        <w:t xml:space="preserve">겨울 폐쇄가 많다.</w:t>
+      </w:r>
+      <w:r>
+        <w:t xml:space="preserve"> </w:t>
+      </w:r>
+      <w:r>
+        <w:t xml:space="preserve">공립은 보통 부활절~10월 말.</w:t>
+      </w:r>
+      <w:r>
+        <w:t xml:space="preserve"> </w:t>
+      </w:r>
+      <w:r>
+        <w:rPr>
+          <w:rStyle w:val="VerbatimChar"/>
+        </w:rPr>
+        <w:t xml:space="preserve">openFrom</w:t>
+      </w:r>
+      <w:r>
+        <w:t xml:space="preserve">/</w:t>
+      </w:r>
+      <w:r>
+        <w:rPr>
+          <w:rStyle w:val="VerbatimChar"/>
+        </w:rPr>
+        <w:t xml:space="preserve">openTo</w:t>
+      </w:r>
+      <w:r>
+        <w:t xml:space="preserve"> </w:t>
+      </w:r>
+      <w:r>
+        <w:t xml:space="preserve">없이 숙소를 추천하면 안 된다</w:t>
+      </w:r>
+    </w:p>
+    <w:p>
+      <w:pPr>
         <w:pStyle w:val="Compact"/>
-      </w:pPr>
-      <w:r>
-        <w:rPr>
-          <w:bCs/>
-          <w:b/>
-        </w:rPr>
-        <w:t xml:space="preserve">겨울 폐쇄가 많다.</w:t>
-      </w:r>
-      <w:r>
-        <w:t xml:space="preserve"> </w:t>
-      </w:r>
-      <w:r>
-        <w:t xml:space="preserve">공립은 보통 부활절~10월 말.</w:t>
-      </w:r>
-      <w:r>
-        <w:t xml:space="preserve"> </w:t>
-      </w:r>
-      <w:r>
-        <w:rPr>
-          <w:rStyle w:val="VerbatimChar"/>
-        </w:rPr>
-        <w:t xml:space="preserve">openFrom</w:t>
-      </w:r>
-      <w:r>
-        <w:t xml:space="preserve">/</w:t>
-      </w:r>
-      <w:r>
-        <w:rPr>
-          <w:rStyle w:val="VerbatimChar"/>
-        </w:rPr>
-        <w:t xml:space="preserve">openTo</w:t>
-      </w:r>
-      <w:r>
-        <w:t xml:space="preserve"> </w:t>
-      </w:r>
-      <w:r>
-        <w:t xml:space="preserve">없이 숙소를 추천하면 안 된다</w:t>
-      </w:r>
-    </w:p>
-    <w:p>
-      <w:pPr>
         <w:numPr>
           <w:ilvl w:val="0"/>
           <w:numId w:val="1012"/>
         </w:numPr>
+      </w:pPr>
+      <w:r>
+        <w:rPr>
+          <w:b/>
+          <w:bCs/>
+        </w:rPr>
+        <w:t xml:space="preserve">공립 알베르게는 짐 배송을 받지 않는다.</w:t>
+      </w:r>
+      <w:r>
+        <w:t xml:space="preserve"> </w:t>
+      </w:r>
+      <w:r>
+        <w:t xml:space="preserve">예약을 안 받아 침대를 보장할 수 없기 때문. 마을에</w:t>
+      </w:r>
+      <w:r>
+        <w:t xml:space="preserve"> </w:t>
+      </w:r>
+      <w:r>
+        <w:rPr>
+          <w:rStyle w:val="VerbatimChar"/>
+        </w:rPr>
+        <w:t xml:space="preserve">BAG_TRANSFER</w:t>
+      </w:r>
+      <w:r>
+        <w:t xml:space="preserve">가 있어도 숙소 단위로 따로 확인해야 한다</w:t>
+      </w:r>
+    </w:p>
+    <w:bookmarkEnd w:id="29"/>
+    <w:bookmarkStart w:id="30" w:name="갈림길과-위험"/>
+    <w:p>
+      <w:pPr>
+        <w:pStyle w:val="Heading3"/>
+      </w:pPr>
+      <w:r>
+        <w:t xml:space="preserve">갈림길과 위험</w:t>
+      </w:r>
+    </w:p>
+    <w:p>
+      <w:pPr>
         <w:pStyle w:val="Compact"/>
-      </w:pPr>
-      <w:r>
-        <w:rPr>
-          <w:bCs/>
-          <w:b/>
-        </w:rPr>
-        <w:t xml:space="preserve">공립 알베르게는 짐 배송을 받지 않는다.</w:t>
-      </w:r>
-      <w:r>
-        <w:t xml:space="preserve"> </w:t>
-      </w:r>
-      <w:r>
-        <w:t xml:space="preserve">예약을 안 받아 침대를 보장할 수 없기 때문. 마을에</w:t>
-      </w:r>
-      <w:r>
-        <w:t xml:space="preserve"> </w:t>
-      </w:r>
-      <w:r>
-        <w:rPr>
-          <w:rStyle w:val="VerbatimChar"/>
-        </w:rPr>
-        <w:t xml:space="preserve">BAG_TRANSFER</w:t>
-      </w:r>
-      <w:r>
-        <w:t xml:space="preserve">가 있어도 숙소 단위로 따로 확인해야 한다</w:t>
-      </w:r>
-    </w:p>
-    <w:bookmarkEnd w:id="39"/>
-    <w:bookmarkStart w:id="40" w:name="갈림길과-위험"/>
-    <w:p>
-      <w:pPr>
-        <w:pStyle w:val="Heading3"/>
-      </w:pPr>
-      <w:r>
-        <w:t xml:space="preserve">갈림길과 위험</w:t>
-      </w:r>
-    </w:p>
-    <w:p>
-      <w:pPr>
         <w:numPr>
           <w:ilvl w:val="0"/>
           <w:numId w:val="1013"/>
         </w:numPr>
+      </w:pPr>
+      <w:r>
+        <w:t xml:space="preserve">프랑스 길은</w:t>
+      </w:r>
+      <w:r>
+        <w:t xml:space="preserve"> </w:t>
+      </w:r>
+      <w:r>
+        <w:rPr>
+          <w:b/>
+          <w:bCs/>
+        </w:rPr>
+        <w:t xml:space="preserve">11곳에서 갈라진다.</w:t>
+      </w:r>
+      <w:r>
+        <w:t xml:space="preserve"> </w:t>
+      </w:r>
+      <w:r>
+        <w:t xml:space="preserve">같은 순례길이라도 사람마다 걷는 길이 다르다</w:t>
+      </w:r>
+    </w:p>
+    <w:p>
+      <w:pPr>
         <w:pStyle w:val="Compact"/>
-      </w:pPr>
-      <w:r>
-        <w:t xml:space="preserve">프랑스 길은</w:t>
-      </w:r>
-      <w:r>
-        <w:t xml:space="preserve"> </w:t>
-      </w:r>
-      <w:r>
-        <w:rPr>
-          <w:bCs/>
-          <w:b/>
-        </w:rPr>
-        <w:t xml:space="preserve">11곳에서 갈라진다.</w:t>
-      </w:r>
-      <w:r>
-        <w:t xml:space="preserve"> </w:t>
-      </w:r>
-      <w:r>
-        <w:t xml:space="preserve">같은 순례길이라도 사람마다 걷는 길이 다르다</w:t>
-      </w:r>
-    </w:p>
-    <w:p>
-      <w:pPr>
         <w:numPr>
           <w:ilvl w:val="0"/>
           <w:numId w:val="1013"/>
         </w:numPr>
+      </w:pPr>
+      <w:r>
+        <w:rPr>
+          <w:b/>
+          <w:bCs/>
+        </w:rPr>
+        <w:t xml:space="preserve">나폴레옹 루트 11/1~3/31 폐쇄.</w:t>
+      </w:r>
+      <w:r>
+        <w:t xml:space="preserve"> </w:t>
+      </w:r>
+      <w:r>
+        <w:t xml:space="preserve">겨울에는 발카를로스가 유일한 선택지</w:t>
+      </w:r>
+    </w:p>
+    <w:p>
+      <w:pPr>
         <w:pStyle w:val="Compact"/>
-      </w:pPr>
-      <w:r>
-        <w:rPr>
-          <w:bCs/>
-          <w:b/>
-        </w:rPr>
-        <w:t xml:space="preserve">나폴레옹 루트 11/1~3/31 폐쇄.</w:t>
-      </w:r>
-      <w:r>
-        <w:t xml:space="preserve"> </w:t>
-      </w:r>
-      <w:r>
-        <w:t xml:space="preserve">겨울에는 발카를로스가 유일한 선택지</w:t>
-      </w:r>
-    </w:p>
-    <w:p>
-      <w:pPr>
         <w:numPr>
           <w:ilvl w:val="0"/>
           <w:numId w:val="1013"/>
         </w:numPr>
+      </w:pPr>
+      <w:r>
+        <w:t xml:space="preserve">위험 유형 8종: 급경사 하강(무릎) · 대피소 없음 · 그늘 없음 · 식수 없음 · 차도 병행 · 진흙 · 통신 두절 · 겨울 결빙</w:t>
+      </w:r>
+    </w:p>
+    <w:p>
+      <w:pPr>
         <w:pStyle w:val="Compact"/>
-      </w:pPr>
-      <w:r>
-        <w:t xml:space="preserve">위험 유형 8종: 급경사 하강(무릎) · 대피소 없음 · 그늘 없음 · 식수 없음 · 차도 병행 · 진흙 · 통신 두절 · 겨울 결빙</w:t>
-      </w:r>
-    </w:p>
-    <w:p>
-      <w:pPr>
         <w:numPr>
           <w:ilvl w:val="0"/>
           <w:numId w:val="1013"/>
         </w:numPr>
-        <w:pStyle w:val="Compact"/>
-      </w:pPr>
-      <w:r>
-        <w:rPr>
-          <w:bCs/>
-          <w:b/>
+      </w:pPr>
+      <w:r>
+        <w:rPr>
+          <w:b/>
+          <w:bCs/>
         </w:rPr>
         <w:t xml:space="preserve">위험 표시는 겁주기가 아니라 준비하기 위한 것이다.</w:t>
       </w:r>
@@ -4727,8 +4713,8 @@
         <w:t xml:space="preserve">대응 행동을 반드시 함께 적는다</w:t>
       </w:r>
     </w:p>
-    <w:bookmarkEnd w:id="40"/>
-    <w:bookmarkStart w:id="41" w:name="콤포스텔라-요건-2025년-개정-자주-틀린다"/>
+    <w:bookmarkEnd w:id="30"/>
+    <w:bookmarkStart w:id="31" w:name="콤포스텔라-요건-2025년-개정-자주-틀린다"/>
     <w:p>
       <w:pPr>
         <w:pStyle w:val="Heading3"/>
@@ -4742,7 +4728,6 @@
         <w:tblStyle w:val="Table"/>
         <w:tblW w:type="auto" w:w="0"/>
         <w:tblLook w:firstRow="1" w:lastRow="0" w:firstColumn="0" w:lastColumn="0" w:noHBand="0" w:noVBand="0" w:val="0020"/>
-        <w:jc w:val="start"/>
       </w:tblPr>
       <w:tblGrid>
         <w:gridCol w:w="3960"/>
@@ -4750,14 +4735,13 @@
       </w:tblGrid>
       <w:tr>
         <w:trPr>
-          <w:tblHeader w:val="true"/>
+          <w:tblHeader w:val="on"/>
         </w:trPr>
         <w:tc>
           <w:tcPr/>
           <w:p>
             <w:pPr>
               <w:pStyle w:val="Compact"/>
-              <w:jc w:val="left"/>
             </w:pPr>
             <w:r>
               <w:t xml:space="preserve">방식</w:t>
@@ -4769,7 +4753,6 @@
           <w:p>
             <w:pPr>
               <w:pStyle w:val="Compact"/>
-              <w:jc w:val="left"/>
             </w:pPr>
             <w:r>
               <w:t xml:space="preserve">최소 거리</w:t>
@@ -4783,7 +4766,6 @@
           <w:p>
             <w:pPr>
               <w:pStyle w:val="Compact"/>
-              <w:jc w:val="left"/>
             </w:pPr>
             <w:r>
               <w:t xml:space="preserve">도보·말</w:t>
@@ -4795,12 +4777,11 @@
           <w:p>
             <w:pPr>
               <w:pStyle w:val="Compact"/>
-              <w:jc w:val="left"/>
             </w:pPr>
             <w:r>
               <w:rPr>
+                <w:b/>
                 <w:bCs/>
-                <w:b/>
               </w:rPr>
               <w:t xml:space="preserve">100km</w:t>
             </w:r>
@@ -4813,7 +4794,6 @@
           <w:p>
             <w:pPr>
               <w:pStyle w:val="Compact"/>
-              <w:jc w:val="left"/>
             </w:pPr>
             <w:r>
               <w:t xml:space="preserve">자전거</w:t>
@@ -4825,12 +4805,11 @@
           <w:p>
             <w:pPr>
               <w:pStyle w:val="Compact"/>
-              <w:jc w:val="left"/>
             </w:pPr>
             <w:r>
               <w:rPr>
+                <w:b/>
                 <w:bCs/>
-                <w:b/>
               </w:rPr>
               <w:t xml:space="preserve">200km</w:t>
             </w:r>
@@ -4843,12 +4822,11 @@
           <w:p>
             <w:pPr>
               <w:pStyle w:val="Compact"/>
-              <w:jc w:val="left"/>
             </w:pPr>
             <w:r>
               <w:rPr>
+                <w:b/>
                 <w:bCs/>
-                <w:b/>
               </w:rPr>
               <w:t xml:space="preserve">전기자전거</w:t>
             </w:r>
@@ -4859,12 +4837,11 @@
           <w:p>
             <w:pPr>
               <w:pStyle w:val="Compact"/>
-              <w:jc w:val="left"/>
             </w:pPr>
             <w:r>
               <w:rPr>
+                <w:b/>
                 <w:bCs/>
-                <w:b/>
               </w:rPr>
               <w:t xml:space="preserve">대상 아님</w:t>
             </w:r>
@@ -4878,8 +4855,8 @@
       </w:pPr>
       <w:r>
         <w:rPr>
-          <w:bCs/>
-          <w:b/>
+          <w:b/>
+          <w:bCs/>
         </w:rPr>
         <w:t xml:space="preserve">조건</w:t>
       </w:r>
@@ -4894,8 +4871,8 @@
       </w:r>
       <w:r>
         <w:rPr>
-          <w:bCs/>
-          <w:b/>
+          <w:b/>
+          <w:bCs/>
         </w:rPr>
         <w:t xml:space="preserve">이동수단으로 건너뛰면 그 지점에서 끊긴다</w:t>
       </w:r>
@@ -4916,8 +4893,8 @@
       </w:r>
       <w:r>
         <w:rPr>
-          <w:bCs/>
-          <w:b/>
+          <w:b/>
+          <w:bCs/>
         </w:rPr>
         <w:t xml:space="preserve">마지막 구간이 최소 20km이고 대성당으로 직접 이어져야 한다</w:t>
       </w:r>
@@ -4934,8 +4911,8 @@
       </w:pPr>
       <w:r>
         <w:rPr>
-          <w:bCs/>
-          <w:b/>
+          <w:b/>
+          <w:bCs/>
         </w:rPr>
         <w:t xml:space="preserve">⚠️ 도장 규칙 — 위치가 아니라 총 도보 거리 기준</w:t>
       </w:r>
@@ -4945,7 +4922,6 @@
         <w:tblStyle w:val="Table"/>
         <w:tblW w:type="auto" w:w="0"/>
         <w:tblLook w:firstRow="1" w:lastRow="0" w:firstColumn="0" w:lastColumn="0" w:noHBand="0" w:noVBand="0" w:val="0020"/>
-        <w:jc w:val="start"/>
       </w:tblPr>
       <w:tblGrid>
         <w:gridCol w:w="3960"/>
@@ -4953,14 +4929,13 @@
       </w:tblGrid>
       <w:tr>
         <w:trPr>
-          <w:tblHeader w:val="true"/>
+          <w:tblHeader w:val="on"/>
         </w:trPr>
         <w:tc>
           <w:tcPr/>
           <w:p>
             <w:pPr>
               <w:pStyle w:val="Compact"/>
-              <w:jc w:val="left"/>
             </w:pPr>
             <w:r>
               <w:t xml:space="preserve">조건</w:t>
@@ -4972,7 +4947,6 @@
           <w:p>
             <w:pPr>
               <w:pStyle w:val="Compact"/>
-              <w:jc w:val="left"/>
             </w:pPr>
             <w:r>
               <w:t xml:space="preserve">하루 도장</w:t>
@@ -4986,7 +4960,6 @@
           <w:p>
             <w:pPr>
               <w:pStyle w:val="Compact"/>
-              <w:jc w:val="left"/>
             </w:pPr>
             <w:r>
               <w:t xml:space="preserve">최소 거리만 걷는 경우 (도보 100km대)</w:t>
@@ -4998,12 +4971,11 @@
           <w:p>
             <w:pPr>
               <w:pStyle w:val="Compact"/>
-              <w:jc w:val="left"/>
             </w:pPr>
             <w:r>
               <w:rPr>
+                <w:b/>
                 <w:bCs/>
-                <w:b/>
               </w:rPr>
               <w:t xml:space="preserve">2개</w:t>
             </w:r>
@@ -5016,7 +4988,6 @@
           <w:p>
             <w:pPr>
               <w:pStyle w:val="Compact"/>
-              <w:jc w:val="left"/>
             </w:pPr>
             <w:r>
               <w:t xml:space="preserve">그보다 길게 걷는 경우</w:t>
@@ -5028,12 +4999,11 @@
           <w:p>
             <w:pPr>
               <w:pStyle w:val="Compact"/>
-              <w:jc w:val="left"/>
             </w:pPr>
             <w:r>
               <w:rPr>
+                <w:b/>
                 <w:bCs/>
-                <w:b/>
               </w:rPr>
               <w:t xml:space="preserve">1개</w:t>
             </w:r>
@@ -5047,8 +5017,8 @@
       </w:pPr>
       <w:r>
         <w:rPr>
-          <w:bCs/>
-          <w:b/>
+          <w:b/>
+          <w:bCs/>
         </w:rPr>
         <w:t xml:space="preserve">생장에서 773km를 걸으면 사리아를 지나도 하루 1개면 된다.</w:t>
       </w:r>
@@ -5086,8 +5056,8 @@
       </w:r>
       <w:r>
         <w:rPr>
-          <w:bCs/>
-          <w:b/>
+          <w:b/>
+          <w:bCs/>
         </w:rPr>
         <w:t xml:space="preserve">안개 지도 개방과 도보 거리 집계에서 제외</w:t>
       </w:r>
@@ -5095,8 +5065,8 @@
         <w:t xml:space="preserve">한다.</w:t>
       </w:r>
     </w:p>
-    <w:bookmarkEnd w:id="41"/>
-    <w:bookmarkStart w:id="42" w:name="이동-방식과-접근-교통"/>
+    <w:bookmarkEnd w:id="31"/>
+    <w:bookmarkStart w:id="32" w:name="이동-방식과-접근-교통"/>
     <w:p>
       <w:pPr>
         <w:pStyle w:val="Heading3"/>
@@ -5111,8 +5081,8 @@
       </w:pPr>
       <w:r>
         <w:rPr>
-          <w:bCs/>
-          <w:b/>
+          <w:b/>
+          <w:bCs/>
         </w:rPr>
         <w:t xml:space="preserve">⚠️ 순례자는 걷기만 하지 않는다. 이 프로젝트를 도보 전용으로 만들지 마라.</w:t>
       </w:r>
@@ -5122,7 +5092,6 @@
         <w:tblStyle w:val="Table"/>
         <w:tblW w:type="auto" w:w="0"/>
         <w:tblLook w:firstRow="1" w:lastRow="0" w:firstColumn="0" w:lastColumn="0" w:noHBand="0" w:noVBand="0" w:val="0020"/>
-        <w:jc w:val="start"/>
       </w:tblPr>
       <w:tblGrid>
         <w:gridCol w:w="2640"/>
@@ -5131,14 +5100,13 @@
       </w:tblGrid>
       <w:tr>
         <w:trPr>
-          <w:tblHeader w:val="true"/>
+          <w:tblHeader w:val="on"/>
         </w:trPr>
         <w:tc>
           <w:tcPr/>
           <w:p>
             <w:pPr>
               <w:pStyle w:val="Compact"/>
-              <w:jc w:val="left"/>
             </w:pPr>
             <w:r>
               <w:t xml:space="preserve">방식</w:t>
@@ -5150,7 +5118,6 @@
           <w:p>
             <w:pPr>
               <w:pStyle w:val="Compact"/>
-              <w:jc w:val="left"/>
             </w:pPr>
             <w:r>
               <w:t xml:space="preserve">콤포스텔라</w:t>
@@ -5162,7 +5129,6 @@
           <w:p>
             <w:pPr>
               <w:pStyle w:val="Compact"/>
-              <w:jc w:val="left"/>
             </w:pPr>
             <w:r>
               <w:t xml:space="preserve">하루 이동</w:t>
@@ -5176,7 +5142,6 @@
           <w:p>
             <w:pPr>
               <w:pStyle w:val="Compact"/>
-              <w:jc w:val="left"/>
             </w:pPr>
             <w:r>
               <w:t xml:space="preserve">도보</w:t>
@@ -5188,7 +5153,6 @@
           <w:p>
             <w:pPr>
               <w:pStyle w:val="Compact"/>
-              <w:jc w:val="left"/>
             </w:pPr>
             <w:r>
               <w:t xml:space="preserve">100km</w:t>
@@ -5200,12 +5164,11 @@
           <w:p>
             <w:pPr>
               <w:pStyle w:val="Compact"/>
-              <w:jc w:val="left"/>
             </w:pPr>
             <w:r>
               <w:rPr>
+                <w:b/>
                 <w:bCs/>
-                <w:b/>
               </w:rPr>
               <w:t xml:space="preserve">3~32km</w:t>
             </w:r>
@@ -5224,7 +5187,6 @@
           <w:p>
             <w:pPr>
               <w:pStyle w:val="Compact"/>
-              <w:jc w:val="left"/>
             </w:pPr>
             <w:r>
               <w:t xml:space="preserve">자전거</w:t>
@@ -5236,7 +5198,6 @@
           <w:p>
             <w:pPr>
               <w:pStyle w:val="Compact"/>
-              <w:jc w:val="left"/>
             </w:pPr>
             <w:r>
               <w:t xml:space="preserve">200km</w:t>
@@ -5248,7 +5209,6 @@
           <w:p>
             <w:pPr>
               <w:pStyle w:val="Compact"/>
-              <w:jc w:val="left"/>
             </w:pPr>
             <w:r>
               <w:t xml:space="preserve">40~100km</w:t>
@@ -5262,7 +5222,6 @@
           <w:p>
             <w:pPr>
               <w:pStyle w:val="Compact"/>
-              <w:jc w:val="left"/>
             </w:pPr>
             <w:r>
               <w:t xml:space="preserve">전기자전거</w:t>
@@ -5274,12 +5233,11 @@
           <w:p>
             <w:pPr>
               <w:pStyle w:val="Compact"/>
-              <w:jc w:val="left"/>
             </w:pPr>
             <w:r>
               <w:rPr>
+                <w:b/>
                 <w:bCs/>
-                <w:b/>
               </w:rPr>
               <w:t xml:space="preserve">대상 아님</w:t>
             </w:r>
@@ -5290,7 +5248,6 @@
           <w:p>
             <w:pPr>
               <w:pStyle w:val="Compact"/>
-              <w:jc w:val="left"/>
             </w:pPr>
             <w:r>
               <w:t xml:space="preserve">—</w:t>
@@ -5304,7 +5261,6 @@
           <w:p>
             <w:pPr>
               <w:pStyle w:val="Compact"/>
-              <w:jc w:val="left"/>
             </w:pPr>
             <w:r>
               <w:t xml:space="preserve">전동 핸드바이크</w:t>
@@ -5316,7 +5272,6 @@
           <w:p>
             <w:pPr>
               <w:pStyle w:val="Compact"/>
-              <w:jc w:val="left"/>
             </w:pPr>
             <w:r>
               <w:t xml:space="preserve">확인 필요</w:t>
@@ -5328,7 +5283,6 @@
           <w:p>
             <w:pPr>
               <w:pStyle w:val="Compact"/>
-              <w:jc w:val="left"/>
             </w:pPr>
             <w:r>
               <w:t xml:space="preserve">평균 20km</w:t>
@@ -5342,7 +5296,6 @@
           <w:p>
             <w:pPr>
               <w:pStyle w:val="Compact"/>
-              <w:jc w:val="left"/>
             </w:pPr>
             <w:r>
               <w:t xml:space="preserve">휠체어·조엘레트</w:t>
@@ -5354,7 +5307,6 @@
           <w:p>
             <w:pPr>
               <w:pStyle w:val="Compact"/>
-              <w:jc w:val="left"/>
             </w:pPr>
             <w:r>
               <w:t xml:space="preserve">확인 필요</w:t>
@@ -5366,7 +5318,6 @@
           <w:p>
             <w:pPr>
               <w:pStyle w:val="Compact"/>
-              <w:jc w:val="left"/>
             </w:pPr>
             <w:r>
               <w:t xml:space="preserve">3~15km</w:t>
@@ -5380,7 +5331,6 @@
           <w:p>
             <w:pPr>
               <w:pStyle w:val="Compact"/>
-              <w:jc w:val="left"/>
             </w:pPr>
             <w:r>
               <w:t xml:space="preserve">말</w:t>
@@ -5392,7 +5342,6 @@
           <w:p>
             <w:pPr>
               <w:pStyle w:val="Compact"/>
-              <w:jc w:val="left"/>
             </w:pPr>
             <w:r>
               <w:t xml:space="preserve">100km</w:t>
@@ -5404,7 +5353,6 @@
           <w:p>
             <w:pPr>
               <w:pStyle w:val="Compact"/>
-              <w:jc w:val="left"/>
             </w:pPr>
             <w:r>
               <w:t xml:space="preserve">—</w:t>
@@ -5415,567 +5363,561 @@
     </w:tbl>
     <w:p>
       <w:pPr>
+        <w:pStyle w:val="Compact"/>
         <w:numPr>
           <w:ilvl w:val="0"/>
           <w:numId w:val="1014"/>
         </w:numPr>
+      </w:pPr>
+      <w:r>
+        <w:rPr>
+          <w:rStyle w:val="VerbatimChar"/>
+        </w:rPr>
+        <w:t xml:space="preserve">TravelMode</w:t>
+      </w:r>
+      <w:r>
+        <w:t xml:space="preserve">는 위 6종.</w:t>
+      </w:r>
+      <w:r>
+        <w:t xml:space="preserve"> </w:t>
+      </w:r>
+      <w:r>
+        <w:rPr>
+          <w:b/>
+          <w:bCs/>
+        </w:rPr>
+        <w:t xml:space="preserve">Phase 1~3은 도보만 지원하되 모델은 처음부터 갖는다</w:t>
+      </w:r>
+    </w:p>
+    <w:p>
+      <w:pPr>
         <w:pStyle w:val="Compact"/>
-      </w:pPr>
-      <w:r>
-        <w:rPr>
-          <w:rStyle w:val="VerbatimChar"/>
-        </w:rPr>
-        <w:t xml:space="preserve">TravelMode</w:t>
-      </w:r>
-      <w:r>
-        <w:t xml:space="preserve">는 위 6종.</w:t>
-      </w:r>
-      <w:r>
-        <w:t xml:space="preserve"> </w:t>
-      </w:r>
-      <w:r>
-        <w:rPr>
-          <w:bCs/>
-          <w:b/>
-        </w:rPr>
-        <w:t xml:space="preserve">Phase 1~3은 도보만 지원하되 모델은 처음부터 갖는다</w:t>
-      </w:r>
-    </w:p>
-    <w:p>
-      <w:pPr>
         <w:numPr>
           <w:ilvl w:val="0"/>
           <w:numId w:val="1014"/>
         </w:numPr>
+      </w:pPr>
+      <w:r>
+        <w:rPr>
+          <w:b/>
+          <w:bCs/>
+        </w:rPr>
+        <w:t xml:space="preserve">하루 목표 거리 하한을 14km로 잡지 마라.</w:t>
+      </w:r>
+      <w:r>
+        <w:t xml:space="preserve"> </w:t>
+      </w:r>
+      <w:r>
+        <w:t xml:space="preserve">의족을 쓰고 하루 3~4km 걷는 계획이 실재한다</w:t>
+      </w:r>
+    </w:p>
+    <w:p>
+      <w:pPr>
         <w:pStyle w:val="Compact"/>
-      </w:pPr>
-      <w:r>
-        <w:rPr>
-          <w:bCs/>
-          <w:b/>
-        </w:rPr>
-        <w:t xml:space="preserve">하루 목표 거리 하한을 14km로 잡지 마라.</w:t>
-      </w:r>
-      <w:r>
-        <w:t xml:space="preserve"> </w:t>
-      </w:r>
-      <w:r>
-        <w:t xml:space="preserve">의족을 쓰고 하루 3~4km 걷는 계획이 실재한다</w:t>
-      </w:r>
-    </w:p>
-    <w:p>
-      <w:pPr>
         <w:numPr>
           <w:ilvl w:val="0"/>
           <w:numId w:val="1014"/>
         </w:numPr>
+      </w:pPr>
+      <w:r>
+        <w:t xml:space="preserve">방식이 바뀌면</w:t>
+      </w:r>
+      <w:r>
+        <w:t xml:space="preserve"> </w:t>
+      </w:r>
+      <w:r>
+        <w:rPr>
+          <w:b/>
+          <w:bCs/>
+        </w:rPr>
+        <w:t xml:space="preserve">위험 부위도 바뀐다.</w:t>
+      </w:r>
+      <w:r>
+        <w:t xml:space="preserve"> </w:t>
+      </w:r>
+      <w:r>
+        <w:t xml:space="preserve">도보는 발·무릎, 핸드바이크는 손목·어깨</w:t>
+      </w:r>
+    </w:p>
+    <w:p>
+      <w:pPr>
         <w:pStyle w:val="Compact"/>
-      </w:pPr>
-      <w:r>
-        <w:t xml:space="preserve">방식이 바뀌면</w:t>
-      </w:r>
-      <w:r>
-        <w:t xml:space="preserve"> </w:t>
-      </w:r>
-      <w:r>
-        <w:rPr>
-          <w:bCs/>
-          <w:b/>
-        </w:rPr>
-        <w:t xml:space="preserve">위험 부위도 바뀐다.</w:t>
-      </w:r>
-      <w:r>
-        <w:t xml:space="preserve"> </w:t>
-      </w:r>
-      <w:r>
-        <w:t xml:space="preserve">도보는 발·무릎, 핸드바이크는 손목·어깨</w:t>
-      </w:r>
-    </w:p>
-    <w:p>
-      <w:pPr>
         <w:numPr>
           <w:ilvl w:val="0"/>
           <w:numId w:val="1014"/>
         </w:numPr>
+      </w:pPr>
+      <w:r>
+        <w:t xml:space="preserve">순례는 걷기 전부터 시작한다.</w:t>
+      </w:r>
+      <w:r>
+        <w:t xml:space="preserve"> </w:t>
+      </w:r>
+      <w:r>
+        <w:rPr>
+          <w:b/>
+          <w:bCs/>
+        </w:rPr>
+        <w:t xml:space="preserve">인천 → 생장은 최소 2~3회 환승</w:t>
+      </w:r>
+      <w:r>
+        <w:t xml:space="preserve">이고 준비에서 가장 헷갈리는 부분이다</w:t>
+      </w:r>
+    </w:p>
+    <w:p>
+      <w:pPr>
         <w:pStyle w:val="Compact"/>
-      </w:pPr>
-      <w:r>
-        <w:t xml:space="preserve">순례는 걷기 전부터 시작한다.</w:t>
-      </w:r>
-      <w:r>
-        <w:t xml:space="preserve"> </w:t>
-      </w:r>
-      <w:r>
-        <w:rPr>
-          <w:bCs/>
-          <w:b/>
-        </w:rPr>
-        <w:t xml:space="preserve">인천 → 생장은 최소 2~3회 환승</w:t>
-      </w:r>
-      <w:r>
-        <w:t xml:space="preserve">이고 준비에서 가장 헷갈리는 부분이다</w:t>
-      </w:r>
-    </w:p>
-    <w:p>
-      <w:pPr>
         <w:numPr>
           <w:ilvl w:val="0"/>
           <w:numId w:val="1014"/>
         </w:numPr>
+      </w:pPr>
+      <w:r>
+        <w:t xml:space="preserve">생장에는 공항이 없다. 파리(CDG TGV) · 비아리츠 · 팜플로나 경유가 주요 경로</w:t>
+      </w:r>
+    </w:p>
+    <w:p>
+      <w:pPr>
         <w:pStyle w:val="Compact"/>
-      </w:pPr>
-      <w:r>
-        <w:t xml:space="preserve">생장에는 공항이 없다. 파리(CDG TGV) · 비아리츠 · 팜플로나 경유가 주요 경로</w:t>
-      </w:r>
-    </w:p>
-    <w:p>
-      <w:pPr>
         <w:numPr>
           <w:ilvl w:val="0"/>
           <w:numId w:val="1014"/>
         </w:numPr>
+      </w:pPr>
+      <w:r>
+        <w:t xml:space="preserve">바욘 → 생장 기차는 하루 6편, 약 12유로, 1시간</w:t>
+      </w:r>
+    </w:p>
+    <w:p>
+      <w:pPr>
         <w:pStyle w:val="Compact"/>
-      </w:pPr>
-      <w:r>
-        <w:t xml:space="preserve">바욘 → 생장 기차는 하루 6편, 약 12유로, 1시간</w:t>
-      </w:r>
-    </w:p>
-    <w:p>
-      <w:pPr>
         <w:numPr>
           <w:ilvl w:val="0"/>
           <w:numId w:val="1014"/>
         </w:numPr>
+      </w:pPr>
+      <w:r>
+        <w:rPr>
+          <w:b/>
+          <w:bCs/>
+        </w:rPr>
+        <w:t xml:space="preserve">여정 중에도 버스·택시를 쓴다.</w:t>
+      </w:r>
+      <w:r>
+        <w:t xml:space="preserve"> </w:t>
+      </w:r>
+      <w:r>
+        <w:t xml:space="preserve">부상·만실·시간 부족 때문이다. 이걸 예외로 보지 않는다</w:t>
+      </w:r>
+    </w:p>
+    <w:bookmarkEnd w:id="32"/>
+    <w:bookmarkStart w:id="33" w:name="이동수단은-plan-b가-아니다"/>
+    <w:p>
+      <w:pPr>
+        <w:pStyle w:val="Heading3"/>
+      </w:pPr>
+      <w:r>
+        <w:t xml:space="preserve">⚠️ 이동수단은 Plan B가 아니다</w:t>
+      </w:r>
+    </w:p>
+    <w:p>
+      <w:pPr>
+        <w:pStyle w:val="FirstParagraph"/>
+      </w:pPr>
+      <w:r>
+        <w:rPr>
+          <w:b/>
+          <w:bCs/>
+        </w:rPr>
+        <w:t xml:space="preserve">부르고스 → 레온 약 200km의 메세타를 버스로 건너뛰는 것은 흔한 선택이다.</w:t>
+      </w:r>
+      <w:r>
+        <w:t xml:space="preserve"> </w:t>
+      </w:r>
+      <w:r>
+        <w:t xml:space="preserve">포럼에서 끊임없이 논의되고 상당수가 실제로 그렇게 한다.</w:t>
+      </w:r>
+    </w:p>
+    <w:p>
+      <w:pPr>
         <w:pStyle w:val="Compact"/>
-      </w:pPr>
-      <w:r>
-        <w:rPr>
-          <w:bCs/>
-          <w:b/>
-        </w:rPr>
-        <w:t xml:space="preserve">여정 중에도 버스·택시를 쓴다.</w:t>
-      </w:r>
-      <w:r>
-        <w:t xml:space="preserve"> </w:t>
-      </w:r>
-      <w:r>
-        <w:t xml:space="preserve">부상·만실·시간 부족 때문이다. 이걸 예외로 보지 않는다</w:t>
-      </w:r>
-    </w:p>
-    <w:bookmarkEnd w:id="42"/>
-    <w:bookmarkStart w:id="43" w:name="이동수단은-plan-b가-아니다"/>
-    <w:p>
-      <w:pPr>
-        <w:pStyle w:val="Heading3"/>
-      </w:pPr>
-      <w:r>
-        <w:t xml:space="preserve">⚠️ 이동수단은 Plan B가 아니다</w:t>
-      </w:r>
-    </w:p>
-    <w:p>
-      <w:pPr>
-        <w:pStyle w:val="FirstParagraph"/>
-      </w:pPr>
-      <w:r>
-        <w:rPr>
-          <w:bCs/>
-          <w:b/>
-        </w:rPr>
-        <w:t xml:space="preserve">부르고스 → 레온 약 200km의 메세타를 버스로 건너뛰는 것은 흔한 선택이다.</w:t>
-      </w:r>
-      <w:r>
-        <w:t xml:space="preserve"> </w:t>
-      </w:r>
-      <w:r>
-        <w:t xml:space="preserve">포럼에서 끊임없이 논의되고 상당수가 실제로 그렇게 한다.</w:t>
-      </w:r>
-    </w:p>
-    <w:p>
-      <w:pPr>
         <w:numPr>
           <w:ilvl w:val="0"/>
           <w:numId w:val="1015"/>
         </w:numPr>
+      </w:pPr>
+      <w:r>
+        <w:rPr>
+          <w:rStyle w:val="VerbatimChar"/>
+        </w:rPr>
+        <w:t xml:space="preserve">PlannedTransport</w:t>
+      </w:r>
+      <w:r>
+        <w:t xml:space="preserve">로</w:t>
+      </w:r>
+      <w:r>
+        <w:t xml:space="preserve"> </w:t>
+      </w:r>
+      <w:r>
+        <w:rPr>
+          <w:b/>
+          <w:bCs/>
+        </w:rPr>
+        <w:t xml:space="preserve">일정 수립 단계에서</w:t>
+      </w:r>
+      <w:r>
+        <w:t xml:space="preserve"> </w:t>
+      </w:r>
+      <w:r>
+        <w:t xml:space="preserve">넣을 수 있어야 한다</w:t>
+      </w:r>
+    </w:p>
+    <w:p>
+      <w:pPr>
         <w:pStyle w:val="Compact"/>
-      </w:pPr>
-      <w:r>
-        <w:rPr>
-          <w:rStyle w:val="VerbatimChar"/>
-        </w:rPr>
-        <w:t xml:space="preserve">PlannedTransport</w:t>
-      </w:r>
-      <w:r>
-        <w:t xml:space="preserve">로</w:t>
-      </w:r>
-      <w:r>
-        <w:t xml:space="preserve"> </w:t>
-      </w:r>
-      <w:r>
-        <w:rPr>
-          <w:bCs/>
-          <w:b/>
-        </w:rPr>
-        <w:t xml:space="preserve">일정 수립 단계에서</w:t>
-      </w:r>
-      <w:r>
-        <w:t xml:space="preserve"> </w:t>
-      </w:r>
-      <w:r>
-        <w:t xml:space="preserve">넣을 수 있어야 한다</w:t>
-      </w:r>
-    </w:p>
-    <w:p>
-      <w:pPr>
         <w:numPr>
           <w:ilvl w:val="0"/>
           <w:numId w:val="1015"/>
         </w:numPr>
+      </w:pPr>
+      <w:r>
+        <w:t xml:space="preserve">❌ 이동수단 사용을</w:t>
+      </w:r>
+      <w:r>
+        <w:t xml:space="preserve"> </w:t>
+      </w:r>
+      <w:r>
+        <w:t xml:space="preserve">“계획 실패”</w:t>
+      </w:r>
+      <w:r>
+        <w:t xml:space="preserve">로 처리하는 UI·문구</w:t>
+      </w:r>
+    </w:p>
+    <w:p>
+      <w:pPr>
         <w:pStyle w:val="Compact"/>
-      </w:pPr>
-      <w:r>
-        <w:t xml:space="preserve">❌ 이동수단 사용을</w:t>
-      </w:r>
-      <w:r>
-        <w:t xml:space="preserve"> </w:t>
-      </w:r>
-      <w:r>
-        <w:t xml:space="preserve">“</w:t>
-      </w:r>
-      <w:r>
-        <w:t xml:space="preserve">계획 실패</w:t>
-      </w:r>
-      <w:r>
-        <w:t xml:space="preserve">”</w:t>
-      </w:r>
-      <w:r>
-        <w:t xml:space="preserve">로 처리하는 UI·문구</w:t>
-      </w:r>
-    </w:p>
-    <w:p>
-      <w:pPr>
         <w:numPr>
           <w:ilvl w:val="0"/>
           <w:numId w:val="1015"/>
         </w:numPr>
+      </w:pPr>
+      <w:r>
+        <w:t xml:space="preserve">✅ 걷지 않은 구간은 조용히 제외하고, 콤포스텔라 요건에 걸릴 때만 경고</w:t>
+      </w:r>
+    </w:p>
+    <w:p>
+      <w:pPr>
         <w:pStyle w:val="Compact"/>
-      </w:pPr>
-      <w:r>
-        <w:t xml:space="preserve">✅ 걷지 않은 구간은 조용히 제외하고, 콤포스텔라 요건에 걸릴 때만 경고</w:t>
-      </w:r>
-    </w:p>
-    <w:p>
-      <w:pPr>
         <w:numPr>
           <w:ilvl w:val="0"/>
           <w:numId w:val="1015"/>
         </w:numPr>
+      </w:pPr>
+      <w:r>
+        <w:rPr>
+          <w:b/>
+          <w:bCs/>
+        </w:rPr>
+        <w:t xml:space="preserve">어느 쪽도 권하지 않는다.</w:t>
+      </w:r>
+      <w:r>
+        <w:t xml:space="preserve"> </w:t>
+      </w:r>
+      <w:r>
+        <w:t xml:space="preserve">시간과 체력의 현실을 보여주고 판단은 사용자가 한다</w:t>
+      </w:r>
+    </w:p>
+    <w:bookmarkEnd w:id="33"/>
+    <w:bookmarkStart w:id="34" w:name="완주-이후-phase-35"/>
+    <w:p>
+      <w:pPr>
+        <w:pStyle w:val="Heading3"/>
+      </w:pPr>
+      <w:r>
+        <w:t xml:space="preserve">완주 이후 (Phase 3~5)</w:t>
+      </w:r>
+    </w:p>
+    <w:p>
+      <w:pPr>
         <w:pStyle w:val="Compact"/>
-      </w:pPr>
-      <w:r>
-        <w:rPr>
-          <w:bCs/>
-          <w:b/>
-        </w:rPr>
-        <w:t xml:space="preserve">어느 쪽도 권하지 않는다.</w:t>
-      </w:r>
-      <w:r>
-        <w:t xml:space="preserve"> </w:t>
-      </w:r>
-      <w:r>
-        <w:t xml:space="preserve">시간과 체력의 현실을 보여주고 판단은 사용자가 한다</w:t>
-      </w:r>
-    </w:p>
-    <w:bookmarkEnd w:id="43"/>
-    <w:bookmarkStart w:id="44" w:name="완주-이후-phase-35"/>
-    <w:p>
-      <w:pPr>
-        <w:pStyle w:val="Heading3"/>
-      </w:pPr>
-      <w:r>
-        <w:t xml:space="preserve">완주 이후 (Phase 3~5)</w:t>
-      </w:r>
-    </w:p>
-    <w:p>
-      <w:pPr>
         <w:numPr>
           <w:ilvl w:val="0"/>
           <w:numId w:val="1016"/>
         </w:numPr>
+      </w:pPr>
+      <w:r>
+        <w:rPr>
+          <w:b/>
+          <w:bCs/>
+        </w:rPr>
+        <w:t xml:space="preserve">콤포스텔라</w:t>
+      </w:r>
+      <w:r>
+        <w:t xml:space="preserve"> </w:t>
+      </w:r>
+      <w:r>
+        <w:t xml:space="preserve">— 도보 100km 이상 완주 시 대성당이 발급하는 공식 증서</w:t>
+      </w:r>
+    </w:p>
+    <w:p>
+      <w:pPr>
         <w:pStyle w:val="Compact"/>
-      </w:pPr>
-      <w:r>
-        <w:rPr>
-          <w:bCs/>
-          <w:b/>
-        </w:rPr>
-        <w:t xml:space="preserve">콤포스텔라</w:t>
-      </w:r>
-      <w:r>
-        <w:t xml:space="preserve"> </w:t>
-      </w:r>
-      <w:r>
-        <w:t xml:space="preserve">— 도보 100km 이상 완주 시 대성당이 발급하는 공식 증서</w:t>
-      </w:r>
-    </w:p>
-    <w:p>
-      <w:pPr>
         <w:numPr>
           <w:ilvl w:val="0"/>
           <w:numId w:val="1016"/>
         </w:numPr>
+      </w:pPr>
+      <w:r>
+        <w:rPr>
+          <w:b/>
+          <w:bCs/>
+        </w:rPr>
+        <w:t xml:space="preserve">「내 돌」</w:t>
+      </w:r>
+      <w:r>
+        <w:t xml:space="preserve"> </w:t>
+      </w:r>
+      <w:r>
+        <w:t xml:space="preserve">— 집에서 가져온 돌을 철의 십자가(1,505m)에 놓는 의식.</w:t>
+      </w:r>
+      <w:r>
+        <w:t xml:space="preserve"> </w:t>
+      </w:r>
+      <w:r>
+        <w:rPr>
+          <w:b/>
+          <w:bCs/>
+        </w:rPr>
+        <w:t xml:space="preserve">마스코트를 만들지 않고 이미 있는 것을 기록한다</w:t>
+      </w:r>
+    </w:p>
+    <w:p>
+      <w:pPr>
         <w:pStyle w:val="Compact"/>
-      </w:pPr>
-      <w:r>
-        <w:rPr>
-          <w:bCs/>
-          <w:b/>
-        </w:rPr>
-        <w:t xml:space="preserve">「내 돌」</w:t>
-      </w:r>
-      <w:r>
-        <w:t xml:space="preserve"> </w:t>
-      </w:r>
-      <w:r>
-        <w:t xml:space="preserve">— 집에서 가져온 돌을 철의 십자가(1,505m)에 놓는 의식.</w:t>
-      </w:r>
-      <w:r>
-        <w:t xml:space="preserve"> </w:t>
-      </w:r>
-      <w:r>
-        <w:rPr>
-          <w:bCs/>
-          <w:b/>
-        </w:rPr>
-        <w:t xml:space="preserve">마스코트를 만들지 않고 이미 있는 것을 기록한다</w:t>
-      </w:r>
-    </w:p>
-    <w:p>
-      <w:pPr>
         <w:numPr>
           <w:ilvl w:val="0"/>
           <w:numId w:val="1016"/>
         </w:numPr>
+      </w:pPr>
+      <w:r>
+        <w:rPr>
+          <w:b/>
+          <w:bCs/>
+        </w:rPr>
+        <w:t xml:space="preserve">안개 지도</w:t>
+      </w:r>
+      <w:r>
+        <w:t xml:space="preserve"> </w:t>
+      </w:r>
+      <w:r>
+        <w:t xml:space="preserve">— 걸으면 열린다. 랜드마크 19곳. ⚠️</w:t>
+      </w:r>
+      <w:r>
+        <w:t xml:space="preserve"> </w:t>
+      </w:r>
+      <w:r>
+        <w:rPr>
+          <w:b/>
+          <w:bCs/>
+        </w:rPr>
+        <w:t xml:space="preserve">경로·화살표·알베르게는 절대 가리지 않는다</w:t>
+      </w:r>
+    </w:p>
+    <w:p>
+      <w:pPr>
         <w:pStyle w:val="Compact"/>
-      </w:pPr>
-      <w:r>
-        <w:rPr>
-          <w:bCs/>
-          <w:b/>
-        </w:rPr>
-        <w:t xml:space="preserve">안개 지도</w:t>
-      </w:r>
-      <w:r>
-        <w:t xml:space="preserve"> </w:t>
-      </w:r>
-      <w:r>
-        <w:t xml:space="preserve">— 걸으면 열린다. 랜드마크 19곳. ⚠️</w:t>
-      </w:r>
-      <w:r>
-        <w:t xml:space="preserve"> </w:t>
-      </w:r>
-      <w:r>
-        <w:rPr>
-          <w:bCs/>
-          <w:b/>
-        </w:rPr>
-        <w:t xml:space="preserve">경로·화살표·알베르게는 절대 가리지 않는다</w:t>
-      </w:r>
-    </w:p>
-    <w:p>
-      <w:pPr>
         <w:numPr>
           <w:ilvl w:val="0"/>
           <w:numId w:val="1016"/>
         </w:numPr>
+      </w:pPr>
+      <w:r>
+        <w:rPr>
+          <w:b/>
+          <w:bCs/>
+        </w:rPr>
+        <w:t xml:space="preserve">이중 순례자(Dual Pilgrim)</w:t>
+      </w:r>
+      <w:r>
+        <w:t xml:space="preserve"> </w:t>
+      </w:r>
+      <w:r>
+        <w:t xml:space="preserve">— 카미노와 일본 구마노고도를 모두 걸은 사람에게 주는 공식 자격. 세계에서 단 둘뿐인 유네스코 세계유산 순례길이다. 2015년 시작, 2025년 5월 1만 번째 수여</w:t>
+      </w:r>
+    </w:p>
+    <w:p>
+      <w:pPr>
         <w:pStyle w:val="Compact"/>
-      </w:pPr>
-      <w:r>
-        <w:rPr>
-          <w:bCs/>
-          <w:b/>
-        </w:rPr>
-        <w:t xml:space="preserve">이중 순례자(Dual Pilgrim)</w:t>
-      </w:r>
-      <w:r>
-        <w:t xml:space="preserve"> </w:t>
-      </w:r>
-      <w:r>
-        <w:t xml:space="preserve">— 카미노와 일본 구마노고도를 모두 걸은 사람에게 주는 공식 자격. 세계에서 단 둘뿐인 유네스코 세계유산 순례길이다. 2015년 시작, 2025년 5월 1만 번째 수여</w:t>
-      </w:r>
-    </w:p>
-    <w:p>
-      <w:pPr>
         <w:numPr>
           <w:ilvl w:val="1"/>
           <w:numId w:val="1017"/>
         </w:numPr>
+      </w:pPr>
+      <w:r>
+        <w:t xml:space="preserve">받는 것: 조가비 + 세 발 까마귀(야타가라스) 핀 배지, 화지 수제 인증서</w:t>
+      </w:r>
+    </w:p>
+    <w:p>
+      <w:pPr>
         <w:pStyle w:val="Compact"/>
-      </w:pPr>
-      <w:r>
-        <w:t xml:space="preserve">받는 것: 조가비 + 세 발 까마귀(야타가라스) 핀 배지, 화지 수제 인증서</w:t>
-      </w:r>
-    </w:p>
-    <w:p>
-      <w:pPr>
         <w:numPr>
           <w:ilvl w:val="1"/>
           <w:numId w:val="1017"/>
         </w:numPr>
+      </w:pPr>
+      <w:r>
+        <w:rPr>
+          <w:b/>
+          <w:bCs/>
+        </w:rPr>
+        <w:t xml:space="preserve">카미노를 먼저 걸으면</w:t>
+      </w:r>
+      <w:r>
+        <w:t xml:space="preserve"> </w:t>
+      </w:r>
+      <w:r>
+        <w:t xml:space="preserve">구마노 혼구 대사에서 다이코 의식에 참여할 수 있다. 반대 순서면 없다</w:t>
+      </w:r>
+    </w:p>
+    <w:p>
+      <w:pPr>
         <w:pStyle w:val="Compact"/>
-      </w:pPr>
-      <w:r>
-        <w:rPr>
-          <w:bCs/>
-          <w:b/>
-        </w:rPr>
-        <w:t xml:space="preserve">카미노를 먼저 걸으면</w:t>
-      </w:r>
-      <w:r>
-        <w:t xml:space="preserve"> </w:t>
-      </w:r>
-      <w:r>
-        <w:t xml:space="preserve">구마노 혼구 대사에서 다이코 의식에 참여할 수 있다. 반대 순서면 없다</w:t>
-      </w:r>
-    </w:p>
-    <w:p>
-      <w:pPr>
         <w:numPr>
           <w:ilvl w:val="1"/>
           <w:numId w:val="1017"/>
         </w:numPr>
+      </w:pPr>
+      <w:r>
+        <w:t xml:space="preserve">등록: 구마노 혼구 헤리티지 센터 또는 타나베시 관광안내소</w:t>
+      </w:r>
+    </w:p>
+    <w:p>
+      <w:pPr>
         <w:pStyle w:val="Compact"/>
-      </w:pPr>
-      <w:r>
-        <w:t xml:space="preserve">등록: 구마노 혼구 헤리티지 센터 또는 타나베시 관광안내소</w:t>
-      </w:r>
-    </w:p>
-    <w:p>
-      <w:pPr>
         <w:numPr>
           <w:ilvl w:val="1"/>
           <w:numId w:val="1017"/>
         </w:numPr>
+      </w:pPr>
+      <w:r>
+        <w:rPr>
+          <w:b/>
+          <w:bCs/>
+        </w:rPr>
+        <w:t xml:space="preserve">우리 확장 전략(구마노고도)의 실제 진입점이다</w:t>
+      </w:r>
+    </w:p>
+    <w:bookmarkEnd w:id="34"/>
+    <w:bookmarkStart w:id="35" w:name="실제-애로사항-제품-설계의-근거"/>
+    <w:p>
+      <w:pPr>
+        <w:pStyle w:val="Heading3"/>
+      </w:pPr>
+      <w:r>
+        <w:t xml:space="preserve">실제 애로사항 (제품 설계의 근거)</w:t>
+      </w:r>
+    </w:p>
+    <w:p>
+      <w:pPr>
         <w:pStyle w:val="Compact"/>
-      </w:pPr>
-      <w:r>
-        <w:rPr>
-          <w:bCs/>
-          <w:b/>
-        </w:rPr>
-        <w:t xml:space="preserve">우리 확장 전략(구마노고도)의 실제 진입점이다</w:t>
-      </w:r>
-    </w:p>
-    <w:bookmarkEnd w:id="44"/>
-    <w:bookmarkStart w:id="45" w:name="실제-애로사항-제품-설계의-근거"/>
-    <w:p>
-      <w:pPr>
-        <w:pStyle w:val="Heading3"/>
-      </w:pPr>
-      <w:r>
-        <w:t xml:space="preserve">실제 애로사항 (제품 설계의 근거)</w:t>
-      </w:r>
-    </w:p>
-    <w:p>
-      <w:pPr>
         <w:numPr>
           <w:ilvl w:val="0"/>
           <w:numId w:val="1018"/>
         </w:numPr>
+      </w:pPr>
+      <w:r>
+        <w:rPr>
+          <w:b/>
+          <w:bCs/>
+        </w:rPr>
+        <w:t xml:space="preserve">침대 확보 불안이 1번 문제다.</w:t>
+      </w:r>
+      <w:r>
+        <w:t xml:space="preserve"> </w:t>
+      </w:r>
+      <w:r>
+        <w:t xml:space="preserve">길은 노란 화살표 덕에 거의 안 잃는다. 순례자는 오늘 그 마을에 침대가 남을지 몰라서 새벽 5시에 뛴다. 대부분은 남는다.</w:t>
+      </w:r>
+      <w:r>
+        <w:t xml:space="preserve"> </w:t>
+      </w:r>
+      <w:r>
+        <w:rPr>
+          <w:b/>
+          <w:bCs/>
+        </w:rPr>
+        <w:t xml:space="preserve">정보 부재의 문제다</w:t>
+      </w:r>
+    </w:p>
+    <w:p>
+      <w:pPr>
         <w:pStyle w:val="Compact"/>
-      </w:pPr>
-      <w:r>
-        <w:rPr>
-          <w:bCs/>
-          <w:b/>
-        </w:rPr>
-        <w:t xml:space="preserve">침대 확보 불안이 1번 문제다.</w:t>
-      </w:r>
-      <w:r>
-        <w:t xml:space="preserve"> </w:t>
-      </w:r>
-      <w:r>
-        <w:t xml:space="preserve">길은 노란 화살표 덕에 거의 안 잃는다. 순례자는 오늘 그 마을에 침대가 남을지 몰라서 새벽 5시에 뛴다. 대부분은 남는다.</w:t>
-      </w:r>
-      <w:r>
-        <w:t xml:space="preserve"> </w:t>
-      </w:r>
-      <w:r>
-        <w:rPr>
-          <w:bCs/>
-          <w:b/>
-        </w:rPr>
-        <w:t xml:space="preserve">정보 부재의 문제다</w:t>
-      </w:r>
-    </w:p>
-    <w:p>
-      <w:pPr>
         <w:numPr>
           <w:ilvl w:val="0"/>
           <w:numId w:val="1018"/>
         </w:numPr>
+      </w:pPr>
+      <w:r>
+        <w:rPr>
+          <w:b/>
+          <w:bCs/>
+        </w:rPr>
+        <w:t xml:space="preserve">부상이 완주 실패의 주된 원인.</w:t>
+      </w:r>
+      <w:r>
+        <w:t xml:space="preserve"> </w:t>
+      </w:r>
+      <w:r>
+        <w:t xml:space="preserve">그래서 일정 목표는 최단 일수가 아니라</w:t>
+      </w:r>
+      <w:r>
+        <w:t xml:space="preserve"> </w:t>
+      </w:r>
+      <w:r>
+        <w:rPr>
+          <w:b/>
+          <w:bCs/>
+        </w:rPr>
+        <w:t xml:space="preserve">부상 없는 완주 확률</w:t>
+      </w:r>
+      <w:r>
+        <w:t xml:space="preserve">이다</w:t>
+      </w:r>
+    </w:p>
+    <w:p>
+      <w:pPr>
         <w:pStyle w:val="Compact"/>
-      </w:pPr>
-      <w:r>
-        <w:rPr>
-          <w:bCs/>
-          <w:b/>
-        </w:rPr>
-        <w:t xml:space="preserve">부상이 완주 실패의 주된 원인.</w:t>
-      </w:r>
-      <w:r>
-        <w:t xml:space="preserve"> </w:t>
-      </w:r>
-      <w:r>
-        <w:t xml:space="preserve">그래서 일정 목표는 최단 일수가 아니라</w:t>
-      </w:r>
-      <w:r>
-        <w:t xml:space="preserve"> </w:t>
-      </w:r>
-      <w:r>
-        <w:rPr>
-          <w:bCs/>
-          <w:b/>
-        </w:rPr>
-        <w:t xml:space="preserve">부상 없는 완주 확률</w:t>
-      </w:r>
-      <w:r>
-        <w:t xml:space="preserve">이다</w:t>
-      </w:r>
-    </w:p>
-    <w:p>
-      <w:pPr>
         <w:numPr>
           <w:ilvl w:val="0"/>
           <w:numId w:val="1018"/>
         </w:numPr>
+      </w:pPr>
+      <w:r>
+        <w:rPr>
+          <w:b/>
+          <w:bCs/>
+        </w:rPr>
+        <w:t xml:space="preserve">언어 장벽이 1번을 악화시킨다.</w:t>
+      </w:r>
+      <w:r>
+        <w:t xml:space="preserve"> </w:t>
+      </w:r>
+      <w:r>
+        <w:t xml:space="preserve">전화 한 통이면 사립 예약이 되는데 스페인어를 못 해서 못 건다</w:t>
+      </w:r>
+    </w:p>
+    <w:p>
+      <w:pPr>
         <w:pStyle w:val="Compact"/>
-      </w:pPr>
-      <w:r>
-        <w:rPr>
-          <w:bCs/>
-          <w:b/>
-        </w:rPr>
-        <w:t xml:space="preserve">언어 장벽이 1번을 악화시킨다.</w:t>
-      </w:r>
-      <w:r>
-        <w:t xml:space="preserve"> </w:t>
-      </w:r>
-      <w:r>
-        <w:t xml:space="preserve">전화 한 통이면 사립 예약이 되는데 스페인어를 못 해서 못 건다</w:t>
-      </w:r>
-    </w:p>
-    <w:p>
-      <w:pPr>
         <w:numPr>
           <w:ilvl w:val="0"/>
           <w:numId w:val="1018"/>
         </w:numPr>
-        <w:pStyle w:val="Compact"/>
-      </w:pPr>
-      <w:r>
-        <w:rPr>
-          <w:bCs/>
-          <w:b/>
+      </w:pPr>
+      <w:r>
+        <w:rPr>
+          <w:b/>
+          <w:bCs/>
         </w:rPr>
         <w:t xml:space="preserve">빈대(chinches).</w:t>
       </w:r>
@@ -5990,8 +5932,8 @@
       </w:r>
       <w:r>
         <w:rPr>
-          <w:bCs/>
-          <w:b/>
+          <w:b/>
+          <w:bCs/>
         </w:rPr>
         <w:t xml:space="preserve">고온 건조기</w:t>
       </w:r>
@@ -6018,9 +5960,9 @@
         </w:pict>
       </w:r>
     </w:p>
-    <w:bookmarkEnd w:id="45"/>
-    <w:bookmarkEnd w:id="46"/>
-    <w:bookmarkStart w:id="47" w:name="주요-기능-전체-사양은-03-문서-2부"/>
+    <w:bookmarkEnd w:id="35"/>
+    <w:bookmarkEnd w:id="36"/>
+    <w:bookmarkStart w:id="37" w:name="주요-기능-전체-사양은-03-문서-2부"/>
     <w:p>
       <w:pPr>
         <w:pStyle w:val="Heading2"/>
@@ -6041,8 +5983,8 @@
       </w:r>
       <w:r>
         <w:rPr>
-          <w:bCs/>
-          <w:b/>
+          <w:b/>
+          <w:bCs/>
         </w:rPr>
         <w:t xml:space="preserve">Phase 열을 반드시 확인한다.</w:t>
       </w:r>
@@ -6051,14 +5993,35 @@
       </w:r>
       <w:r>
         <w:t xml:space="preserve">P0~P7(Phase 1) 프롬프트를 짤 때 Phase 2·3 기능이 섞이면 안 된다. 실제로 P0에 forks.ts·landmarks.ts 생성이, P1에 갈림길 처리 로직이 끼어든 적이 있다 (수정됨).</w:t>
+      </w:r>
+    </w:p>
+    <w:p>
+      <w:pPr>
+        <w:pStyle w:val="BlockText"/>
+      </w:pPr>
+      <w:r>
+        <w:t xml:space="preserve">Phase 번호는</w:t>
+      </w:r>
+      <w:r>
+        <w:t xml:space="preserve"> </w:t>
+      </w:r>
+      <w:r>
+        <w:rPr>
+          <w:b/>
+          <w:bCs/>
+        </w:rPr>
+        <w:t xml:space="preserve">구현 착수 순서</w:t>
+      </w:r>
+      <w:r>
+        <w:t xml:space="preserve">이지 중요도 순위가 아니다. Phase 3(앱 트랙)이 Phase 1~2(웹 트랙)보다 덜 중요하다는 뜻이 아니며, 오히려 앱이 장기적으로 더 중요한 채널이다. 앱 트랙은 데이터·실측 검증이 끝나는 대로 웹과 병행 착수하고, 웹의 특정 성과 지표를 기다리지 않는다.</w:t>
       </w:r>
     </w:p>
     <w:tbl>
       <w:tblPr>
         <w:tblStyle w:val="Table"/>
         <w:tblW w:type="pct" w:w="5000"/>
+        <w:tblLayout w:type="fixed"/>
         <w:tblLook w:firstRow="1" w:lastRow="0" w:firstColumn="0" w:lastColumn="0" w:noHBand="0" w:noVBand="0" w:val="0020"/>
-        <w:jc w:val="start"/>
       </w:tblPr>
       <w:tblGrid>
         <w:gridCol w:w="1980"/>
@@ -6068,14 +6031,13 @@
       </w:tblGrid>
       <w:tr>
         <w:trPr>
-          <w:tblHeader w:val="true"/>
+          <w:tblHeader w:val="on"/>
         </w:trPr>
         <w:tc>
           <w:tcPr/>
           <w:p>
             <w:pPr>
               <w:pStyle w:val="Compact"/>
-              <w:jc w:val="left"/>
             </w:pPr>
             <w:r>
               <w:t xml:space="preserve">#</w:t>
@@ -6087,7 +6049,6 @@
           <w:p>
             <w:pPr>
               <w:pStyle w:val="Compact"/>
-              <w:jc w:val="left"/>
             </w:pPr>
             <w:r>
               <w:t xml:space="preserve">기능</w:t>
@@ -6099,7 +6060,6 @@
           <w:p>
             <w:pPr>
               <w:pStyle w:val="Compact"/>
-              <w:jc w:val="left"/>
             </w:pPr>
             <w:r>
               <w:t xml:space="preserve">Phase</w:t>
@@ -6111,7 +6071,6 @@
           <w:p>
             <w:pPr>
               <w:pStyle w:val="Compact"/>
-              <w:jc w:val="left"/>
             </w:pPr>
             <w:r>
               <w:t xml:space="preserve">핵심</w:t>
@@ -6125,7 +6084,6 @@
           <w:p>
             <w:pPr>
               <w:pStyle w:val="Compact"/>
-              <w:jc w:val="left"/>
             </w:pPr>
             <w:r>
               <w:t xml:space="preserve">F-01</w:t>
@@ -6137,7 +6095,6 @@
           <w:p>
             <w:pPr>
               <w:pStyle w:val="Compact"/>
-              <w:jc w:val="left"/>
             </w:pPr>
             <w:r>
               <w:t xml:space="preserve">구간 자동 계획</w:t>
@@ -6149,7 +6106,6 @@
           <w:p>
             <w:pPr>
               <w:pStyle w:val="Compact"/>
-              <w:jc w:val="left"/>
             </w:pPr>
             <w:r>
               <w:t xml:space="preserve">1</w:t>
@@ -6161,12 +6117,11 @@
           <w:p>
             <w:pPr>
               <w:pStyle w:val="Compact"/>
-              <w:jc w:val="left"/>
             </w:pPr>
             <w:r>
               <w:rPr>
+                <w:b/>
                 <w:bCs/>
-                <w:b/>
               </w:rPr>
               <w:t xml:space="preserve">목표는 최단 일수가 아니라 부상 없는 완주</w:t>
             </w:r>
@@ -6179,7 +6134,6 @@
           <w:p>
             <w:pPr>
               <w:pStyle w:val="Compact"/>
-              <w:jc w:val="left"/>
             </w:pPr>
             <w:r>
               <w:t xml:space="preserve">F-02</w:t>
@@ -6191,25 +6145,17 @@
           <w:p>
             <w:pPr>
               <w:pStyle w:val="Compact"/>
-              <w:jc w:val="left"/>
-            </w:pPr>
-            <w:r>
-              <w:t xml:space="preserve">“</w:t>
-            </w:r>
-            <w:r>
-              <w:t xml:space="preserve">오늘 서두를 필요 있나요?</w:t>
-            </w:r>
-            <w:r>
-              <w:t xml:space="preserve">”</w:t>
-            </w:r>
-          </w:p>
-        </w:tc>
-        <w:tc>
-          <w:tcPr/>
-          <w:p>
-            <w:pPr>
-              <w:pStyle w:val="Compact"/>
-              <w:jc w:val="left"/>
+            </w:pPr>
+            <w:r>
+              <w:t xml:space="preserve">“오늘 서두를 필요 있나요?”</w:t>
+            </w:r>
+          </w:p>
+        </w:tc>
+        <w:tc>
+          <w:tcPr/>
+          <w:p>
+            <w:pPr>
+              <w:pStyle w:val="Compact"/>
             </w:pPr>
             <w:r>
               <w:t xml:space="preserve">2</w:t>
@@ -6221,7 +6167,6 @@
           <w:p>
             <w:pPr>
               <w:pStyle w:val="Compact"/>
-              <w:jc w:val="left"/>
             </w:pPr>
             <w:r>
               <w:t xml:space="preserve">혼잡 추정</w:t>
@@ -6235,7 +6180,6 @@
           <w:p>
             <w:pPr>
               <w:pStyle w:val="Compact"/>
-              <w:jc w:val="left"/>
             </w:pPr>
             <w:r>
               <w:t xml:space="preserve">F-04</w:t>
@@ -6247,7 +6191,6 @@
           <w:p>
             <w:pPr>
               <w:pStyle w:val="Compact"/>
-              <w:jc w:val="left"/>
             </w:pPr>
             <w:r>
               <w:t xml:space="preserve">전화 예약 스크립트</w:t>
@@ -6259,7 +6202,6 @@
           <w:p>
             <w:pPr>
               <w:pStyle w:val="Compact"/>
-              <w:jc w:val="left"/>
             </w:pPr>
             <w:r>
               <w:t xml:space="preserve">2</w:t>
@@ -6271,7 +6213,6 @@
           <w:p>
             <w:pPr>
               <w:pStyle w:val="Compact"/>
-              <w:jc w:val="left"/>
             </w:pPr>
             <w:r>
               <w:t xml:space="preserve">언어 장벽이 예약을 막는다</w:t>
@@ -6285,7 +6226,6 @@
           <w:p>
             <w:pPr>
               <w:pStyle w:val="Compact"/>
-              <w:jc w:val="left"/>
             </w:pPr>
             <w:r>
               <w:t xml:space="preserve">F-05</w:t>
@@ -6297,7 +6237,6 @@
           <w:p>
             <w:pPr>
               <w:pStyle w:val="Compact"/>
-              <w:jc w:val="left"/>
             </w:pPr>
             <w:r>
               <w:t xml:space="preserve">짐 배송 판단</w:t>
@@ -6309,7 +6248,6 @@
           <w:p>
             <w:pPr>
               <w:pStyle w:val="Compact"/>
-              <w:jc w:val="left"/>
             </w:pPr>
             <w:r>
               <w:t xml:space="preserve">2</w:t>
@@ -6321,7 +6259,6 @@
           <w:p>
             <w:pPr>
               <w:pStyle w:val="Compact"/>
-              <w:jc w:val="left"/>
             </w:pPr>
             <w:r>
               <w:t xml:space="preserve">공립은 배송 수령 불가</w:t>
@@ -6335,7 +6272,6 @@
           <w:p>
             <w:pPr>
               <w:pStyle w:val="Compact"/>
-              <w:jc w:val="left"/>
             </w:pPr>
             <w:r>
               <w:t xml:space="preserve">F-12</w:t>
@@ -6347,12 +6283,11 @@
           <w:p>
             <w:pPr>
               <w:pStyle w:val="Compact"/>
-              <w:jc w:val="left"/>
             </w:pPr>
             <w:r>
               <w:rPr>
+                <w:b/>
                 <w:bCs/>
-                <w:b/>
               </w:rPr>
               <w:t xml:space="preserve">보여주기 카드 23장</w:t>
             </w:r>
@@ -6363,7 +6298,6 @@
           <w:p>
             <w:pPr>
               <w:pStyle w:val="Compact"/>
-              <w:jc w:val="left"/>
             </w:pPr>
             <w:r>
               <w:t xml:space="preserve">3</w:t>
@@ -6375,7 +6309,6 @@
           <w:p>
             <w:pPr>
               <w:pStyle w:val="Compact"/>
-              <w:jc w:val="left"/>
             </w:pPr>
             <w:r>
               <w:t xml:space="preserve">상대가 짚으면 한국어로 답이 뜬다</w:t>
@@ -6389,7 +6322,6 @@
           <w:p>
             <w:pPr>
               <w:pStyle w:val="Compact"/>
-              <w:jc w:val="left"/>
             </w:pPr>
             <w:r>
               <w:t xml:space="preserve">F-15</w:t>
@@ -6401,12 +6333,11 @@
           <w:p>
             <w:pPr>
               <w:pStyle w:val="Compact"/>
-              <w:jc w:val="left"/>
             </w:pPr>
             <w:r>
               <w:rPr>
+                <w:b/>
                 <w:bCs/>
-                <w:b/>
               </w:rPr>
               <w:t xml:space="preserve">안개 지도</w:t>
             </w:r>
@@ -6417,7 +6348,6 @@
           <w:p>
             <w:pPr>
               <w:pStyle w:val="Compact"/>
-              <w:jc w:val="left"/>
             </w:pPr>
             <w:r>
               <w:t xml:space="preserve">3</w:t>
@@ -6429,7 +6359,6 @@
           <w:p>
             <w:pPr>
               <w:pStyle w:val="Compact"/>
-              <w:jc w:val="left"/>
             </w:pPr>
             <w:r>
               <w:t xml:space="preserve">걸으면 열린다. ⚠️ 경로는 절대 가리지 않는다</w:t>
@@ -6443,7 +6372,6 @@
           <w:p>
             <w:pPr>
               <w:pStyle w:val="Compact"/>
-              <w:jc w:val="left"/>
             </w:pPr>
             <w:r>
               <w:t xml:space="preserve">F-19</w:t>
@@ -6455,12 +6383,11 @@
           <w:p>
             <w:pPr>
               <w:pStyle w:val="Compact"/>
-              <w:jc w:val="left"/>
             </w:pPr>
             <w:r>
               <w:rPr>
+                <w:b/>
                 <w:bCs/>
-                <w:b/>
               </w:rPr>
               <w:t xml:space="preserve">갈림길 추천</w:t>
             </w:r>
@@ -6471,7 +6398,6 @@
           <w:p>
             <w:pPr>
               <w:pStyle w:val="Compact"/>
-              <w:jc w:val="left"/>
             </w:pPr>
             <w:r>
               <w:t xml:space="preserve">2</w:t>
@@ -6483,7 +6409,6 @@
           <w:p>
             <w:pPr>
               <w:pStyle w:val="Compact"/>
-              <w:jc w:val="left"/>
             </w:pPr>
             <w:r>
               <w:t xml:space="preserve">11곳.</w:t>
@@ -6512,7 +6437,6 @@
           <w:p>
             <w:pPr>
               <w:pStyle w:val="Compact"/>
-              <w:jc w:val="left"/>
             </w:pPr>
             <w:r>
               <w:t xml:space="preserve">F-20</w:t>
@@ -6524,12 +6448,11 @@
           <w:p>
             <w:pPr>
               <w:pStyle w:val="Compact"/>
-              <w:jc w:val="left"/>
             </w:pPr>
             <w:r>
               <w:rPr>
+                <w:b/>
                 <w:bCs/>
-                <w:b/>
               </w:rPr>
               <w:t xml:space="preserve">일자별 상세</w:t>
             </w:r>
@@ -6540,7 +6463,6 @@
           <w:p>
             <w:pPr>
               <w:pStyle w:val="Compact"/>
-              <w:jc w:val="left"/>
             </w:pPr>
             <w:r>
               <w:t xml:space="preserve">2</w:t>
@@ -6552,7 +6474,6 @@
           <w:p>
             <w:pPr>
               <w:pStyle w:val="Compact"/>
-              <w:jc w:val="left"/>
             </w:pPr>
             <w:r>
               <w:t xml:space="preserve">Day 1~N. 하루 안의 모든 거점 + 위험</w:t>
@@ -6566,7 +6487,6 @@
           <w:p>
             <w:pPr>
               <w:pStyle w:val="Compact"/>
-              <w:jc w:val="left"/>
             </w:pPr>
             <w:r>
               <w:t xml:space="preserve">F-21</w:t>
@@ -6578,12 +6498,11 @@
           <w:p>
             <w:pPr>
               <w:pStyle w:val="Compact"/>
-              <w:jc w:val="left"/>
             </w:pPr>
             <w:r>
               <w:rPr>
+                <w:b/>
                 <w:bCs/>
-                <w:b/>
               </w:rPr>
               <w:t xml:space="preserve">Plan B</w:t>
             </w:r>
@@ -6594,7 +6513,6 @@
           <w:p>
             <w:pPr>
               <w:pStyle w:val="Compact"/>
-              <w:jc w:val="left"/>
             </w:pPr>
             <w:r>
               <w:t xml:space="preserve">3</w:t>
@@ -6606,12 +6524,11 @@
           <w:p>
             <w:pPr>
               <w:pStyle w:val="Compact"/>
-              <w:jc w:val="left"/>
             </w:pPr>
             <w:r>
               <w:rPr>
+                <w:b/>
                 <w:bCs/>
-                <w:b/>
               </w:rPr>
               <w:t xml:space="preserve">별도 화면이 아니라 각 날짜 카드 안에 접혀 있다</w:t>
             </w:r>
@@ -6624,7 +6541,6 @@
           <w:p>
             <w:pPr>
               <w:pStyle w:val="Compact"/>
-              <w:jc w:val="left"/>
             </w:pPr>
             <w:r>
               <w:t xml:space="preserve">F-22</w:t>
@@ -6636,7 +6552,6 @@
           <w:p>
             <w:pPr>
               <w:pStyle w:val="Compact"/>
-              <w:jc w:val="left"/>
             </w:pPr>
             <w:r>
               <w:t xml:space="preserve">체크리스트</w:t>
@@ -6648,7 +6563,6 @@
           <w:p>
             <w:pPr>
               <w:pStyle w:val="Compact"/>
-              <w:jc w:val="left"/>
             </w:pPr>
             <w:r>
               <w:t xml:space="preserve">2</w:t>
@@ -6660,12 +6574,11 @@
           <w:p>
             <w:pPr>
               <w:pStyle w:val="Compact"/>
-              <w:jc w:val="left"/>
             </w:pPr>
             <w:r>
               <w:rPr>
+                <w:b/>
                 <w:bCs/>
-                <w:b/>
               </w:rPr>
               <w:t xml:space="preserve">오늘 일정에서 자동으로 채워진다</w:t>
             </w:r>
@@ -6678,7 +6591,6 @@
           <w:p>
             <w:pPr>
               <w:pStyle w:val="Compact"/>
-              <w:jc w:val="left"/>
             </w:pPr>
             <w:r>
               <w:t xml:space="preserve">F-23</w:t>
@@ -6690,7 +6602,6 @@
           <w:p>
             <w:pPr>
               <w:pStyle w:val="Compact"/>
-              <w:jc w:val="left"/>
             </w:pPr>
             <w:r>
               <w:t xml:space="preserve">예산 관리</w:t>
@@ -6702,7 +6613,6 @@
           <w:p>
             <w:pPr>
               <w:pStyle w:val="Compact"/>
-              <w:jc w:val="left"/>
             </w:pPr>
             <w:r>
               <w:t xml:space="preserve">2</w:t>
@@ -6714,12 +6624,11 @@
           <w:p>
             <w:pPr>
               <w:pStyle w:val="Compact"/>
-              <w:jc w:val="left"/>
             </w:pPr>
             <w:r>
               <w:rPr>
+                <w:b/>
                 <w:bCs/>
-                <w:b/>
               </w:rPr>
               <w:t xml:space="preserve">오프라인 필수</w:t>
             </w:r>
@@ -6732,7 +6641,6 @@
           <w:p>
             <w:pPr>
               <w:pStyle w:val="Compact"/>
-              <w:jc w:val="left"/>
             </w:pPr>
             <w:r>
               <w:t xml:space="preserve">F-24</w:t>
@@ -6744,12 +6652,11 @@
           <w:p>
             <w:pPr>
               <w:pStyle w:val="Compact"/>
-              <w:jc w:val="left"/>
             </w:pPr>
             <w:r>
               <w:rPr>
+                <w:b/>
                 <w:bCs/>
-                <w:b/>
               </w:rPr>
               <w:t xml:space="preserve">접근·귀환 교통</w:t>
             </w:r>
@@ -6760,7 +6667,6 @@
           <w:p>
             <w:pPr>
               <w:pStyle w:val="Compact"/>
-              <w:jc w:val="left"/>
             </w:pPr>
             <w:r>
               <w:t xml:space="preserve">2</w:t>
@@ -6772,7 +6678,6 @@
           <w:p>
             <w:pPr>
               <w:pStyle w:val="Compact"/>
-              <w:jc w:val="left"/>
             </w:pPr>
             <w:r>
               <w:t xml:space="preserve">인천 → 생장. Day 0으로 표시</w:t>
@@ -6786,7 +6691,6 @@
           <w:p>
             <w:pPr>
               <w:pStyle w:val="Compact"/>
-              <w:jc w:val="left"/>
             </w:pPr>
             <w:r>
               <w:t xml:space="preserve">F-25</w:t>
@@ -6798,7 +6702,6 @@
           <w:p>
             <w:pPr>
               <w:pStyle w:val="Compact"/>
-              <w:jc w:val="left"/>
             </w:pPr>
             <w:r>
               <w:t xml:space="preserve">이동 방식·접근성</w:t>
@@ -6810,7 +6713,6 @@
           <w:p>
             <w:pPr>
               <w:pStyle w:val="Compact"/>
-              <w:jc w:val="left"/>
             </w:pPr>
             <w:r>
               <w:t xml:space="preserve">4~5</w:t>
@@ -6822,7 +6724,6 @@
           <w:p>
             <w:pPr>
               <w:pStyle w:val="Compact"/>
-              <w:jc w:val="left"/>
             </w:pPr>
             <w:r>
               <w:t xml:space="preserve">6종. 하루 거리 하한 없음. 위험 부위가 다르다</w:t>
@@ -6836,7 +6737,6 @@
           <w:p>
             <w:pPr>
               <w:pStyle w:val="Compact"/>
-              <w:jc w:val="left"/>
             </w:pPr>
             <w:r>
               <w:t xml:space="preserve">F-26</w:t>
@@ -6848,12 +6748,11 @@
           <w:p>
             <w:pPr>
               <w:pStyle w:val="Compact"/>
-              <w:jc w:val="left"/>
             </w:pPr>
             <w:r>
               <w:rPr>
+                <w:b/>
                 <w:bCs/>
-                <w:b/>
               </w:rPr>
               <w:t xml:space="preserve">계획된 이동수단</w:t>
             </w:r>
@@ -6864,7 +6763,6 @@
           <w:p>
             <w:pPr>
               <w:pStyle w:val="Compact"/>
-              <w:jc w:val="left"/>
             </w:pPr>
             <w:r>
               <w:t xml:space="preserve">2</w:t>
@@ -6876,12 +6774,11 @@
           <w:p>
             <w:pPr>
               <w:pStyle w:val="Compact"/>
-              <w:jc w:val="left"/>
             </w:pPr>
             <w:r>
               <w:rPr>
+                <w:b/>
                 <w:bCs/>
-                <w:b/>
               </w:rPr>
               <w:t xml:space="preserve">메세타 건너뛰기는 Plan A일 수 있다</w:t>
             </w:r>
@@ -6895,20 +6792,20 @@
       </w:pPr>
       <w:r>
         <w:rPr>
-          <w:bCs/>
-          <w:b/>
-        </w:rPr>
-        <w:t xml:space="preserve">Phase 1(P0~P7)에서 실제로 만드는 것은 F-01뿐이다.</w:t>
-      </w:r>
-      <w:r>
-        <w:t xml:space="preserve"> </w:t>
-      </w:r>
-      <w:r>
-        <w:t xml:space="preserve">나머지는 전부 Phase 2 이후이며, F-19·F-15는 실측 도보(05 문서)로 데이터를 먼저 모아야 시작할 수 있다.</w:t>
-      </w:r>
-    </w:p>
-    <w:bookmarkEnd w:id="47"/>
-    <w:bookmarkStart w:id="48" w:name="메뉴-명칭"/>
+          <w:b/>
+          <w:bCs/>
+        </w:rPr>
+        <w:t xml:space="preserve">웹 트랙 Phase 1(P0~P7)에서 실제로 만드는 것은 F-01뿐이다.</w:t>
+      </w:r>
+      <w:r>
+        <w:t xml:space="preserve"> </w:t>
+      </w:r>
+      <w:r>
+        <w:t xml:space="preserve">나머지는 전부 Phase 2 이후이며, F-19·F-15는 실측 도보(05 문서)로 데이터를 먼저 모아야 시작할 수 있다. Phase 3(F-12·F-15·F-21 등 앱 트랙 기능)은 그 검증이 끝나는 대로 웹과 병행 착수한다.</w:t>
+      </w:r>
+    </w:p>
+    <w:bookmarkEnd w:id="37"/>
+    <w:bookmarkStart w:id="38" w:name="메뉴-명칭"/>
     <w:p>
       <w:pPr>
         <w:pStyle w:val="Heading2"/>
@@ -6923,8 +6820,8 @@
       </w:pPr>
       <w:r>
         <w:rPr>
-          <w:bCs/>
-          <w:b/>
+          <w:b/>
+          <w:bCs/>
         </w:rPr>
         <w:t xml:space="preserve">순례자가 현지에서 첫날부터 듣는 말만 쓴다.</w:t>
       </w:r>
@@ -6940,7 +6837,6 @@
         <w:tblStyle w:val="Table"/>
         <w:tblW w:type="auto" w:w="0"/>
         <w:tblLook w:firstRow="1" w:lastRow="0" w:firstColumn="0" w:lastColumn="0" w:noHBand="0" w:noVBand="0" w:val="0020"/>
-        <w:jc w:val="start"/>
       </w:tblPr>
       <w:tblGrid>
         <w:gridCol w:w="3960"/>
@@ -6948,14 +6844,13 @@
       </w:tblGrid>
       <w:tr>
         <w:trPr>
-          <w:tblHeader w:val="true"/>
+          <w:tblHeader w:val="on"/>
         </w:trPr>
         <w:tc>
           <w:tcPr/>
           <w:p>
             <w:pPr>
               <w:pStyle w:val="Compact"/>
-              <w:jc w:val="left"/>
             </w:pPr>
             <w:r>
               <w:t xml:space="preserve">메뉴</w:t>
@@ -6967,7 +6862,6 @@
           <w:p>
             <w:pPr>
               <w:pStyle w:val="Compact"/>
-              <w:jc w:val="left"/>
             </w:pPr>
             <w:r>
               <w:t xml:space="preserve">명칭</w:t>
@@ -6981,7 +6875,6 @@
           <w:p>
             <w:pPr>
               <w:pStyle w:val="Compact"/>
-              <w:jc w:val="left"/>
             </w:pPr>
             <w:r>
               <w:t xml:space="preserve">홈</w:t>
@@ -6993,7 +6886,6 @@
           <w:p>
             <w:pPr>
               <w:pStyle w:val="Compact"/>
-              <w:jc w:val="left"/>
             </w:pPr>
             <w:r>
               <w:t xml:space="preserve">오늘</w:t>
@@ -7007,7 +6899,6 @@
           <w:p>
             <w:pPr>
               <w:pStyle w:val="Compact"/>
-              <w:jc w:val="left"/>
             </w:pPr>
             <w:r>
               <w:t xml:space="preserve">일정</w:t>
@@ -7019,7 +6910,6 @@
           <w:p>
             <w:pPr>
               <w:pStyle w:val="Compact"/>
-              <w:jc w:val="left"/>
             </w:pPr>
             <w:r>
               <w:t xml:space="preserve">에타파 Etapa</w:t>
@@ -7033,7 +6923,6 @@
           <w:p>
             <w:pPr>
               <w:pStyle w:val="Compact"/>
-              <w:jc w:val="left"/>
             </w:pPr>
             <w:r>
               <w:t xml:space="preserve">지도</w:t>
@@ -7045,7 +6934,6 @@
           <w:p>
             <w:pPr>
               <w:pStyle w:val="Compact"/>
-              <w:jc w:val="left"/>
             </w:pPr>
             <w:r>
               <w:t xml:space="preserve">플레차 Flecha</w:t>
@@ -7059,7 +6947,6 @@
           <w:p>
             <w:pPr>
               <w:pStyle w:val="Compact"/>
-              <w:jc w:val="left"/>
             </w:pPr>
             <w:r>
               <w:t xml:space="preserve">숙소</w:t>
@@ -7071,7 +6958,6 @@
           <w:p>
             <w:pPr>
               <w:pStyle w:val="Compact"/>
-              <w:jc w:val="left"/>
             </w:pPr>
             <w:r>
               <w:t xml:space="preserve">알베르게 Albergue</w:t>
@@ -7085,7 +6971,6 @@
           <w:p>
             <w:pPr>
               <w:pStyle w:val="Compact"/>
-              <w:jc w:val="left"/>
             </w:pPr>
             <w:r>
               <w:t xml:space="preserve">기록</w:t>
@@ -7097,7 +6982,6 @@
           <w:p>
             <w:pPr>
               <w:pStyle w:val="Compact"/>
-              <w:jc w:val="left"/>
             </w:pPr>
             <w:r>
               <w:t xml:space="preserve">크레덴시알 Credencial</w:t>
@@ -7111,7 +6995,6 @@
           <w:p>
             <w:pPr>
               <w:pStyle w:val="Compact"/>
-              <w:jc w:val="left"/>
             </w:pPr>
             <w:r>
               <w:t xml:space="preserve">카드</w:t>
@@ -7123,7 +7006,6 @@
           <w:p>
             <w:pPr>
               <w:pStyle w:val="Compact"/>
-              <w:jc w:val="left"/>
             </w:pPr>
             <w:r>
               <w:t xml:space="preserve">카드</w:t>
@@ -7137,7 +7019,6 @@
           <w:p>
             <w:pPr>
               <w:pStyle w:val="Compact"/>
-              <w:jc w:val="left"/>
             </w:pPr>
             <w:r>
               <w:t xml:space="preserve">완주</w:t>
@@ -7149,7 +7030,6 @@
           <w:p>
             <w:pPr>
               <w:pStyle w:val="Compact"/>
-              <w:jc w:val="left"/>
             </w:pPr>
             <w:r>
               <w:t xml:space="preserve">콤포스텔라 Compostela</w:t>
@@ -7163,7 +7043,6 @@
           <w:p>
             <w:pPr>
               <w:pStyle w:val="Compact"/>
-              <w:jc w:val="left"/>
             </w:pPr>
             <w:r>
               <w:t xml:space="preserve">준비</w:t>
@@ -7175,7 +7054,6 @@
           <w:p>
             <w:pPr>
               <w:pStyle w:val="Compact"/>
-              <w:jc w:val="left"/>
             </w:pPr>
             <w:r>
               <w:t xml:space="preserve">준비</w:t>
@@ -7196,64 +7074,36 @@
       </w:r>
       <w:r>
         <w:rPr>
-          <w:bCs/>
-          <w:b/>
-        </w:rPr>
-        <w:t xml:space="preserve">“</w:t>
-      </w:r>
-      <w:r>
-        <w:rPr>
-          <w:bCs/>
-          <w:b/>
-        </w:rPr>
-        <w:t xml:space="preserve">카드</w:t>
-      </w:r>
-      <w:r>
-        <w:rPr>
-          <w:bCs/>
-          <w:b/>
-        </w:rPr>
-        <w:t xml:space="preserve">”</w:t>
-      </w:r>
-      <w:r>
-        <w:rPr>
-          <w:bCs/>
-          <w:b/>
+          <w:b/>
+          <w:bCs/>
+        </w:rPr>
+        <w:t xml:space="preserve">“카드”</w:t>
+      </w:r>
+      <w:r>
+        <w:rPr>
+          <w:b/>
+          <w:bCs/>
         </w:rPr>
         <w:t xml:space="preserve">와</w:t>
       </w:r>
       <w:r>
         <w:rPr>
-          <w:bCs/>
-          <w:b/>
-        </w:rPr>
-        <w:t xml:space="preserve"> </w:t>
-      </w:r>
-      <w:r>
-        <w:rPr>
-          <w:bCs/>
-          <w:b/>
-        </w:rPr>
-        <w:t xml:space="preserve">“</w:t>
-      </w:r>
-      <w:r>
-        <w:rPr>
-          <w:bCs/>
-          <w:b/>
-        </w:rPr>
-        <w:t xml:space="preserve">준비</w:t>
-      </w:r>
-      <w:r>
-        <w:rPr>
-          <w:bCs/>
-          <w:b/>
-        </w:rPr>
-        <w:t xml:space="preserve">”</w:t>
-      </w:r>
-      <w:r>
-        <w:rPr>
-          <w:bCs/>
-          <w:b/>
+          <w:b/>
+          <w:bCs/>
+        </w:rPr>
+        <w:t xml:space="preserve"> </w:t>
+      </w:r>
+      <w:r>
+        <w:rPr>
+          <w:b/>
+          <w:bCs/>
+        </w:rPr>
+        <w:t xml:space="preserve">“준비”</w:t>
+      </w:r>
+      <w:r>
+        <w:rPr>
+          <w:b/>
+          <w:bCs/>
         </w:rPr>
         <w:t xml:space="preserve">는 번역하지 않는다.</w:t>
       </w:r>
@@ -7265,8 +7115,8 @@
         </w:pict>
       </w:r>
     </w:p>
-    <w:bookmarkEnd w:id="48"/>
-    <w:bookmarkStart w:id="49" w:name="작업-방식"/>
+    <w:bookmarkEnd w:id="38"/>
+    <w:bookmarkStart w:id="39" w:name="작업-방식"/>
     <w:p>
       <w:pPr>
         <w:pStyle w:val="Heading2"/>
@@ -7277,104 +7127,108 @@
     </w:p>
     <w:p>
       <w:pPr>
+        <w:pStyle w:val="Compact"/>
         <w:numPr>
           <w:ilvl w:val="0"/>
           <w:numId w:val="1019"/>
         </w:numPr>
+      </w:pPr>
+      <w:r>
+        <w:t xml:space="preserve">작업 전 관련 파일을 먼저 읽는다. 추측으로 수정하지 않는다</w:t>
+      </w:r>
+    </w:p>
+    <w:p>
+      <w:pPr>
         <w:pStyle w:val="Compact"/>
-      </w:pPr>
-      <w:r>
-        <w:t xml:space="preserve">작업 전 관련 파일을 먼저 읽는다. 추측으로 수정하지 않는다</w:t>
-      </w:r>
-    </w:p>
-    <w:p>
-      <w:pPr>
         <w:numPr>
           <w:ilvl w:val="0"/>
           <w:numId w:val="1019"/>
         </w:numPr>
+      </w:pPr>
+      <w:r>
+        <w:t xml:space="preserve">한 번에 하나의 관심사만 변경한다</w:t>
+      </w:r>
+    </w:p>
+    <w:p>
+      <w:pPr>
         <w:pStyle w:val="Compact"/>
-      </w:pPr>
-      <w:r>
-        <w:t xml:space="preserve">한 번에 하나의 관심사만 변경한다</w:t>
-      </w:r>
-    </w:p>
-    <w:p>
-      <w:pPr>
         <w:numPr>
           <w:ilvl w:val="0"/>
           <w:numId w:val="1019"/>
         </w:numPr>
+      </w:pPr>
+      <w:r>
+        <w:t xml:space="preserve">계산 로직을 건드리면</w:t>
+      </w:r>
+      <w:r>
+        <w:t xml:space="preserve"> </w:t>
+      </w:r>
+      <w:r>
+        <w:rPr>
+          <w:rStyle w:val="VerbatimChar"/>
+        </w:rPr>
+        <w:t xml:space="preserve">npm test</w:t>
+      </w:r>
+      <w:r>
+        <w:t xml:space="preserve">를 돌리고 결과를 보고한다</w:t>
+      </w:r>
+    </w:p>
+    <w:p>
+      <w:pPr>
         <w:pStyle w:val="Compact"/>
-      </w:pPr>
-      <w:r>
-        <w:t xml:space="preserve">계산 로직을 건드리면</w:t>
-      </w:r>
-      <w:r>
-        <w:t xml:space="preserve"> </w:t>
-      </w:r>
-      <w:r>
-        <w:rPr>
-          <w:rStyle w:val="VerbatimChar"/>
-        </w:rPr>
-        <w:t xml:space="preserve">npm test</w:t>
-      </w:r>
-      <w:r>
-        <w:t xml:space="preserve">를 돌리고 결과를 보고한다</w:t>
-      </w:r>
-    </w:p>
-    <w:p>
-      <w:pPr>
         <w:numPr>
           <w:ilvl w:val="0"/>
           <w:numId w:val="1019"/>
         </w:numPr>
+      </w:pPr>
+      <w:r>
+        <w:t xml:space="preserve">새 의존성을 추가하기 전에 이유를 먼저 설명한다</w:t>
+      </w:r>
+    </w:p>
+    <w:p>
+      <w:pPr>
         <w:pStyle w:val="Compact"/>
-      </w:pPr>
-      <w:r>
-        <w:t xml:space="preserve">새 의존성을 추가하기 전에 이유를 먼저 설명한다</w:t>
-      </w:r>
-    </w:p>
-    <w:p>
-      <w:pPr>
         <w:numPr>
           <w:ilvl w:val="0"/>
           <w:numId w:val="1019"/>
         </w:numPr>
+      </w:pPr>
+      <w:r>
+        <w:t xml:space="preserve">커밋 메시지는 한국어, 명령형 (</w:t>
+      </w:r>
+      <w:r>
+        <w:rPr>
+          <w:rStyle w:val="VerbatimChar"/>
+        </w:rPr>
+        <w:t xml:space="preserve">일정 분할 엔진에 오르막 회복 보정 추가</w:t>
+      </w:r>
+      <w:r>
+        <w:t xml:space="preserve">)</w:t>
+      </w:r>
+    </w:p>
+    <w:p>
+      <w:pPr>
         <w:pStyle w:val="Compact"/>
-      </w:pPr>
-      <w:r>
-        <w:t xml:space="preserve">커밋 메시지는 한국어, 명령형 (</w:t>
-      </w:r>
-      <w:r>
-        <w:rPr>
-          <w:rStyle w:val="VerbatimChar"/>
-        </w:rPr>
-        <w:t xml:space="preserve">일정 분할 엔진에 오르막 회복 보정 추가</w:t>
-      </w:r>
-      <w:r>
-        <w:t xml:space="preserve">)</w:t>
-      </w:r>
-    </w:p>
-    <w:p>
-      <w:pPr>
         <w:numPr>
           <w:ilvl w:val="0"/>
           <w:numId w:val="1019"/>
         </w:numPr>
-        <w:pStyle w:val="Compact"/>
-      </w:pPr>
-      <w:r>
-        <w:rPr>
-          <w:bCs/>
-          <w:b/>
+      </w:pPr>
+      <w:r>
+        <w:rPr>
+          <w:b/>
+          <w:bCs/>
         </w:rPr>
         <w:t xml:space="preserve">확실하지 않으면 지어내지 말고 질문한다</w:t>
       </w:r>
     </w:p>
-    <w:bookmarkEnd w:id="49"/>
-    <w:bookmarkEnd w:id="50"/>
-    <w:sectPr/>
+    <w:bookmarkEnd w:id="39"/>
+    <w:bookmarkEnd w:id="40"/>
+    <w:sectPr>
+      <w:footnotePr>
+        <w:numRestart w:val="eachSect"/>
+      </w:footnotePr>
+    </w:sectPr>
   </w:body>
 </w:document>
 </file>
@@ -7405,14 +7259,14 @@
 <file path=word/numbering.xml><?xml version="1.0" encoding="utf-8"?>
 <w:numbering xmlns:w="http://schemas.openxmlformats.org/wordprocessingml/2006/main">
   <w:abstractNum w:abstractNumId="990">
-    <w:nsid w:val="A990"/>
+    <w:nsid w:val="0000A990"/>
     <w:multiLevelType w:val="multilevel"/>
     <w:lvl w:ilvl="0">
       <w:numFmt w:val="bullet"/>
       <w:lvlText w:val=" "/>
       <w:lvlJc w:val="left"/>
       <w:pPr>
-        <w:ind w:left="720" w:hanging="480"/>
+        <w:ind w:left="720" w:hanging="360"/>
       </w:pPr>
     </w:lvl>
     <w:lvl w:ilvl="1">
@@ -7420,7 +7274,7 @@
       <w:lvlText w:val=" "/>
       <w:lvlJc w:val="left"/>
       <w:pPr>
-        <w:ind w:left="1440" w:hanging="480"/>
+        <w:ind w:left="1440" w:hanging="360"/>
       </w:pPr>
     </w:lvl>
     <w:lvl w:ilvl="2">
@@ -7428,7 +7282,7 @@
       <w:lvlText w:val=" "/>
       <w:lvlJc w:val="left"/>
       <w:pPr>
-        <w:ind w:left="2160" w:hanging="480"/>
+        <w:ind w:left="2160" w:hanging="360"/>
       </w:pPr>
     </w:lvl>
     <w:lvl w:ilvl="3">
@@ -7436,7 +7290,7 @@
       <w:lvlText w:val=" "/>
       <w:lvlJc w:val="left"/>
       <w:pPr>
-        <w:ind w:left="2880" w:hanging="480"/>
+        <w:ind w:left="2880" w:hanging="360"/>
       </w:pPr>
     </w:lvl>
     <w:lvl w:ilvl="4">
@@ -7444,7 +7298,7 @@
       <w:lvlText w:val=" "/>
       <w:lvlJc w:val="left"/>
       <w:pPr>
-        <w:ind w:left="3600" w:hanging="480"/>
+        <w:ind w:left="3600" w:hanging="360"/>
       </w:pPr>
     </w:lvl>
     <w:lvl w:ilvl="5">
@@ -7452,7 +7306,7 @@
       <w:lvlText w:val=" "/>
       <w:lvlJc w:val="left"/>
       <w:pPr>
-        <w:ind w:left="4320" w:hanging="480"/>
+        <w:ind w:left="4320" w:hanging="360"/>
       </w:pPr>
     </w:lvl>
     <w:lvl w:ilvl="6">
@@ -7460,7 +7314,7 @@
       <w:lvlText w:val=" "/>
       <w:lvlJc w:val="left"/>
       <w:pPr>
-        <w:ind w:left="5040" w:hanging="480"/>
+        <w:ind w:left="5040" w:hanging="360"/>
       </w:pPr>
     </w:lvl>
     <w:lvl w:ilvl="7">
@@ -7468,7 +7322,7 @@
       <w:lvlText w:val=" "/>
       <w:lvlJc w:val="left"/>
       <w:pPr>
-        <w:ind w:left="5760" w:hanging="480"/>
+        <w:ind w:left="5760" w:hanging="360"/>
       </w:pPr>
     </w:lvl>
     <w:lvl w:ilvl="8">
@@ -7476,88 +7330,115 @@
       <w:lvlText w:val=" "/>
       <w:lvlJc w:val="left"/>
       <w:pPr>
-        <w:ind w:left="6480" w:hanging="480"/>
+        <w:ind w:left="6480" w:hanging="360"/>
       </w:pPr>
     </w:lvl>
   </w:abstractNum>
   <w:abstractNum w:abstractNumId="991">
-    <w:nsid w:val="A991"/>
+    <w:nsid w:val="0000A991"/>
     <w:multiLevelType w:val="multilevel"/>
     <w:lvl w:ilvl="0">
       <w:numFmt w:val="bullet"/>
-      <w:lvlText w:val="•"/>
+      <w:lvlText w:val=""/>
       <w:lvlJc w:val="left"/>
       <w:pPr>
-        <w:ind w:left="720" w:hanging="480"/>
-      </w:pPr>
+        <w:ind w:left="720" w:hanging="360"/>
+      </w:pPr>
+      <w:rPr>
+        <w:rFonts w:ascii="Symbol" w:hAnsi="Symbol" w:cs="Symbol" w:hint="default"/>
+      </w:rPr>
     </w:lvl>
     <w:lvl w:ilvl="1">
       <w:numFmt w:val="bullet"/>
-      <w:lvlText w:val="–"/>
+      <w:lvlText w:val="o"/>
       <w:lvlJc w:val="left"/>
       <w:pPr>
-        <w:ind w:left="1440" w:hanging="480"/>
-      </w:pPr>
+        <w:ind w:left="1440" w:hanging="360"/>
+      </w:pPr>
+      <w:rPr>
+        <w:rFonts w:ascii="Courier New" w:hAnsi="Courier New" w:cs="Courier New" w:hint="default"/>
+      </w:rPr>
     </w:lvl>
     <w:lvl w:ilvl="2">
       <w:numFmt w:val="bullet"/>
-      <w:lvlText w:val="•"/>
+      <w:lvlText w:val=""/>
       <w:lvlJc w:val="left"/>
       <w:pPr>
-        <w:ind w:left="2160" w:hanging="480"/>
-      </w:pPr>
+        <w:ind w:left="2160" w:hanging="360"/>
+      </w:pPr>
+      <w:rPr>
+        <w:rFonts w:ascii="Wingdings" w:hAnsi="Wingdings" w:cs="Wingdings" w:hint="default"/>
+      </w:rPr>
     </w:lvl>
     <w:lvl w:ilvl="3">
       <w:numFmt w:val="bullet"/>
-      <w:lvlText w:val="–"/>
+      <w:lvlText w:val=""/>
       <w:lvlJc w:val="left"/>
       <w:pPr>
-        <w:ind w:left="2880" w:hanging="480"/>
-      </w:pPr>
+        <w:ind w:left="2880" w:hanging="360"/>
+      </w:pPr>
+      <w:rPr>
+        <w:rFonts w:ascii="Symbol" w:hAnsi="Symbol" w:cs="Symbol" w:hint="default"/>
+      </w:rPr>
     </w:lvl>
     <w:lvl w:ilvl="4">
       <w:numFmt w:val="bullet"/>
-      <w:lvlText w:val="•"/>
+      <w:lvlText w:val="o"/>
       <w:lvlJc w:val="left"/>
       <w:pPr>
-        <w:ind w:left="3600" w:hanging="480"/>
-      </w:pPr>
+        <w:ind w:left="3600" w:hanging="360"/>
+      </w:pPr>
+      <w:rPr>
+        <w:rFonts w:ascii="Courier New" w:hAnsi="Courier New" w:cs="Courier New" w:hint="default"/>
+      </w:rPr>
     </w:lvl>
     <w:lvl w:ilvl="5">
       <w:numFmt w:val="bullet"/>
-      <w:lvlText w:val="–"/>
+      <w:lvlText w:val=""/>
       <w:lvlJc w:val="left"/>
       <w:pPr>
-        <w:ind w:left="4320" w:hanging="480"/>
-      </w:pPr>
+        <w:ind w:left="4320" w:hanging="360"/>
+      </w:pPr>
+      <w:rPr>
+        <w:rFonts w:ascii="Wingdings" w:hAnsi="Wingdings" w:cs="Wingdings" w:hint="default"/>
+      </w:rPr>
     </w:lvl>
     <w:lvl w:ilvl="6">
       <w:numFmt w:val="bullet"/>
-      <w:lvlText w:val="•"/>
+      <w:lvlText w:val=""/>
       <w:lvlJc w:val="left"/>
       <w:pPr>
-        <w:ind w:left="5040" w:hanging="480"/>
-      </w:pPr>
+        <w:ind w:left="5040" w:hanging="360"/>
+      </w:pPr>
+      <w:rPr>
+        <w:rFonts w:ascii="Symbol" w:hAnsi="Symbol" w:cs="Symbol" w:hint="default"/>
+      </w:rPr>
     </w:lvl>
     <w:lvl w:ilvl="7">
       <w:numFmt w:val="bullet"/>
-      <w:lvlText w:val="–"/>
+      <w:lvlText w:val="o"/>
       <w:lvlJc w:val="left"/>
       <w:pPr>
-        <w:ind w:left="5760" w:hanging="480"/>
-      </w:pPr>
+        <w:ind w:left="5760" w:hanging="360"/>
+      </w:pPr>
+      <w:rPr>
+        <w:rFonts w:ascii="Courier New" w:hAnsi="Courier New" w:cs="Courier New" w:hint="default"/>
+      </w:rPr>
     </w:lvl>
     <w:lvl w:ilvl="8">
       <w:numFmt w:val="bullet"/>
-      <w:lvlText w:val="•"/>
+      <w:lvlText w:val=""/>
       <w:lvlJc w:val="left"/>
       <w:pPr>
-        <w:ind w:left="6480" w:hanging="480"/>
-      </w:pPr>
+        <w:ind w:left="6480" w:hanging="360"/>
+      </w:pPr>
+      <w:rPr>
+        <w:rFonts w:ascii="Wingdings" w:hAnsi="Wingdings" w:cs="Wingdings" w:hint="default"/>
+      </w:rPr>
     </w:lvl>
   </w:abstractNum>
   <w:abstractNum w:abstractNumId="99411">
-    <w:nsid w:val="A99411"/>
+    <w:nsid w:val="00A99411"/>
     <w:multiLevelType w:val="multilevel"/>
     <w:lvl w:ilvl="0">
       <w:start w:val="1"/>
@@ -7565,7 +7446,7 @@
       <w:lvlText w:val="%1."/>
       <w:lvlJc w:val="left"/>
       <w:pPr>
-        <w:ind w:left="720" w:hanging="480"/>
+        <w:ind w:left="720" w:hanging="360"/>
       </w:pPr>
     </w:lvl>
     <w:lvl w:ilvl="1">
@@ -7574,7 +7455,7 @@
       <w:lvlText w:val="%2."/>
       <w:lvlJc w:val="left"/>
       <w:pPr>
-        <w:ind w:left="1440" w:hanging="480"/>
+        <w:ind w:left="1440" w:hanging="360"/>
       </w:pPr>
     </w:lvl>
     <w:lvl w:ilvl="2">
@@ -7583,7 +7464,7 @@
       <w:lvlText w:val="%3."/>
       <w:lvlJc w:val="left"/>
       <w:pPr>
-        <w:ind w:left="2160" w:hanging="480"/>
+        <w:ind w:left="2160" w:hanging="360"/>
       </w:pPr>
     </w:lvl>
     <w:lvl w:ilvl="3">
@@ -7592,7 +7473,7 @@
       <w:lvlText w:val="%4."/>
       <w:lvlJc w:val="left"/>
       <w:pPr>
-        <w:ind w:left="2880" w:hanging="480"/>
+        <w:ind w:left="2880" w:hanging="360"/>
       </w:pPr>
     </w:lvl>
     <w:lvl w:ilvl="4">
@@ -7601,7 +7482,7 @@
       <w:lvlText w:val="%5."/>
       <w:lvlJc w:val="left"/>
       <w:pPr>
-        <w:ind w:left="3600" w:hanging="480"/>
+        <w:ind w:left="3600" w:hanging="360"/>
       </w:pPr>
     </w:lvl>
     <w:lvl w:ilvl="5">
@@ -7610,7 +7491,7 @@
       <w:lvlText w:val="%6."/>
       <w:lvlJc w:val="left"/>
       <w:pPr>
-        <w:ind w:left="4320" w:hanging="480"/>
+        <w:ind w:left="4320" w:hanging="360"/>
       </w:pPr>
     </w:lvl>
     <w:lvl w:ilvl="6">
@@ -7619,7 +7500,7 @@
       <w:lvlText w:val="%7."/>
       <w:lvlJc w:val="left"/>
       <w:pPr>
-        <w:ind w:left="5040" w:hanging="480"/>
+        <w:ind w:left="5040" w:hanging="360"/>
       </w:pPr>
     </w:lvl>
     <w:lvl w:ilvl="7">
@@ -7628,7 +7509,7 @@
       <w:lvlText w:val="%8."/>
       <w:lvlJc w:val="left"/>
       <w:pPr>
-        <w:ind w:left="5760" w:hanging="480"/>
+        <w:ind w:left="5760" w:hanging="360"/>
       </w:pPr>
     </w:lvl>
     <w:lvl w:ilvl="8">
@@ -7637,7 +7518,7 @@
       <w:lvlText w:val="%9."/>
       <w:lvlJc w:val="left"/>
       <w:pPr>
-        <w:ind w:left="6480" w:hanging="480"/>
+        <w:ind w:left="6480" w:hanging="360"/>
       </w:pPr>
     </w:lvl>
   </w:abstractNum>
@@ -7763,10 +7644,10 @@
   <w:docDefaults>
     <w:rPrDefault>
       <w:rPr>
-        <w:rFonts w:asciiTheme="minorHAnsi" w:cstheme="minorBidi" w:eastAsiaTheme="minorHAnsi" w:hAnsiTheme="minorHAnsi"/>
+        <w:rFonts w:asciiTheme="minorHAnsi" w:cstheme="minorBidi" w:eastAsiaTheme="minorEastAsia" w:hAnsiTheme="minorHAnsi"/>
         <w:sz w:val="24"/>
         <w:szCs w:val="24"/>
-        <w:lang w:bidi="ar-SA" w:eastAsia="en-US" w:val="en-US"/>
+        <w:lang w:bidi="ar-SA" w:eastAsia="zh-CN" w:val="en-US"/>
       </w:rPr>
     </w:rPrDefault>
     <w:pPrDefault>
@@ -7784,10 +7665,10 @@
     <w:name w:val="Body Text"/>
     <w:basedOn w:val="Normal"/>
     <w:link w:val="BodyTextChar"/>
+    <w:qFormat/>
     <w:pPr>
       <w:spacing w:after="180" w:before="180"/>
     </w:pPr>
-    <w:qFormat/>
   </w:style>
   <w:style w:customStyle="1" w:styleId="FirstParagraph" w:type="paragraph">
     <w:name w:val="First Paragraph"/>
@@ -7807,17 +7688,29 @@
     <w:name w:val="Title"/>
     <w:basedOn w:val="Normal"/>
     <w:next w:val="BodyText"/>
+    <w:link w:val="TitleChar"/>
+    <w:uiPriority w:val="10"/>
     <w:qFormat/>
+    <w:rsid w:val="00A10FD9"/>
     <w:pPr>
-      <w:keepNext/>
-      <w:spacing w:after="240" w:before="0"/>
-      <w:pBdr>
-        <w:bottom w:color="12253F" w:space="4" w:sz="12" w:val="single"/>
-      </w:pBdr>
+      <w:spacing w:after="80" w:line="240" w:lineRule="auto"/>
+      <w:contextualSpacing/>
+      <w:jc w:val="center"/>
     </w:pPr>
     <w:rPr>
-      <w:b/>
-      <w:color w:val="12253F"/>
+      <w:rFonts w:asciiTheme="majorHAnsi" w:cstheme="majorBidi" w:eastAsiaTheme="majorEastAsia" w:hAnsiTheme="majorHAnsi"/>
+      <w:sz w:val="56"/>
+      <w:szCs w:val="56"/>
+    </w:rPr>
+  </w:style>
+  <w:style w:customStyle="1" w:styleId="TitleChar" w:type="character">
+    <w:name w:val="Title Char"/>
+    <w:basedOn w:val="DefaultParagraphFont"/>
+    <w:link w:val="Title"/>
+    <w:uiPriority w:val="10"/>
+    <w:rsid w:val="00A10FD9"/>
+    <w:rPr>
+      <w:rFonts w:asciiTheme="majorHAnsi" w:cstheme="majorBidi" w:eastAsiaTheme="majorEastAsia" w:hAnsiTheme="majorHAnsi"/>
       <w:sz w:val="56"/>
       <w:szCs w:val="56"/>
     </w:rPr>
@@ -7826,37 +7719,63 @@
     <w:name w:val="Subtitle"/>
     <w:basedOn w:val="Title"/>
     <w:next w:val="BodyText"/>
+    <w:link w:val="SubtitleChar"/>
+    <w:uiPriority w:val="11"/>
     <w:qFormat/>
+    <w:rsid w:val="00A10FD9"/>
     <w:pPr>
-      <w:keepNext/>
-      <w:keepLines/>
-      <w:spacing w:after="240" w:before="240"/>
-      <w:jc w:val="center"/>
+      <w:numPr>
+        <w:ilvl w:val="1"/>
+      </w:numPr>
     </w:pPr>
     <w:rPr>
-      <w:sz w:val="30"/>
-      <w:szCs w:val="30"/>
+      <w:rFonts w:cstheme="majorBidi" w:eastAsiaTheme="majorEastAsia"/>
+      <w:spacing w:val="15"/>
+      <w:sz w:val="28"/>
+      <w:szCs w:val="28"/>
+    </w:rPr>
+  </w:style>
+  <w:style w:customStyle="1" w:styleId="SubtitleChar" w:type="character">
+    <w:name w:val="Subtitle Char"/>
+    <w:basedOn w:val="DefaultParagraphFont"/>
+    <w:link w:val="Subtitle"/>
+    <w:uiPriority w:val="11"/>
+    <w:rsid w:val="00A10FD9"/>
+    <w:rPr>
+      <w:rFonts w:cstheme="majorBidi" w:eastAsiaTheme="majorEastAsia"/>
+      <w:color w:themeColor="text1" w:themeTint="A6" w:val="595959"/>
+      <w:spacing w:val="15"/>
+      <w:sz w:val="28"/>
+      <w:szCs w:val="28"/>
     </w:rPr>
   </w:style>
   <w:style w:customStyle="1" w:styleId="Author" w:type="paragraph">
     <w:name w:val="Author"/>
+    <w:basedOn w:val="Title"/>
     <w:next w:val="BodyText"/>
     <w:qFormat/>
     <w:pPr>
       <w:keepNext/>
       <w:keepLines/>
-      <w:jc w:val="center"/>
     </w:pPr>
+    <w:rPr>
+      <w:sz w:val="24"/>
+      <w:szCs w:val="24"/>
+    </w:rPr>
   </w:style>
   <w:style w:styleId="Date" w:type="paragraph">
     <w:name w:val="Date"/>
+    <w:basedOn w:val="Title"/>
     <w:next w:val="BodyText"/>
     <w:qFormat/>
     <w:pPr>
       <w:keepNext/>
       <w:keepLines/>
-      <w:jc w:val="center"/>
     </w:pPr>
+    <w:rPr>
+      <w:sz w:val="24"/>
+      <w:szCs w:val="24"/>
+    </w:rPr>
   </w:style>
   <w:style w:customStyle="1" w:styleId="AbstractTitle" w:type="paragraph">
     <w:name w:val="Abstract Title"/>
@@ -7866,15 +7785,13 @@
     <w:pPr>
       <w:keepNext/>
       <w:keepLines/>
+      <w:spacing w:after="0" w:before="300"/>
       <w:jc w:val="center"/>
-      <w:spacing w:after="0" w:before="300"/>
     </w:pPr>
     <w:rPr>
+      <w:b/>
       <w:sz w:val="20"/>
       <w:szCs w:val="20"/>
-      <w:b/>
-      <w:color w:val="345A8A"/>
-      &gt;
     </w:rPr>
   </w:style>
   <w:style w:customStyle="1" w:styleId="Abstract" w:type="paragraph">
@@ -7901,194 +7818,334 @@
     <w:rPr/>
   </w:style>
   <w:style w:styleId="Heading1" w:type="paragraph">
-    <w:name w:val="Heading 1"/>
+    <w:name w:val="heading 1"/>
     <w:basedOn w:val="Normal"/>
     <w:next w:val="BodyText"/>
+    <w:link w:val="Heading1Char"/>
     <w:uiPriority w:val="9"/>
     <w:qFormat/>
+    <w:rsid w:val="00A10FD9"/>
     <w:pPr>
       <w:keepNext/>
-      <w:spacing w:after="200" w:before="480"/>
-      <w:pBdr>
-        <w:bottom w:color="12253F" w:space="4" w:sz="12" w:val="single"/>
-      </w:pBdr>
+      <w:keepLines/>
+      <w:spacing w:after="80" w:before="360"/>
+      <w:outlineLvl w:val="0"/>
     </w:pPr>
     <w:rPr>
-      <w:b/>
-      <w:color w:val="12253F"/>
-      <w:sz w:val="34"/>
-      <w:szCs w:val="34"/>
+      <w:rFonts w:asciiTheme="majorHAnsi" w:cstheme="majorBidi" w:eastAsiaTheme="majorEastAsia" w:hAnsiTheme="majorHAnsi"/>
+      <w:color w:themeColor="accent1" w:themeShade="BF" w:val="0F4761"/>
+      <w:sz w:val="40"/>
+      <w:szCs w:val="40"/>
     </w:rPr>
   </w:style>
   <w:style w:styleId="Heading2" w:type="paragraph">
-    <w:name w:val="Heading 2"/>
+    <w:name w:val="heading 2"/>
     <w:basedOn w:val="Normal"/>
+    <w:next w:val="BodyText"/>
+    <w:link w:val="Heading2Char"/>
+    <w:uiPriority w:val="9"/>
+    <w:semiHidden/>
+    <w:unhideWhenUsed/>
+    <w:qFormat/>
+    <w:rsid w:val="00A10FD9"/>
+    <w:pPr>
+      <w:keepNext/>
+      <w:keepLines/>
+      <w:spacing w:after="80" w:before="160"/>
+      <w:outlineLvl w:val="1"/>
+    </w:pPr>
+    <w:rPr>
+      <w:rFonts w:asciiTheme="majorHAnsi" w:cstheme="majorBidi" w:eastAsiaTheme="majorEastAsia" w:hAnsiTheme="majorHAnsi"/>
+      <w:color w:themeColor="accent1" w:themeShade="BF" w:val="0F4761"/>
+      <w:sz w:val="32"/>
+      <w:szCs w:val="32"/>
+    </w:rPr>
+  </w:style>
+  <w:style w:styleId="Heading3" w:type="paragraph">
+    <w:name w:val="heading 3"/>
+    <w:basedOn w:val="Normal"/>
+    <w:next w:val="BodyText"/>
+    <w:link w:val="Heading3Char"/>
+    <w:uiPriority w:val="9"/>
+    <w:semiHidden/>
+    <w:unhideWhenUsed/>
+    <w:qFormat/>
+    <w:rsid w:val="00A10FD9"/>
+    <w:pPr>
+      <w:keepNext/>
+      <w:keepLines/>
+      <w:spacing w:after="80" w:before="160"/>
+      <w:outlineLvl w:val="2"/>
+    </w:pPr>
+    <w:rPr>
+      <w:rFonts w:cstheme="majorBidi" w:eastAsiaTheme="majorEastAsia"/>
+      <w:color w:themeColor="accent1" w:themeShade="BF" w:val="0F4761"/>
+      <w:sz w:val="28"/>
+      <w:szCs w:val="28"/>
+    </w:rPr>
+  </w:style>
+  <w:style w:styleId="Heading4" w:type="paragraph">
+    <w:name w:val="heading 4"/>
+    <w:basedOn w:val="Normal"/>
+    <w:next w:val="BodyText"/>
+    <w:link w:val="Heading4Char"/>
+    <w:uiPriority w:val="9"/>
+    <w:semiHidden/>
+    <w:unhideWhenUsed/>
+    <w:qFormat/>
+    <w:rsid w:val="00A10FD9"/>
+    <w:pPr>
+      <w:keepNext/>
+      <w:keepLines/>
+      <w:spacing w:after="40" w:before="80"/>
+      <w:outlineLvl w:val="3"/>
+    </w:pPr>
+    <w:rPr>
+      <w:rFonts w:cstheme="majorBidi" w:eastAsiaTheme="majorEastAsia"/>
+      <w:i/>
+      <w:iCs/>
+      <w:color w:themeColor="accent1" w:themeShade="BF" w:val="0F4761"/>
+    </w:rPr>
+  </w:style>
+  <w:style w:styleId="Heading5" w:type="paragraph">
+    <w:name w:val="heading 5"/>
+    <w:basedOn w:val="Normal"/>
+    <w:next w:val="BodyText"/>
+    <w:link w:val="Heading5Char"/>
+    <w:uiPriority w:val="9"/>
+    <w:semiHidden/>
+    <w:unhideWhenUsed/>
+    <w:qFormat/>
+    <w:rsid w:val="00A10FD9"/>
+    <w:pPr>
+      <w:keepNext/>
+      <w:keepLines/>
+      <w:spacing w:after="40" w:before="80"/>
+      <w:outlineLvl w:val="4"/>
+    </w:pPr>
+    <w:rPr>
+      <w:rFonts w:cstheme="majorBidi" w:eastAsiaTheme="majorEastAsia"/>
+      <w:color w:themeColor="accent1" w:themeShade="BF" w:val="0F4761"/>
+    </w:rPr>
+  </w:style>
+  <w:style w:styleId="Heading6" w:type="paragraph">
+    <w:name w:val="heading 6"/>
+    <w:basedOn w:val="Normal"/>
+    <w:next w:val="BodyText"/>
+    <w:link w:val="Heading6Char"/>
+    <w:uiPriority w:val="9"/>
+    <w:semiHidden/>
+    <w:unhideWhenUsed/>
+    <w:qFormat/>
+    <w:rsid w:val="00A10FD9"/>
+    <w:pPr>
+      <w:keepNext/>
+      <w:keepLines/>
+      <w:spacing w:after="0" w:before="40"/>
+      <w:outlineLvl w:val="5"/>
+    </w:pPr>
+    <w:rPr>
+      <w:rFonts w:cstheme="majorBidi" w:eastAsiaTheme="majorEastAsia"/>
+      <w:i/>
+      <w:iCs/>
+      <w:color w:themeColor="text1" w:themeTint="A6" w:val="595959"/>
+    </w:rPr>
+  </w:style>
+  <w:style w:styleId="Heading7" w:type="paragraph">
+    <w:name w:val="heading 7"/>
+    <w:basedOn w:val="Normal"/>
+    <w:next w:val="BodyText"/>
+    <w:link w:val="Heading7Char"/>
+    <w:uiPriority w:val="9"/>
+    <w:semiHidden/>
+    <w:unhideWhenUsed/>
+    <w:qFormat/>
+    <w:rsid w:val="00A10FD9"/>
+    <w:pPr>
+      <w:keepNext/>
+      <w:keepLines/>
+      <w:spacing w:after="0" w:before="40"/>
+      <w:outlineLvl w:val="6"/>
+    </w:pPr>
+    <w:rPr>
+      <w:rFonts w:cstheme="majorBidi" w:eastAsiaTheme="majorEastAsia"/>
+      <w:color w:themeColor="text1" w:themeTint="A6" w:val="595959"/>
+    </w:rPr>
+  </w:style>
+  <w:style w:styleId="Heading8" w:type="paragraph">
+    <w:name w:val="heading 8"/>
+    <w:basedOn w:val="Normal"/>
+    <w:next w:val="BodyText"/>
+    <w:link w:val="Heading8Char"/>
+    <w:uiPriority w:val="9"/>
+    <w:semiHidden/>
+    <w:unhideWhenUsed/>
+    <w:qFormat/>
+    <w:rsid w:val="00A10FD9"/>
+    <w:pPr>
+      <w:keepNext/>
+      <w:keepLines/>
+      <w:spacing w:after="0"/>
+      <w:outlineLvl w:val="7"/>
+    </w:pPr>
+    <w:rPr>
+      <w:rFonts w:cstheme="majorBidi" w:eastAsiaTheme="majorEastAsia"/>
+      <w:i/>
+      <w:iCs/>
+      <w:color w:themeColor="text1" w:themeTint="D8" w:val="272727"/>
+    </w:rPr>
+  </w:style>
+  <w:style w:styleId="Heading9" w:type="paragraph">
+    <w:name w:val="heading 9"/>
+    <w:basedOn w:val="Normal"/>
+    <w:next w:val="BodyText"/>
+    <w:link w:val="Heading9Char"/>
+    <w:uiPriority w:val="9"/>
+    <w:semiHidden/>
+    <w:unhideWhenUsed/>
+    <w:qFormat/>
+    <w:rsid w:val="00A10FD9"/>
+    <w:pPr>
+      <w:keepNext/>
+      <w:keepLines/>
+      <w:spacing w:after="0"/>
+      <w:outlineLvl w:val="8"/>
+    </w:pPr>
+    <w:rPr>
+      <w:rFonts w:cstheme="majorBidi" w:eastAsiaTheme="majorEastAsia"/>
+      <w:color w:themeColor="text1" w:themeTint="D8" w:val="272727"/>
+    </w:rPr>
+  </w:style>
+  <w:style w:customStyle="1" w:styleId="Heading1Char" w:type="character">
+    <w:name w:val="Heading 1 Char"/>
+    <w:basedOn w:val="DefaultParagraphFont"/>
+    <w:link w:val="Heading1"/>
+    <w:uiPriority w:val="9"/>
+    <w:rsid w:val="00A10FD9"/>
+    <w:rPr>
+      <w:rFonts w:asciiTheme="majorHAnsi" w:cstheme="majorBidi" w:eastAsiaTheme="majorEastAsia" w:hAnsiTheme="majorHAnsi"/>
+      <w:color w:themeColor="accent1" w:themeShade="BF" w:val="0F4761"/>
+      <w:sz w:val="40"/>
+      <w:szCs w:val="40"/>
+    </w:rPr>
+  </w:style>
+  <w:style w:customStyle="1" w:styleId="Heading2Char" w:type="character">
+    <w:name w:val="Heading 2 Char"/>
+    <w:basedOn w:val="DefaultParagraphFont"/>
+    <w:link w:val="Heading2"/>
+    <w:uiPriority w:val="9"/>
+    <w:semiHidden/>
+    <w:rsid w:val="00A10FD9"/>
+    <w:rPr>
+      <w:rFonts w:asciiTheme="majorHAnsi" w:cstheme="majorBidi" w:eastAsiaTheme="majorEastAsia" w:hAnsiTheme="majorHAnsi"/>
+      <w:color w:themeColor="accent1" w:themeShade="BF" w:val="0F4761"/>
+      <w:sz w:val="32"/>
+      <w:szCs w:val="32"/>
+    </w:rPr>
+  </w:style>
+  <w:style w:customStyle="1" w:styleId="Heading3Char" w:type="character">
+    <w:name w:val="Heading 3 Char"/>
+    <w:basedOn w:val="DefaultParagraphFont"/>
+    <w:link w:val="Heading3"/>
+    <w:uiPriority w:val="9"/>
+    <w:semiHidden/>
+    <w:rsid w:val="00A10FD9"/>
+    <w:rPr>
+      <w:rFonts w:cstheme="majorBidi" w:eastAsiaTheme="majorEastAsia"/>
+      <w:color w:themeColor="accent1" w:themeShade="BF" w:val="0F4761"/>
+      <w:sz w:val="28"/>
+      <w:szCs w:val="28"/>
+    </w:rPr>
+  </w:style>
+  <w:style w:customStyle="1" w:styleId="Heading4Char" w:type="character">
+    <w:name w:val="Heading 4 Char"/>
+    <w:basedOn w:val="DefaultParagraphFont"/>
+    <w:link w:val="Heading4"/>
+    <w:uiPriority w:val="9"/>
+    <w:semiHidden/>
+    <w:rsid w:val="00A10FD9"/>
+    <w:rPr>
+      <w:rFonts w:cstheme="majorBidi" w:eastAsiaTheme="majorEastAsia"/>
+      <w:i/>
+      <w:iCs/>
+      <w:color w:themeColor="accent1" w:themeShade="BF" w:val="0F4761"/>
+    </w:rPr>
+  </w:style>
+  <w:style w:customStyle="1" w:styleId="Heading5Char" w:type="character">
+    <w:name w:val="Heading 5 Char"/>
+    <w:basedOn w:val="DefaultParagraphFont"/>
+    <w:link w:val="Heading5"/>
+    <w:uiPriority w:val="9"/>
+    <w:semiHidden/>
+    <w:rsid w:val="00A10FD9"/>
+    <w:rPr>
+      <w:rFonts w:cstheme="majorBidi" w:eastAsiaTheme="majorEastAsia"/>
+      <w:color w:themeColor="accent1" w:themeShade="BF" w:val="0F4761"/>
+    </w:rPr>
+  </w:style>
+  <w:style w:customStyle="1" w:styleId="Heading6Char" w:type="character">
+    <w:name w:val="Heading 6 Char"/>
+    <w:basedOn w:val="DefaultParagraphFont"/>
+    <w:link w:val="Heading6"/>
+    <w:uiPriority w:val="9"/>
+    <w:semiHidden/>
+    <w:rsid w:val="00A10FD9"/>
+    <w:rPr>
+      <w:rFonts w:cstheme="majorBidi" w:eastAsiaTheme="majorEastAsia"/>
+      <w:i/>
+      <w:iCs/>
+      <w:color w:themeColor="text1" w:themeTint="A6" w:val="595959"/>
+    </w:rPr>
+  </w:style>
+  <w:style w:customStyle="1" w:styleId="Heading7Char" w:type="character">
+    <w:name w:val="Heading 7 Char"/>
+    <w:basedOn w:val="DefaultParagraphFont"/>
+    <w:link w:val="Heading7"/>
+    <w:uiPriority w:val="9"/>
+    <w:semiHidden/>
+    <w:rsid w:val="00A10FD9"/>
+    <w:rPr>
+      <w:rFonts w:cstheme="majorBidi" w:eastAsiaTheme="majorEastAsia"/>
+      <w:color w:themeColor="text1" w:themeTint="A6" w:val="595959"/>
+    </w:rPr>
+  </w:style>
+  <w:style w:customStyle="1" w:styleId="Heading8Char" w:type="character">
+    <w:name w:val="Heading 8 Char"/>
+    <w:basedOn w:val="DefaultParagraphFont"/>
+    <w:link w:val="Heading8"/>
+    <w:uiPriority w:val="9"/>
+    <w:semiHidden/>
+    <w:rsid w:val="00A10FD9"/>
+    <w:rPr>
+      <w:rFonts w:cstheme="majorBidi" w:eastAsiaTheme="majorEastAsia"/>
+      <w:i/>
+      <w:iCs/>
+      <w:color w:themeColor="text1" w:themeTint="D8" w:val="272727"/>
+    </w:rPr>
+  </w:style>
+  <w:style w:customStyle="1" w:styleId="Heading9Char" w:type="character">
+    <w:name w:val="Heading 9 Char"/>
+    <w:basedOn w:val="DefaultParagraphFont"/>
+    <w:link w:val="Heading9"/>
+    <w:uiPriority w:val="9"/>
+    <w:semiHidden/>
+    <w:rsid w:val="00A10FD9"/>
+    <w:rPr>
+      <w:rFonts w:cstheme="majorBidi" w:eastAsiaTheme="majorEastAsia"/>
+      <w:color w:themeColor="text1" w:themeTint="D8" w:val="272727"/>
+    </w:rPr>
+  </w:style>
+  <w:style w:styleId="BlockText" w:type="paragraph">
+    <w:name w:val="Block Text"/>
+    <w:basedOn w:val="BodyText"/>
     <w:next w:val="BodyText"/>
     <w:uiPriority w:val="9"/>
     <w:unhideWhenUsed/>
     <w:qFormat/>
     <w:pPr>
-      <w:keepNext/>
-      <w:spacing w:after="160" w:before="400"/>
-      <w:pBdr>
-        <w:bottom w:color="12253F" w:space="4" w:sz="12" w:val="single"/>
-      </w:pBdr>
+      <w:spacing w:after="100" w:before="100"/>
+      <w:ind w:firstLine="0" w:left="480" w:right="480"/>
     </w:pPr>
-    <w:rPr>
-      <w:b/>
-      <w:color w:val="12253F"/>
-      <w:sz w:val="27"/>
-      <w:szCs w:val="27"/>
-    </w:rPr>
-  </w:style>
-  <w:style w:styleId="Heading3" w:type="paragraph">
-    <w:name w:val="Heading 3"/>
-    <w:basedOn w:val="Normal"/>
-    <w:next w:val="BodyText"/>
-    <w:uiPriority w:val="9"/>
-    <w:unhideWhenUsed/>
-    <w:qFormat/>
-    <w:pPr>
-      <w:keepNext/>
-      <w:spacing w:after="120" w:before="320"/>
-    </w:pPr>
-    <w:rPr>
-      <w:b/>
-      <w:color w:val="1D3B5E"/>
-      <w:sz w:val="22"/>
-      <w:szCs w:val="22"/>
-    </w:rPr>
-  </w:style>
-  <w:style w:styleId="Heading4" w:type="paragraph">
-    <w:name w:val="Heading 4"/>
-    <w:basedOn w:val="Normal"/>
-    <w:next w:val="BodyText"/>
-    <w:uiPriority w:val="9"/>
-    <w:unhideWhenUsed/>
-    <w:qFormat/>
-    <w:pPr>
-      <w:keepNext/>
-      <w:spacing w:after="100" w:before="240"/>
-    </w:pPr>
-    <w:rPr>
-      <w:b/>
-      <w:color w:val="2C4E75"/>
-      <w:sz w:val="19"/>
-      <w:szCs w:val="19"/>
-    </w:rPr>
-  </w:style>
-  <w:style w:styleId="Heading5" w:type="paragraph">
-    <w:name w:val="Heading 5"/>
-    <w:basedOn w:val="Normal"/>
-    <w:next w:val="BodyText"/>
-    <w:uiPriority w:val="9"/>
-    <w:unhideWhenUsed/>
-    <w:qFormat/>
-    <w:pPr>
-      <w:keepNext/>
-      <w:spacing w:after="80" w:before="200"/>
-    </w:pPr>
-    <w:rPr>
-      <w:b/>
-      <w:color w:val="6B7280"/>
-      <w:sz w:val="19"/>
-      <w:szCs w:val="19"/>
-    </w:rPr>
-  </w:style>
-  <w:style w:styleId="Heading6" w:type="paragraph">
-    <w:name w:val="Heading 6"/>
-    <w:basedOn w:val="Normal"/>
-    <w:next w:val="BodyText"/>
-    <w:uiPriority w:val="9"/>
-    <w:unhideWhenUsed/>
-    <w:qFormat/>
-    <w:pPr>
-      <w:keepNext/>
-      <w:keepLines/>
-      <w:spacing w:after="0" w:before="200"/>
-      <w:outlineLvl w:val="5"/>
-    </w:pPr>
-    <w:rPr>
-      <w:rFonts w:asciiTheme="majorHAnsi" w:cstheme="majorBidi" w:eastAsiaTheme="majorEastAsia" w:hAnsiTheme="majorHAnsi"/>
-      <w:color w:themeColor="accent1" w:val="4F81BD"/>
-      <w:sz w:val="24"/>
-      <w:szCs w:val="24"/>
-    </w:rPr>
-  </w:style>
-  <w:style w:styleId="Heading7" w:type="paragraph">
-    <w:name w:val="Heading 7"/>
-    <w:basedOn w:val="Normal"/>
-    <w:next w:val="BodyText"/>
-    <w:uiPriority w:val="9"/>
-    <w:unhideWhenUsed/>
-    <w:qFormat/>
-    <w:pPr>
-      <w:keepNext/>
-      <w:keepLines/>
-      <w:spacing w:after="0" w:before="200"/>
-      <w:outlineLvl w:val="6"/>
-    </w:pPr>
-    <w:rPr>
-      <w:rFonts w:asciiTheme="majorHAnsi" w:cstheme="majorBidi" w:eastAsiaTheme="majorEastAsia" w:hAnsiTheme="majorHAnsi"/>
-      <w:color w:themeColor="accent1" w:val="4F81BD"/>
-      <w:sz w:val="24"/>
-      <w:szCs w:val="24"/>
-    </w:rPr>
-  </w:style>
-  <w:style w:styleId="Heading8" w:type="paragraph">
-    <w:name w:val="Heading 8"/>
-    <w:basedOn w:val="Normal"/>
-    <w:next w:val="BodyText"/>
-    <w:uiPriority w:val="9"/>
-    <w:unhideWhenUsed/>
-    <w:qFormat/>
-    <w:pPr>
-      <w:keepNext/>
-      <w:keepLines/>
-      <w:spacing w:after="0" w:before="200"/>
-      <w:outlineLvl w:val="7"/>
-    </w:pPr>
-    <w:rPr>
-      <w:rFonts w:asciiTheme="majorHAnsi" w:cstheme="majorBidi" w:eastAsiaTheme="majorEastAsia" w:hAnsiTheme="majorHAnsi"/>
-      <w:color w:themeColor="accent1" w:val="4F81BD"/>
-      <w:sz w:val="24"/>
-      <w:szCs w:val="24"/>
-    </w:rPr>
-  </w:style>
-  <w:style w:styleId="Heading9" w:type="paragraph">
-    <w:name w:val="Heading 9"/>
-    <w:basedOn w:val="Normal"/>
-    <w:next w:val="BodyText"/>
-    <w:uiPriority w:val="9"/>
-    <w:unhideWhenUsed/>
-    <w:qFormat/>
-    <w:pPr>
-      <w:keepNext/>
-      <w:keepLines/>
-      <w:spacing w:after="0" w:before="200"/>
-      <w:outlineLvl w:val="8"/>
-    </w:pPr>
-    <w:rPr>
-      <w:rFonts w:asciiTheme="majorHAnsi" w:cstheme="majorBidi" w:eastAsiaTheme="majorEastAsia" w:hAnsiTheme="majorHAnsi"/>
-      <w:color w:themeColor="accent1" w:val="4F81BD"/>
-      <w:sz w:val="24"/>
-      <w:szCs w:val="24"/>
-    </w:rPr>
-  </w:style>
-  <w:style w:styleId="BlockText" w:type="paragraph">
-    <w:name w:val="Block Text"/>
-    <w:basedOn w:val="BodyText"/>
-    <w:pPr>
-      <w:pBdr>
-        <w:left w:color="F0B429" w:space="8" w:sz="18" w:val="single"/>
-      </w:pBdr>
-      <w:shd w:color="auto" w:fill="FDF9EF" w:val="clear"/>
-      <w:ind w:left="240" w:right="120"/>
-      <w:spacing w:after="160" w:before="160"/>
-    </w:pPr>
-    <w:rPr>
-      <w:color w:val="4A3F26"/>
-    </w:rPr>
   </w:style>
   <w:style w:styleId="FootnoteText" w:type="paragraph">
     <w:name w:val="Footnote Text"/>
@@ -8097,6 +8154,18 @@
     <w:uiPriority w:val="9"/>
     <w:unhideWhenUsed/>
     <w:qFormat/>
+  </w:style>
+  <w:style w:styleId="FootnoteBlockText" w:type="paragraph">
+    <w:name w:val="Footnote Block Text"/>
+    <w:basedOn w:val="FootnoteText"/>
+    <w:next w:val="FootnoteText"/>
+    <w:uiPriority w:val="9"/>
+    <w:unhideWhenUsed/>
+    <w:qFormat/>
+    <w:pPr>
+      <w:spacing w:after="100" w:before="100"/>
+      <w:ind w:firstLine="0" w:left="480" w:right="480"/>
+    </w:pPr>
   </w:style>
   <w:style w:default="1" w:styleId="DefaultParagraphFont" w:type="character">
     <w:name w:val="Default Paragraph Font"/>
@@ -8119,18 +8188,11 @@
       </w:tblCellMar>
     </w:tblPr>
     <w:tblStylePr w:type="firstRow">
-      <w:tblPr>
-        <w:jc w:val="left"/>
-        <w:tblInd w:type="dxa" w:w="0"/>
-      </w:tblPr>
-      <w:trPr>
-        <w:jc w:val="left"/>
-      </w:trPr>
       <w:tcPr>
-        <w:vAlign w:val="bottom"/>
         <w:tcBorders>
           <w:bottom w:val="single"/>
         </w:tcBorders>
+        <w:vAlign w:val="bottom"/>
       </w:tcPr>
     </w:tblStylePr>
   </w:style>
@@ -8193,7 +8255,7 @@
     <w:name w:val="Verbatim Char"/>
     <w:basedOn w:val="BodyTextChar"/>
     <w:rPr>
-      <w:rFonts w:ascii="D2Coding" w:eastAsia="D2Coding" w:hAnsi="Consolas"/>
+      <w:rFonts w:ascii="Consolas" w:hAnsi="Consolas"/>
       <w:sz w:val="22"/>
     </w:rPr>
   </w:style>
@@ -8245,8 +8307,8 @@
     <w:name w:val="KeywordTok"/>
     <w:basedOn w:val="VerbatimChar"/>
     <w:rPr>
+      <w:b/>
       <w:color w:val="007020"/>
-      <w:b/>
     </w:rPr>
   </w:style>
   <w:style w:type="character" w:customStyle="1" w:styleId="DataTypeTok">
@@ -8323,42 +8385,42 @@
     <w:name w:val="ImportTok"/>
     <w:basedOn w:val="VerbatimChar"/>
     <w:rPr>
+      <w:b/>
       <w:color w:val="008000"/>
-      <w:b/>
     </w:rPr>
   </w:style>
   <w:style w:type="character" w:customStyle="1" w:styleId="CommentTok">
     <w:name w:val="CommentTok"/>
     <w:basedOn w:val="VerbatimChar"/>
     <w:rPr>
+      <w:i/>
       <w:color w:val="60a0b0"/>
-      <w:i/>
     </w:rPr>
   </w:style>
   <w:style w:type="character" w:customStyle="1" w:styleId="DocumentationTok">
     <w:name w:val="DocumentationTok"/>
     <w:basedOn w:val="VerbatimChar"/>
     <w:rPr>
+      <w:i/>
       <w:color w:val="ba2121"/>
-      <w:i/>
     </w:rPr>
   </w:style>
   <w:style w:type="character" w:customStyle="1" w:styleId="AnnotationTok">
     <w:name w:val="AnnotationTok"/>
     <w:basedOn w:val="VerbatimChar"/>
     <w:rPr>
-      <w:color w:val="60a0b0"/>
       <w:b/>
       <w:i/>
+      <w:color w:val="60a0b0"/>
     </w:rPr>
   </w:style>
   <w:style w:type="character" w:customStyle="1" w:styleId="CommentVarTok">
     <w:name w:val="CommentVarTok"/>
     <w:basedOn w:val="VerbatimChar"/>
     <w:rPr>
-      <w:color w:val="60a0b0"/>
       <w:b/>
       <w:i/>
+      <w:color w:val="60a0b0"/>
     </w:rPr>
   </w:style>
   <w:style w:type="character" w:customStyle="1" w:styleId="OtherTok">
@@ -8386,8 +8448,8 @@
     <w:name w:val="ControlFlowTok"/>
     <w:basedOn w:val="VerbatimChar"/>
     <w:rPr>
+      <w:b/>
       <w:color w:val="007020"/>
-      <w:b/>
     </w:rPr>
   </w:style>
   <w:style w:type="character" w:customStyle="1" w:styleId="OperatorTok">
@@ -8432,34 +8494,34 @@
     <w:name w:val="InformationTok"/>
     <w:basedOn w:val="VerbatimChar"/>
     <w:rPr>
-      <w:color w:val="60a0b0"/>
       <w:b/>
       <w:i/>
+      <w:color w:val="60a0b0"/>
     </w:rPr>
   </w:style>
   <w:style w:type="character" w:customStyle="1" w:styleId="WarningTok">
     <w:name w:val="WarningTok"/>
     <w:basedOn w:val="VerbatimChar"/>
     <w:rPr>
-      <w:color w:val="60a0b0"/>
       <w:b/>
       <w:i/>
+      <w:color w:val="60a0b0"/>
     </w:rPr>
   </w:style>
   <w:style w:type="character" w:customStyle="1" w:styleId="AlertTok">
     <w:name w:val="AlertTok"/>
     <w:basedOn w:val="VerbatimChar"/>
     <w:rPr>
+      <w:b/>
       <w:color w:val="ff0000"/>
-      <w:b/>
     </w:rPr>
   </w:style>
   <w:style w:type="character" w:customStyle="1" w:styleId="ErrorTok">
     <w:name w:val="ErrorTok"/>
     <w:basedOn w:val="VerbatimChar"/>
     <w:rPr>
+      <w:b/>
       <w:color w:val="ff0000"/>
-      <w:b/>
     </w:rPr>
   </w:style>
   <w:style w:type="character" w:customStyle="1" w:styleId="NormalTok">
@@ -8481,44 +8543,44 @@
         <a:sysClr val="window" lastClr="FFFFFF"/>
       </a:lt1>
       <a:dk2>
-        <a:srgbClr val="1F497D"/>
+        <a:srgbClr val="0E2841"/>
       </a:dk2>
       <a:lt2>
-        <a:srgbClr val="EEECE1"/>
+        <a:srgbClr val="E8E8E8"/>
       </a:lt2>
       <a:accent1>
-        <a:srgbClr val="4F81BD"/>
+        <a:srgbClr val="156082"/>
       </a:accent1>
       <a:accent2>
-        <a:srgbClr val="C0504D"/>
+        <a:srgbClr val="E97132"/>
       </a:accent2>
       <a:accent3>
-        <a:srgbClr val="9BBB59"/>
+        <a:srgbClr val="196B24"/>
       </a:accent3>
       <a:accent4>
-        <a:srgbClr val="8064A2"/>
+        <a:srgbClr val="0F9ED5"/>
       </a:accent4>
       <a:accent5>
-        <a:srgbClr val="4BACC6"/>
+        <a:srgbClr val="A02B93"/>
       </a:accent5>
       <a:accent6>
-        <a:srgbClr val="F79646"/>
+        <a:srgbClr val="4EA72E"/>
       </a:accent6>
       <a:hlink>
-        <a:srgbClr val="0000FF"/>
+        <a:srgbClr val="467886"/>
       </a:hlink>
       <a:folHlink>
-        <a:srgbClr val="800080"/>
+        <a:srgbClr val="96607D"/>
       </a:folHlink>
     </a:clrScheme>
     <a:fontScheme name="Office">
       <a:majorFont>
-        <a:latin typeface="Calibri"/>
+        <a:latin typeface="Aptos Display" panose="02110004020202020204"/>
         <a:ea typeface=""/>
         <a:cs typeface=""/>
-        <a:font script="Jpan" typeface="ＭＳ ゴシック"/>
+        <a:font script="Jpan" typeface="游ゴシック Light"/>
         <a:font script="Hang" typeface="맑은 고딕"/>
-        <a:font script="Hans" typeface="宋体"/>
+        <a:font script="Hans" typeface="等线 Light"/>
         <a:font script="Hant" typeface="新細明體"/>
         <a:font script="Arab" typeface="Times New Roman"/>
         <a:font script="Hebr" typeface="Times New Roman"/>
@@ -8545,14 +8607,32 @@
         <a:font script="Mong" typeface="Mongolian Baiti"/>
         <a:font script="Viet" typeface="Times New Roman"/>
         <a:font script="Uigh" typeface="Microsoft Uighur"/>
+        <a:font script="Geor" typeface="Sylfaen"/>
+        <a:font script="Armn" typeface="Arial"/>
+        <a:font script="Bugi" typeface="Leelawadee UI"/>
+        <a:font script="Bopo" typeface="Microsoft JhengHei"/>
+        <a:font script="Java" typeface="Javanese Text"/>
+        <a:font script="Lisu" typeface="Segoe UI"/>
+        <a:font script="Mymr" typeface="Myanmar Text"/>
+        <a:font script="Nkoo" typeface="Ebrima"/>
+        <a:font script="Olck" typeface="Nirmala UI"/>
+        <a:font script="Osma" typeface="Ebrima"/>
+        <a:font script="Phag" typeface="Phagspa"/>
+        <a:font script="Syrn" typeface="Estrangelo Edessa"/>
+        <a:font script="Syrj" typeface="Estrangelo Edessa"/>
+        <a:font script="Syre" typeface="Estrangelo Edessa"/>
+        <a:font script="Sora" typeface="Nirmala UI"/>
+        <a:font script="Tale" typeface="Microsoft Tai Le"/>
+        <a:font script="Talu" typeface="Microsoft New Tai Lue"/>
+        <a:font script="Tfng" typeface="Ebrima"/>
       </a:majorFont>
       <a:minorFont>
-        <a:latin typeface="Cambria"/>
+        <a:latin typeface="Aptos" panose="02110004020202020204"/>
         <a:ea typeface=""/>
         <a:cs typeface=""/>
-        <a:font script="Jpan" typeface="ＭＳ 明朝"/>
+        <a:font script="Jpan" typeface="游明朝"/>
         <a:font script="Hang" typeface="맑은 고딕"/>
-        <a:font script="Hans" typeface="宋体"/>
+        <a:font script="Hans" typeface="等线"/>
         <a:font script="Hant" typeface="新細明體"/>
         <a:font script="Arab" typeface="Arial"/>
         <a:font script="Hebr" typeface="Arial"/>
@@ -8579,6 +8659,24 @@
         <a:font script="Mong" typeface="Mongolian Baiti"/>
         <a:font script="Viet" typeface="Arial"/>
         <a:font script="Uigh" typeface="Microsoft Uighur"/>
+        <a:font script="Geor" typeface="Sylfaen"/>
+        <a:font script="Armn" typeface="Arial"/>
+        <a:font script="Bugi" typeface="Leelawadee UI"/>
+        <a:font script="Bopo" typeface="Microsoft JhengHei"/>
+        <a:font script="Java" typeface="Javanese Text"/>
+        <a:font script="Lisu" typeface="Segoe UI"/>
+        <a:font script="Mymr" typeface="Myanmar Text"/>
+        <a:font script="Nkoo" typeface="Ebrima"/>
+        <a:font script="Olck" typeface="Nirmala UI"/>
+        <a:font script="Osma" typeface="Ebrima"/>
+        <a:font script="Phag" typeface="Phagspa"/>
+        <a:font script="Syrn" typeface="Estrangelo Edessa"/>
+        <a:font script="Syrj" typeface="Estrangelo Edessa"/>
+        <a:font script="Syre" typeface="Estrangelo Edessa"/>
+        <a:font script="Sora" typeface="Nirmala UI"/>
+        <a:font script="Tale" typeface="Microsoft Tai Le"/>
+        <a:font script="Talu" typeface="Microsoft New Tai Lue"/>
+        <a:font script="Tfng" typeface="Ebrima"/>
       </a:minorFont>
     </a:fontScheme>
     <a:fmtScheme name="Office">
@@ -8590,200 +8688,141 @@
           <a:gsLst>
             <a:gs pos="0">
               <a:schemeClr val="phClr">
-                <a:tint val="50000"/>
-                <a:satMod val="300000"/>
+                <a:lumMod val="110000"/>
+                <a:satMod val="105000"/>
+                <a:tint val="67000"/>
               </a:schemeClr>
             </a:gs>
-            <a:gs pos="35000">
+            <a:gs pos="50000">
               <a:schemeClr val="phClr">
-                <a:tint val="37000"/>
-                <a:satMod val="300000"/>
+                <a:lumMod val="105000"/>
+                <a:satMod val="103000"/>
+                <a:tint val="73000"/>
               </a:schemeClr>
             </a:gs>
             <a:gs pos="100000">
               <a:schemeClr val="phClr">
-                <a:tint val="15000"/>
-                <a:satMod val="350000"/>
+                <a:lumMod val="105000"/>
+                <a:satMod val="109000"/>
+                <a:tint val="81000"/>
               </a:schemeClr>
             </a:gs>
           </a:gsLst>
-          <a:lin ang="16200000" scaled="1"/>
+          <a:lin ang="5400000" scaled="0"/>
         </a:gradFill>
         <a:gradFill rotWithShape="1">
           <a:gsLst>
             <a:gs pos="0">
               <a:schemeClr val="phClr">
-                <a:tint val="100000"/>
+                <a:satMod val="103000"/>
+                <a:lumMod val="102000"/>
+                <a:tint val="94000"/>
+              </a:schemeClr>
+            </a:gs>
+            <a:gs pos="50000">
+              <a:schemeClr val="phClr">
+                <a:satMod val="110000"/>
+                <a:lumMod val="100000"/>
                 <a:shade val="100000"/>
-                <a:satMod val="130000"/>
               </a:schemeClr>
             </a:gs>
             <a:gs pos="100000">
               <a:schemeClr val="phClr">
-                <a:tint val="50000"/>
-                <a:shade val="100000"/>
-                <a:satMod val="350000"/>
+                <a:lumMod val="99000"/>
+                <a:satMod val="120000"/>
+                <a:shade val="78000"/>
               </a:schemeClr>
             </a:gs>
           </a:gsLst>
-          <a:lin ang="16200000" scaled="0"/>
+          <a:lin ang="5400000" scaled="0"/>
         </a:gradFill>
       </a:fillStyleLst>
       <a:lnStyleLst>
-        <a:ln w="9525" cap="flat" cmpd="sng" algn="ctr">
-          <a:solidFill>
-            <a:schemeClr val="phClr">
-              <a:shade val="95000"/>
-              <a:satMod val="105000"/>
-            </a:schemeClr>
-          </a:solidFill>
-          <a:prstDash val="solid"/>
-        </a:ln>
-        <a:ln w="25400" cap="flat" cmpd="sng" algn="ctr">
+        <a:ln w="6350" cap="flat" cmpd="sng" algn="ctr">
           <a:solidFill>
             <a:schemeClr val="phClr"/>
           </a:solidFill>
           <a:prstDash val="solid"/>
+          <a:miter lim="800000"/>
         </a:ln>
-        <a:ln w="38100" cap="flat" cmpd="sng" algn="ctr">
+        <a:ln w="12700" cap="flat" cmpd="sng" algn="ctr">
           <a:solidFill>
             <a:schemeClr val="phClr"/>
           </a:solidFill>
           <a:prstDash val="solid"/>
+          <a:miter lim="800000"/>
+        </a:ln>
+        <a:ln w="19050" cap="flat" cmpd="sng" algn="ctr">
+          <a:solidFill>
+            <a:schemeClr val="phClr"/>
+          </a:solidFill>
+          <a:prstDash val="solid"/>
+          <a:miter lim="800000"/>
         </a:ln>
       </a:lnStyleLst>
       <a:effectStyleLst>
         <a:effectStyle>
+          <a:effectLst/>
+        </a:effectStyle>
+        <a:effectStyle>
+          <a:effectLst/>
+        </a:effectStyle>
+        <a:effectStyle>
           <a:effectLst>
-            <a:outerShdw blurRad="40000" dist="20000" dir="5400000" rotWithShape="0">
+            <a:outerShdw blurRad="57150" dist="19050" dir="5400000" algn="ctr" rotWithShape="0">
               <a:srgbClr val="000000">
-                <a:alpha val="38000"/>
+                <a:alpha val="63000"/>
               </a:srgbClr>
             </a:outerShdw>
           </a:effectLst>
-        </a:effectStyle>
-        <a:effectStyle>
-          <a:effectLst>
-            <a:outerShdw blurRad="40000" dist="23000" dir="5400000" rotWithShape="0">
-              <a:srgbClr val="000000">
-                <a:alpha val="35000"/>
-              </a:srgbClr>
-            </a:outerShdw>
-          </a:effectLst>
-        </a:effectStyle>
-        <a:effectStyle>
-          <a:effectLst>
-            <a:outerShdw blurRad="40000" dist="23000" dir="5400000" rotWithShape="0">
-              <a:srgbClr val="000000">
-                <a:alpha val="35000"/>
-              </a:srgbClr>
-            </a:outerShdw>
-          </a:effectLst>
-          <a:scene3d>
-            <a:camera prst="orthographicFront">
-              <a:rot lat="0" lon="0" rev="0"/>
-            </a:camera>
-            <a:lightRig rig="threePt" dir="t">
-              <a:rot lat="0" lon="0" rev="1200000"/>
-            </a:lightRig>
-          </a:scene3d>
-          <a:sp3d>
-            <a:bevelT w="63500" h="25400"/>
-          </a:sp3d>
         </a:effectStyle>
       </a:effectStyleLst>
       <a:bgFillStyleLst>
         <a:solidFill>
           <a:schemeClr val="phClr"/>
         </a:solidFill>
+        <a:solidFill>
+          <a:schemeClr val="phClr">
+            <a:tint val="95000"/>
+            <a:satMod val="170000"/>
+          </a:schemeClr>
+        </a:solidFill>
         <a:gradFill rotWithShape="1">
           <a:gsLst>
             <a:gs pos="0">
               <a:schemeClr val="phClr">
-                <a:tint val="40000"/>
-                <a:satMod val="350000"/>
+                <a:tint val="93000"/>
+                <a:satMod val="150000"/>
+                <a:shade val="98000"/>
+                <a:lumMod val="102000"/>
               </a:schemeClr>
             </a:gs>
-            <a:gs pos="40000">
+            <a:gs pos="50000">
               <a:schemeClr val="phClr">
-                <a:tint val="45000"/>
-                <a:shade val="99000"/>
-                <a:satMod val="350000"/>
+                <a:tint val="98000"/>
+                <a:satMod val="130000"/>
+                <a:shade val="90000"/>
+                <a:lumMod val="103000"/>
               </a:schemeClr>
             </a:gs>
             <a:gs pos="100000">
               <a:schemeClr val="phClr">
-                <a:shade val="20000"/>
-                <a:satMod val="255000"/>
+                <a:shade val="63000"/>
+                <a:satMod val="120000"/>
               </a:schemeClr>
             </a:gs>
           </a:gsLst>
-          <a:path path="circle">
-            <a:fillToRect l="50000" t="-80000" r="50000" b="180000"/>
-          </a:path>
-        </a:gradFill>
-        <a:gradFill rotWithShape="1">
-          <a:gsLst>
-            <a:gs pos="0">
-              <a:schemeClr val="phClr">
-                <a:tint val="80000"/>
-                <a:satMod val="300000"/>
-              </a:schemeClr>
-            </a:gs>
-            <a:gs pos="100000">
-              <a:schemeClr val="phClr">
-                <a:shade val="30000"/>
-                <a:satMod val="200000"/>
-              </a:schemeClr>
-            </a:gs>
-          </a:gsLst>
-          <a:path path="circle">
-            <a:fillToRect l="50000" t="50000" r="50000" b="50000"/>
-          </a:path>
+          <a:lin ang="5400000" scaled="0"/>
         </a:gradFill>
       </a:bgFillStyleLst>
     </a:fmtScheme>
   </a:themeElements>
-  <a:objectDefaults>
-    <a:spDef>
-      <a:spPr/>
-      <a:bodyPr/>
-      <a:lstStyle/>
-      <a:style>
-        <a:lnRef idx="1">
-          <a:schemeClr val="accent1"/>
-        </a:lnRef>
-        <a:fillRef idx="3">
-          <a:schemeClr val="accent1"/>
-        </a:fillRef>
-        <a:effectRef idx="2">
-          <a:schemeClr val="accent1"/>
-        </a:effectRef>
-        <a:fontRef idx="minor">
-          <a:schemeClr val="lt1"/>
-        </a:fontRef>
-      </a:style>
-    </a:spDef>
-    <a:lnDef>
-      <a:spPr/>
-      <a:bodyPr/>
-      <a:lstStyle/>
-      <a:style>
-        <a:lnRef idx="2">
-          <a:schemeClr val="accent1"/>
-        </a:lnRef>
-        <a:fillRef idx="0">
-          <a:schemeClr val="accent1"/>
-        </a:fillRef>
-        <a:effectRef idx="1">
-          <a:schemeClr val="accent1"/>
-        </a:effectRef>
-        <a:fontRef idx="minor">
-          <a:schemeClr val="tx1"/>
-        </a:fontRef>
-      </a:style>
-    </a:lnDef>
-  </a:objectDefaults>
+  <a:objectDefaults/>
   <a:extraClrSchemeLst/>
+  <a:extLst>
+    <a:ext uri="{05A4C25C-085E-4340-85A3-A5531E510DB2}">
+      <thm15:themeFamily xmlns:thm15="http://schemas.microsoft.com/office/thememl/2012/main" name="Office Theme" id="{2E142A2C-CD16-42D6-873A-C26D2A0506FA}" vid="{1BDDFF52-6CD6-40A5-AB3C-68EB2F1E4D0A}"/>
+    </a:ext>
+  </a:extLst>
 </a:theme>
 </file>
--- a/docs/docx/CLAUDE.docx
+++ b/docs/docx/CLAUDE.docx
@@ -77,7 +77,7 @@
           <w:b/>
           <w:bCs/>
         </w:rPr>
-        <w:t xml:space="preserve">두 축</w:t>
+        <w:t xml:space="preserve">여섯 축</w:t>
       </w:r>
       <w:r>
         <w:t xml:space="preserve">:</w:t>
@@ -90,7 +90,7 @@
           <w:b/>
           <w:bCs/>
         </w:rPr>
-        <w:t xml:space="preserve">A. 부상 예방·대응</w:t>
+        <w:t xml:space="preserve">A. 몸(부상 예방·대응)</w:t>
       </w:r>
       <w:r>
         <w:t xml:space="preserve"> </w:t>
@@ -106,7 +106,145 @@
           <w:b/>
           <w:bCs/>
         </w:rPr>
-        <w:t xml:space="preserve">B. 숙소 예약 판단</w:t>
+        <w:t xml:space="preserve">B. 잠자리(숙소 예약 판단)</w:t>
+      </w:r>
+      <w:r>
+        <w:t xml:space="preserve"> </w:t>
+      </w:r>
+      <w:r>
+        <w:t xml:space="preserve">/</w:t>
+      </w:r>
+      <w:r>
+        <w:t xml:space="preserve"> </w:t>
+      </w:r>
+      <w:r>
+        <w:rPr>
+          <w:b/>
+          <w:bCs/>
+        </w:rPr>
+        <w:t xml:space="preserve">C. 길(경로 판단·내비게이션)</w:t>
+      </w:r>
+      <w:r>
+        <w:t xml:space="preserve"> </w:t>
+      </w:r>
+      <w:r>
+        <w:t xml:space="preserve">/</w:t>
+      </w:r>
+      <w:r>
+        <w:t xml:space="preserve"> </w:t>
+      </w:r>
+      <w:r>
+        <w:rPr>
+          <w:b/>
+          <w:bCs/>
+        </w:rPr>
+        <w:t xml:space="preserve">D. 다음(완주 후 다음 여정)</w:t>
+      </w:r>
+      <w:r>
+        <w:t xml:space="preserve"> </w:t>
+      </w:r>
+      <w:r>
+        <w:t xml:space="preserve">/</w:t>
+      </w:r>
+      <w:r>
+        <w:t xml:space="preserve"> </w:t>
+      </w:r>
+      <w:r>
+        <w:rPr>
+          <w:b/>
+          <w:bCs/>
+        </w:rPr>
+        <w:t xml:space="preserve">E. 가족(원격 안심)</w:t>
+      </w:r>
+      <w:r>
+        <w:t xml:space="preserve"> </w:t>
+      </w:r>
+      <w:r>
+        <w:t xml:space="preserve">/</w:t>
+      </w:r>
+      <w:r>
+        <w:t xml:space="preserve"> </w:t>
+      </w:r>
+      <w:r>
+        <w:rPr>
+          <w:b/>
+          <w:bCs/>
+        </w:rPr>
+        <w:t xml:space="preserve">F. 동행(매칭·정보 공유)</w:t>
+      </w:r>
+      <w:r>
+        <w:t xml:space="preserve"> </w:t>
+      </w:r>
+      <w:r>
+        <w:rPr>
+          <w:b/>
+          <w:bCs/>
+        </w:rPr>
+        <w:t xml:space="preserve">무게중심은 여전히 A축이다.</w:t>
+      </w:r>
+      <w:r>
+        <w:t xml:space="preserve"> </w:t>
+      </w:r>
+      <w:r>
+        <w:t xml:space="preserve">C·D·E·F는 A·B의 부속이 아니라 각자 다른 문제·고객군이지만,</w:t>
+      </w:r>
+      <w:r>
+        <w:t xml:space="preserve"> </w:t>
+      </w:r>
+      <w:r>
+        <w:t xml:space="preserve">“부상이 완주를 막는다”</w:t>
+      </w:r>
+      <w:r>
+        <w:t xml:space="preserve">는 근본 문제의 우선순위는 바뀌지 않는다. 축 정의 전체는 00 문서 2.1절, 수익화는 02 문서 1부 5장.</w:t>
+      </w:r>
+    </w:p>
+    <w:p>
+      <w:pPr>
+        <w:pStyle w:val="BodyText"/>
+      </w:pPr>
+      <w:r>
+        <w:rPr>
+          <w:b/>
+          <w:bCs/>
+        </w:rPr>
+        <w:t xml:space="preserve">F축(동행)은 2026-07 이전에는 명시적으로 제외돼 있었다</w:t>
+      </w:r>
+      <w:r>
+        <w:t xml:space="preserve"> </w:t>
+      </w:r>
+      <w:r>
+        <w:t xml:space="preserve">(</w:t>
+      </w:r>
+      <w:r>
+        <w:t xml:space="preserve">“동행자: 불가”</w:t>
+      </w:r>
+      <w:r>
+        <w:t xml:space="preserve">,</w:t>
+      </w:r>
+      <w:r>
+        <w:t xml:space="preserve"> </w:t>
+      </w:r>
+      <w:r>
+        <w:t xml:space="preserve">“SNS 피드형 커뮤니티 제외”</w:t>
+      </w:r>
+      <w:r>
+        <w:t xml:space="preserve"> </w:t>
+      </w:r>
+      <w:r>
+        <w:t xml:space="preserve">— 네이버 카페 선점, 배터리·프라이버시 우려). 지금은 판단을 뒤집어 경쟁하기로 했지만,</w:t>
+      </w:r>
+      <w:r>
+        <w:t xml:space="preserve"> </w:t>
+      </w:r>
+      <w:r>
+        <w:rPr>
+          <w:b/>
+          <w:bCs/>
+        </w:rPr>
+        <w:t xml:space="preserve">원래 우려는 범위를 좁혀서 반영한다</w:t>
+      </w:r>
+      <w:r>
+        <w:t xml:space="preserve">: 전체 공개 피드가 아니라 opt-in 매칭이고, 실시간 위치 스트리밍이 아니라 마을 도착 시 체크인 신호다.</w:t>
       </w:r>
       <w:r>
         <w:t xml:space="preserve"> </w:t>

--- a/docs/docx/CLAUDE.docx
+++ b/docs/docx/CLAUDE.docx
@@ -277,6 +277,29 @@
           <w:b/>
           <w:bCs/>
         </w:rPr>
+        <w:t xml:space="preserve">한 문장 (2026-07 개정)</w:t>
+      </w:r>
+      <w:r>
+        <w:t xml:space="preserve">:</w:t>
+      </w:r>
+      <w:r>
+        <w:t xml:space="preserve"> </w:t>
+      </w:r>
+      <w:r>
+        <w:rPr>
+          <w:b/>
+          <w:bCs/>
+        </w:rPr>
+        <w:t xml:space="preserve">혼자 걷지만, 판단까지 혼자 하지 않게 돕는다.</w:t>
+      </w:r>
+      <w:r>
+        <w:t xml:space="preserve"> </w:t>
+      </w:r>
+      <w:r>
+        <w:rPr>
+          <w:b/>
+          <w:bCs/>
+        </w:rPr>
         <w:t xml:space="preserve">차별점</w:t>
       </w:r>
       <w:r>
@@ -291,6 +314,30 @@
           <w:bCs/>
         </w:rPr>
         <w:t xml:space="preserve">판단을 대신 내려준다.</w:t>
+      </w:r>
+      <w:r>
+        <w:t xml:space="preserve"> </w:t>
+      </w:r>
+      <w:r>
+        <w:t xml:space="preserve">다만 사용자에게 보이는 표현은</w:t>
+      </w:r>
+      <w:r>
+        <w:t xml:space="preserve"> </w:t>
+      </w:r>
+      <w:r>
+        <w:t xml:space="preserve">“우리가 결정한다”</w:t>
+      </w:r>
+      <w:r>
+        <w:t xml:space="preserve">가 아니라</w:t>
+      </w:r>
+      <w:r>
+        <w:t xml:space="preserve"> </w:t>
+      </w:r>
+      <w:r>
+        <w:t xml:space="preserve">“곁에서 돕는다”</w:t>
+      </w:r>
+      <w:r>
+        <w:t xml:space="preserve">여야 한다 — 실질(판단 대행)과 표현(동반)을 구분한다. (기획서 1.1절 근거)</w:t>
       </w:r>
     </w:p>
     <w:p>

--- a/docs/docx/CLAUDE.docx
+++ b/docs/docx/CLAUDE.docx
@@ -2,7 +2,7 @@
 <file path=word/document.xml><?xml version="1.0" encoding="utf-8"?>
 <w:document xmlns:w="http://schemas.openxmlformats.org/wordprocessingml/2006/main" xmlns:m="http://schemas.openxmlformats.org/officeDocument/2006/math" xmlns:r="http://schemas.openxmlformats.org/officeDocument/2006/relationships" xmlns:o="urn:schemas-microsoft-com:office:office" xmlns:v="urn:schemas-microsoft-com:vml" xmlns:w10="urn:schemas-microsoft-com:office:word" xmlns:a="http://schemas.openxmlformats.org/drawingml/2006/main" xmlns:pic="http://schemas.openxmlformats.org/drawingml/2006/picture" xmlns:wp="http://schemas.openxmlformats.org/drawingml/2006/wordprocessingDrawing">
   <w:body>
-    <w:bookmarkStart w:id="40" w:name="claude.md-프로젝트-컨텍스트"/>
+    <w:bookmarkStart w:id="40" w:name="claudemd--프로젝트-컨텍스트"/>
     <w:p>
       <w:pPr>
         <w:pStyle w:val="Heading1"/>
@@ -186,16 +186,7 @@
         <w:t xml:space="preserve"> </w:t>
       </w:r>
       <w:r>
-        <w:t xml:space="preserve">C·D·E·F는 A·B의 부속이 아니라 각자 다른 문제·고객군이지만,</w:t>
-      </w:r>
-      <w:r>
-        <w:t xml:space="preserve"> </w:t>
-      </w:r>
-      <w:r>
-        <w:t xml:space="preserve">“부상이 완주를 막는다”</w:t>
-      </w:r>
-      <w:r>
-        <w:t xml:space="preserve">는 근본 문제의 우선순위는 바뀌지 않는다. 축 정의 전체는 00 문서 2.1절, 수익화는 02 문서 1부 5장.</w:t>
+        <w:t xml:space="preserve">C·D·E·F는 A·B의 부속이 아니라 각자 다른 문제·고객군이지만, "부상이 완주를 막는다"는 근본 문제의 우선순위는 바뀌지 않는다. 축 정의 전체는 00 문서 2.1절, 수익화는 02 문서 1부 5장.</w:t>
       </w:r>
     </w:p>
     <w:p>
@@ -213,25 +204,7 @@
         <w:t xml:space="preserve"> </w:t>
       </w:r>
       <w:r>
-        <w:t xml:space="preserve">(</w:t>
-      </w:r>
-      <w:r>
-        <w:t xml:space="preserve">“동행자: 불가”</w:t>
-      </w:r>
-      <w:r>
-        <w:t xml:space="preserve">,</w:t>
-      </w:r>
-      <w:r>
-        <w:t xml:space="preserve"> </w:t>
-      </w:r>
-      <w:r>
-        <w:t xml:space="preserve">“SNS 피드형 커뮤니티 제외”</w:t>
-      </w:r>
-      <w:r>
-        <w:t xml:space="preserve"> </w:t>
-      </w:r>
-      <w:r>
-        <w:t xml:space="preserve">— 네이버 카페 선점, 배터리·프라이버시 우려). 지금은 판단을 뒤집어 경쟁하기로 했지만,</w:t>
+        <w:t xml:space="preserve">("동행자: 불가", "SNS 피드형 커뮤니티 제외" — 네이버 카페 선점, 배터리·프라이버시 우려). 지금은 판단을 뒤집어 경쟁하기로 했지만,</w:t>
       </w:r>
       <w:r>
         <w:t xml:space="preserve"> </w:t>
@@ -319,25 +292,7 @@
         <w:t xml:space="preserve"> </w:t>
       </w:r>
       <w:r>
-        <w:t xml:space="preserve">다만 사용자에게 보이는 표현은</w:t>
-      </w:r>
-      <w:r>
-        <w:t xml:space="preserve"> </w:t>
-      </w:r>
-      <w:r>
-        <w:t xml:space="preserve">“우리가 결정한다”</w:t>
-      </w:r>
-      <w:r>
-        <w:t xml:space="preserve">가 아니라</w:t>
-      </w:r>
-      <w:r>
-        <w:t xml:space="preserve"> </w:t>
-      </w:r>
-      <w:r>
-        <w:t xml:space="preserve">“곁에서 돕는다”</w:t>
-      </w:r>
-      <w:r>
-        <w:t xml:space="preserve">여야 한다 — 실질(판단 대행)과 표현(동반)을 구분한다. (기획서 1.1절 근거)</w:t>
+        <w:t xml:space="preserve">다만 사용자에게 보이는 표현은 "우리가 결정한다"가 아니라 "곁에서 돕는다"여야 한다 — 실질(판단 대행)과 표현(동반)을 구분한다. (기획서 1.1절 근거)</w:t>
       </w:r>
     </w:p>
     <w:p>
@@ -458,7 +413,7 @@
         <w:t xml:space="preserve">절대 규칙</w:t>
       </w:r>
     </w:p>
-    <w:bookmarkStart w:id="10" w:name="데이터를-지어내지-않는다-최우선"/>
+    <w:bookmarkStart w:id="10" w:name="Xab57bc12265dbaaac51cd81d8b25d19c73ef1c0"/>
     <w:p>
       <w:pPr>
         <w:pStyle w:val="Heading3"/>
@@ -546,16 +501,7 @@
         </w:numPr>
       </w:pPr>
       <w:r>
-        <w:t xml:space="preserve">UI에서는</w:t>
-      </w:r>
-      <w:r>
-        <w:t xml:space="preserve"> </w:t>
-      </w:r>
-      <w:r>
-        <w:t xml:space="preserve">“정보 확인 중”</w:t>
-      </w:r>
-      <w:r>
-        <w:t xml:space="preserve">으로 표시한다</w:t>
+        <w:t xml:space="preserve">UI에서는 "정보 확인 중"으로 표시한다</w:t>
       </w:r>
     </w:p>
     <w:p>
@@ -624,7 +570,7 @@
       </w:r>
     </w:p>
     <w:bookmarkEnd w:id="10"/>
-    <w:bookmarkStart w:id="11" w:name="도메인-사실을-하드코딩하지-않는다"/>
+    <w:bookmarkStart w:id="11" w:name="X3d1df2b46506186b2707a077cd5ae2c22a2856b"/>
     <w:p>
       <w:pPr>
         <w:pStyle w:val="Heading3"/>
@@ -690,7 +636,7 @@
       </w:r>
     </w:p>
     <w:bookmarkEnd w:id="11"/>
-    <w:bookmarkStart w:id="12" w:name="고도는-반드시-profiles.ts를-경유한다"/>
+    <w:bookmarkStart w:id="12" w:name="X7dca0c76d7723775df9674bac45d3d0ad4b1438"/>
     <w:p>
       <w:pPr>
         <w:pStyle w:val="Heading3"/>
@@ -716,16 +662,7 @@
         <w:pStyle w:val="BodyText"/>
       </w:pPr>
       <w:r>
-        <w:t xml:space="preserve">생장 → 론세스바예스는 마을 기준 +780m지만, 실제로는 레포에데르 고개(약 1,450m)를 넘으므로 누적 상승이 약 1,280m다. 카미노에서 부상이 가장 많은 날인데</w:t>
-      </w:r>
-      <w:r>
-        <w:t xml:space="preserve"> </w:t>
-      </w:r>
-      <w:r>
-        <w:t xml:space="preserve">“평범한 산길”</w:t>
-      </w:r>
-      <w:r>
-        <w:t xml:space="preserve">로 판단된다.</w:t>
+        <w:t xml:space="preserve">생장 → 론세스바예스는 마을 기준 +780m지만, 실제로는 레포에데르 고개(약 1,450m)를 넘으므로 누적 상승이 약 1,280m다. 카미노에서 부상이 가장 많은 날인데 "평범한 산길"로 판단된다.</w:t>
       </w:r>
     </w:p>
     <w:p>
@@ -758,16 +695,7 @@
         <w:t xml:space="preserve"> </w:t>
       </w:r>
       <w:r>
-        <w:t xml:space="preserve">기준으로 0이라</w:t>
-      </w:r>
-      <w:r>
-        <w:t xml:space="preserve"> </w:t>
-      </w:r>
-      <w:r>
-        <w:t xml:space="preserve">“쉬운 날”</w:t>
-      </w:r>
-      <w:r>
-        <w:t xml:space="preserve">이 된다.</w:t>
+        <w:t xml:space="preserve">기준으로 0이라 "쉬운 날"이 된다.</w:t>
       </w:r>
     </w:p>
     <w:p>
@@ -847,16 +775,139 @@
         <w:rPr>
           <w:rStyle w:val="VerbatimChar"/>
         </w:rPr>
-        <w:t xml:space="preserve">scripts/build-profiles.ts</w:t>
-      </w:r>
-      <w:r>
-        <w:t xml:space="preserve">가 생성한다.</w:t>
-      </w:r>
-      <w:r>
-        <w:t xml:space="preserve"> </w:t>
-      </w:r>
-      <w:r>
-        <w:t xml:space="preserve">경로는 OpenStreetMap(ODbL), 고도는 스페인 IGN MDT05(CC BY 4.0)에서 가져와 직접 계산한다.</w:t>
+        <w:t xml:space="preserve">scripts/pipeline/build_geometry.py</w:t>
+      </w:r>
+      <w:r>
+        <w:t xml:space="preserve">(파이썬 일회성 배치)가 생성한다. 검증 도구:</w:t>
+      </w:r>
+      <w:r>
+        <w:t xml:space="preserve"> </w:t>
+      </w:r>
+      <w:r>
+        <w:rPr>
+          <w:rStyle w:val="VerbatimChar"/>
+        </w:rPr>
+        <w:t xml:space="preserve">compare_dem.py</w:t>
+      </w:r>
+      <w:r>
+        <w:t xml:space="preserve">(고도 데이터 비교),</w:t>
+      </w:r>
+      <w:r>
+        <w:t xml:space="preserve"> </w:t>
+      </w:r>
+      <w:r>
+        <w:rPr>
+          <w:rStyle w:val="VerbatimChar"/>
+        </w:rPr>
+        <w:t xml:space="preserve">verify_route.py</w:t>
+      </w:r>
+      <w:r>
+        <w:t xml:space="preserve">(경로 정확도).</w:t>
+      </w:r>
+      <w:r>
+        <w:t xml:space="preserve"> </w:t>
+      </w:r>
+      <w:r>
+        <w:t xml:space="preserve">경로는 OpenStreetMap(ODbL), 고도는</w:t>
+      </w:r>
+      <w:r>
+        <w:t xml:space="preserve"> </w:t>
+      </w:r>
+      <w:r>
+        <w:rPr>
+          <w:b/>
+          <w:bCs/>
+        </w:rPr>
+        <w:t xml:space="preserve">EU-DEM 25m(Copernicus, CC BY)</w:t>
+      </w:r>
+      <w:r>
+        <w:t xml:space="preserve"> </w:t>
+      </w:r>
+      <w:r>
+        <w:t xml:space="preserve">에서 가져와 직접 계산한다.</w:t>
+      </w:r>
+      <w:r>
+        <w:t xml:space="preserve"> </w:t>
+      </w:r>
+      <w:r>
+        <w:rPr>
+          <w:rStyle w:val="VerbatimChar"/>
+        </w:rPr>
+        <w:t xml:space="preserve">source</w:t>
+      </w:r>
+      <w:r>
+        <w:t xml:space="preserve">는</w:t>
+      </w:r>
+      <w:r>
+        <w:t xml:space="preserve"> </w:t>
+      </w:r>
+      <w:r>
+        <w:rPr>
+          <w:rStyle w:val="VerbatimChar"/>
+        </w:rPr>
+        <w:t xml:space="preserve">'OSM+EUDEM'</w:t>
+      </w:r>
+      <w:r>
+        <w:t xml:space="preserve">.</w:t>
+      </w:r>
+    </w:p>
+    <w:p>
+      <w:pPr>
+        <w:pStyle w:val="BlockText"/>
+      </w:pPr>
+      <w:r>
+        <w:t xml:space="preserve">⚠️</w:t>
+      </w:r>
+      <w:r>
+        <w:t xml:space="preserve"> </w:t>
+      </w:r>
+      <w:r>
+        <w:rPr>
+          <w:b/>
+          <w:bCs/>
+        </w:rPr>
+        <w:t xml:space="preserve">왜 IGN MDT05(5m)가 아닌가</w:t>
+      </w:r>
+      <w:r>
+        <w:t xml:space="preserve">: 원래 IGN 5m를 지정했으나, 실제 조회해 비교하니</w:t>
+      </w:r>
+      <w:r>
+        <w:t xml:space="preserve"> </w:t>
+      </w:r>
+      <w:r>
+        <w:rPr>
+          <w:b/>
+          <w:bCs/>
+        </w:rPr>
+        <w:t xml:space="preserve">급경사(피레네)에서 5m가 경로 노이즈를 증폭해 오히려 크게 틀렸다</w:t>
+      </w:r>
+      <w:r>
+        <w:t xml:space="preserve">(누적 상승 +2,355m vs 실제 ~1,280m). 독립 3개 데이터(EU-DEM·SRTM·ASTER)가 ~1,320m로 수렴, IGN 5m만 outlier. 완만한 구간은 5m≈25m. →</w:t>
+      </w:r>
+      <w:r>
+        <w:t xml:space="preserve"> </w:t>
+      </w:r>
+      <w:r>
+        <w:rPr>
+          <w:b/>
+          <w:bCs/>
+        </w:rPr>
+        <w:t xml:space="preserve">EU-DEM 25m가 실용적으로 더 정확</w:t>
+      </w:r>
+      <w:r>
+        <w:t xml:space="preserve">하다. 상세: DEVLOG 2026-07-25(2).</w:t>
+      </w:r>
+      <w:r>
+        <w:t xml:space="preserve"> </w:t>
+      </w:r>
+      <w:r>
+        <w:rPr>
+          <w:rStyle w:val="VerbatimChar"/>
+        </w:rPr>
+        <w:t xml:space="preserve">source: 'OSM+MDT'</w:t>
+      </w:r>
+      <w:r>
+        <w:t xml:space="preserve">는 스키마에 미래(IGN)용으로 예약만 해둔다.</w:t>
       </w:r>
     </w:p>
     <w:p>
@@ -897,6 +948,27 @@
         </w:rPr>
         <w:t xml:space="preserve">를 사용자에게 숫자로 노출하지 않는다</w:t>
       </w:r>
+      <w:r>
+        <w:t xml:space="preserve"> </w:t>
+      </w:r>
+      <w:r>
+        <w:t xml:space="preserve">(현재는</w:t>
+      </w:r>
+      <w:r>
+        <w:t xml:space="preserve"> </w:t>
+      </w:r>
+      <w:r>
+        <w:rPr>
+          <w:rStyle w:val="VerbatimChar"/>
+        </w:rPr>
+        <w:t xml:space="preserve">'OSM+EUDEM'</w:t>
+      </w:r>
+      <w:r>
+        <w:t xml:space="preserve"> </w:t>
+      </w:r>
+      <w:r>
+        <w:t xml:space="preserve">실측이라 노출 가능. 단 risk 가중치는 의학 근거 없는 임시값 — 규칙 11)</w:t>
+      </w:r>
     </w:p>
     <w:p>
       <w:pPr>
@@ -972,29 +1044,11 @@
         </w:numPr>
       </w:pPr>
       <w:r>
-        <w:t xml:space="preserve">출처 표시 의무:</w:t>
-      </w:r>
-      <w:r>
-        <w:t xml:space="preserve"> </w:t>
-      </w:r>
-      <w:r>
-        <w:t xml:space="preserve">“경로 데이터 © OpenStreetMap contributors (ODbL)”</w:t>
-      </w:r>
-      <w:r>
-        <w:t xml:space="preserve"> </w:t>
-      </w:r>
-      <w:r>
-        <w:t xml:space="preserve">/</w:t>
-      </w:r>
-      <w:r>
-        <w:t xml:space="preserve"> </w:t>
-      </w:r>
-      <w:r>
-        <w:t xml:space="preserve">“고도 데이터 © Instituto Geográfico Nacional (CC BY 4.0)”</w:t>
+        <w:t xml:space="preserve">출처 표시 의무: "경로 데이터 © OpenStreetMap contributors (ODbL)" / "고도 데이터 © EU-DEM (Copernicus)"</w:t>
       </w:r>
     </w:p>
     <w:bookmarkEnd w:id="12"/>
-    <w:bookmarkStart w:id="13" w:name="프랑스-길은-하나의-선이-아니다"/>
+    <w:bookmarkStart w:id="13" w:name="Xbc1b7dc07a4b851542a99373748d46d9afc2227"/>
     <w:p>
       <w:pPr>
         <w:pStyle w:val="Heading3"/>
@@ -1365,7 +1419,7 @@
       </w:r>
     </w:p>
     <w:bookmarkEnd w:id="13"/>
-    <w:bookmarkStart w:id="14" w:name="원어명을-지우면-버그다"/>
+    <w:bookmarkStart w:id="14" w:name="X25de579121733cb115186be8c44adafa72668d1"/>
     <w:p>
       <w:pPr>
         <w:pStyle w:val="Heading3"/>
@@ -1396,7 +1450,7 @@
       </w:r>
     </w:p>
     <w:bookmarkEnd w:id="14"/>
-    <w:bookmarkStart w:id="15" w:name="계산-로직은-순수-함수-테스트"/>
+    <w:bookmarkStart w:id="15" w:name="Xe3a28068f1327683880cf536c12dd6d9b43add9"/>
     <w:p>
       <w:pPr>
         <w:pStyle w:val="Heading3"/>
@@ -1486,7 +1540,7 @@
       </w:r>
     </w:p>
     <w:bookmarkEnd w:id="15"/>
-    <w:bookmarkStart w:id="16" w:name="seo는-전략-그-자체다"/>
+    <w:bookmarkStart w:id="16" w:name="X391c60e383c4565d453ee35376ef5a67c6cacc9"/>
     <w:p>
       <w:pPr>
         <w:pStyle w:val="Heading3"/>
@@ -1586,7 +1640,7 @@
       </w:r>
     </w:p>
     <w:bookmarkEnd w:id="16"/>
-    <w:bookmarkStart w:id="17" w:name="무료이고-가입이-없다"/>
+    <w:bookmarkStart w:id="17" w:name="X7e3143eee36a4481f62796ddc9d06ed58ef5277"/>
     <w:p>
       <w:pPr>
         <w:pStyle w:val="Heading3"/>
@@ -1657,7 +1711,7 @@
       </w:r>
     </w:p>
     <w:bookmarkEnd w:id="17"/>
-    <w:bookmarkStart w:id="18" w:name="접근성-하한선"/>
+    <w:bookmarkStart w:id="18" w:name="X5c3934b7fecb18f5e95150d9df7afaa478bb563"/>
     <w:p>
       <w:pPr>
         <w:pStyle w:val="Heading3"/>
@@ -1754,7 +1808,7 @@
       </w:r>
     </w:p>
     <w:bookmarkEnd w:id="18"/>
-    <w:bookmarkStart w:id="19" w:name="오프라인을-전제로-설계"/>
+    <w:bookmarkStart w:id="19" w:name="Xb81820edc483ccf1d9b464efa11bc36ec96caeb"/>
     <w:p>
       <w:pPr>
         <w:pStyle w:val="Heading3"/>
@@ -1782,7 +1836,7 @@
       </w:r>
     </w:p>
     <w:bookmarkEnd w:id="19"/>
-    <w:bookmarkStart w:id="20" w:name="의료-정보는-넣지-않는다"/>
+    <w:bookmarkStart w:id="20" w:name="X6e1bc8c762e013c608574bb387de6f2b3748ddf"/>
     <w:p>
       <w:pPr>
         <w:pStyle w:val="Heading3"/>
@@ -1810,7 +1864,7 @@
       </w:r>
     </w:p>
     <w:bookmarkEnd w:id="20"/>
-    <w:bookmarkStart w:id="21" w:name="인증서를-흉내내지-않는다"/>
+    <w:bookmarkStart w:id="21" w:name="X5812b1fb3530db59de0c2cc6cd553be9838d41f"/>
     <w:p>
       <w:pPr>
         <w:pStyle w:val="Heading3"/>
@@ -1929,14 +1983,7 @@
           <w:b/>
           <w:bCs/>
         </w:rPr>
-        <w:t xml:space="preserve">“완주했는데 돈을 내야 결과를 준다”</w:t>
-      </w:r>
-      <w:r>
-        <w:rPr>
-          <w:b/>
-          <w:bCs/>
-        </w:rPr>
-        <w:t xml:space="preserve">는 구조는 만들지 않는다.</w:t>
+        <w:t xml:space="preserve">"완주했는데 돈을 내야 결과를 준다"는 구조는 만들지 않는다.</w:t>
       </w:r>
     </w:p>
     <w:p>
@@ -1969,23 +2016,17 @@
       <w:r>
         <w:t xml:space="preserve">으로 판단한다.</w:t>
       </w:r>
-      <w:r>
-        <w:t xml:space="preserve"> </w:t>
-      </w:r>
-      <w:r>
-        <w:t xml:space="preserve">-</w:t>
-      </w:r>
-      <w:r>
-        <w:t xml:space="preserve"> </w:t>
-      </w:r>
-      <w:r>
-        <w:t xml:space="preserve">“이걸 안 사면 성취가 덜해 보이나?”</w:t>
-      </w:r>
-      <w:r>
-        <w:t xml:space="preserve"> </w:t>
-      </w:r>
-      <w:r>
-        <w:t xml:space="preserve">→ YES면</w:t>
+    </w:p>
+    <w:p>
+      <w:pPr>
+        <w:pStyle w:val="Compact"/>
+        <w:numPr>
+          <w:ilvl w:val="0"/>
+          <w:numId w:val="1011"/>
+        </w:numPr>
+      </w:pPr>
+      <w:r>
+        <w:t xml:space="preserve">"이걸 안 사면 성취가 덜해 보이나?" → YES면</w:t>
       </w:r>
       <w:r>
         <w:t xml:space="preserve"> </w:t>
@@ -2003,23 +2044,17 @@
       <w:r>
         <w:t xml:space="preserve">(콤포스텔라 인정, 도장·안개지도, 내 카미노 숫자, 이중 순례자 안내, 1년 후 편지)</w:t>
       </w:r>
-      <w:r>
-        <w:t xml:space="preserve"> </w:t>
-      </w:r>
-      <w:r>
-        <w:t xml:space="preserve">-</w:t>
-      </w:r>
-      <w:r>
-        <w:t xml:space="preserve"> </w:t>
-      </w:r>
-      <w:r>
-        <w:t xml:space="preserve">“이걸 사면 실물로 더 오래 간직·과시하나?”</w:t>
-      </w:r>
-      <w:r>
-        <w:t xml:space="preserve"> </w:t>
-      </w:r>
-      <w:r>
-        <w:t xml:space="preserve">→ YES면</w:t>
+    </w:p>
+    <w:p>
+      <w:pPr>
+        <w:pStyle w:val="Compact"/>
+        <w:numPr>
+          <w:ilvl w:val="0"/>
+          <w:numId w:val="1011"/>
+        </w:numPr>
+      </w:pPr>
+      <w:r>
+        <w:t xml:space="preserve">"이걸 사면 실물로 더 오래 간직·과시하나?" → YES면</w:t>
       </w:r>
       <w:r>
         <w:t xml:space="preserve"> </w:t>
@@ -2037,11 +2072,17 @@
       <w:r>
         <w:t xml:space="preserve">(포토북·포스터, 안개지도 포스터 색상 선택, 일회용 필름 카메라, 완주 기념 배지)</w:t>
       </w:r>
-      <w:r>
-        <w:t xml:space="preserve"> </w:t>
-      </w:r>
-      <w:r>
-        <w:t xml:space="preserve">- 비율을 맞추려고 무료 항목을 깎지 않는다. 이 기준으로 걸러진 결과가 자연히 소수여야 한다</w:t>
+    </w:p>
+    <w:p>
+      <w:pPr>
+        <w:pStyle w:val="Compact"/>
+        <w:numPr>
+          <w:ilvl w:val="0"/>
+          <w:numId w:val="1011"/>
+        </w:numPr>
+      </w:pPr>
+      <w:r>
+        <w:t xml:space="preserve">비율을 맞추려고 무료 항목을 깎지 않는다. 이 기준으로 걸러진 결과가 자연히 소수여야 한다</w:t>
       </w:r>
     </w:p>
     <w:p>
@@ -2130,18 +2171,28 @@
               <w:pStyle w:val="Compact"/>
             </w:pPr>
             <w:r>
-              <w:t xml:space="preserve">Next.js 15 (App Router)</w:t>
-            </w:r>
-          </w:p>
-        </w:tc>
-        <w:tc>
-          <w:tcPr/>
-          <w:p>
-            <w:pPr>
-              <w:pStyle w:val="Compact"/>
-            </w:pPr>
-            <w:r>
-              <w:t xml:space="preserve">SEO가 핵심</w:t>
+              <w:rPr>
+                <w:b/>
+                <w:bCs/>
+              </w:rPr>
+              <w:t xml:space="preserve">Next.js 16</w:t>
+            </w:r>
+            <w:r>
+              <w:t xml:space="preserve"> </w:t>
+            </w:r>
+            <w:r>
+              <w:t xml:space="preserve">(App Router)</w:t>
+            </w:r>
+          </w:p>
+        </w:tc>
+        <w:tc>
+          <w:tcPr/>
+          <w:p>
+            <w:pPr>
+              <w:pStyle w:val="Compact"/>
+            </w:pPr>
+            <w:r>
+              <w:t xml:space="preserve">SEO가 핵심. 2026-07 코딩 착수 시점 최신판으로 시작(과거엔 15로 적어뒀었다)</w:t>
             </w:r>
           </w:p>
         </w:tc>
@@ -2209,18 +2260,22 @@
               <w:pStyle w:val="Compact"/>
             </w:pPr>
             <w:r>
-              <w:t xml:space="preserve">Tailwind CSS</w:t>
-            </w:r>
-          </w:p>
-        </w:tc>
-        <w:tc>
-          <w:tcPr/>
-          <w:p>
-            <w:pPr>
-              <w:pStyle w:val="Compact"/>
-            </w:pPr>
-            <w:r>
-              <w:t xml:space="preserve">토큰은</w:t>
+              <w:rPr>
+                <w:b/>
+                <w:bCs/>
+              </w:rPr>
+              <w:t xml:space="preserve">Tailwind CSS v4</w:t>
+            </w:r>
+          </w:p>
+        </w:tc>
+        <w:tc>
+          <w:tcPr/>
+          <w:p>
+            <w:pPr>
+              <w:pStyle w:val="Compact"/>
+            </w:pPr>
+            <w:r>
+              <w:t xml:space="preserve">⚠️ v3와 다르다 — 토큰은</w:t>
             </w:r>
             <w:r>
               <w:t xml:space="preserve"> </w:t>
@@ -2229,7 +2284,60 @@
               <w:rPr>
                 <w:rStyle w:val="VerbatimChar"/>
               </w:rPr>
-              <w:t xml:space="preserve">tailwind.config</w:t>
+              <w:t xml:space="preserve">tailwind.config.js</w:t>
+            </w:r>
+            <w:r>
+              <w:t xml:space="preserve">가 아니라</w:t>
+            </w:r>
+            <w:r>
+              <w:t xml:space="preserve"> </w:t>
+            </w:r>
+            <w:r>
+              <w:rPr>
+                <w:rStyle w:val="VerbatimChar"/>
+                <w:b/>
+                <w:bCs/>
+              </w:rPr>
+              <w:t xml:space="preserve">app/globals.css</w:t>
+            </w:r>
+            <w:r>
+              <w:rPr>
+                <w:b/>
+                <w:bCs/>
+              </w:rPr>
+              <w:t xml:space="preserve">의</w:t>
+            </w:r>
+            <w:r>
+              <w:rPr>
+                <w:b/>
+                <w:bCs/>
+              </w:rPr>
+              <w:t xml:space="preserve"> </w:t>
+            </w:r>
+            <w:r>
+              <w:rPr>
+                <w:rStyle w:val="VerbatimChar"/>
+                <w:b/>
+                <w:bCs/>
+              </w:rPr>
+              <w:t xml:space="preserve">@theme</w:t>
+            </w:r>
+            <w:r>
+              <w:rPr>
+                <w:b/>
+                <w:bCs/>
+              </w:rPr>
+              <w:t xml:space="preserve"> </w:t>
+            </w:r>
+            <w:r>
+              <w:rPr>
+                <w:b/>
+                <w:bCs/>
+              </w:rPr>
+              <w:t xml:space="preserve">블록</w:t>
+            </w:r>
+            <w:r>
+              <w:t xml:space="preserve">에 CSS 변수로 정의한다</w:t>
             </w:r>
           </w:p>
         </w:tc>
@@ -2377,6 +2485,24 @@
       </w:tr>
     </w:tbl>
     <w:p>
+      <w:pPr>
+        <w:pStyle w:val="BodyText"/>
+      </w:pPr>
+      <w:r>
+        <w:rPr>
+          <w:b/>
+          <w:bCs/>
+        </w:rPr>
+        <w:t xml:space="preserve">패키지 버전은 프로젝트 착수 시점(2026-07) 기준 최신 안정판을 그대로 쓴다.</w:t>
+      </w:r>
+      <w:r>
+        <w:t xml:space="preserve"> </w:t>
+      </w:r>
+      <w:r>
+        <w:t xml:space="preserve">특정 버전에 고정해야 할 이유(예: 특정 기능의 호환성 문제)가 생기기 전까지는 매번 문서 버전을 최신으로 갱신한다 — 낡은 버전 번호를 그대로 베끼지 않는다.</w:t>
+      </w:r>
+    </w:p>
+    <w:p>
       <w:r>
         <w:pict>
           <v:rect style="width:0;height:1.5pt" o:hralign="center" o:hrstd="t" o:hr="t"/>
@@ -2398,7 +2524,51 @@
         <w:pStyle w:val="FirstParagraph"/>
       </w:pPr>
       <w:r>
-        <w:t xml:space="preserve">카미노 공식 표지(사아코베오)의 코발트 + 노란 화살표에서 가져왔다.</w:t>
+        <w:t xml:space="preserve">메인 톤은</w:t>
+      </w:r>
+      <w:r>
+        <w:t xml:space="preserve"> </w:t>
+      </w:r>
+      <w:r>
+        <w:rPr>
+          <w:b/>
+          <w:bCs/>
+        </w:rPr>
+        <w:t xml:space="preserve">따뜻한 크림(</w:t>
+      </w:r>
+      <w:r>
+        <w:rPr>
+          <w:rStyle w:val="VerbatimChar"/>
+          <w:b/>
+          <w:bCs/>
+        </w:rPr>
+        <w:t xml:space="preserve">--sand</w:t>
+      </w:r>
+      <w:r>
+        <w:rPr>
+          <w:b/>
+          <w:bCs/>
+        </w:rPr>
+        <w:t xml:space="preserve"> </w:t>
+      </w:r>
+      <w:r>
+        <w:rPr>
+          <w:b/>
+          <w:bCs/>
+        </w:rPr>
+        <w:t xml:space="preserve">#f9e3ab)</w:t>
+      </w:r>
+      <w:r>
+        <w:t xml:space="preserve">, 코발트(</w:t>
+      </w:r>
+      <w:r>
+        <w:rPr>
+          <w:rStyle w:val="VerbatimChar"/>
+        </w:rPr>
+        <w:t xml:space="preserve">--ink</w:t>
+      </w:r>
+      <w:r>
+        <w:t xml:space="preserve">)와 짝지어 미니멀하게. 코발트+노란 화살표는 카미노 공식 표지(사아코베오)에서 왔다.</w:t>
       </w:r>
     </w:p>
     <w:p>
@@ -2409,7 +2579,7 @@
         <w:rPr>
           <w:rStyle w:val="VerbatimChar"/>
         </w:rPr>
-        <w:t xml:space="preserve">--ink:     #12253F   짙은 코발트. 헤더, 이정표 판</w:t>
+        <w:t xml:space="preserve">--ink:     #12253F   짙은 코발트. 헤더, 이정표 판, 본문</w:t>
       </w:r>
       <w:r>
         <w:br/>
@@ -2427,7 +2597,7 @@
         <w:rPr>
           <w:rStyle w:val="VerbatimChar"/>
         </w:rPr>
-        <w:t xml:space="preserve">--granite: #E7E8E2   갈리시아 화강암. 페이지 배경</w:t>
+        <w:t xml:space="preserve">--sand:    #f9e3ab   ★ 메인 크림. 페이지 배경(캔버스)</w:t>
       </w:r>
       <w:r>
         <w:br/>
@@ -2436,7 +2606,7 @@
         <w:rPr>
           <w:rStyle w:val="VerbatimChar"/>
         </w:rPr>
-        <w:t xml:space="preserve">--stone:   #C6C8BE   테두리, 구분선</w:t>
+        <w:t xml:space="preserve">--sand-2:  #FDF3D2   옅은 크림</w:t>
       </w:r>
       <w:r>
         <w:br/>
@@ -2445,6 +2615,24 @@
         <w:rPr>
           <w:rStyle w:val="VerbatimChar"/>
         </w:rPr>
+        <w:t xml:space="preserve">--granite: #f9e3ab   하위호환: bg-granite = 메인 크림</w:t>
+      </w:r>
+      <w:r>
+        <w:br/>
+      </w:r>
+      <w:r>
+        <w:rPr>
+          <w:rStyle w:val="VerbatimChar"/>
+        </w:rPr>
+        <w:t xml:space="preserve">--stone:   #CBAB66   따뜻한 테두리·구분선 (흰 카드 위 가시성)</w:t>
+      </w:r>
+      <w:r>
+        <w:br/>
+      </w:r>
+      <w:r>
+        <w:rPr>
+          <w:rStyle w:val="VerbatimChar"/>
+        </w:rPr>
         <w:t xml:space="preserve">--flecha:  #F0B429   노란 화살표</w:t>
       </w:r>
       <w:r>
@@ -2454,7 +2642,7 @@
         <w:rPr>
           <w:rStyle w:val="VerbatimChar"/>
         </w:rPr>
-        <w:t xml:space="preserve">--vino:    #7A2E39   도장 잉크</w:t>
+        <w:t xml:space="preserve">--vino:    #7A2E39   도장 잉크. 경고 강조</w:t>
       </w:r>
       <w:r>
         <w:br/>
@@ -2463,7 +2651,7 @@
         <w:rPr>
           <w:rStyle w:val="VerbatimChar"/>
         </w:rPr>
-        <w:t xml:space="preserve">--moss:    #3F5D4A</w:t>
+        <w:t xml:space="preserve">--moss:    #3F5D4A   안전·확인</w:t>
       </w:r>
       <w:r>
         <w:br/>
@@ -2481,7 +2669,7 @@
         <w:rPr>
           <w:rStyle w:val="VerbatimChar"/>
         </w:rPr>
-        <w:t xml:space="preserve">--muted:   #6B7280</w:t>
+        <w:t xml:space="preserve">--muted:   #6F6450   따뜻한 muted (대비 4.5:1 확보)</w:t>
       </w:r>
     </w:p>
     <w:p>
@@ -2493,6 +2681,48 @@
           <w:b/>
           <w:bCs/>
         </w:rPr>
+        <w:t xml:space="preserve">크림(</w:t>
+      </w:r>
+      <w:r>
+        <w:rPr>
+          <w:rStyle w:val="VerbatimChar"/>
+          <w:b/>
+          <w:bCs/>
+        </w:rPr>
+        <w:t xml:space="preserve">--sand</w:t>
+      </w:r>
+      <w:r>
+        <w:rPr>
+          <w:b/>
+          <w:bCs/>
+        </w:rPr>
+        <w:t xml:space="preserve">)은 '캔버스'다: 페이지 배경으로만 쓴다.</w:t>
+      </w:r>
+      <w:r>
+        <w:t xml:space="preserve"> </w:t>
+      </w:r>
+      <w:r>
+        <w:t xml:space="preserve">콘텐츠는 흰 카드·코발트 헤더 위에 올려, 노란 화살표(</w:t>
+      </w:r>
+      <w:r>
+        <w:rPr>
+          <w:rStyle w:val="VerbatimChar"/>
+        </w:rPr>
+        <w:t xml:space="preserve">--flecha</w:t>
+      </w:r>
+      <w:r>
+        <w:t xml:space="preserve">)가 크림에 묻히지 않게 한다.</w:t>
+      </w:r>
+    </w:p>
+    <w:p>
+      <w:pPr>
+        <w:pStyle w:val="BodyText"/>
+      </w:pPr>
+      <w:r>
+        <w:rPr>
+          <w:b/>
+          <w:bCs/>
+        </w:rPr>
         <w:t xml:space="preserve">노란색(</w:t>
       </w:r>
       <w:r>
@@ -2514,7 +2744,7 @@
         <w:t xml:space="preserve"> </w:t>
       </w:r>
       <w:r>
-        <w:t xml:space="preserve">실제 카미노에서 노란색은 방향 지시 전용이다. 장식이나 강조에 남용하면 규칙이 무너진다.</w:t>
+        <w:t xml:space="preserve">실제 카미노에서 노란색은 방향 지시 전용이다. 장식이나 강조에 남용하면 규칙이 무너진다. (크림 메인 톤을 도입해도 이 규칙은 그대로다 — 크림은 배경, flecha는 길 안내.)</w:t>
       </w:r>
     </w:p>
     <w:p>
@@ -2528,11 +2758,17 @@
         </w:rPr>
         <w:t xml:space="preserve">서체</w:t>
       </w:r>
-      <w:r>
-        <w:t xml:space="preserve"> </w:t>
-      </w:r>
-      <w:r>
-        <w:t xml:space="preserve">- 표제:</w:t>
+    </w:p>
+    <w:p>
+      <w:pPr>
+        <w:pStyle w:val="Compact"/>
+        <w:numPr>
+          <w:ilvl w:val="0"/>
+          <w:numId w:val="1012"/>
+        </w:numPr>
+      </w:pPr>
+      <w:r>
+        <w:t xml:space="preserve">표제:</w:t>
       </w:r>
       <w:r>
         <w:t xml:space="preserve"> </w:t>
@@ -2549,11 +2785,17 @@
       <w:r>
         <w:t xml:space="preserve">(한글 세리프) — 아껴서</w:t>
       </w:r>
-      <w:r>
-        <w:t xml:space="preserve"> </w:t>
-      </w:r>
-      <w:r>
-        <w:t xml:space="preserve">- 본문:</w:t>
+    </w:p>
+    <w:p>
+      <w:pPr>
+        <w:pStyle w:val="Compact"/>
+        <w:numPr>
+          <w:ilvl w:val="0"/>
+          <w:numId w:val="1012"/>
+        </w:numPr>
+      </w:pPr>
+      <w:r>
+        <w:t xml:space="preserve">본문:</w:t>
       </w:r>
       <w:r>
         <w:t xml:space="preserve"> </w:t>
@@ -2564,11 +2806,17 @@
         </w:rPr>
         <w:t xml:space="preserve">IBM Plex Sans KR</w:t>
       </w:r>
-      <w:r>
-        <w:t xml:space="preserve"> </w:t>
-      </w:r>
-      <w:r>
-        <w:t xml:space="preserve">- 수치:</w:t>
+    </w:p>
+    <w:p>
+      <w:pPr>
+        <w:pStyle w:val="Compact"/>
+        <w:numPr>
+          <w:ilvl w:val="0"/>
+          <w:numId w:val="1012"/>
+        </w:numPr>
+      </w:pPr>
+      <w:r>
+        <w:t xml:space="preserve">수치:</w:t>
       </w:r>
       <w:r>
         <w:t xml:space="preserve"> </w:t>
@@ -2597,7 +2845,7 @@
     </w:p>
     <w:p>
       <w:pPr>
-        <w:pStyle w:val="BodyText"/>
+        <w:pStyle w:val="FirstParagraph"/>
       </w:pPr>
       <w:r>
         <w:rPr>
@@ -2703,16 +2951,7 @@
         <w:t xml:space="preserve">packages/</w:t>
       </w:r>
       <w:r>
-        <w:t xml:space="preserve">로 승격한다. 상세 근거는 06 문서</w:t>
-      </w:r>
-      <w:r>
-        <w:t xml:space="preserve"> </w:t>
-      </w:r>
-      <w:r>
-        <w:t xml:space="preserve">“저장소 구조 결정”</w:t>
-      </w:r>
-      <w:r>
-        <w:t xml:space="preserve">.</w:t>
+        <w:t xml:space="preserve">로 승격한다. 상세 근거는 06 문서 "저장소 구조 결정".</w:t>
       </w:r>
     </w:p>
     <w:p>
@@ -3074,7 +3313,7 @@
         <w:rPr>
           <w:rStyle w:val="VerbatimChar"/>
         </w:rPr>
-        <w:t xml:space="preserve">  /scripts</w:t>
+        <w:t xml:space="preserve">  /scripts/pipeline</w:t>
       </w:r>
       <w:r>
         <w:br/>
@@ -3083,7 +3322,25 @@
         <w:rPr>
           <w:rStyle w:val="VerbatimChar"/>
         </w:rPr>
-        <w:t xml:space="preserve">    build-profiles.ts         ★ 일회성 배치. 서비스 코드에서 import 금지</w:t>
+        <w:t xml:space="preserve">    build_geometry.py         ★ 일회성 배치(파이썬). towns.ts/profiles.ts 생성. 서비스 코드에서 import 금지</w:t>
+      </w:r>
+      <w:r>
+        <w:br/>
+      </w:r>
+      <w:r>
+        <w:rPr>
+          <w:rStyle w:val="VerbatimChar"/>
+        </w:rPr>
+        <w:t xml:space="preserve">    compare_dem.py            고도 데이터 비교 검증(IGN 5m vs EU-DEM)</w:t>
+      </w:r>
+      <w:r>
+        <w:br/>
+      </w:r>
+      <w:r>
+        <w:rPr>
+          <w:rStyle w:val="VerbatimChar"/>
+        </w:rPr>
+        <w:t xml:space="preserve">    verify_route.py           OSM 경로 정확도 검증</w:t>
       </w:r>
       <w:r>
         <w:br/>
@@ -3169,7 +3426,7 @@
         <w:t xml:space="preserve">도메인 지식 (틀리기 쉬운 것)</w:t>
       </w:r>
     </w:p>
-    <w:bookmarkStart w:id="27" w:name="용어-사전-코드ui-문구에-그대로-쓰는-말"/>
+    <w:bookmarkStart w:id="27" w:name="용어-사전--코드ui-문구에-그대로-쓰는-말"/>
     <w:p>
       <w:pPr>
         <w:pStyle w:val="Heading3"/>
@@ -3217,8 +3474,7 @@
     <w:tbl>
       <w:tblPr>
         <w:tblStyle w:val="Table"/>
-        <w:tblW w:type="pct" w:w="5000"/>
-        <w:tblLayout w:type="fixed"/>
+        <w:tblW w:type="auto" w:w="0"/>
         <w:tblLook w:firstRow="1" w:lastRow="0" w:firstColumn="0" w:lastColumn="0" w:noHBand="0" w:noVBand="0" w:val="0020"/>
       </w:tblPr>
       <w:tblGrid>
@@ -3890,13 +4146,7 @@
               <w:pStyle w:val="Compact"/>
             </w:pPr>
             <w:r>
-              <w:t xml:space="preserve">“좋은 길 되세요”</w:t>
-            </w:r>
-            <w:r>
-              <w:t xml:space="preserve"> </w:t>
-            </w:r>
-            <w:r>
-              <w:t xml:space="preserve">인사</w:t>
+              <w:t xml:space="preserve">"좋은 길 되세요" 인사</w:t>
             </w:r>
           </w:p>
         </w:tc>
@@ -4366,7 +4616,7 @@
         <w:pStyle w:val="Compact"/>
         <w:numPr>
           <w:ilvl w:val="0"/>
-          <w:numId w:val="1011"/>
+          <w:numId w:val="1013"/>
         </w:numPr>
       </w:pPr>
       <w:r>
@@ -4385,7 +4635,7 @@
         <w:pStyle w:val="Compact"/>
         <w:numPr>
           <w:ilvl w:val="0"/>
-          <w:numId w:val="1011"/>
+          <w:numId w:val="1013"/>
         </w:numPr>
       </w:pPr>
       <w:r>
@@ -4420,7 +4670,7 @@
         <w:pStyle w:val="Compact"/>
         <w:numPr>
           <w:ilvl w:val="0"/>
-          <w:numId w:val="1011"/>
+          <w:numId w:val="1013"/>
         </w:numPr>
       </w:pPr>
       <w:r>
@@ -4458,7 +4708,7 @@
         <w:pStyle w:val="Compact"/>
         <w:numPr>
           <w:ilvl w:val="0"/>
-          <w:numId w:val="1011"/>
+          <w:numId w:val="1013"/>
         </w:numPr>
       </w:pPr>
       <w:r>
@@ -4729,7 +4979,7 @@
         <w:pStyle w:val="Compact"/>
         <w:numPr>
           <w:ilvl w:val="0"/>
-          <w:numId w:val="1012"/>
+          <w:numId w:val="1014"/>
         </w:numPr>
       </w:pPr>
       <w:r>
@@ -4775,7 +5025,7 @@
         <w:pStyle w:val="Compact"/>
         <w:numPr>
           <w:ilvl w:val="0"/>
-          <w:numId w:val="1012"/>
+          <w:numId w:val="1014"/>
         </w:numPr>
       </w:pPr>
       <w:r>
@@ -4819,7 +5069,7 @@
         <w:pStyle w:val="Compact"/>
         <w:numPr>
           <w:ilvl w:val="0"/>
-          <w:numId w:val="1013"/>
+          <w:numId w:val="1015"/>
         </w:numPr>
       </w:pPr>
       <w:r>
@@ -4847,7 +5097,7 @@
         <w:pStyle w:val="Compact"/>
         <w:numPr>
           <w:ilvl w:val="0"/>
-          <w:numId w:val="1013"/>
+          <w:numId w:val="1015"/>
         </w:numPr>
       </w:pPr>
       <w:r>
@@ -4869,7 +5119,7 @@
         <w:pStyle w:val="Compact"/>
         <w:numPr>
           <w:ilvl w:val="0"/>
-          <w:numId w:val="1013"/>
+          <w:numId w:val="1015"/>
         </w:numPr>
       </w:pPr>
       <w:r>
@@ -4881,7 +5131,7 @@
         <w:pStyle w:val="Compact"/>
         <w:numPr>
           <w:ilvl w:val="0"/>
-          <w:numId w:val="1013"/>
+          <w:numId w:val="1015"/>
         </w:numPr>
       </w:pPr>
       <w:r>
@@ -4899,7 +5149,7 @@
       </w:r>
     </w:p>
     <w:bookmarkEnd w:id="30"/>
-    <w:bookmarkStart w:id="31" w:name="콤포스텔라-요건-2025년-개정-자주-틀린다"/>
+    <w:bookmarkStart w:id="31" w:name="콤포스텔라-요건-2025년-개정--자주-틀린다"/>
     <w:p>
       <w:pPr>
         <w:pStyle w:val="Heading3"/>
@@ -5045,11 +5295,17 @@
         </w:rPr>
         <w:t xml:space="preserve">조건</w:t>
       </w:r>
-      <w:r>
-        <w:t xml:space="preserve"> </w:t>
-      </w:r>
-      <w:r>
-        <w:t xml:space="preserve">- 연속이어야 한다.</w:t>
+    </w:p>
+    <w:p>
+      <w:pPr>
+        <w:pStyle w:val="Compact"/>
+        <w:numPr>
+          <w:ilvl w:val="0"/>
+          <w:numId w:val="1016"/>
+        </w:numPr>
+      </w:pPr>
+      <w:r>
+        <w:t xml:space="preserve">연속이어야 한다.</w:t>
       </w:r>
       <w:r>
         <w:t xml:space="preserve"> </w:t>
@@ -5061,21 +5317,27 @@
         </w:rPr>
         <w:t xml:space="preserve">이동수단으로 건너뛰면 그 지점에서 끊긴다</w:t>
       </w:r>
-      <w:r>
-        <w:t xml:space="preserve"> </w:t>
-      </w:r>
-      <w:r>
-        <w:t xml:space="preserve">- 스페인 영토 안에서 채워야 한다</w:t>
-      </w:r>
-      <w:r>
-        <w:t xml:space="preserve"> </w:t>
-      </w:r>
-      <w:r>
-        <w:t xml:space="preserve">-</w:t>
-      </w:r>
-      <w:r>
-        <w:t xml:space="preserve"> </w:t>
-      </w:r>
+    </w:p>
+    <w:p>
+      <w:pPr>
+        <w:pStyle w:val="Compact"/>
+        <w:numPr>
+          <w:ilvl w:val="0"/>
+          <w:numId w:val="1016"/>
+        </w:numPr>
+      </w:pPr>
+      <w:r>
+        <w:t xml:space="preserve">스페인 영토 안에서 채워야 한다</w:t>
+      </w:r>
+    </w:p>
+    <w:p>
+      <w:pPr>
+        <w:pStyle w:val="Compact"/>
+        <w:numPr>
+          <w:ilvl w:val="0"/>
+          <w:numId w:val="1016"/>
+        </w:numPr>
+      </w:pPr>
       <w:r>
         <w:rPr>
           <w:b/>
@@ -5083,16 +5345,22 @@
         </w:rPr>
         <w:t xml:space="preserve">마지막 구간이 최소 20km이고 대성당으로 직접 이어져야 한다</w:t>
       </w:r>
-      <w:r>
-        <w:t xml:space="preserve"> </w:t>
-      </w:r>
-      <w:r>
-        <w:t xml:space="preserve">- 국외 출발이면 스페인 내 최소 70km</w:t>
-      </w:r>
-    </w:p>
-    <w:p>
-      <w:pPr>
-        <w:pStyle w:val="BodyText"/>
+    </w:p>
+    <w:p>
+      <w:pPr>
+        <w:pStyle w:val="Compact"/>
+        <w:numPr>
+          <w:ilvl w:val="0"/>
+          <w:numId w:val="1016"/>
+        </w:numPr>
+      </w:pPr>
+      <w:r>
+        <w:t xml:space="preserve">국외 출발이면 스페인 내 최소 70km</w:t>
+      </w:r>
+    </w:p>
+    <w:p>
+      <w:pPr>
+        <w:pStyle w:val="FirstParagraph"/>
       </w:pPr>
       <w:r>
         <w:rPr>
@@ -5551,7 +5819,7 @@
         <w:pStyle w:val="Compact"/>
         <w:numPr>
           <w:ilvl w:val="0"/>
-          <w:numId w:val="1014"/>
+          <w:numId w:val="1017"/>
         </w:numPr>
       </w:pPr>
       <w:r>
@@ -5579,7 +5847,7 @@
         <w:pStyle w:val="Compact"/>
         <w:numPr>
           <w:ilvl w:val="0"/>
-          <w:numId w:val="1014"/>
+          <w:numId w:val="1017"/>
         </w:numPr>
       </w:pPr>
       <w:r>
@@ -5601,7 +5869,7 @@
         <w:pStyle w:val="Compact"/>
         <w:numPr>
           <w:ilvl w:val="0"/>
-          <w:numId w:val="1014"/>
+          <w:numId w:val="1017"/>
         </w:numPr>
       </w:pPr>
       <w:r>
@@ -5629,7 +5897,7 @@
         <w:pStyle w:val="Compact"/>
         <w:numPr>
           <w:ilvl w:val="0"/>
-          <w:numId w:val="1014"/>
+          <w:numId w:val="1017"/>
         </w:numPr>
       </w:pPr>
       <w:r>
@@ -5654,7 +5922,7 @@
         <w:pStyle w:val="Compact"/>
         <w:numPr>
           <w:ilvl w:val="0"/>
-          <w:numId w:val="1014"/>
+          <w:numId w:val="1017"/>
         </w:numPr>
       </w:pPr>
       <w:r>
@@ -5666,7 +5934,7 @@
         <w:pStyle w:val="Compact"/>
         <w:numPr>
           <w:ilvl w:val="0"/>
-          <w:numId w:val="1014"/>
+          <w:numId w:val="1017"/>
         </w:numPr>
       </w:pPr>
       <w:r>
@@ -5678,328 +5946,49 @@
         <w:pStyle w:val="Compact"/>
         <w:numPr>
           <w:ilvl w:val="0"/>
-          <w:numId w:val="1014"/>
-        </w:numPr>
-      </w:pPr>
-      <w:r>
-        <w:rPr>
-          <w:b/>
-          <w:bCs/>
-        </w:rPr>
-        <w:t xml:space="preserve">여정 중에도 버스·택시를 쓴다.</w:t>
-      </w:r>
-      <w:r>
-        <w:t xml:space="preserve"> </w:t>
-      </w:r>
-      <w:r>
-        <w:t xml:space="preserve">부상·만실·시간 부족 때문이다. 이걸 예외로 보지 않는다</w:t>
-      </w:r>
-    </w:p>
-    <w:bookmarkEnd w:id="32"/>
-    <w:bookmarkStart w:id="33" w:name="이동수단은-plan-b가-아니다"/>
-    <w:p>
-      <w:pPr>
-        <w:pStyle w:val="Heading3"/>
-      </w:pPr>
-      <w:r>
-        <w:t xml:space="preserve">⚠️ 이동수단은 Plan B가 아니다</w:t>
-      </w:r>
-    </w:p>
-    <w:p>
-      <w:pPr>
-        <w:pStyle w:val="FirstParagraph"/>
-      </w:pPr>
-      <w:r>
-        <w:rPr>
-          <w:b/>
-          <w:bCs/>
-        </w:rPr>
-        <w:t xml:space="preserve">부르고스 → 레온 약 200km의 메세타를 버스로 건너뛰는 것은 흔한 선택이다.</w:t>
-      </w:r>
-      <w:r>
-        <w:t xml:space="preserve"> </w:t>
-      </w:r>
-      <w:r>
-        <w:t xml:space="preserve">포럼에서 끊임없이 논의되고 상당수가 실제로 그렇게 한다.</w:t>
-      </w:r>
-    </w:p>
-    <w:p>
-      <w:pPr>
-        <w:pStyle w:val="Compact"/>
-        <w:numPr>
-          <w:ilvl w:val="0"/>
-          <w:numId w:val="1015"/>
-        </w:numPr>
-      </w:pPr>
-      <w:r>
-        <w:rPr>
-          <w:rStyle w:val="VerbatimChar"/>
-        </w:rPr>
-        <w:t xml:space="preserve">PlannedTransport</w:t>
-      </w:r>
-      <w:r>
-        <w:t xml:space="preserve">로</w:t>
-      </w:r>
-      <w:r>
-        <w:t xml:space="preserve"> </w:t>
-      </w:r>
-      <w:r>
-        <w:rPr>
-          <w:b/>
-          <w:bCs/>
-        </w:rPr>
-        <w:t xml:space="preserve">일정 수립 단계에서</w:t>
-      </w:r>
-      <w:r>
-        <w:t xml:space="preserve"> </w:t>
-      </w:r>
-      <w:r>
-        <w:t xml:space="preserve">넣을 수 있어야 한다</w:t>
-      </w:r>
-    </w:p>
-    <w:p>
-      <w:pPr>
-        <w:pStyle w:val="Compact"/>
-        <w:numPr>
-          <w:ilvl w:val="0"/>
-          <w:numId w:val="1015"/>
-        </w:numPr>
-      </w:pPr>
-      <w:r>
-        <w:t xml:space="preserve">❌ 이동수단 사용을</w:t>
-      </w:r>
-      <w:r>
-        <w:t xml:space="preserve"> </w:t>
-      </w:r>
-      <w:r>
-        <w:t xml:space="preserve">“계획 실패”</w:t>
-      </w:r>
-      <w:r>
-        <w:t xml:space="preserve">로 처리하는 UI·문구</w:t>
-      </w:r>
-    </w:p>
-    <w:p>
-      <w:pPr>
-        <w:pStyle w:val="Compact"/>
-        <w:numPr>
-          <w:ilvl w:val="0"/>
-          <w:numId w:val="1015"/>
-        </w:numPr>
-      </w:pPr>
-      <w:r>
-        <w:t xml:space="preserve">✅ 걷지 않은 구간은 조용히 제외하고, 콤포스텔라 요건에 걸릴 때만 경고</w:t>
-      </w:r>
-    </w:p>
-    <w:p>
-      <w:pPr>
-        <w:pStyle w:val="Compact"/>
-        <w:numPr>
-          <w:ilvl w:val="0"/>
-          <w:numId w:val="1015"/>
-        </w:numPr>
-      </w:pPr>
-      <w:r>
-        <w:rPr>
-          <w:b/>
-          <w:bCs/>
-        </w:rPr>
-        <w:t xml:space="preserve">어느 쪽도 권하지 않는다.</w:t>
-      </w:r>
-      <w:r>
-        <w:t xml:space="preserve"> </w:t>
-      </w:r>
-      <w:r>
-        <w:t xml:space="preserve">시간과 체력의 현실을 보여주고 판단은 사용자가 한다</w:t>
-      </w:r>
-    </w:p>
-    <w:bookmarkEnd w:id="33"/>
-    <w:bookmarkStart w:id="34" w:name="완주-이후-phase-35"/>
-    <w:p>
-      <w:pPr>
-        <w:pStyle w:val="Heading3"/>
-      </w:pPr>
-      <w:r>
-        <w:t xml:space="preserve">완주 이후 (Phase 3~5)</w:t>
-      </w:r>
-    </w:p>
-    <w:p>
-      <w:pPr>
-        <w:pStyle w:val="Compact"/>
-        <w:numPr>
-          <w:ilvl w:val="0"/>
-          <w:numId w:val="1016"/>
-        </w:numPr>
-      </w:pPr>
-      <w:r>
-        <w:rPr>
-          <w:b/>
-          <w:bCs/>
-        </w:rPr>
-        <w:t xml:space="preserve">콤포스텔라</w:t>
-      </w:r>
-      <w:r>
-        <w:t xml:space="preserve"> </w:t>
-      </w:r>
-      <w:r>
-        <w:t xml:space="preserve">— 도보 100km 이상 완주 시 대성당이 발급하는 공식 증서</w:t>
-      </w:r>
-    </w:p>
-    <w:p>
-      <w:pPr>
-        <w:pStyle w:val="Compact"/>
-        <w:numPr>
-          <w:ilvl w:val="0"/>
-          <w:numId w:val="1016"/>
-        </w:numPr>
-      </w:pPr>
-      <w:r>
-        <w:rPr>
-          <w:b/>
-          <w:bCs/>
-        </w:rPr>
-        <w:t xml:space="preserve">「내 돌」</w:t>
-      </w:r>
-      <w:r>
-        <w:t xml:space="preserve"> </w:t>
-      </w:r>
-      <w:r>
-        <w:t xml:space="preserve">— 집에서 가져온 돌을 철의 십자가(1,505m)에 놓는 의식.</w:t>
-      </w:r>
-      <w:r>
-        <w:t xml:space="preserve"> </w:t>
-      </w:r>
-      <w:r>
-        <w:rPr>
-          <w:b/>
-          <w:bCs/>
-        </w:rPr>
-        <w:t xml:space="preserve">마스코트를 만들지 않고 이미 있는 것을 기록한다</w:t>
-      </w:r>
-    </w:p>
-    <w:p>
-      <w:pPr>
-        <w:pStyle w:val="Compact"/>
-        <w:numPr>
-          <w:ilvl w:val="0"/>
-          <w:numId w:val="1016"/>
-        </w:numPr>
-      </w:pPr>
-      <w:r>
-        <w:rPr>
-          <w:b/>
-          <w:bCs/>
-        </w:rPr>
-        <w:t xml:space="preserve">안개 지도</w:t>
-      </w:r>
-      <w:r>
-        <w:t xml:space="preserve"> </w:t>
-      </w:r>
-      <w:r>
-        <w:t xml:space="preserve">— 걸으면 열린다. 랜드마크 19곳. ⚠️</w:t>
-      </w:r>
-      <w:r>
-        <w:t xml:space="preserve"> </w:t>
-      </w:r>
-      <w:r>
-        <w:rPr>
-          <w:b/>
-          <w:bCs/>
-        </w:rPr>
-        <w:t xml:space="preserve">경로·화살표·알베르게는 절대 가리지 않는다</w:t>
-      </w:r>
-    </w:p>
-    <w:p>
-      <w:pPr>
-        <w:pStyle w:val="Compact"/>
-        <w:numPr>
-          <w:ilvl w:val="0"/>
-          <w:numId w:val="1016"/>
-        </w:numPr>
-      </w:pPr>
-      <w:r>
-        <w:rPr>
-          <w:b/>
-          <w:bCs/>
-        </w:rPr>
-        <w:t xml:space="preserve">이중 순례자(Dual Pilgrim)</w:t>
-      </w:r>
-      <w:r>
-        <w:t xml:space="preserve"> </w:t>
-      </w:r>
-      <w:r>
-        <w:t xml:space="preserve">— 카미노와 일본 구마노고도를 모두 걸은 사람에게 주는 공식 자격. 세계에서 단 둘뿐인 유네스코 세계유산 순례길이다. 2015년 시작, 2025년 5월 1만 번째 수여</w:t>
-      </w:r>
-    </w:p>
-    <w:p>
-      <w:pPr>
-        <w:pStyle w:val="Compact"/>
-        <w:numPr>
-          <w:ilvl w:val="1"/>
           <w:numId w:val="1017"/>
         </w:numPr>
       </w:pPr>
       <w:r>
-        <w:t xml:space="preserve">받는 것: 조가비 + 세 발 까마귀(야타가라스) 핀 배지, 화지 수제 인증서</w:t>
-      </w:r>
-    </w:p>
-    <w:p>
-      <w:pPr>
-        <w:pStyle w:val="Compact"/>
-        <w:numPr>
-          <w:ilvl w:val="1"/>
-          <w:numId w:val="1017"/>
-        </w:numPr>
-      </w:pPr>
-      <w:r>
-        <w:rPr>
-          <w:b/>
-          <w:bCs/>
-        </w:rPr>
-        <w:t xml:space="preserve">카미노를 먼저 걸으면</w:t>
-      </w:r>
-      <w:r>
-        <w:t xml:space="preserve"> </w:t>
-      </w:r>
-      <w:r>
-        <w:t xml:space="preserve">구마노 혼구 대사에서 다이코 의식에 참여할 수 있다. 반대 순서면 없다</w:t>
-      </w:r>
-    </w:p>
-    <w:p>
-      <w:pPr>
-        <w:pStyle w:val="Compact"/>
-        <w:numPr>
-          <w:ilvl w:val="1"/>
-          <w:numId w:val="1017"/>
-        </w:numPr>
-      </w:pPr>
-      <w:r>
-        <w:t xml:space="preserve">등록: 구마노 혼구 헤리티지 센터 또는 타나베시 관광안내소</w:t>
-      </w:r>
-    </w:p>
-    <w:p>
-      <w:pPr>
-        <w:pStyle w:val="Compact"/>
-        <w:numPr>
-          <w:ilvl w:val="1"/>
-          <w:numId w:val="1017"/>
-        </w:numPr>
-      </w:pPr>
-      <w:r>
-        <w:rPr>
-          <w:b/>
-          <w:bCs/>
-        </w:rPr>
-        <w:t xml:space="preserve">우리 확장 전략(구마노고도)의 실제 진입점이다</w:t>
-      </w:r>
-    </w:p>
-    <w:bookmarkEnd w:id="34"/>
-    <w:bookmarkStart w:id="35" w:name="실제-애로사항-제품-설계의-근거"/>
+        <w:rPr>
+          <w:b/>
+          <w:bCs/>
+        </w:rPr>
+        <w:t xml:space="preserve">여정 중에도 버스·택시를 쓴다.</w:t>
+      </w:r>
+      <w:r>
+        <w:t xml:space="preserve"> </w:t>
+      </w:r>
+      <w:r>
+        <w:t xml:space="preserve">부상·만실·시간 부족 때문이다. 이걸 예외로 보지 않는다</w:t>
+      </w:r>
+    </w:p>
+    <w:bookmarkEnd w:id="32"/>
+    <w:bookmarkStart w:id="33" w:name="warning-이동수단은-plan-b가-아니다"/>
     <w:p>
       <w:pPr>
         <w:pStyle w:val="Heading3"/>
       </w:pPr>
       <w:r>
-        <w:t xml:space="preserve">실제 애로사항 (제품 설계의 근거)</w:t>
+        <w:t xml:space="preserve">⚠️ 이동수단은 Plan B가 아니다</w:t>
+      </w:r>
+    </w:p>
+    <w:p>
+      <w:pPr>
+        <w:pStyle w:val="FirstParagraph"/>
+      </w:pPr>
+      <w:r>
+        <w:rPr>
+          <w:b/>
+          <w:bCs/>
+        </w:rPr>
+        <w:t xml:space="preserve">부르고스 → 레온 약 200km의 메세타를 버스로 건너뛰는 것은 흔한 선택이다.</w:t>
+      </w:r>
+      <w:r>
+        <w:t xml:space="preserve"> </w:t>
+      </w:r>
+      <w:r>
+        <w:t xml:space="preserve">포럼에서 끊임없이 논의되고 상당수가 실제로 그렇게 한다.</w:t>
       </w:r>
     </w:p>
     <w:p>
@@ -6012,26 +6001,28 @@
       </w:pPr>
       <w:r>
         <w:rPr>
-          <w:b/>
-          <w:bCs/>
-        </w:rPr>
-        <w:t xml:space="preserve">침대 확보 불안이 1번 문제다.</w:t>
-      </w:r>
-      <w:r>
-        <w:t xml:space="preserve"> </w:t>
-      </w:r>
-      <w:r>
-        <w:t xml:space="preserve">길은 노란 화살표 덕에 거의 안 잃는다. 순례자는 오늘 그 마을에 침대가 남을지 몰라서 새벽 5시에 뛴다. 대부분은 남는다.</w:t>
-      </w:r>
-      <w:r>
-        <w:t xml:space="preserve"> </w:t>
-      </w:r>
-      <w:r>
-        <w:rPr>
-          <w:b/>
-          <w:bCs/>
-        </w:rPr>
-        <w:t xml:space="preserve">정보 부재의 문제다</w:t>
+          <w:rStyle w:val="VerbatimChar"/>
+        </w:rPr>
+        <w:t xml:space="preserve">PlannedTransport</w:t>
+      </w:r>
+      <w:r>
+        <w:t xml:space="preserve">로</w:t>
+      </w:r>
+      <w:r>
+        <w:t xml:space="preserve"> </w:t>
+      </w:r>
+      <w:r>
+        <w:rPr>
+          <w:b/>
+          <w:bCs/>
+        </w:rPr>
+        <w:t xml:space="preserve">일정 수립 단계에서</w:t>
+      </w:r>
+      <w:r>
+        <w:t xml:space="preserve"> </w:t>
+      </w:r>
+      <w:r>
+        <w:t xml:space="preserve">넣을 수 있어야 한다</w:t>
       </w:r>
     </w:p>
     <w:p>
@@ -6043,30 +6034,7 @@
         </w:numPr>
       </w:pPr>
       <w:r>
-        <w:rPr>
-          <w:b/>
-          <w:bCs/>
-        </w:rPr>
-        <w:t xml:space="preserve">부상이 완주 실패의 주된 원인.</w:t>
-      </w:r>
-      <w:r>
-        <w:t xml:space="preserve"> </w:t>
-      </w:r>
-      <w:r>
-        <w:t xml:space="preserve">그래서 일정 목표는 최단 일수가 아니라</w:t>
-      </w:r>
-      <w:r>
-        <w:t xml:space="preserve"> </w:t>
-      </w:r>
-      <w:r>
-        <w:rPr>
-          <w:b/>
-          <w:bCs/>
-        </w:rPr>
-        <w:t xml:space="preserve">부상 없는 완주 확률</w:t>
-      </w:r>
-      <w:r>
-        <w:t xml:space="preserve">이다</w:t>
+        <w:t xml:space="preserve">❌ 이동수단 사용을 "계획 실패"로 처리하는 UI·문구</w:t>
       </w:r>
     </w:p>
     <w:p>
@@ -6078,17 +6046,7 @@
         </w:numPr>
       </w:pPr>
       <w:r>
-        <w:rPr>
-          <w:b/>
-          <w:bCs/>
-        </w:rPr>
-        <w:t xml:space="preserve">언어 장벽이 1번을 악화시킨다.</w:t>
-      </w:r>
-      <w:r>
-        <w:t xml:space="preserve"> </w:t>
-      </w:r>
-      <w:r>
-        <w:t xml:space="preserve">전화 한 통이면 사립 예약이 되는데 스페인어를 못 해서 못 건다</w:t>
+        <w:t xml:space="preserve">✅ 걷지 않은 구간은 조용히 제외하고, 콤포스텔라 요건에 걸릴 때만 경고</w:t>
       </w:r>
     </w:p>
     <w:p>
@@ -6104,6 +6062,307 @@
           <w:b/>
           <w:bCs/>
         </w:rPr>
+        <w:t xml:space="preserve">어느 쪽도 권하지 않는다.</w:t>
+      </w:r>
+      <w:r>
+        <w:t xml:space="preserve"> </w:t>
+      </w:r>
+      <w:r>
+        <w:t xml:space="preserve">시간과 체력의 현실을 보여주고 판단은 사용자가 한다</w:t>
+      </w:r>
+    </w:p>
+    <w:bookmarkEnd w:id="33"/>
+    <w:bookmarkStart w:id="34" w:name="완주-이후-phase-35"/>
+    <w:p>
+      <w:pPr>
+        <w:pStyle w:val="Heading3"/>
+      </w:pPr>
+      <w:r>
+        <w:t xml:space="preserve">완주 이후 (Phase 3~5)</w:t>
+      </w:r>
+    </w:p>
+    <w:p>
+      <w:pPr>
+        <w:pStyle w:val="Compact"/>
+        <w:numPr>
+          <w:ilvl w:val="0"/>
+          <w:numId w:val="1019"/>
+        </w:numPr>
+      </w:pPr>
+      <w:r>
+        <w:rPr>
+          <w:b/>
+          <w:bCs/>
+        </w:rPr>
+        <w:t xml:space="preserve">콤포스텔라</w:t>
+      </w:r>
+      <w:r>
+        <w:t xml:space="preserve"> </w:t>
+      </w:r>
+      <w:r>
+        <w:t xml:space="preserve">— 도보 100km 이상 완주 시 대성당이 발급하는 공식 증서</w:t>
+      </w:r>
+    </w:p>
+    <w:p>
+      <w:pPr>
+        <w:pStyle w:val="Compact"/>
+        <w:numPr>
+          <w:ilvl w:val="0"/>
+          <w:numId w:val="1019"/>
+        </w:numPr>
+      </w:pPr>
+      <w:r>
+        <w:rPr>
+          <w:b/>
+          <w:bCs/>
+        </w:rPr>
+        <w:t xml:space="preserve">「내 돌」</w:t>
+      </w:r>
+      <w:r>
+        <w:t xml:space="preserve"> </w:t>
+      </w:r>
+      <w:r>
+        <w:t xml:space="preserve">— 집에서 가져온 돌을 철의 십자가(1,505m)에 놓는 의식.</w:t>
+      </w:r>
+      <w:r>
+        <w:t xml:space="preserve"> </w:t>
+      </w:r>
+      <w:r>
+        <w:rPr>
+          <w:b/>
+          <w:bCs/>
+        </w:rPr>
+        <w:t xml:space="preserve">마스코트를 만들지 않고 이미 있는 것을 기록한다</w:t>
+      </w:r>
+    </w:p>
+    <w:p>
+      <w:pPr>
+        <w:pStyle w:val="Compact"/>
+        <w:numPr>
+          <w:ilvl w:val="0"/>
+          <w:numId w:val="1019"/>
+        </w:numPr>
+      </w:pPr>
+      <w:r>
+        <w:rPr>
+          <w:b/>
+          <w:bCs/>
+        </w:rPr>
+        <w:t xml:space="preserve">안개 지도</w:t>
+      </w:r>
+      <w:r>
+        <w:t xml:space="preserve"> </w:t>
+      </w:r>
+      <w:r>
+        <w:t xml:space="preserve">— 걸으면 열린다. 랜드마크 19곳. ⚠️</w:t>
+      </w:r>
+      <w:r>
+        <w:t xml:space="preserve"> </w:t>
+      </w:r>
+      <w:r>
+        <w:rPr>
+          <w:b/>
+          <w:bCs/>
+        </w:rPr>
+        <w:t xml:space="preserve">경로·화살표·알베르게는 절대 가리지 않는다</w:t>
+      </w:r>
+    </w:p>
+    <w:p>
+      <w:pPr>
+        <w:pStyle w:val="Compact"/>
+        <w:numPr>
+          <w:ilvl w:val="0"/>
+          <w:numId w:val="1019"/>
+        </w:numPr>
+      </w:pPr>
+      <w:r>
+        <w:rPr>
+          <w:b/>
+          <w:bCs/>
+        </w:rPr>
+        <w:t xml:space="preserve">이중 순례자(Dual Pilgrim)</w:t>
+      </w:r>
+      <w:r>
+        <w:t xml:space="preserve"> </w:t>
+      </w:r>
+      <w:r>
+        <w:t xml:space="preserve">— 카미노와 일본 구마노고도를 모두 걸은 사람에게 주는 공식 자격. 세계에서 단 둘뿐인 유네스코 세계유산 순례길이다. 2015년 시작, 2025년 5월 1만 번째 수여</w:t>
+      </w:r>
+    </w:p>
+    <w:p>
+      <w:pPr>
+        <w:pStyle w:val="Compact"/>
+        <w:numPr>
+          <w:ilvl w:val="1"/>
+          <w:numId w:val="1020"/>
+        </w:numPr>
+      </w:pPr>
+      <w:r>
+        <w:t xml:space="preserve">받는 것: 조가비 + 세 발 까마귀(야타가라스) 핀 배지, 화지 수제 인증서</w:t>
+      </w:r>
+    </w:p>
+    <w:p>
+      <w:pPr>
+        <w:pStyle w:val="Compact"/>
+        <w:numPr>
+          <w:ilvl w:val="1"/>
+          <w:numId w:val="1020"/>
+        </w:numPr>
+      </w:pPr>
+      <w:r>
+        <w:rPr>
+          <w:b/>
+          <w:bCs/>
+        </w:rPr>
+        <w:t xml:space="preserve">카미노를 먼저 걸으면</w:t>
+      </w:r>
+      <w:r>
+        <w:t xml:space="preserve"> </w:t>
+      </w:r>
+      <w:r>
+        <w:t xml:space="preserve">구마노 혼구 대사에서 다이코 의식에 참여할 수 있다. 반대 순서면 없다</w:t>
+      </w:r>
+    </w:p>
+    <w:p>
+      <w:pPr>
+        <w:pStyle w:val="Compact"/>
+        <w:numPr>
+          <w:ilvl w:val="1"/>
+          <w:numId w:val="1020"/>
+        </w:numPr>
+      </w:pPr>
+      <w:r>
+        <w:t xml:space="preserve">등록: 구마노 혼구 헤리티지 센터 또는 타나베시 관광안내소</w:t>
+      </w:r>
+    </w:p>
+    <w:p>
+      <w:pPr>
+        <w:pStyle w:val="Compact"/>
+        <w:numPr>
+          <w:ilvl w:val="1"/>
+          <w:numId w:val="1020"/>
+        </w:numPr>
+      </w:pPr>
+      <w:r>
+        <w:rPr>
+          <w:b/>
+          <w:bCs/>
+        </w:rPr>
+        <w:t xml:space="preserve">우리 확장 전략(구마노고도)의 실제 진입점이다</w:t>
+      </w:r>
+    </w:p>
+    <w:bookmarkEnd w:id="34"/>
+    <w:bookmarkStart w:id="35" w:name="실제-애로사항-제품-설계의-근거"/>
+    <w:p>
+      <w:pPr>
+        <w:pStyle w:val="Heading3"/>
+      </w:pPr>
+      <w:r>
+        <w:t xml:space="preserve">실제 애로사항 (제품 설계의 근거)</w:t>
+      </w:r>
+    </w:p>
+    <w:p>
+      <w:pPr>
+        <w:pStyle w:val="Compact"/>
+        <w:numPr>
+          <w:ilvl w:val="0"/>
+          <w:numId w:val="1021"/>
+        </w:numPr>
+      </w:pPr>
+      <w:r>
+        <w:rPr>
+          <w:b/>
+          <w:bCs/>
+        </w:rPr>
+        <w:t xml:space="preserve">침대 확보 불안이 1번 문제다.</w:t>
+      </w:r>
+      <w:r>
+        <w:t xml:space="preserve"> </w:t>
+      </w:r>
+      <w:r>
+        <w:t xml:space="preserve">길은 노란 화살표 덕에 거의 안 잃는다. 순례자는 오늘 그 마을에 침대가 남을지 몰라서 새벽 5시에 뛴다. 대부분은 남는다.</w:t>
+      </w:r>
+      <w:r>
+        <w:t xml:space="preserve"> </w:t>
+      </w:r>
+      <w:r>
+        <w:rPr>
+          <w:b/>
+          <w:bCs/>
+        </w:rPr>
+        <w:t xml:space="preserve">정보 부재의 문제다</w:t>
+      </w:r>
+    </w:p>
+    <w:p>
+      <w:pPr>
+        <w:pStyle w:val="Compact"/>
+        <w:numPr>
+          <w:ilvl w:val="0"/>
+          <w:numId w:val="1021"/>
+        </w:numPr>
+      </w:pPr>
+      <w:r>
+        <w:rPr>
+          <w:b/>
+          <w:bCs/>
+        </w:rPr>
+        <w:t xml:space="preserve">부상이 완주 실패의 주된 원인.</w:t>
+      </w:r>
+      <w:r>
+        <w:t xml:space="preserve"> </w:t>
+      </w:r>
+      <w:r>
+        <w:t xml:space="preserve">그래서 일정 목표는 최단 일수가 아니라</w:t>
+      </w:r>
+      <w:r>
+        <w:t xml:space="preserve"> </w:t>
+      </w:r>
+      <w:r>
+        <w:rPr>
+          <w:b/>
+          <w:bCs/>
+        </w:rPr>
+        <w:t xml:space="preserve">부상 없는 완주 확률</w:t>
+      </w:r>
+      <w:r>
+        <w:t xml:space="preserve">이다</w:t>
+      </w:r>
+    </w:p>
+    <w:p>
+      <w:pPr>
+        <w:pStyle w:val="Compact"/>
+        <w:numPr>
+          <w:ilvl w:val="0"/>
+          <w:numId w:val="1021"/>
+        </w:numPr>
+      </w:pPr>
+      <w:r>
+        <w:rPr>
+          <w:b/>
+          <w:bCs/>
+        </w:rPr>
+        <w:t xml:space="preserve">언어 장벽이 1번을 악화시킨다.</w:t>
+      </w:r>
+      <w:r>
+        <w:t xml:space="preserve"> </w:t>
+      </w:r>
+      <w:r>
+        <w:t xml:space="preserve">전화 한 통이면 사립 예약이 되는데 스페인어를 못 해서 못 건다</w:t>
+      </w:r>
+    </w:p>
+    <w:p>
+      <w:pPr>
+        <w:pStyle w:val="Compact"/>
+        <w:numPr>
+          <w:ilvl w:val="0"/>
+          <w:numId w:val="1021"/>
+        </w:numPr>
+      </w:pPr>
+      <w:r>
+        <w:rPr>
+          <w:b/>
+          <w:bCs/>
+        </w:rPr>
         <w:t xml:space="preserve">빈대(chinches).</w:t>
       </w:r>
       <w:r>
@@ -6204,8 +6463,7 @@
     <w:tbl>
       <w:tblPr>
         <w:tblStyle w:val="Table"/>
-        <w:tblW w:type="pct" w:w="5000"/>
-        <w:tblLayout w:type="fixed"/>
+        <w:tblW w:type="auto" w:w="0"/>
         <w:tblLook w:firstRow="1" w:lastRow="0" w:firstColumn="0" w:lastColumn="0" w:noHBand="0" w:noVBand="0" w:val="0020"/>
       </w:tblPr>
       <w:tblGrid>
@@ -6332,7 +6590,7 @@
               <w:pStyle w:val="Compact"/>
             </w:pPr>
             <w:r>
-              <w:t xml:space="preserve">“오늘 서두를 필요 있나요?”</w:t>
+              <w:t xml:space="preserve">"오늘 서두를 필요 있나요?"</w:t>
             </w:r>
           </w:p>
         </w:tc>
@@ -7262,35 +7520,7 @@
           <w:b/>
           <w:bCs/>
         </w:rPr>
-        <w:t xml:space="preserve">“카드”</w:t>
-      </w:r>
-      <w:r>
-        <w:rPr>
-          <w:b/>
-          <w:bCs/>
-        </w:rPr>
-        <w:t xml:space="preserve">와</w:t>
-      </w:r>
-      <w:r>
-        <w:rPr>
-          <w:b/>
-          <w:bCs/>
-        </w:rPr>
-        <w:t xml:space="preserve"> </w:t>
-      </w:r>
-      <w:r>
-        <w:rPr>
-          <w:b/>
-          <w:bCs/>
-        </w:rPr>
-        <w:t xml:space="preserve">“준비”</w:t>
-      </w:r>
-      <w:r>
-        <w:rPr>
-          <w:b/>
-          <w:bCs/>
-        </w:rPr>
-        <w:t xml:space="preserve">는 번역하지 않는다.</w:t>
+        <w:t xml:space="preserve">"카드"와 "준비"는 번역하지 않는다.</w:t>
       </w:r>
     </w:p>
     <w:p>
@@ -7315,7 +7545,7 @@
         <w:pStyle w:val="Compact"/>
         <w:numPr>
           <w:ilvl w:val="0"/>
-          <w:numId w:val="1019"/>
+          <w:numId w:val="1022"/>
         </w:numPr>
       </w:pPr>
       <w:r>
@@ -7327,7 +7557,7 @@
         <w:pStyle w:val="Compact"/>
         <w:numPr>
           <w:ilvl w:val="0"/>
-          <w:numId w:val="1019"/>
+          <w:numId w:val="1022"/>
         </w:numPr>
       </w:pPr>
       <w:r>
@@ -7339,7 +7569,7 @@
         <w:pStyle w:val="Compact"/>
         <w:numPr>
           <w:ilvl w:val="0"/>
-          <w:numId w:val="1019"/>
+          <w:numId w:val="1022"/>
         </w:numPr>
       </w:pPr>
       <w:r>
@@ -7363,7 +7593,7 @@
         <w:pStyle w:val="Compact"/>
         <w:numPr>
           <w:ilvl w:val="0"/>
-          <w:numId w:val="1019"/>
+          <w:numId w:val="1022"/>
         </w:numPr>
       </w:pPr>
       <w:r>
@@ -7375,7 +7605,7 @@
         <w:pStyle w:val="Compact"/>
         <w:numPr>
           <w:ilvl w:val="0"/>
-          <w:numId w:val="1019"/>
+          <w:numId w:val="1022"/>
         </w:numPr>
       </w:pPr>
       <w:r>
@@ -7396,7 +7626,7 @@
         <w:pStyle w:val="Compact"/>
         <w:numPr>
           <w:ilvl w:val="0"/>
-          <w:numId w:val="1019"/>
+          <w:numId w:val="1022"/>
         </w:numPr>
       </w:pPr>
       <w:r>
@@ -7762,6 +7992,15 @@
     <w:abstractNumId w:val="991"/>
   </w:num>
   <w:num w:numId="1018">
+    <w:abstractNumId w:val="991"/>
+  </w:num>
+  <w:num w:numId="1019">
+    <w:abstractNumId w:val="991"/>
+  </w:num>
+  <w:num w:numId="1020">
+    <w:abstractNumId w:val="991"/>
+  </w:num>
+  <w:num w:numId="1021">
     <w:abstractNumId w:val="99411"/>
     <w:lvlOverride w:ilvl="0">
       <w:startOverride w:val="1"/>
@@ -7791,7 +8030,7 @@
       <w:startOverride w:val="1"/>
     </w:lvlOverride>
   </w:num>
-  <w:num w:numId="1019">
+  <w:num w:numId="1022">
     <w:abstractNumId w:val="99411"/>
     <w:lvlOverride w:ilvl="0">
       <w:startOverride w:val="1"/>

--- a/docs/docx/CLAUDE.docx
+++ b/docs/docx/CLAUDE.docx
@@ -335,13 +335,13 @@
           <w:b/>
           <w:bCs/>
         </w:rPr>
-        <w:t xml:space="preserve">현재 실행 중: 웹 트랙 Phase 1 — 웹 계산기 + SEO.</w:t>
-      </w:r>
-      <w:r>
-        <w:t xml:space="preserve"> </w:t>
-      </w:r>
-      <w:r>
-        <w:t xml:space="preserve">지금 웹만 코드로 나오는 이유는 우선순위가 아니라</w:t>
+        <w:t xml:space="preserve">웹 트랙 Phase 1(P0~P7) 코드 구현은 2026-07-27 완료됐다</w:t>
+      </w:r>
+      <w:r>
+        <w:t xml:space="preserve"> </w:t>
+      </w:r>
+      <w:r>
+        <w:t xml:space="preserve">— 계산기 + SEO 175p + 무료 도구 3종 + 계측(Analytics·헬스체크·선택적 이메일). 지금 웹만 코드로 나온 이유는 우선순위가 아니라</w:t>
       </w:r>
       <w:r>
         <w:t xml:space="preserve"> </w:t>
@@ -357,7 +357,23 @@
         <w:t xml:space="preserve"> </w:t>
       </w:r>
       <w:r>
-        <w:t xml:space="preserve">때문이다 — 실측 도보와 경로·고도 데이터 검증(01·05 문서)이 끝나야 앱을 안정적으로 만들 수 있다. 검증이 끝나면</w:t>
+        <w:t xml:space="preserve">때문이다 — 실측 도보와 경로·고도 데이터 검증(01·05 문서)이 끝나야 앱을 안정적으로 만들 수 있다.</w:t>
+      </w:r>
+      <w:r>
+        <w:t xml:space="preserve"> </w:t>
+      </w:r>
+      <w:r>
+        <w:rPr>
+          <w:b/>
+          <w:bCs/>
+        </w:rPr>
+        <w:t xml:space="preserve">다음 단계(Phase 2)는 실측 도보 완료 전까지 착수하지 않는다</w:t>
+      </w:r>
+      <w:r>
+        <w:t xml:space="preserve"> </w:t>
+      </w:r>
+      <w:r>
+        <w:t xml:space="preserve">(06 문서 "이후 단계 — 조건부"). 검증이 끝나면</w:t>
       </w:r>
       <w:r>
         <w:t xml:space="preserve"> </w:t>

--- a/docs/docx/CLAUDE.docx
+++ b/docs/docx/CLAUDE.docx
@@ -335,7 +335,7 @@
           <w:b/>
           <w:bCs/>
         </w:rPr>
-        <w:t xml:space="preserve">웹 트랙 Phase 1(P0~P7) 코드 구현은 2026-07-27 완료됐다</w:t>
+        <w:t xml:space="preserve">웹 트랙 Phase 1(P0~P7) 코드 구현은 완료됐다</w:t>
       </w:r>
       <w:r>
         <w:t xml:space="preserve"> </w:t>

--- a/docs/docx/CLAUDE.docx
+++ b/docs/docx/CLAUDE.docx
@@ -217,7 +217,7 @@
         <w:t xml:space="preserve">원래 우려는 범위를 좁혀서 반영한다</w:t>
       </w:r>
       <w:r>
-        <w:t xml:space="preserve">: 전체 공개 피드가 아니라 opt-in 매칭이고, 실시간 위치 스트리밍이 아니라 마을 도착 시 체크인 신호다.</w:t>
+        <w:t xml:space="preserve">: 전체 공개 피드가 아니라 옵트인 매칭(사용자가 먼저 동의해야만 서로에게 보이는 방식)이고, 실시간 위치 스트리밍이 아니라 마을 도착 시 체크인 신호다.</w:t>
       </w:r>
       <w:r>
         <w:t xml:space="preserve"> </w:t>
@@ -341,7 +341,7 @@
         <w:t xml:space="preserve"> </w:t>
       </w:r>
       <w:r>
-        <w:t xml:space="preserve">— 계산기 + SEO 175p + 무료 도구 3종 + 계측(Analytics·헬스체크·선택적 이메일). 지금 웹만 코드로 나온 이유는 우선순위가 아니라</w:t>
+        <w:t xml:space="preserve">— 계산기 + SEO 175p + 무료 도구 3종 + 계측(Analytics(방문자가 사이트에서 뭘 하는지 자동으로 기록·집계하는 도구)·헬스체크(서버가 잘 살아있는지 주기적으로 확인하는 점검)·선택적 이메일). 지금 웹만 코드로 나온 이유는 우선순위가 아니라</w:t>
       </w:r>
       <w:r>
         <w:t xml:space="preserve"> </w:t>
@@ -409,7 +409,7 @@
         <w:t xml:space="preserve">config/brand.ts</w:t>
       </w:r>
       <w:r>
-        <w:t xml:space="preserve">에서만 관리하고 다른 곳에 하드코딩하지 않는다.</w:t>
+        <w:t xml:space="preserve">에서만 관리하고 다른 곳에 하드코딩(코드 안에 값을 직접 박아 넣어서, 나중에 값이 바뀌면 코드 자체를 고쳐야만 하는 방식)하지 않는다.</w:t>
       </w:r>
     </w:p>
     <w:p>
@@ -794,7 +794,7 @@
         <w:t xml:space="preserve">scripts/pipeline/build_geometry.py</w:t>
       </w:r>
       <w:r>
-        <w:t xml:space="preserve">(파이썬 일회성 배치)가 생성한다. 검증 도구:</w:t>
+        <w:t xml:space="preserve">(파이썬으로 딱 한 번 돌려서 결과 파일을 만들어두는 스크립트. 서비스가 실행될 때마다 도는 게 아니다)가 생성한다. 검증 도구:</w:t>
       </w:r>
       <w:r>
         <w:t xml:space="preserve"> </w:t>
@@ -824,17 +824,17 @@
         <w:t xml:space="preserve"> </w:t>
       </w:r>
       <w:r>
-        <w:t xml:space="preserve">경로는 OpenStreetMap(ODbL), 고도는</w:t>
-      </w:r>
-      <w:r>
-        <w:t xml:space="preserve"> </w:t>
-      </w:r>
-      <w:r>
-        <w:rPr>
-          <w:b/>
-          <w:bCs/>
-        </w:rPr>
-        <w:t xml:space="preserve">EU-DEM 25m(Copernicus, CC BY)</w:t>
+        <w:t xml:space="preserve">경로는 OpenStreetMap(전 세계 자원봉사자가 만드는 무료 지도, 라이선스는 ODbL — 출처만 밝히면 자유롭게 쓸 수 있되 파생 데이터도 같은 조건으로 공개해야 함), 고도는</w:t>
+      </w:r>
+      <w:r>
+        <w:t xml:space="preserve"> </w:t>
+      </w:r>
+      <w:r>
+        <w:rPr>
+          <w:b/>
+          <w:bCs/>
+        </w:rPr>
+        <w:t xml:space="preserve">EU-DEM 25m(유럽 Copernicus 위성이 만든, 25m 간격 격자로 된 고도 데이터. 라이선스는 CC BY — 출처만 밝히면 자유 사용)</w:t>
       </w:r>
       <w:r>
         <w:t xml:space="preserve"> </w:t>
@@ -885,20 +885,20 @@
         <w:t xml:space="preserve">왜 IGN MDT05(5m)가 아닌가</w:t>
       </w:r>
       <w:r>
-        <w:t xml:space="preserve">: 원래 IGN 5m를 지정했으나, 실제 조회해 비교하니</w:t>
-      </w:r>
-      <w:r>
-        <w:t xml:space="preserve"> </w:t>
-      </w:r>
-      <w:r>
-        <w:rPr>
-          <w:b/>
-          <w:bCs/>
-        </w:rPr>
-        <w:t xml:space="preserve">급경사(피레네)에서 5m가 경로 노이즈를 증폭해 오히려 크게 틀렸다</w:t>
-      </w:r>
-      <w:r>
-        <w:t xml:space="preserve">(누적 상승 +2,355m vs 실제 ~1,280m). 독립 3개 데이터(EU-DEM·SRTM·ASTER)가 ~1,320m로 수렴, IGN 5m만 outlier. 완만한 구간은 5m≈25m. →</w:t>
+        <w:t xml:space="preserve">: 원래 스페인 국립지리원의 5m 정밀 고도 데이터(IGN MDT05)를 쓰기로 했으나, 실제 조회해 비교하니</w:t>
+      </w:r>
+      <w:r>
+        <w:t xml:space="preserve"> </w:t>
+      </w:r>
+      <w:r>
+        <w:rPr>
+          <w:b/>
+          <w:bCs/>
+        </w:rPr>
+        <w:t xml:space="preserve">급경사(피레네)에서 5m가 경로 노이즈(GPS·지도 데이터의 미세한 위치 오차)를 증폭해 오히려 크게 틀렸다</w:t>
+      </w:r>
+      <w:r>
+        <w:t xml:space="preserve">(누적 상승 +2,355m vs 실제 ~1,280m). 독립적으로 만들어진 3개 데이터(EU-DEM·SRTM(미국이 우주왕복선 레이더로 만든 고도 데이터)·ASTER(미·일이 위성 광학 촬영으로 만든 고도 데이터))가 ~1,320m로 수렴하는데 IGN 5m만 이상치(다른 값들과 동떨어진 값)로 튄다. 완만한 구간은 5m≈25m. →</w:t>
       </w:r>
       <w:r>
         <w:t xml:space="preserve"> </w:t>
@@ -1027,7 +1027,7 @@
         <w:t xml:space="preserve"> </w:t>
       </w:r>
       <w:r>
-        <w:t xml:space="preserve">숫자만 남긴다 (ODbL 파생 DB 배포 회피)</w:t>
+        <w:t xml:space="preserve">숫자만 남긴다 (지도 좌표를 그대로 배포하면 ODbL 라이선스상 "파생 데이터베이스"로 취급돼 우리 데이터 전체를 같은 조건으로 공개해야 할 수 있다 — 이를 피하기 위함)</w:t>
       </w:r>
     </w:p>
     <w:p>
@@ -1495,7 +1495,7 @@
         <w:t xml:space="preserve"> </w:t>
       </w:r>
       <w:r>
-        <w:t xml:space="preserve">아래 순수 함수로 두고 단위 테스트를 붙인다.</w:t>
+        <w:t xml:space="preserve">아래 순수 함수(같은 입력을 넣으면 항상 같은 결과가 나오고, 화면이나 저장소 같은 외부 상태를 건드리지 않는 함수)로 두고 단위 테스트(코드 조각 하나하나가 의도대로 동작하는지 자동으로 확인하는 테스트)를 붙인다.</w:t>
       </w:r>
     </w:p>
     <w:p>
@@ -1507,7 +1507,7 @@
         </w:numPr>
       </w:pPr>
       <w:r>
-        <w:t xml:space="preserve">컴포넌트 안에서 계산하지 않는다</w:t>
+        <w:t xml:space="preserve">화면을 그리는 컴포넌트 코드 안에서 계산하지 않는다</w:t>
       </w:r>
     </w:p>
     <w:p>
@@ -1525,7 +1525,7 @@
         <w:t xml:space="preserve">fetch</w:t>
       </w:r>
       <w:r>
-        <w:t xml:space="preserve">,</w:t>
+        <w:t xml:space="preserve">(인터넷으로 서버에 요청 보내는 브라우저 기능),</w:t>
       </w:r>
       <w:r>
         <w:t xml:space="preserve"> </w:t>
@@ -1537,7 +1537,7 @@
         <w:t xml:space="preserve">window</w:t>
       </w:r>
       <w:r>
-        <w:t xml:space="preserve">,</w:t>
+        <w:t xml:space="preserve">(브라우저 창 자체를 가리키는 객체),</w:t>
       </w:r>
       <w:r>
         <w:t xml:space="preserve"> </w:t>
@@ -1549,20 +1549,17 @@
         <w:t xml:space="preserve">localStorage</w:t>
       </w:r>
       <w:r>
-        <w:t xml:space="preserve"> </w:t>
-      </w:r>
-      <w:r>
-        <w:t xml:space="preserve">참조 금지 (Phase 3에서 React Native로 이식)</w:t>
+        <w:t xml:space="preserve">(브라우저에 데이터를 저장해두는 기능) 참조 금지 — Phase 3에서 React Native(하나의 코드로 iOS·안드로이드 앱을 만드는 도구)로 옮길 때 이 코드를 그대로 재사용하기 위해서다</w:t>
       </w:r>
     </w:p>
     <w:bookmarkEnd w:id="15"/>
-    <w:bookmarkStart w:id="16" w:name="X391c60e383c4565d453ee35376ef5a67c6cacc9"/>
+    <w:bookmarkStart w:id="16" w:name="Xaf73917d92931ab0529ff9ebaf2b9ee17cf982e"/>
     <w:p>
       <w:pPr>
         <w:pStyle w:val="Heading3"/>
       </w:pPr>
       <w:r>
-        <w:t xml:space="preserve">7. SEO는 전략 그 자체다</w:t>
+        <w:t xml:space="preserve">7. SEO(검색 엔진 최적화 — 네이버·구글 검색 결과에 잘 걸리게 만드는 작업)는 전략 그 자체다</w:t>
       </w:r>
     </w:p>
     <w:p>
@@ -1595,7 +1592,7 @@
         <w:t xml:space="preserve">서버 렌더</w:t>
       </w:r>
       <w:r>
-        <w:t xml:space="preserve">. JS를 꺼도 본문이 보인다</w:t>
+        <w:t xml:space="preserve">(사용자 브라우저가 아니라 우리 서버가 미리 완성된 화면을 만들어 보내주는 방식 — 검색엔진 로봇이 빈 화면이 아니라 완성된 글을 바로 읽을 수 있다). JS(자바스크립트, 브라우저를 동작시키는 프로그래밍 언어)를 꺼도 본문이 보인다</w:t>
       </w:r>
     </w:p>
     <w:p>
@@ -1613,10 +1610,7 @@
         <w:t xml:space="preserve">useEffect</w:t>
       </w:r>
       <w:r>
-        <w:t xml:space="preserve"> </w:t>
-      </w:r>
-      <w:r>
-        <w:t xml:space="preserve">안에서 계산해서 렌더하지 않는다</w:t>
+        <w:t xml:space="preserve">(화면이 다 뜬 다음에야 뒤늦게 실행되는 React 코드) 안에서 계산해서 렌더하지 않는다 — 검색엔진이 그 계산 전의 빈 화면만 보고 지나칠 수 있어서다</w:t>
       </w:r>
     </w:p>
     <w:p>
@@ -1640,7 +1634,7 @@
         <w:t xml:space="preserve">generateMetadata</w:t>
       </w:r>
       <w:r>
-        <w:t xml:space="preserve">로 고유 title (50~60자)</w:t>
+        <w:t xml:space="preserve">(페이지 제목·설명을 서버에서 미리 만들어주는 Next.js 기능)로 고유 title (50~60자)</w:t>
       </w:r>
     </w:p>
     <w:p>
@@ -1652,7 +1646,7 @@
         </w:numPr>
       </w:pPr>
       <w:r>
-        <w:t xml:space="preserve">새 페이지를 만들면 sitemap에 반드시 포함</w:t>
+        <w:t xml:space="preserve">새 페이지를 만들면 sitemap(우리 사이트에 어떤 페이지들이 있는지 검색엔진에 알려주는 목록 파일)에 반드시 포함</w:t>
       </w:r>
     </w:p>
     <w:bookmarkEnd w:id="16"/>
@@ -1699,7 +1693,19 @@
         <w:t xml:space="preserve">URL 쿼리스트링</w:t>
       </w:r>
       <w:r>
-        <w:t xml:space="preserve">에 담는다. localStorage 금지 (URL이 진실의 원천)</w:t>
+        <w:t xml:space="preserve">(주소창 끝에</w:t>
+      </w:r>
+      <w:r>
+        <w:t xml:space="preserve"> </w:t>
+      </w:r>
+      <w:r>
+        <w:rPr>
+          <w:rStyle w:val="VerbatimChar"/>
+        </w:rPr>
+        <w:t xml:space="preserve">?days=10</w:t>
+      </w:r>
+      <w:r>
+        <w:t xml:space="preserve">처럼 붙는 부분 — 이 안에 값을 담아두면 서버에 따로 저장하지 않아도 그 링크만으로 같은 화면이 재현된다)에 담는다. localStorage(브라우저에 데이터를 저장해두는 기능) 금지 (URL이 유일한 진짜 데이터 저장소다)</w:t>
       </w:r>
     </w:p>
     <w:p>
@@ -1765,7 +1771,7 @@
         </w:numPr>
       </w:pPr>
       <w:r>
-        <w:t xml:space="preserve">명도 대비 4.5:1 이상</w:t>
+        <w:t xml:space="preserve">명도 대비 4.5:1 이상 (글자 색과 배경 색이 이 비율 이상 뚜렷이 구별돼야 한다는 국제 접근성 기준)</w:t>
       </w:r>
     </w:p>
     <w:p>
@@ -1777,7 +1783,7 @@
         </w:numPr>
       </w:pPr>
       <w:r>
-        <w:t xml:space="preserve">터치 타깃 최소 44×44px</w:t>
+        <w:t xml:space="preserve">터치 타깃(손가락으로 누르는 버튼·링크 영역) 최소 44×44px</w:t>
       </w:r>
     </w:p>
     <w:p>
@@ -1789,7 +1795,7 @@
         </w:numPr>
       </w:pPr>
       <w:r>
-        <w:t xml:space="preserve">키보드 포커스 링 제거 금지</w:t>
+        <w:t xml:space="preserve">키보드 포커스 링(Tab 키로 이동할 때 지금 선택된 요소에 표시되는 테두리) 제거 금지</w:t>
       </w:r>
     </w:p>
     <w:p>
@@ -1820,7 +1826,10 @@
         <w:t xml:space="preserve">@media print</w:t>
       </w:r>
       <w:r>
-        <w:t xml:space="preserve">) — 비디지털층에 닿는 유일한 경로</w:t>
+        <w:t xml:space="preserve"> </w:t>
+      </w:r>
+      <w:r>
+        <w:t xml:space="preserve">— 화면이 아니라 인쇄될 때만 적용되는 CSS 규칙) — 비디지털층(스마트폰·인터넷 이용이 서툰 사람들)에 닿는 유일한 경로</w:t>
       </w:r>
     </w:p>
     <w:bookmarkEnd w:id="18"/>
@@ -1838,17 +1847,23 @@
         <w:pStyle w:val="FirstParagraph"/>
       </w:pPr>
       <w:r>
-        <w:t xml:space="preserve">Phase 3에서 React Native로 옮긴다. 메세타와 갈리시아 산간은 통신이 끊긴다.</w:t>
-      </w:r>
-      <w:r>
-        <w:t xml:space="preserve"> </w:t>
-      </w:r>
-      <w:r>
-        <w:rPr>
-          <w:b/>
-          <w:bCs/>
-        </w:rPr>
-        <w:t xml:space="preserve">서버 API 호출로 일정을 계산하는 설계는 금지.</w:t>
+        <w:t xml:space="preserve">Phase 3에서 React Native(하나의 코드로 iOS·안드로이드 앱을 만드는 도구)로 옮긴다. 메세타와 갈리시아 산간은 통신이 끊긴다.</w:t>
+      </w:r>
+      <w:r>
+        <w:t xml:space="preserve"> </w:t>
+      </w:r>
+      <w:r>
+        <w:rPr>
+          <w:b/>
+          <w:bCs/>
+        </w:rPr>
+        <w:t xml:space="preserve">서버 API 호출(인터넷으로 우리 서버에 물어봐서 답을 받아오는 방식)로 일정을 계산하는 설계는 금지.</w:t>
+      </w:r>
+      <w:r>
+        <w:t xml:space="preserve"> </w:t>
+      </w:r>
+      <w:r>
+        <w:t xml:space="preserve">통신이 끊겨도 휴대폰 안에서 계산이 끝나야 한다.</w:t>
       </w:r>
     </w:p>
     <w:bookmarkEnd w:id="19"/>
@@ -1968,7 +1983,7 @@
         <w:t xml:space="preserve"> </w:t>
       </w:r>
       <w:r>
-        <w:t xml:space="preserve">NFT·블록체인 기반 증서도 만들지 않는다 (→ 03 문서 6.2절).</w:t>
+        <w:t xml:space="preserve">NFT(디지털 파일 하나하나에 고유한 소유권 기록을 붙이는 방식)·블록체인(여러 컴퓨터가 함께 기록을 나눠 보관해 위조·변조를 어렵게 만드는 기술) 기반 증서도 만들지 않는다 (→ 03 문서 6.2절).</w:t>
       </w:r>
     </w:p>
     <w:p>
@@ -2176,7 +2191,7 @@
               <w:pStyle w:val="Compact"/>
             </w:pPr>
             <w:r>
-              <w:t xml:space="preserve">프레임워크</w:t>
+              <w:t xml:space="preserve">프레임워크(웹사이트의 기본 뼈대가 되는 도구 모음)</w:t>
             </w:r>
           </w:p>
         </w:tc>
@@ -2197,7 +2212,7 @@
               <w:t xml:space="preserve"> </w:t>
             </w:r>
             <w:r>
-              <w:t xml:space="preserve">(App Router)</w:t>
+              <w:t xml:space="preserve">(App Router — 페이지·주소 구조를 관리하는 Next.js의 방식)</w:t>
             </w:r>
           </w:p>
         </w:tc>
@@ -2232,7 +2247,7 @@
               <w:pStyle w:val="Compact"/>
             </w:pPr>
             <w:r>
-              <w:t xml:space="preserve">TypeScript strict</w:t>
+              <w:t xml:space="preserve">TypeScript strict(자바스크립트에 타입 검사를 더한 언어. strict는 검사를 가장 엄격하게 켠 설정)</w:t>
             </w:r>
           </w:p>
         </w:tc>
@@ -2249,10 +2264,7 @@
               <w:t xml:space="preserve">any</w:t>
             </w:r>
             <w:r>
-              <w:t xml:space="preserve"> </w:t>
-            </w:r>
-            <w:r>
-              <w:t xml:space="preserve">금지</w:t>
+              <w:t xml:space="preserve">(타입 검사를 건너뛰는 예외 표시) 금지</w:t>
             </w:r>
           </w:p>
         </w:tc>
@@ -2282,16 +2294,19 @@
               </w:rPr>
               <w:t xml:space="preserve">Tailwind CSS v4</w:t>
             </w:r>
-          </w:p>
-        </w:tc>
-        <w:tc>
-          <w:tcPr/>
-          <w:p>
-            <w:pPr>
-              <w:pStyle w:val="Compact"/>
-            </w:pPr>
-            <w:r>
-              <w:t xml:space="preserve">⚠️ v3와 다르다 — 토큰은</w:t>
+            <w:r>
+              <w:t xml:space="preserve">(HTML에 클래스 이름만 붙여서 디자인을 입히는 도구)</w:t>
+            </w:r>
+          </w:p>
+        </w:tc>
+        <w:tc>
+          <w:tcPr/>
+          <w:p>
+            <w:pPr>
+              <w:pStyle w:val="Compact"/>
+            </w:pPr>
+            <w:r>
+              <w:t xml:space="preserve">⚠️ v3와 다르다 — 디자인 토큰(색상·간격 등 재사용하는 디자인 값)은</w:t>
             </w:r>
             <w:r>
               <w:t xml:space="preserve"> </w:t>
@@ -2392,7 +2407,7 @@
               <w:pStyle w:val="Compact"/>
             </w:pPr>
             <w:r>
-              <w:t xml:space="preserve">DB 없음</w:t>
+              <w:t xml:space="preserve">DB(데이터베이스 — 정보를 저장해두는 서버 저장소) 없음</w:t>
             </w:r>
           </w:p>
         </w:tc>
@@ -2416,7 +2431,7 @@
               <w:pStyle w:val="Compact"/>
             </w:pPr>
             <w:r>
-              <w:t xml:space="preserve">Vitest</w:t>
+              <w:t xml:space="preserve">Vitest(자바스크립트 테스트 실행 도구)</w:t>
             </w:r>
           </w:p>
         </w:tc>
@@ -2451,7 +2466,7 @@
               <w:pStyle w:val="Compact"/>
             </w:pPr>
             <w:r>
-              <w:t xml:space="preserve">Vercel</w:t>
+              <w:t xml:space="preserve">Vercel(이 프로젝트가 실제로 인터넷에 올라가는 호스팅 서비스)</w:t>
             </w:r>
           </w:p>
         </w:tc>
@@ -2483,18 +2498,18 @@
               <w:pStyle w:val="Compact"/>
             </w:pPr>
             <w:r>
-              <w:t xml:space="preserve">정적 TS 파일</w:t>
-            </w:r>
-          </w:p>
-        </w:tc>
-        <w:tc>
-          <w:tcPr/>
-          <w:p>
-            <w:pPr>
-              <w:pStyle w:val="Compact"/>
-            </w:pPr>
-            <w:r>
-              <w:t xml:space="preserve">Phase 3에서 Postgres 이관</w:t>
+              <w:t xml:space="preserve">정적 TS 파일(서버에 저장된 게 아니라 코드 안에 그대로 들어있는 데이터 파일)</w:t>
+            </w:r>
+          </w:p>
+        </w:tc>
+        <w:tc>
+          <w:tcPr/>
+          <w:p>
+            <w:pPr>
+              <w:pStyle w:val="Compact"/>
+            </w:pPr>
+            <w:r>
+              <w:t xml:space="preserve">Phase 3에서 Postgres(데이터베이스 종류 중 하나)로 이관(옮김)</w:t>
             </w:r>
           </w:p>
         </w:tc>
@@ -2799,7 +2814,7 @@
         <w:t xml:space="preserve"> </w:t>
       </w:r>
       <w:r>
-        <w:t xml:space="preserve">(한글 세리프) — 아껴서</w:t>
+        <w:t xml:space="preserve">(한글 세리프 — 획 끝에 삐침이 있는 붓글씨 느낌 서체) — 아껴서</w:t>
       </w:r>
     </w:p>
     <w:p>
@@ -2847,7 +2862,7 @@
         <w:t xml:space="preserve"> </w:t>
       </w:r>
       <w:r>
-        <w:t xml:space="preserve">— 거리·고도·남은 km는 전부 모노 +</w:t>
+        <w:t xml:space="preserve">(글자 폭이 모두 같은 고정폭 서체 — 숫자 자릿수가 흔들리지 않는다) — 거리·고도·남은 km는 전부 모노 +</w:t>
       </w:r>
       <w:r>
         <w:t xml:space="preserve"> </w:t>
@@ -2857,6 +2872,9 @@
           <w:rStyle w:val="VerbatimChar"/>
         </w:rPr>
         <w:t xml:space="preserve">tabular-nums</w:t>
+      </w:r>
+      <w:r>
+        <w:t xml:space="preserve">(숫자마다 폭을 똑같이 맞춰서 표 안 숫자가 세로로 깔끔히 정렬되게 하는 CSS 설정)</w:t>
       </w:r>
     </w:p>
     <w:p>
@@ -2912,13 +2930,25 @@
           <w:b/>
           <w:bCs/>
         </w:rPr>
-        <w:t xml:space="preserve">웹 트랙만 실행 중인 지금은 진짜 워크스페이스를 만들지 않는다.</w:t>
-      </w:r>
-      <w:r>
-        <w:t xml:space="preserve"> </w:t>
-      </w:r>
-      <w:r>
-        <w:t xml:space="preserve">폴더 모양만 미리 packages/ 로 승격하기 쉽게 맞춰둔다.</w:t>
+        <w:t xml:space="preserve">웹 트랙만 실행 중인 지금은 진짜 워크스페이스(하나의 저장소 안에 여러 개의 독립된 패키지를 함께 관리하는 구조 — 지금은 웹 하나뿐이라 아직 필요 없다)를 만들지 않는다.</w:t>
+      </w:r>
+      <w:r>
+        <w:t xml:space="preserve"> </w:t>
+      </w:r>
+      <w:r>
+        <w:t xml:space="preserve">폴더 모양만 미리</w:t>
+      </w:r>
+      <w:r>
+        <w:t xml:space="preserve"> </w:t>
+      </w:r>
+      <w:r>
+        <w:rPr>
+          <w:rStyle w:val="VerbatimChar"/>
+        </w:rPr>
+        <w:t xml:space="preserve">packages/</w:t>
+      </w:r>
+      <w:r>
+        <w:t xml:space="preserve">(나중에 앱과 코드를 나눠 공유할 폴더)로 승격(구조를 격상시켜 옮김)하기 쉽게 맞춰둔다.</w:t>
       </w:r>
       <w:r>
         <w:t xml:space="preserve"> </w:t>

--- a/docs/docx/CLAUDE.docx
+++ b/docs/docx/CLAUDE.docx
@@ -341,119 +341,35 @@
         <w:t xml:space="preserve"> </w:t>
       </w:r>
       <w:r>
-        <w:t xml:space="preserve">— 계산기 + SEO 175p + 무료 도구 3종 + 계측(Analytics(방문자가 사이트에서 뭘 하는지 자동으로 기록·집계하는 도구)·헬스체크(서버가 잘 살아있는지 주기적으로 확인하는 점검)·선택적 이메일). 지금 웹만 코드로 나온 이유는 우선순위가 아니라</w:t>
-      </w:r>
-      <w:r>
-        <w:t xml:space="preserve"> </w:t>
-      </w:r>
-      <w:r>
-        <w:rPr>
-          <w:b/>
-          <w:bCs/>
-        </w:rPr>
-        <w:t xml:space="preserve">검증 순서</w:t>
-      </w:r>
-      <w:r>
-        <w:t xml:space="preserve"> </w:t>
-      </w:r>
-      <w:r>
-        <w:t xml:space="preserve">때문이다 — 실측 도보와 경로·고도 데이터 검증(01·05 문서)이 끝나야 앱을 안정적으로 만들 수 있다.</w:t>
-      </w:r>
-      <w:r>
-        <w:t xml:space="preserve"> </w:t>
-      </w:r>
-      <w:r>
-        <w:rPr>
-          <w:b/>
-          <w:bCs/>
-        </w:rPr>
-        <w:t xml:space="preserve">다음 단계(Phase 2)는 실측 도보 완료 전까지 착수하지 않는다</w:t>
-      </w:r>
-      <w:r>
-        <w:t xml:space="preserve"> </w:t>
-      </w:r>
-      <w:r>
-        <w:t xml:space="preserve">(06 문서 "이후 단계 — 조건부"). 검증이 끝나면</w:t>
-      </w:r>
-      <w:r>
-        <w:t xml:space="preserve"> </w:t>
-      </w:r>
-      <w:r>
-        <w:rPr>
-          <w:b/>
-          <w:bCs/>
-        </w:rPr>
-        <w:t xml:space="preserve">앱 트랙은 웹의 특정 성과 지표(예: 트래픽) 달성을 기다리지 않고 병행 착수한다.</w:t>
-      </w:r>
-      <w:r>
-        <w:t xml:space="preserve"> </w:t>
-      </w:r>
-      <w:r>
-        <w:t xml:space="preserve">앱도, DB도, 로그인도 아직 만들지 않은 것은 이 검증 단계이기 때문이다.</w:t>
-      </w:r>
-    </w:p>
-    <w:p>
-      <w:pPr>
-        <w:pStyle w:val="BlockText"/>
-      </w:pPr>
-      <w:r>
-        <w:t xml:space="preserve">서비스명은 미확정이다. 브랜드명은</w:t>
-      </w:r>
-      <w:r>
-        <w:t xml:space="preserve"> </w:t>
-      </w:r>
-      <w:r>
-        <w:rPr>
-          <w:rStyle w:val="VerbatimChar"/>
-        </w:rPr>
-        <w:t xml:space="preserve">config/brand.ts</w:t>
-      </w:r>
-      <w:r>
-        <w:t xml:space="preserve">에서만 관리하고 다른 곳에 하드코딩(코드 안에 값을 직접 박아 넣어서, 나중에 값이 바뀌면 코드 자체를 고쳐야만 하는 방식)하지 않는다.</w:t>
-      </w:r>
-    </w:p>
-    <w:p>
-      <w:r>
-        <w:pict>
-          <v:rect style="width:0;height:1.5pt" o:hralign="center" o:hrstd="t" o:hr="t"/>
-        </w:pict>
-      </w:r>
-    </w:p>
-    <w:bookmarkEnd w:id="9"/>
-    <w:bookmarkStart w:id="22" w:name="절대-규칙"/>
-    <w:p>
-      <w:pPr>
-        <w:pStyle w:val="Heading2"/>
-      </w:pPr>
-      <w:r>
-        <w:t xml:space="preserve">절대 규칙</w:t>
-      </w:r>
-    </w:p>
-    <w:bookmarkStart w:id="10" w:name="Xab57bc12265dbaaac51cd81d8b25d19c73ef1c0"/>
-    <w:p>
-      <w:pPr>
-        <w:pStyle w:val="Heading3"/>
-      </w:pPr>
-      <w:r>
-        <w:t xml:space="preserve">1. 데이터를 지어내지 않는다 (최우선)</w:t>
-      </w:r>
-    </w:p>
-    <w:p>
-      <w:pPr>
-        <w:pStyle w:val="FirstParagraph"/>
-      </w:pPr>
-      <w:r>
-        <w:t xml:space="preserve">이 서비스는 순례자의 안전과 직결된다.</w:t>
-      </w:r>
-      <w:r>
-        <w:t xml:space="preserve"> </w:t>
-      </w:r>
-      <w:r>
-        <w:rPr>
-          <w:b/>
-          <w:bCs/>
-        </w:rPr>
-        <w:t xml:space="preserve">없는 알베르게를 만들어내거나, 확인되지 않은 거리·요금·전화번호·예약 가능 여부를 채워 넣으면 사람이 한데서 잔다.</w:t>
+        <w:t xml:space="preserve">— 계산기 + SEO 175p + 무료 도구 3종 + 계측(Analytics(방문자가 사이트에서 뭘 하는지 자동으로 기록·집계하는 도구)·헬스체크(서버가 잘 살아있는지 주기적으로 확인하는 점검)·선택적 이메일).</w:t>
+      </w:r>
+    </w:p>
+    <w:p>
+      <w:pPr>
+        <w:pStyle w:val="BodyText"/>
+      </w:pPr>
+      <w:r>
+        <w:rPr>
+          <w:b/>
+          <w:bCs/>
+        </w:rPr>
+        <w:t xml:space="preserve">⚠️ Phase 2 착수 조건 (2026-07 정정)</w:t>
+      </w:r>
+      <w:r>
+        <w:t xml:space="preserve">: 원래 "실측 도보 완료 전까지 착수하지 않는다"였으나, 이는</w:t>
+      </w:r>
+      <w:r>
+        <w:t xml:space="preserve"> </w:t>
+      </w:r>
+      <w:r>
+        <w:rPr>
+          <w:b/>
+          <w:bCs/>
+        </w:rPr>
+        <w:t xml:space="preserve">"실측 도보"(직접 걷기)와 "데이터를 지어내지 않는다"(절대 규칙 1)를 하나로 묶어놓은 것</w:t>
+      </w:r>
+      <w:r>
+        <w:t xml:space="preserve">이었다. 둘은 별개다 — 착수 조건은 **"출처가 있는 데이터인가"**이지 "직접 걸었는가"가 아니다.</w:t>
       </w:r>
     </w:p>
     <w:p>
@@ -465,47 +381,66 @@
         </w:numPr>
       </w:pPr>
       <w:r>
-        <w:t xml:space="preserve">숙소 정보를</w:t>
-      </w:r>
-      <w:r>
-        <w:t xml:space="preserve"> </w:t>
-      </w:r>
-      <w:r>
-        <w:rPr>
-          <w:b/>
-          <w:bCs/>
-        </w:rPr>
-        <w:t xml:space="preserve">추정으로 채우지 않는다.</w:t>
-      </w:r>
-      <w:r>
-        <w:t xml:space="preserve"> </w:t>
-      </w:r>
-      <w:r>
-        <w:t xml:space="preserve">없으면</w:t>
-      </w:r>
-      <w:r>
-        <w:t xml:space="preserve"> </w:t>
-      </w:r>
-      <w:r>
-        <w:rPr>
-          <w:rStyle w:val="VerbatimChar"/>
-        </w:rPr>
-        <w:t xml:space="preserve">null</w:t>
-      </w:r>
-      <w:r>
-        <w:t xml:space="preserve"> </w:t>
-      </w:r>
-      <w:r>
-        <w:t xml:space="preserve">또는</w:t>
-      </w:r>
-      <w:r>
-        <w:t xml:space="preserve"> </w:t>
-      </w:r>
-      <w:r>
-        <w:rPr>
-          <w:rStyle w:val="VerbatimChar"/>
-        </w:rPr>
-        <w:t xml:space="preserve">UNKNOWN</w:t>
+        <w:t xml:space="preserve">✅</w:t>
+      </w:r>
+      <w:r>
+        <w:t xml:space="preserve"> </w:t>
+      </w:r>
+      <w:r>
+        <w:rPr>
+          <w:b/>
+          <w:bCs/>
+        </w:rPr>
+        <w:t xml:space="preserve">가능</w:t>
+      </w:r>
+      <w:r>
+        <w:t xml:space="preserve">: 공개 가이드북·순례자 포럼·공식 기관 사이트 등</w:t>
+      </w:r>
+      <w:r>
+        <w:t xml:space="preserve"> </w:t>
+      </w:r>
+      <w:r>
+        <w:rPr>
+          <w:b/>
+          <w:bCs/>
+        </w:rPr>
+        <w:t xml:space="preserve">실제 출처가 있는 데이터</w:t>
+      </w:r>
+      <w:r>
+        <w:t xml:space="preserve">로 채우는 것. 이때는</w:t>
+      </w:r>
+      <w:r>
+        <w:t xml:space="preserve"> </w:t>
+      </w:r>
+      <w:r>
+        <w:rPr>
+          <w:rStyle w:val="VerbatimChar"/>
+        </w:rPr>
+        <w:t xml:space="preserve">source: 'GUIDEBOOK'</w:t>
+      </w:r>
+      <w:r>
+        <w:t xml:space="preserve">처럼 정직하게 출처를 표시한다(예:</w:t>
+      </w:r>
+      <w:r>
+        <w:t xml:space="preserve"> </w:t>
+      </w:r>
+      <w:r>
+        <w:rPr>
+          <w:rStyle w:val="VerbatimChar"/>
+        </w:rPr>
+        <w:t xml:space="preserve">data/forks.ts</w:t>
+      </w:r>
+      <w:r>
+        <w:t xml:space="preserve">, 2026-07). "실측(</w:t>
+      </w:r>
+      <w:r>
+        <w:rPr>
+          <w:rStyle w:val="VerbatimChar"/>
+        </w:rPr>
+        <w:t xml:space="preserve">FIELD</w:t>
+      </w:r>
+      <w:r>
+        <w:t xml:space="preserve">)"이라고 속이지만 않으면 된다.</w:t>
       </w:r>
     </w:p>
     <w:p>
@@ -517,7 +452,45 @@
         </w:numPr>
       </w:pPr>
       <w:r>
-        <w:t xml:space="preserve">UI에서는 "정보 확인 중"으로 표시한다</w:t>
+        <w:t xml:space="preserve">❌</w:t>
+      </w:r>
+      <w:r>
+        <w:t xml:space="preserve"> </w:t>
+      </w:r>
+      <w:r>
+        <w:rPr>
+          <w:b/>
+          <w:bCs/>
+        </w:rPr>
+        <w:t xml:space="preserve">여전히 금지</w:t>
+      </w:r>
+      <w:r>
+        <w:t xml:space="preserve">: 출처 없이 그럴듯한 숫자를 만들어내는 것(규칙 1 그대로 유효). 갈림길 변형 경로의 정밀 거리·오르막/내리막처럼</w:t>
+      </w:r>
+      <w:r>
+        <w:t xml:space="preserve"> </w:t>
+      </w:r>
+      <w:r>
+        <w:rPr>
+          <w:b/>
+          <w:bCs/>
+        </w:rPr>
+        <w:t xml:space="preserve">가이드북에 없고 OSM에도 없는 데이터</w:t>
+      </w:r>
+      <w:r>
+        <w:t xml:space="preserve">는 여전히 실측(GPX) 전까지</w:t>
+      </w:r>
+      <w:r>
+        <w:t xml:space="preserve"> </w:t>
+      </w:r>
+      <w:r>
+        <w:rPr>
+          <w:rStyle w:val="VerbatimChar"/>
+        </w:rPr>
+        <w:t xml:space="preserve">null</w:t>
+      </w:r>
+      <w:r>
+        <w:t xml:space="preserve">로 남긴다.</w:t>
       </w:r>
     </w:p>
     <w:p>
@@ -529,70 +502,113 @@
         </w:numPr>
       </w:pPr>
       <w:r>
-        <w:t xml:space="preserve">샘플 데이터는</w:t>
-      </w:r>
-      <w:r>
-        <w:t xml:space="preserve"> </w:t>
-      </w:r>
-      <w:r>
-        <w:rPr>
-          <w:rStyle w:val="VerbatimChar"/>
-        </w:rPr>
-        <w:t xml:space="preserve">source: 'PLACEHOLDER'</w:t>
-      </w:r>
-      <w:r>
-        <w:t xml:space="preserve">로 표시하고</w:t>
-      </w:r>
-      <w:r>
-        <w:t xml:space="preserve"> </w:t>
-      </w:r>
-      <w:r>
-        <w:rPr>
-          <w:b/>
-          <w:bCs/>
-        </w:rPr>
-        <w:t xml:space="preserve">화면에도 샘플임을 노출</w:t>
-      </w:r>
-      <w:r>
-        <w:t xml:space="preserve">한다</w:t>
-      </w:r>
-    </w:p>
-    <w:p>
-      <w:pPr>
-        <w:pStyle w:val="Compact"/>
-        <w:numPr>
-          <w:ilvl w:val="0"/>
-          <w:numId w:val="1001"/>
-        </w:numPr>
-      </w:pPr>
-      <w:r>
-        <w:rPr>
-          <w:rStyle w:val="VerbatimChar"/>
-        </w:rPr>
-        <w:t xml:space="preserve">data/towns.ts</w:t>
-      </w:r>
-      <w:r>
-        <w:t xml:space="preserve">의 거리·고도는 검증된 값이다.</w:t>
-      </w:r>
-      <w:r>
-        <w:t xml:space="preserve"> </w:t>
-      </w:r>
-      <w:r>
-        <w:rPr>
-          <w:b/>
-          <w:bCs/>
-        </w:rPr>
-        <w:t xml:space="preserve">임의로 수정하거나 보간하지 않는다</w:t>
-      </w:r>
-    </w:p>
-    <w:bookmarkEnd w:id="10"/>
-    <w:bookmarkStart w:id="11" w:name="X3d1df2b46506186b2707a077cd5ae2c22a2856b"/>
+        <w:rPr>
+          <w:b/>
+          <w:bCs/>
+        </w:rPr>
+        <w:t xml:space="preserve">정밀 지오메트리·1인칭 이야기·커뮤니티 신뢰는 여전히 "누군가 실제로 걸어야" 채워진다.</w:t>
+      </w:r>
+      <w:r>
+        <w:t xml:space="preserve"> </w:t>
+      </w:r>
+      <w:r>
+        <w:t xml:space="preserve">다만 그 "누군가"가</w:t>
+      </w:r>
+      <w:r>
+        <w:t xml:space="preserve"> </w:t>
+      </w:r>
+      <w:r>
+        <w:rPr>
+          <w:b/>
+          <w:bCs/>
+        </w:rPr>
+        <w:t xml:space="preserve">창업팀 본인의 40일 도보일 필요는 없다</w:t>
+      </w:r>
+      <w:r>
+        <w:t xml:space="preserve"> </w:t>
+      </w:r>
+      <w:r>
+        <w:t xml:space="preserve">— 어차피 카미노를 걸을 예정인 순례자를 필드 테스터로 모집해 GPX 트랙·사진(시각 포함)·알베르게 현황을 받는 방식으로도 같은 데이터를 얻을 수 있고, 오히려</w:t>
+      </w:r>
+      <w:r>
+        <w:t xml:space="preserve"> </w:t>
+      </w:r>
+      <w:r>
+        <w:rPr>
+          <w:b/>
+          <w:bCs/>
+        </w:rPr>
+        <w:t xml:space="preserve">여러 실제 순례자가 참여했다는 사실 자체가 커뮤니티 신뢰에 창업팀 단독 도보보다 유리할 수 있다.</w:t>
+      </w:r>
+      <w:r>
+        <w:t xml:space="preserve"> </w:t>
+      </w:r>
+      <w:r>
+        <w:t xml:space="preserve">테스터 프로그램 설계(모집 방법·보상·데이터 회수 방식)는 05 문서에 반영한다.</w:t>
+      </w:r>
+    </w:p>
+    <w:p>
+      <w:pPr>
+        <w:pStyle w:val="FirstParagraph"/>
+      </w:pPr>
+      <w:r>
+        <w:t xml:space="preserve">검증이 끝나면</w:t>
+      </w:r>
+      <w:r>
+        <w:t xml:space="preserve"> </w:t>
+      </w:r>
+      <w:r>
+        <w:rPr>
+          <w:b/>
+          <w:bCs/>
+        </w:rPr>
+        <w:t xml:space="preserve">앱 트랙은 웹의 특정 성과 지표(예: 트래픽) 달성을 기다리지 않고 병행 착수한다.</w:t>
+      </w:r>
+    </w:p>
+    <w:p>
+      <w:pPr>
+        <w:pStyle w:val="BlockText"/>
+      </w:pPr>
+      <w:r>
+        <w:t xml:space="preserve">서비스명은 미확정이다. 브랜드명은</w:t>
+      </w:r>
+      <w:r>
+        <w:t xml:space="preserve"> </w:t>
+      </w:r>
+      <w:r>
+        <w:rPr>
+          <w:rStyle w:val="VerbatimChar"/>
+        </w:rPr>
+        <w:t xml:space="preserve">config/brand.ts</w:t>
+      </w:r>
+      <w:r>
+        <w:t xml:space="preserve">에서만 관리하고 다른 곳에 하드코딩(코드 안에 값을 직접 박아 넣어서, 나중에 값이 바뀌면 코드 자체를 고쳐야만 하는 방식)하지 않는다.</w:t>
+      </w:r>
+    </w:p>
+    <w:p>
+      <w:r>
+        <w:pict>
+          <v:rect style="width:0;height:1.5pt" o:hralign="center" o:hrstd="t" o:hr="t"/>
+        </w:pict>
+      </w:r>
+    </w:p>
+    <w:bookmarkEnd w:id="9"/>
+    <w:bookmarkStart w:id="22" w:name="절대-규칙"/>
+    <w:p>
+      <w:pPr>
+        <w:pStyle w:val="Heading2"/>
+      </w:pPr>
+      <w:r>
+        <w:t xml:space="preserve">절대 규칙</w:t>
+      </w:r>
+    </w:p>
+    <w:bookmarkStart w:id="10" w:name="Xab57bc12265dbaaac51cd81d8b25d19c73ef1c0"/>
     <w:p>
       <w:pPr>
         <w:pStyle w:val="Heading3"/>
       </w:pPr>
       <w:r>
-        <w:t xml:space="preserve">2. 도메인 사실을 하드코딩하지 않는다</w:t>
+        <w:t xml:space="preserve">1. 데이터를 지어내지 않는다 (최우선)</w:t>
       </w:r>
     </w:p>
     <w:p>
@@ -600,7 +616,17 @@
         <w:pStyle w:val="FirstParagraph"/>
       </w:pPr>
       <w:r>
-        <w:t xml:space="preserve">정책은 바뀐다. 2025년 초 포르투갈 길 친구회가 성수기 공립 알베르게 예약 허용을 제안했고, 2027년 성년을 앞두고 바뀔 수 있다.</w:t>
+        <w:t xml:space="preserve">이 서비스는 순례자의 안전과 직결된다.</w:t>
+      </w:r>
+      <w:r>
+        <w:t xml:space="preserve"> </w:t>
+      </w:r>
+      <w:r>
+        <w:rPr>
+          <w:b/>
+          <w:bCs/>
+        </w:rPr>
+        <w:t xml:space="preserve">없는 알베르게를 만들어내거나, 확인되지 않은 거리·요금·전화번호·예약 가능 여부를 채워 넣으면 사람이 한데서 잔다.</w:t>
       </w:r>
     </w:p>
     <w:p>
@@ -612,16 +638,47 @@
         </w:numPr>
       </w:pPr>
       <w:r>
-        <w:t xml:space="preserve">❌</w:t>
-      </w:r>
-      <w:r>
-        <w:t xml:space="preserve"> </w:t>
-      </w:r>
-      <w:r>
-        <w:rPr>
-          <w:rStyle w:val="VerbatimChar"/>
-        </w:rPr>
-        <w:t xml:space="preserve">if (albergue.type === 'MUNICIPAL') return '예약 불가'</w:t>
+        <w:t xml:space="preserve">숙소 정보를</w:t>
+      </w:r>
+      <w:r>
+        <w:t xml:space="preserve"> </w:t>
+      </w:r>
+      <w:r>
+        <w:rPr>
+          <w:b/>
+          <w:bCs/>
+        </w:rPr>
+        <w:t xml:space="preserve">추정으로 채우지 않는다.</w:t>
+      </w:r>
+      <w:r>
+        <w:t xml:space="preserve"> </w:t>
+      </w:r>
+      <w:r>
+        <w:t xml:space="preserve">없으면</w:t>
+      </w:r>
+      <w:r>
+        <w:t xml:space="preserve"> </w:t>
+      </w:r>
+      <w:r>
+        <w:rPr>
+          <w:rStyle w:val="VerbatimChar"/>
+        </w:rPr>
+        <w:t xml:space="preserve">null</w:t>
+      </w:r>
+      <w:r>
+        <w:t xml:space="preserve"> </w:t>
+      </w:r>
+      <w:r>
+        <w:t xml:space="preserve">또는</w:t>
+      </w:r>
+      <w:r>
+        <w:t xml:space="preserve"> </w:t>
+      </w:r>
+      <w:r>
+        <w:rPr>
+          <w:rStyle w:val="VerbatimChar"/>
+        </w:rPr>
+        <w:t xml:space="preserve">UNKNOWN</w:t>
       </w:r>
     </w:p>
     <w:p>
@@ -633,32 +690,82 @@
         </w:numPr>
       </w:pPr>
       <w:r>
-        <w:t xml:space="preserve">✅</w:t>
-      </w:r>
-      <w:r>
-        <w:t xml:space="preserve"> </w:t>
-      </w:r>
-      <w:r>
-        <w:rPr>
-          <w:rStyle w:val="VerbatimChar"/>
-        </w:rPr>
-        <w:t xml:space="preserve">albergue.reservation</w:t>
-      </w:r>
-      <w:r>
-        <w:t xml:space="preserve"> </w:t>
-      </w:r>
-      <w:r>
-        <w:t xml:space="preserve">필드를 읽는다</w:t>
-      </w:r>
-    </w:p>
-    <w:bookmarkEnd w:id="11"/>
-    <w:bookmarkStart w:id="12" w:name="X7dca0c76d7723775df9674bac45d3d0ad4b1438"/>
+        <w:t xml:space="preserve">UI에서는 "정보 확인 중"으로 표시한다</w:t>
+      </w:r>
+    </w:p>
+    <w:p>
+      <w:pPr>
+        <w:pStyle w:val="Compact"/>
+        <w:numPr>
+          <w:ilvl w:val="0"/>
+          <w:numId w:val="1002"/>
+        </w:numPr>
+      </w:pPr>
+      <w:r>
+        <w:t xml:space="preserve">샘플 데이터는</w:t>
+      </w:r>
+      <w:r>
+        <w:t xml:space="preserve"> </w:t>
+      </w:r>
+      <w:r>
+        <w:rPr>
+          <w:rStyle w:val="VerbatimChar"/>
+        </w:rPr>
+        <w:t xml:space="preserve">source: 'PLACEHOLDER'</w:t>
+      </w:r>
+      <w:r>
+        <w:t xml:space="preserve">로 표시하고</w:t>
+      </w:r>
+      <w:r>
+        <w:t xml:space="preserve"> </w:t>
+      </w:r>
+      <w:r>
+        <w:rPr>
+          <w:b/>
+          <w:bCs/>
+        </w:rPr>
+        <w:t xml:space="preserve">화면에도 샘플임을 노출</w:t>
+      </w:r>
+      <w:r>
+        <w:t xml:space="preserve">한다</w:t>
+      </w:r>
+    </w:p>
+    <w:p>
+      <w:pPr>
+        <w:pStyle w:val="Compact"/>
+        <w:numPr>
+          <w:ilvl w:val="0"/>
+          <w:numId w:val="1002"/>
+        </w:numPr>
+      </w:pPr>
+      <w:r>
+        <w:rPr>
+          <w:rStyle w:val="VerbatimChar"/>
+        </w:rPr>
+        <w:t xml:space="preserve">data/towns.ts</w:t>
+      </w:r>
+      <w:r>
+        <w:t xml:space="preserve">의 거리·고도는 검증된 값이다.</w:t>
+      </w:r>
+      <w:r>
+        <w:t xml:space="preserve"> </w:t>
+      </w:r>
+      <w:r>
+        <w:rPr>
+          <w:b/>
+          <w:bCs/>
+        </w:rPr>
+        <w:t xml:space="preserve">임의로 수정하거나 보간하지 않는다</w:t>
+      </w:r>
+    </w:p>
+    <w:bookmarkEnd w:id="10"/>
+    <w:bookmarkStart w:id="11" w:name="X3d1df2b46506186b2707a077cd5ae2c22a2856b"/>
     <w:p>
       <w:pPr>
         <w:pStyle w:val="Heading3"/>
       </w:pPr>
       <w:r>
-        <w:t xml:space="preserve">3. 고도는 반드시 profiles.ts를 경유한다 🔴</w:t>
+        <w:t xml:space="preserve">2. 도메인 사실을 하드코딩하지 않는다</w:t>
       </w:r>
     </w:p>
     <w:p>
@@ -666,52 +773,7 @@
         <w:pStyle w:val="FirstParagraph"/>
       </w:pPr>
       <w:r>
-        <w:rPr>
-          <w:b/>
-          <w:bCs/>
-        </w:rPr>
-        <w:t xml:space="preserve">마을 고도 차이로 오르막을 계산하면 최대 39% 틀린다.</w:t>
-      </w:r>
-    </w:p>
-    <w:p>
-      <w:pPr>
-        <w:pStyle w:val="BodyText"/>
-      </w:pPr>
-      <w:r>
-        <w:t xml:space="preserve">생장 → 론세스바예스는 마을 기준 +780m지만, 실제로는 레포에데르 고개(약 1,450m)를 넘으므로 누적 상승이 약 1,280m다. 카미노에서 부상이 가장 많은 날인데 "평범한 산길"로 판단된다.</w:t>
-      </w:r>
-    </w:p>
-    <w:p>
-      <w:pPr>
-        <w:pStyle w:val="BodyText"/>
-      </w:pPr>
-      <w:r>
-        <w:rPr>
-          <w:b/>
-          <w:bCs/>
-        </w:rPr>
-        <w:t xml:space="preserve">하강도 마찬가지로 중요하다.</w:t>
-      </w:r>
-      <w:r>
-        <w:t xml:space="preserve"> </w:t>
-      </w:r>
-      <w:r>
-        <w:t xml:space="preserve">무릎 부상의 주원인은 오르막이 아니라 내리막이다. 엘 아세보 → 몰리나세카(−550m 급경사 돌길)는</w:t>
-      </w:r>
-      <w:r>
-        <w:t xml:space="preserve"> </w:t>
-      </w:r>
-      <w:r>
-        <w:rPr>
-          <w:rStyle w:val="VerbatimChar"/>
-        </w:rPr>
-        <w:t xml:space="preserve">elevationGain</w:t>
-      </w:r>
-      <w:r>
-        <w:t xml:space="preserve"> </w:t>
-      </w:r>
-      <w:r>
-        <w:t xml:space="preserve">기준으로 0이라 "쉬운 날"이 된다.</w:t>
+        <w:t xml:space="preserve">정책은 바뀐다. 2025년 초 포르투갈 길 친구회가 성수기 공립 알베르게 예약 허용을 제안했고, 2027년 성년을 앞두고 바뀔 수 있다.</w:t>
       </w:r>
     </w:p>
     <w:p>
@@ -732,7 +794,7 @@
         <w:rPr>
           <w:rStyle w:val="VerbatimChar"/>
         </w:rPr>
-        <w:t xml:space="preserve">toTown.elevation - fromTown.elevation</w:t>
+        <w:t xml:space="preserve">if (albergue.type === 'MUNICIPAL') return '예약 불가'</w:t>
       </w:r>
     </w:p>
     <w:p>
@@ -753,22 +815,23 @@
         <w:rPr>
           <w:rStyle w:val="VerbatimChar"/>
         </w:rPr>
-        <w:t xml:space="preserve">getProfile(fromId, toId).ascent</w:t>
-      </w:r>
-      <w:r>
-        <w:t xml:space="preserve"> </w:t>
-      </w:r>
-      <w:r>
-        <w:t xml:space="preserve">/</w:t>
-      </w:r>
-      <w:r>
-        <w:t xml:space="preserve"> </w:t>
-      </w:r>
-      <w:r>
-        <w:rPr>
-          <w:rStyle w:val="VerbatimChar"/>
-        </w:rPr>
-        <w:t xml:space="preserve">.descent</w:t>
+        <w:t xml:space="preserve">albergue.reservation</w:t>
+      </w:r>
+      <w:r>
+        <w:t xml:space="preserve"> </w:t>
+      </w:r>
+      <w:r>
+        <w:t xml:space="preserve">필드를 읽는다</w:t>
+      </w:r>
+    </w:p>
+    <w:bookmarkEnd w:id="11"/>
+    <w:bookmarkStart w:id="12" w:name="X7dca0c76d7723775df9674bac45d3d0ad4b1438"/>
+    <w:p>
+      <w:pPr>
+        <w:pStyle w:val="Heading3"/>
+      </w:pPr>
+      <w:r>
+        <w:t xml:space="preserve">3. 고도는 반드시 profiles.ts를 경유한다 🔴</w:t>
       </w:r>
     </w:p>
     <w:p>
@@ -777,153 +840,51 @@
       </w:pPr>
       <w:r>
         <w:rPr>
-          <w:rStyle w:val="VerbatimChar"/>
-        </w:rPr>
-        <w:t xml:space="preserve">data/profiles.ts</w:t>
-      </w:r>
-      <w:r>
-        <w:t xml:space="preserve">는</w:t>
-      </w:r>
-      <w:r>
-        <w:t xml:space="preserve"> </w:t>
-      </w:r>
-      <w:r>
-        <w:rPr>
-          <w:rStyle w:val="VerbatimChar"/>
-        </w:rPr>
-        <w:t xml:space="preserve">scripts/pipeline/build_geometry.py</w:t>
-      </w:r>
-      <w:r>
-        <w:t xml:space="preserve">(파이썬으로 딱 한 번 돌려서 결과 파일을 만들어두는 스크립트. 서비스가 실행될 때마다 도는 게 아니다)가 생성한다. 검증 도구:</w:t>
-      </w:r>
-      <w:r>
-        <w:t xml:space="preserve"> </w:t>
-      </w:r>
-      <w:r>
-        <w:rPr>
-          <w:rStyle w:val="VerbatimChar"/>
-        </w:rPr>
-        <w:t xml:space="preserve">compare_dem.py</w:t>
-      </w:r>
-      <w:r>
-        <w:t xml:space="preserve">(고도 데이터 비교),</w:t>
-      </w:r>
-      <w:r>
-        <w:t xml:space="preserve"> </w:t>
-      </w:r>
-      <w:r>
-        <w:rPr>
-          <w:rStyle w:val="VerbatimChar"/>
-        </w:rPr>
-        <w:t xml:space="preserve">verify_route.py</w:t>
-      </w:r>
-      <w:r>
-        <w:t xml:space="preserve">(경로 정확도).</w:t>
-      </w:r>
-      <w:r>
-        <w:t xml:space="preserve"> </w:t>
-      </w:r>
-      <w:r>
-        <w:t xml:space="preserve">경로는 OpenStreetMap(전 세계 자원봉사자가 만드는 무료 지도, 라이선스는 ODbL — 출처만 밝히면 자유롭게 쓸 수 있되 파생 데이터도 같은 조건으로 공개해야 함), 고도는</w:t>
-      </w:r>
-      <w:r>
-        <w:t xml:space="preserve"> </w:t>
-      </w:r>
-      <w:r>
-        <w:rPr>
-          <w:b/>
-          <w:bCs/>
-        </w:rPr>
-        <w:t xml:space="preserve">EU-DEM 25m(유럽 Copernicus 위성이 만든, 25m 간격 격자로 된 고도 데이터. 라이선스는 CC BY — 출처만 밝히면 자유 사용)</w:t>
-      </w:r>
-      <w:r>
-        <w:t xml:space="preserve"> </w:t>
-      </w:r>
-      <w:r>
-        <w:t xml:space="preserve">에서 가져와 직접 계산한다.</w:t>
-      </w:r>
-      <w:r>
-        <w:t xml:space="preserve"> </w:t>
-      </w:r>
-      <w:r>
-        <w:rPr>
-          <w:rStyle w:val="VerbatimChar"/>
-        </w:rPr>
-        <w:t xml:space="preserve">source</w:t>
-      </w:r>
-      <w:r>
-        <w:t xml:space="preserve">는</w:t>
-      </w:r>
-      <w:r>
-        <w:t xml:space="preserve"> </w:t>
-      </w:r>
-      <w:r>
-        <w:rPr>
-          <w:rStyle w:val="VerbatimChar"/>
-        </w:rPr>
-        <w:t xml:space="preserve">'OSM+EUDEM'</w:t>
-      </w:r>
-      <w:r>
-        <w:t xml:space="preserve">.</w:t>
-      </w:r>
-    </w:p>
-    <w:p>
-      <w:pPr>
-        <w:pStyle w:val="BlockText"/>
-      </w:pPr>
-      <w:r>
-        <w:t xml:space="preserve">⚠️</w:t>
-      </w:r>
-      <w:r>
-        <w:t xml:space="preserve"> </w:t>
-      </w:r>
-      <w:r>
-        <w:rPr>
-          <w:b/>
-          <w:bCs/>
-        </w:rPr>
-        <w:t xml:space="preserve">왜 IGN MDT05(5m)가 아닌가</w:t>
-      </w:r>
-      <w:r>
-        <w:t xml:space="preserve">: 원래 스페인 국립지리원의 5m 정밀 고도 데이터(IGN MDT05)를 쓰기로 했으나, 실제 조회해 비교하니</w:t>
-      </w:r>
-      <w:r>
-        <w:t xml:space="preserve"> </w:t>
-      </w:r>
-      <w:r>
-        <w:rPr>
-          <w:b/>
-          <w:bCs/>
-        </w:rPr>
-        <w:t xml:space="preserve">급경사(피레네)에서 5m가 경로 노이즈(GPS·지도 데이터의 미세한 위치 오차)를 증폭해 오히려 크게 틀렸다</w:t>
-      </w:r>
-      <w:r>
-        <w:t xml:space="preserve">(누적 상승 +2,355m vs 실제 ~1,280m). 독립적으로 만들어진 3개 데이터(EU-DEM·SRTM(미국이 우주왕복선 레이더로 만든 고도 데이터)·ASTER(미·일이 위성 광학 촬영으로 만든 고도 데이터))가 ~1,320m로 수렴하는데 IGN 5m만 이상치(다른 값들과 동떨어진 값)로 튄다. 완만한 구간은 5m≈25m. →</w:t>
-      </w:r>
-      <w:r>
-        <w:t xml:space="preserve"> </w:t>
-      </w:r>
-      <w:r>
-        <w:rPr>
-          <w:b/>
-          <w:bCs/>
-        </w:rPr>
-        <w:t xml:space="preserve">EU-DEM 25m가 실용적으로 더 정확</w:t>
-      </w:r>
-      <w:r>
-        <w:t xml:space="preserve">하다. 상세: DEVLOG 2026-07-25(2).</w:t>
-      </w:r>
-      <w:r>
-        <w:t xml:space="preserve"> </w:t>
-      </w:r>
-      <w:r>
-        <w:rPr>
-          <w:rStyle w:val="VerbatimChar"/>
-        </w:rPr>
-        <w:t xml:space="preserve">source: 'OSM+MDT'</w:t>
-      </w:r>
-      <w:r>
-        <w:t xml:space="preserve">는 스키마에 미래(IGN)용으로 예약만 해둔다.</w:t>
+          <w:b/>
+          <w:bCs/>
+        </w:rPr>
+        <w:t xml:space="preserve">마을 고도 차이로 오르막을 계산하면 최대 39% 틀린다.</w:t>
+      </w:r>
+    </w:p>
+    <w:p>
+      <w:pPr>
+        <w:pStyle w:val="BodyText"/>
+      </w:pPr>
+      <w:r>
+        <w:t xml:space="preserve">생장 → 론세스바예스는 마을 기준 +780m지만, 실제로는 레포에데르 고개(약 1,450m)를 넘으므로 누적 상승이 약 1,280m다. 카미노에서 부상이 가장 많은 날인데 "평범한 산길"로 판단된다.</w:t>
+      </w:r>
+    </w:p>
+    <w:p>
+      <w:pPr>
+        <w:pStyle w:val="BodyText"/>
+      </w:pPr>
+      <w:r>
+        <w:rPr>
+          <w:b/>
+          <w:bCs/>
+        </w:rPr>
+        <w:t xml:space="preserve">하강도 마찬가지로 중요하다.</w:t>
+      </w:r>
+      <w:r>
+        <w:t xml:space="preserve"> </w:t>
+      </w:r>
+      <w:r>
+        <w:t xml:space="preserve">무릎 부상의 주원인은 오르막이 아니라 내리막이다. 엘 아세보 → 몰리나세카(−550m 급경사 돌길)는</w:t>
+      </w:r>
+      <w:r>
+        <w:t xml:space="preserve"> </w:t>
+      </w:r>
+      <w:r>
+        <w:rPr>
+          <w:rStyle w:val="VerbatimChar"/>
+        </w:rPr>
+        <w:t xml:space="preserve">elevationGain</w:t>
+      </w:r>
+      <w:r>
+        <w:t xml:space="preserve"> </w:t>
+      </w:r>
+      <w:r>
+        <w:t xml:space="preserve">기준으로 0이라 "쉬운 날"이 된다.</w:t>
       </w:r>
     </w:p>
     <w:p>
@@ -935,55 +896,16 @@
         </w:numPr>
       </w:pPr>
       <w:r>
-        <w:rPr>
-          <w:rStyle w:val="VerbatimChar"/>
-        </w:rPr>
-        <w:t xml:space="preserve">source: 'ESTIMATED'</w:t>
-      </w:r>
-      <w:r>
-        <w:t xml:space="preserve"> </w:t>
-      </w:r>
-      <w:r>
-        <w:t xml:space="preserve">인 동안은</w:t>
-      </w:r>
-      <w:r>
-        <w:t xml:space="preserve"> </w:t>
-      </w:r>
-      <w:r>
-        <w:rPr>
-          <w:rStyle w:val="VerbatimChar"/>
-          <w:b/>
-          <w:bCs/>
-        </w:rPr>
-        <w:t xml:space="preserve">injuryRiskScore</w:t>
-      </w:r>
-      <w:r>
-        <w:rPr>
-          <w:b/>
-          <w:bCs/>
-        </w:rPr>
-        <w:t xml:space="preserve">를 사용자에게 숫자로 노출하지 않는다</w:t>
-      </w:r>
-      <w:r>
-        <w:t xml:space="preserve"> </w:t>
-      </w:r>
-      <w:r>
-        <w:t xml:space="preserve">(현재는</w:t>
-      </w:r>
-      <w:r>
-        <w:t xml:space="preserve"> </w:t>
-      </w:r>
-      <w:r>
-        <w:rPr>
-          <w:rStyle w:val="VerbatimChar"/>
-        </w:rPr>
-        <w:t xml:space="preserve">'OSM+EUDEM'</w:t>
-      </w:r>
-      <w:r>
-        <w:t xml:space="preserve"> </w:t>
-      </w:r>
-      <w:r>
-        <w:t xml:space="preserve">실측이라 노출 가능. 단 risk 가중치는 의학 근거 없는 임시값 — 규칙 11)</w:t>
+        <w:t xml:space="preserve">❌</w:t>
+      </w:r>
+      <w:r>
+        <w:t xml:space="preserve"> </w:t>
+      </w:r>
+      <w:r>
+        <w:rPr>
+          <w:rStyle w:val="VerbatimChar"/>
+        </w:rPr>
+        <w:t xml:space="preserve">toTown.elevation - fromTown.elevation</w:t>
       </w:r>
     </w:p>
     <w:p>
@@ -995,82 +917,31 @@
         </w:numPr>
       </w:pPr>
       <w:r>
-        <w:rPr>
-          <w:b/>
-          <w:bCs/>
-        </w:rPr>
-        <w:t xml:space="preserve">좌표를</w:t>
-      </w:r>
-      <w:r>
-        <w:rPr>
-          <w:b/>
-          <w:bCs/>
-        </w:rPr>
-        <w:t xml:space="preserve"> </w:t>
-      </w:r>
-      <w:r>
-        <w:rPr>
-          <w:rStyle w:val="VerbatimChar"/>
-          <w:b/>
-          <w:bCs/>
-        </w:rPr>
-        <w:t xml:space="preserve">profiles.ts</w:t>
-      </w:r>
-      <w:r>
-        <w:rPr>
-          <w:b/>
-          <w:bCs/>
-        </w:rPr>
-        <w:t xml:space="preserve">에 넣지 않는다.</w:t>
-      </w:r>
-      <w:r>
-        <w:t xml:space="preserve"> </w:t>
-      </w:r>
-      <w:r>
-        <w:t xml:space="preserve">숫자만 남긴다 (지도 좌표를 그대로 배포하면 ODbL 라이선스상 "파생 데이터베이스"로 취급돼 우리 데이터 전체를 같은 조건으로 공개해야 할 수 있다 — 이를 피하기 위함)</w:t>
-      </w:r>
-    </w:p>
-    <w:p>
-      <w:pPr>
-        <w:pStyle w:val="Compact"/>
-        <w:numPr>
-          <w:ilvl w:val="0"/>
-          <w:numId w:val="1004"/>
-        </w:numPr>
-      </w:pPr>
-      <w:r>
-        <w:rPr>
-          <w:rStyle w:val="VerbatimChar"/>
-        </w:rPr>
-        <w:t xml:space="preserve">data/geometry/</w:t>
-      </w:r>
-      <w:r>
-        <w:t xml:space="preserve"> </w:t>
-      </w:r>
-      <w:r>
-        <w:t xml:space="preserve">는 gitignore 대상이다</w:t>
-      </w:r>
-    </w:p>
-    <w:p>
-      <w:pPr>
-        <w:pStyle w:val="Compact"/>
-        <w:numPr>
-          <w:ilvl w:val="0"/>
-          <w:numId w:val="1004"/>
-        </w:numPr>
-      </w:pPr>
-      <w:r>
-        <w:t xml:space="preserve">출처 표시 의무: "경로 데이터 © OpenStreetMap contributors (ODbL)" / "고도 데이터 © EU-DEM (Copernicus)"</w:t>
-      </w:r>
-    </w:p>
-    <w:bookmarkEnd w:id="12"/>
-    <w:bookmarkStart w:id="13" w:name="Xbc1b7dc07a4b851542a99373748d46d9afc2227"/>
-    <w:p>
-      <w:pPr>
-        <w:pStyle w:val="Heading3"/>
-      </w:pPr>
-      <w:r>
-        <w:t xml:space="preserve">4. 프랑스 길은 하나의 선이 아니다 🔴</w:t>
+        <w:t xml:space="preserve">✅</w:t>
+      </w:r>
+      <w:r>
+        <w:t xml:space="preserve"> </w:t>
+      </w:r>
+      <w:r>
+        <w:rPr>
+          <w:rStyle w:val="VerbatimChar"/>
+        </w:rPr>
+        <w:t xml:space="preserve">getProfile(fromId, toId).ascent</w:t>
+      </w:r>
+      <w:r>
+        <w:t xml:space="preserve"> </w:t>
+      </w:r>
+      <w:r>
+        <w:t xml:space="preserve">/</w:t>
+      </w:r>
+      <w:r>
+        <w:t xml:space="preserve"> </w:t>
+      </w:r>
+      <w:r>
+        <w:rPr>
+          <w:rStyle w:val="VerbatimChar"/>
+        </w:rPr>
+        <w:t xml:space="preserve">.descent</w:t>
       </w:r>
     </w:p>
     <w:p>
@@ -1079,28 +950,153 @@
       </w:pPr>
       <w:r>
         <w:rPr>
-          <w:b/>
-          <w:bCs/>
-        </w:rPr>
-        <w:t xml:space="preserve">11곳에서 갈라졌다 다시 만난다.</w:t>
-      </w:r>
-      <w:r>
-        <w:t xml:space="preserve"> </w:t>
-      </w:r>
-      <w:r>
-        <w:t xml:space="preserve">현재</w:t>
-      </w:r>
-      <w:r>
-        <w:t xml:space="preserve"> </w:t>
-      </w:r>
-      <w:r>
-        <w:rPr>
-          <w:rStyle w:val="VerbatimChar"/>
-        </w:rPr>
-        <w:t xml:space="preserve">towns.ts</w:t>
-      </w:r>
-      <w:r>
-        <w:t xml:space="preserve">는 단일 선형 배열이라 변형 경로가 없다.</w:t>
+          <w:rStyle w:val="VerbatimChar"/>
+        </w:rPr>
+        <w:t xml:space="preserve">data/profiles.ts</w:t>
+      </w:r>
+      <w:r>
+        <w:t xml:space="preserve">는</w:t>
+      </w:r>
+      <w:r>
+        <w:t xml:space="preserve"> </w:t>
+      </w:r>
+      <w:r>
+        <w:rPr>
+          <w:rStyle w:val="VerbatimChar"/>
+        </w:rPr>
+        <w:t xml:space="preserve">scripts/pipeline/build_geometry.py</w:t>
+      </w:r>
+      <w:r>
+        <w:t xml:space="preserve">(파이썬으로 딱 한 번 돌려서 결과 파일을 만들어두는 스크립트. 서비스가 실행될 때마다 도는 게 아니다)가 생성한다. 검증 도구:</w:t>
+      </w:r>
+      <w:r>
+        <w:t xml:space="preserve"> </w:t>
+      </w:r>
+      <w:r>
+        <w:rPr>
+          <w:rStyle w:val="VerbatimChar"/>
+        </w:rPr>
+        <w:t xml:space="preserve">compare_dem.py</w:t>
+      </w:r>
+      <w:r>
+        <w:t xml:space="preserve">(고도 데이터 비교),</w:t>
+      </w:r>
+      <w:r>
+        <w:t xml:space="preserve"> </w:t>
+      </w:r>
+      <w:r>
+        <w:rPr>
+          <w:rStyle w:val="VerbatimChar"/>
+        </w:rPr>
+        <w:t xml:space="preserve">verify_route.py</w:t>
+      </w:r>
+      <w:r>
+        <w:t xml:space="preserve">(경로 정확도).</w:t>
+      </w:r>
+      <w:r>
+        <w:t xml:space="preserve"> </w:t>
+      </w:r>
+      <w:r>
+        <w:t xml:space="preserve">경로는 OpenStreetMap(전 세계 자원봉사자가 만드는 무료 지도, 라이선스는 ODbL — 출처만 밝히면 자유롭게 쓸 수 있되 파생 데이터도 같은 조건으로 공개해야 함), 고도는</w:t>
+      </w:r>
+      <w:r>
+        <w:t xml:space="preserve"> </w:t>
+      </w:r>
+      <w:r>
+        <w:rPr>
+          <w:b/>
+          <w:bCs/>
+        </w:rPr>
+        <w:t xml:space="preserve">EU-DEM 25m(유럽 Copernicus 위성이 만든, 25m 간격 격자로 된 고도 데이터. 라이선스는 CC BY — 출처만 밝히면 자유 사용)</w:t>
+      </w:r>
+      <w:r>
+        <w:t xml:space="preserve"> </w:t>
+      </w:r>
+      <w:r>
+        <w:t xml:space="preserve">에서 가져와 직접 계산한다.</w:t>
+      </w:r>
+      <w:r>
+        <w:t xml:space="preserve"> </w:t>
+      </w:r>
+      <w:r>
+        <w:rPr>
+          <w:rStyle w:val="VerbatimChar"/>
+        </w:rPr>
+        <w:t xml:space="preserve">source</w:t>
+      </w:r>
+      <w:r>
+        <w:t xml:space="preserve">는</w:t>
+      </w:r>
+      <w:r>
+        <w:t xml:space="preserve"> </w:t>
+      </w:r>
+      <w:r>
+        <w:rPr>
+          <w:rStyle w:val="VerbatimChar"/>
+        </w:rPr>
+        <w:t xml:space="preserve">'OSM+EUDEM'</w:t>
+      </w:r>
+      <w:r>
+        <w:t xml:space="preserve">.</w:t>
+      </w:r>
+    </w:p>
+    <w:p>
+      <w:pPr>
+        <w:pStyle w:val="BlockText"/>
+      </w:pPr>
+      <w:r>
+        <w:t xml:space="preserve">⚠️</w:t>
+      </w:r>
+      <w:r>
+        <w:t xml:space="preserve"> </w:t>
+      </w:r>
+      <w:r>
+        <w:rPr>
+          <w:b/>
+          <w:bCs/>
+        </w:rPr>
+        <w:t xml:space="preserve">왜 IGN MDT05(5m)가 아닌가</w:t>
+      </w:r>
+      <w:r>
+        <w:t xml:space="preserve">: 원래 스페인 국립지리원의 5m 정밀 고도 데이터(IGN MDT05)를 쓰기로 했으나, 실제 조회해 비교하니</w:t>
+      </w:r>
+      <w:r>
+        <w:t xml:space="preserve"> </w:t>
+      </w:r>
+      <w:r>
+        <w:rPr>
+          <w:b/>
+          <w:bCs/>
+        </w:rPr>
+        <w:t xml:space="preserve">급경사(피레네)에서 5m가 경로 노이즈(GPS·지도 데이터의 미세한 위치 오차)를 증폭해 오히려 크게 틀렸다</w:t>
+      </w:r>
+      <w:r>
+        <w:t xml:space="preserve">(누적 상승 +2,355m vs 실제 ~1,280m). 독립적으로 만들어진 3개 데이터(EU-DEM·SRTM(미국이 우주왕복선 레이더로 만든 고도 데이터)·ASTER(미·일이 위성 광학 촬영으로 만든 고도 데이터))가 ~1,320m로 수렴하는데 IGN 5m만 이상치(다른 값들과 동떨어진 값)로 튄다. 완만한 구간은 5m≈25m. →</w:t>
+      </w:r>
+      <w:r>
+        <w:t xml:space="preserve"> </w:t>
+      </w:r>
+      <w:r>
+        <w:rPr>
+          <w:b/>
+          <w:bCs/>
+        </w:rPr>
+        <w:t xml:space="preserve">EU-DEM 25m가 실용적으로 더 정확</w:t>
+      </w:r>
+      <w:r>
+        <w:t xml:space="preserve">하다. 상세: DEVLOG 2026-07-25(2).</w:t>
+      </w:r>
+      <w:r>
+        <w:t xml:space="preserve"> </w:t>
+      </w:r>
+      <w:r>
+        <w:rPr>
+          <w:rStyle w:val="VerbatimChar"/>
+        </w:rPr>
+        <w:t xml:space="preserve">source: 'OSM+MDT'</w:t>
+      </w:r>
+      <w:r>
+        <w:t xml:space="preserve">는 스키마에 미래(IGN)용으로 예약만 해둔다.</w:t>
       </w:r>
     </w:p>
     <w:p>
@@ -1112,34 +1108,55 @@
         </w:numPr>
       </w:pPr>
       <w:r>
-        <w:t xml:space="preserve">경로는</w:t>
-      </w:r>
-      <w:r>
-        <w:t xml:space="preserve"> </w:t>
-      </w:r>
-      <w:r>
-        <w:rPr>
-          <w:rStyle w:val="VerbatimChar"/>
-        </w:rPr>
-        <w:t xml:space="preserve">RouteFork</w:t>
-      </w:r>
-      <w:r>
-        <w:t xml:space="preserve"> </w:t>
-      </w:r>
-      <w:r>
-        <w:t xml:space="preserve">/</w:t>
-      </w:r>
-      <w:r>
-        <w:t xml:space="preserve"> </w:t>
-      </w:r>
-      <w:r>
-        <w:rPr>
-          <w:rStyle w:val="VerbatimChar"/>
-        </w:rPr>
-        <w:t xml:space="preserve">RouteVariant</w:t>
-      </w:r>
-      <w:r>
-        <w:t xml:space="preserve">로 관리한다</w:t>
+        <w:rPr>
+          <w:rStyle w:val="VerbatimChar"/>
+        </w:rPr>
+        <w:t xml:space="preserve">source: 'ESTIMATED'</w:t>
+      </w:r>
+      <w:r>
+        <w:t xml:space="preserve"> </w:t>
+      </w:r>
+      <w:r>
+        <w:t xml:space="preserve">인 동안은</w:t>
+      </w:r>
+      <w:r>
+        <w:t xml:space="preserve"> </w:t>
+      </w:r>
+      <w:r>
+        <w:rPr>
+          <w:rStyle w:val="VerbatimChar"/>
+          <w:b/>
+          <w:bCs/>
+        </w:rPr>
+        <w:t xml:space="preserve">injuryRiskScore</w:t>
+      </w:r>
+      <w:r>
+        <w:rPr>
+          <w:b/>
+          <w:bCs/>
+        </w:rPr>
+        <w:t xml:space="preserve">를 사용자에게 숫자로 노출하지 않는다</w:t>
+      </w:r>
+      <w:r>
+        <w:t xml:space="preserve"> </w:t>
+      </w:r>
+      <w:r>
+        <w:t xml:space="preserve">(현재는</w:t>
+      </w:r>
+      <w:r>
+        <w:t xml:space="preserve"> </w:t>
+      </w:r>
+      <w:r>
+        <w:rPr>
+          <w:rStyle w:val="VerbatimChar"/>
+        </w:rPr>
+        <w:t xml:space="preserve">'OSM+EUDEM'</w:t>
+      </w:r>
+      <w:r>
+        <w:t xml:space="preserve"> </w:t>
+      </w:r>
+      <w:r>
+        <w:t xml:space="preserve">실측이라 노출 가능. 단 risk 가중치는 의학 근거 없는 임시값 — 규칙 11)</w:t>
       </w:r>
     </w:p>
     <w:p>
@@ -1155,37 +1172,35 @@
           <w:b/>
           <w:bCs/>
         </w:rPr>
-        <w:t xml:space="preserve">계절 폐쇄를 반드시 확인한다</w:t>
-      </w:r>
-      <w:r>
-        <w:t xml:space="preserve"> </w:t>
-      </w:r>
-      <w:r>
-        <w:t xml:space="preserve">—</w:t>
-      </w:r>
-      <w:r>
-        <w:t xml:space="preserve"> </w:t>
-      </w:r>
-      <w:r>
-        <w:rPr>
-          <w:rStyle w:val="VerbatimChar"/>
-        </w:rPr>
-        <w:t xml:space="preserve">closedFrom</w:t>
-      </w:r>
-      <w:r>
-        <w:t xml:space="preserve"> </w:t>
-      </w:r>
-      <w:r>
-        <w:t xml:space="preserve">/</w:t>
-      </w:r>
-      <w:r>
-        <w:t xml:space="preserve"> </w:t>
-      </w:r>
-      <w:r>
-        <w:rPr>
-          <w:rStyle w:val="VerbatimChar"/>
-        </w:rPr>
-        <w:t xml:space="preserve">closedTo</w:t>
+        <w:t xml:space="preserve">좌표를</w:t>
+      </w:r>
+      <w:r>
+        <w:rPr>
+          <w:b/>
+          <w:bCs/>
+        </w:rPr>
+        <w:t xml:space="preserve"> </w:t>
+      </w:r>
+      <w:r>
+        <w:rPr>
+          <w:rStyle w:val="VerbatimChar"/>
+          <w:b/>
+          <w:bCs/>
+        </w:rPr>
+        <w:t xml:space="preserve">profiles.ts</w:t>
+      </w:r>
+      <w:r>
+        <w:rPr>
+          <w:b/>
+          <w:bCs/>
+        </w:rPr>
+        <w:t xml:space="preserve">에 넣지 않는다.</w:t>
+      </w:r>
+      <w:r>
+        <w:t xml:space="preserve"> </w:t>
+      </w:r>
+      <w:r>
+        <w:t xml:space="preserve">숫자만 남긴다 (지도 좌표를 그대로 배포하면 ODbL 라이선스상 "파생 데이터베이스"로 취급돼 우리 데이터 전체를 같은 조건으로 공개해야 할 수 있다 — 이를 피하기 위함)</w:t>
       </w:r>
     </w:p>
     <w:p>
@@ -1197,7 +1212,16 @@
         </w:numPr>
       </w:pPr>
       <w:r>
-        <w:t xml:space="preserve">❌ 모든 순례자가 같은 마을을 지난다고 가정하는 코드</w:t>
+        <w:rPr>
+          <w:rStyle w:val="VerbatimChar"/>
+        </w:rPr>
+        <w:t xml:space="preserve">data/geometry/</w:t>
+      </w:r>
+      <w:r>
+        <w:t xml:space="preserve"> </w:t>
+      </w:r>
+      <w:r>
+        <w:t xml:space="preserve">는 gitignore 대상이다</w:t>
       </w:r>
     </w:p>
     <w:p>
@@ -1209,6 +1233,149 @@
         </w:numPr>
       </w:pPr>
       <w:r>
+        <w:t xml:space="preserve">출처 표시 의무: "경로 데이터 © OpenStreetMap contributors (ODbL)" / "고도 데이터 © EU-DEM (Copernicus)"</w:t>
+      </w:r>
+    </w:p>
+    <w:bookmarkEnd w:id="12"/>
+    <w:bookmarkStart w:id="13" w:name="Xbc1b7dc07a4b851542a99373748d46d9afc2227"/>
+    <w:p>
+      <w:pPr>
+        <w:pStyle w:val="Heading3"/>
+      </w:pPr>
+      <w:r>
+        <w:t xml:space="preserve">4. 프랑스 길은 하나의 선이 아니다 🔴</w:t>
+      </w:r>
+    </w:p>
+    <w:p>
+      <w:pPr>
+        <w:pStyle w:val="FirstParagraph"/>
+      </w:pPr>
+      <w:r>
+        <w:rPr>
+          <w:b/>
+          <w:bCs/>
+        </w:rPr>
+        <w:t xml:space="preserve">11곳에서 갈라졌다 다시 만난다.</w:t>
+      </w:r>
+      <w:r>
+        <w:t xml:space="preserve"> </w:t>
+      </w:r>
+      <w:r>
+        <w:rPr>
+          <w:rStyle w:val="VerbatimChar"/>
+        </w:rPr>
+        <w:t xml:space="preserve">towns.ts</w:t>
+      </w:r>
+      <w:r>
+        <w:t xml:space="preserve">는 단일 선형 배열이라 그 자체로는 변형 경로가 없다.</w:t>
+      </w:r>
+    </w:p>
+    <w:p>
+      <w:pPr>
+        <w:pStyle w:val="Compact"/>
+        <w:numPr>
+          <w:ilvl w:val="0"/>
+          <w:numId w:val="1006"/>
+        </w:numPr>
+      </w:pPr>
+      <w:r>
+        <w:t xml:space="preserve">경로는</w:t>
+      </w:r>
+      <w:r>
+        <w:t xml:space="preserve"> </w:t>
+      </w:r>
+      <w:r>
+        <w:rPr>
+          <w:rStyle w:val="VerbatimChar"/>
+        </w:rPr>
+        <w:t xml:space="preserve">RouteFork</w:t>
+      </w:r>
+      <w:r>
+        <w:t xml:space="preserve"> </w:t>
+      </w:r>
+      <w:r>
+        <w:t xml:space="preserve">/</w:t>
+      </w:r>
+      <w:r>
+        <w:t xml:space="preserve"> </w:t>
+      </w:r>
+      <w:r>
+        <w:rPr>
+          <w:rStyle w:val="VerbatimChar"/>
+        </w:rPr>
+        <w:t xml:space="preserve">RouteVariant</w:t>
+      </w:r>
+      <w:r>
+        <w:t xml:space="preserve">로 관리한다</w:t>
+      </w:r>
+    </w:p>
+    <w:p>
+      <w:pPr>
+        <w:pStyle w:val="Compact"/>
+        <w:numPr>
+          <w:ilvl w:val="0"/>
+          <w:numId w:val="1006"/>
+        </w:numPr>
+      </w:pPr>
+      <w:r>
+        <w:rPr>
+          <w:b/>
+          <w:bCs/>
+        </w:rPr>
+        <w:t xml:space="preserve">계절 폐쇄를 반드시 확인한다</w:t>
+      </w:r>
+      <w:r>
+        <w:t xml:space="preserve"> </w:t>
+      </w:r>
+      <w:r>
+        <w:t xml:space="preserve">—</w:t>
+      </w:r>
+      <w:r>
+        <w:t xml:space="preserve"> </w:t>
+      </w:r>
+      <w:r>
+        <w:rPr>
+          <w:rStyle w:val="VerbatimChar"/>
+        </w:rPr>
+        <w:t xml:space="preserve">closedFrom</w:t>
+      </w:r>
+      <w:r>
+        <w:t xml:space="preserve"> </w:t>
+      </w:r>
+      <w:r>
+        <w:t xml:space="preserve">/</w:t>
+      </w:r>
+      <w:r>
+        <w:t xml:space="preserve"> </w:t>
+      </w:r>
+      <w:r>
+        <w:rPr>
+          <w:rStyle w:val="VerbatimChar"/>
+        </w:rPr>
+        <w:t xml:space="preserve">closedTo</w:t>
+      </w:r>
+    </w:p>
+    <w:p>
+      <w:pPr>
+        <w:pStyle w:val="Compact"/>
+        <w:numPr>
+          <w:ilvl w:val="0"/>
+          <w:numId w:val="1006"/>
+        </w:numPr>
+      </w:pPr>
+      <w:r>
+        <w:t xml:space="preserve">❌ 모든 순례자가 같은 마을을 지난다고 가정하는 코드</w:t>
+      </w:r>
+    </w:p>
+    <w:p>
+      <w:pPr>
+        <w:pStyle w:val="Compact"/>
+        <w:numPr>
+          <w:ilvl w:val="0"/>
+          <w:numId w:val="1006"/>
+        </w:numPr>
+      </w:pPr>
+      <w:r>
         <w:t xml:space="preserve">✅</w:t>
       </w:r>
       <w:r>
@@ -1234,6 +1401,80 @@
       </w:r>
       <w:r>
         <w:t xml:space="preserve">에 담아 어느 쪽을 걷는지 기록한다</w:t>
+      </w:r>
+    </w:p>
+    <w:p>
+      <w:pPr>
+        <w:pStyle w:val="BlockText"/>
+      </w:pPr>
+      <w:r>
+        <w:rPr>
+          <w:rStyle w:val="VerbatimChar"/>
+        </w:rPr>
+        <w:t xml:space="preserve">data/forks.ts</w:t>
+      </w:r>
+      <w:r>
+        <w:t xml:space="preserve">(2026-07 신설)에 11곳 전부 구조(변형 이름·경유 마을·계절 폐쇄·정성적 특징)는 있다. 단</w:t>
+      </w:r>
+      <w:r>
+        <w:t xml:space="preserve"> </w:t>
+      </w:r>
+      <w:r>
+        <w:rPr>
+          <w:rStyle w:val="VerbatimChar"/>
+        </w:rPr>
+        <w:t xml:space="preserve">distanceKm</w:t>
+      </w:r>
+      <w:r>
+        <w:t xml:space="preserve">/</w:t>
+      </w:r>
+      <w:r>
+        <w:rPr>
+          <w:rStyle w:val="VerbatimChar"/>
+        </w:rPr>
+        <w:t xml:space="preserve">ascent</w:t>
+      </w:r>
+      <w:r>
+        <w:t xml:space="preserve">/</w:t>
+      </w:r>
+      <w:r>
+        <w:rPr>
+          <w:rStyle w:val="VerbatimChar"/>
+        </w:rPr>
+        <w:t xml:space="preserve">descent</w:t>
+      </w:r>
+      <w:r>
+        <w:t xml:space="preserve">/</w:t>
+      </w:r>
+      <w:r>
+        <w:rPr>
+          <w:rStyle w:val="VerbatimChar"/>
+        </w:rPr>
+        <w:t xml:space="preserve">roadShareRatio</w:t>
+      </w:r>
+      <w:r>
+        <w:t xml:space="preserve">는 전부</w:t>
+      </w:r>
+      <w:r>
+        <w:t xml:space="preserve"> </w:t>
+      </w:r>
+      <w:r>
+        <w:rPr>
+          <w:rStyle w:val="VerbatimChar"/>
+        </w:rPr>
+        <w:t xml:space="preserve">null</w:t>
+      </w:r>
+      <w:r>
+        <w:t xml:space="preserve">이다 — 공개 가이드북·포럼 근거(</w:t>
+      </w:r>
+      <w:r>
+        <w:rPr>
+          <w:rStyle w:val="VerbatimChar"/>
+        </w:rPr>
+        <w:t xml:space="preserve">source: 'GUIDEBOOK'</w:t>
+      </w:r>
+      <w:r>
+        <w:t xml:space="preserve">)일 뿐, 메인 루트처럼 OSM+EU-DEM으로 직접 계산한 실측치가 아니기 때문이다(규칙 1·3). 실측 도보에서 GPX를 확보해야 채울 수 있다.</w:t>
       </w:r>
     </w:p>
     <w:tbl>
@@ -1503,71 +1744,11 @@
         <w:pStyle w:val="Compact"/>
         <w:numPr>
           <w:ilvl w:val="0"/>
-          <w:numId w:val="1006"/>
+          <w:numId w:val="1007"/>
         </w:numPr>
       </w:pPr>
       <w:r>
         <w:t xml:space="preserve">화면을 그리는 컴포넌트 코드 안에서 계산하지 않는다</w:t>
-      </w:r>
-    </w:p>
-    <w:p>
-      <w:pPr>
-        <w:pStyle w:val="Compact"/>
-        <w:numPr>
-          <w:ilvl w:val="0"/>
-          <w:numId w:val="1006"/>
-        </w:numPr>
-      </w:pPr>
-      <w:r>
-        <w:rPr>
-          <w:rStyle w:val="VerbatimChar"/>
-        </w:rPr>
-        <w:t xml:space="preserve">fetch</w:t>
-      </w:r>
-      <w:r>
-        <w:t xml:space="preserve">(인터넷으로 서버에 요청 보내는 브라우저 기능),</w:t>
-      </w:r>
-      <w:r>
-        <w:t xml:space="preserve"> </w:t>
-      </w:r>
-      <w:r>
-        <w:rPr>
-          <w:rStyle w:val="VerbatimChar"/>
-        </w:rPr>
-        <w:t xml:space="preserve">window</w:t>
-      </w:r>
-      <w:r>
-        <w:t xml:space="preserve">(브라우저 창 자체를 가리키는 객체),</w:t>
-      </w:r>
-      <w:r>
-        <w:t xml:space="preserve"> </w:t>
-      </w:r>
-      <w:r>
-        <w:rPr>
-          <w:rStyle w:val="VerbatimChar"/>
-        </w:rPr>
-        <w:t xml:space="preserve">localStorage</w:t>
-      </w:r>
-      <w:r>
-        <w:t xml:space="preserve">(브라우저에 데이터를 저장해두는 기능) 참조 금지 — Phase 3에서 React Native(하나의 코드로 iOS·안드로이드 앱을 만드는 도구)로 옮길 때 이 코드를 그대로 재사용하기 위해서다</w:t>
-      </w:r>
-    </w:p>
-    <w:bookmarkEnd w:id="15"/>
-    <w:bookmarkStart w:id="16" w:name="Xaf73917d92931ab0529ff9ebaf2b9ee17cf982e"/>
-    <w:p>
-      <w:pPr>
-        <w:pStyle w:val="Heading3"/>
-      </w:pPr>
-      <w:r>
-        <w:t xml:space="preserve">7. SEO(검색 엔진 최적화 — 네이버·구글 검색 결과에 잘 걸리게 만드는 작업)는 전략 그 자체다</w:t>
-      </w:r>
-    </w:p>
-    <w:p>
-      <w:pPr>
-        <w:pStyle w:val="FirstParagraph"/>
-      </w:pPr>
-      <w:r>
-        <w:t xml:space="preserve">검색이 이 서비스의 유일한 100% 관문이다.</w:t>
       </w:r>
     </w:p>
     <w:p>
@@ -1579,84 +1760,55 @@
         </w:numPr>
       </w:pPr>
       <w:r>
-        <w:t xml:space="preserve">모든 페이지</w:t>
-      </w:r>
-      <w:r>
-        <w:t xml:space="preserve"> </w:t>
-      </w:r>
-      <w:r>
-        <w:rPr>
-          <w:b/>
-          <w:bCs/>
-        </w:rPr>
-        <w:t xml:space="preserve">서버 렌더</w:t>
-      </w:r>
-      <w:r>
-        <w:t xml:space="preserve">(사용자 브라우저가 아니라 우리 서버가 미리 완성된 화면을 만들어 보내주는 방식 — 검색엔진 로봇이 빈 화면이 아니라 완성된 글을 바로 읽을 수 있다). JS(자바스크립트, 브라우저를 동작시키는 프로그래밍 언어)를 꺼도 본문이 보인다</w:t>
-      </w:r>
-    </w:p>
-    <w:p>
-      <w:pPr>
-        <w:pStyle w:val="Compact"/>
-        <w:numPr>
-          <w:ilvl w:val="0"/>
-          <w:numId w:val="1007"/>
-        </w:numPr>
-      </w:pPr>
-      <w:r>
-        <w:rPr>
-          <w:rStyle w:val="VerbatimChar"/>
-        </w:rPr>
-        <w:t xml:space="preserve">useEffect</w:t>
-      </w:r>
-      <w:r>
-        <w:t xml:space="preserve">(화면이 다 뜬 다음에야 뒤늦게 실행되는 React 코드) 안에서 계산해서 렌더하지 않는다 — 검색엔진이 그 계산 전의 빈 화면만 보고 지나칠 수 있어서다</w:t>
-      </w:r>
-    </w:p>
-    <w:p>
-      <w:pPr>
-        <w:pStyle w:val="Compact"/>
-        <w:numPr>
-          <w:ilvl w:val="0"/>
-          <w:numId w:val="1007"/>
-        </w:numPr>
-      </w:pPr>
-      <w:r>
-        <w:t xml:space="preserve">페이지마다</w:t>
-      </w:r>
-      <w:r>
-        <w:t xml:space="preserve"> </w:t>
-      </w:r>
-      <w:r>
-        <w:rPr>
-          <w:rStyle w:val="VerbatimChar"/>
-        </w:rPr>
-        <w:t xml:space="preserve">generateMetadata</w:t>
-      </w:r>
-      <w:r>
-        <w:t xml:space="preserve">(페이지 제목·설명을 서버에서 미리 만들어주는 Next.js 기능)로 고유 title (50~60자)</w:t>
-      </w:r>
-    </w:p>
-    <w:p>
-      <w:pPr>
-        <w:pStyle w:val="Compact"/>
-        <w:numPr>
-          <w:ilvl w:val="0"/>
-          <w:numId w:val="1007"/>
-        </w:numPr>
-      </w:pPr>
-      <w:r>
-        <w:t xml:space="preserve">새 페이지를 만들면 sitemap(우리 사이트에 어떤 페이지들이 있는지 검색엔진에 알려주는 목록 파일)에 반드시 포함</w:t>
-      </w:r>
-    </w:p>
-    <w:bookmarkEnd w:id="16"/>
-    <w:bookmarkStart w:id="17" w:name="X7e3143eee36a4481f62796ddc9d06ed58ef5277"/>
+        <w:rPr>
+          <w:rStyle w:val="VerbatimChar"/>
+        </w:rPr>
+        <w:t xml:space="preserve">fetch</w:t>
+      </w:r>
+      <w:r>
+        <w:t xml:space="preserve">(인터넷으로 서버에 요청 보내는 브라우저 기능),</w:t>
+      </w:r>
+      <w:r>
+        <w:t xml:space="preserve"> </w:t>
+      </w:r>
+      <w:r>
+        <w:rPr>
+          <w:rStyle w:val="VerbatimChar"/>
+        </w:rPr>
+        <w:t xml:space="preserve">window</w:t>
+      </w:r>
+      <w:r>
+        <w:t xml:space="preserve">(브라우저 창 자체를 가리키는 객체),</w:t>
+      </w:r>
+      <w:r>
+        <w:t xml:space="preserve"> </w:t>
+      </w:r>
+      <w:r>
+        <w:rPr>
+          <w:rStyle w:val="VerbatimChar"/>
+        </w:rPr>
+        <w:t xml:space="preserve">localStorage</w:t>
+      </w:r>
+      <w:r>
+        <w:t xml:space="preserve">(브라우저에 데이터를 저장해두는 기능) 참조 금지 — Phase 3에서 React Native(하나의 코드로 iOS·안드로이드 앱을 만드는 도구)로 옮길 때 이 코드를 그대로 재사용하기 위해서다</w:t>
+      </w:r>
+    </w:p>
+    <w:bookmarkEnd w:id="15"/>
+    <w:bookmarkStart w:id="16" w:name="Xaf73917d92931ab0529ff9ebaf2b9ee17cf982e"/>
     <w:p>
       <w:pPr>
         <w:pStyle w:val="Heading3"/>
       </w:pPr>
       <w:r>
-        <w:t xml:space="preserve">8. 무료이고 가입이 없다</w:t>
+        <w:t xml:space="preserve">7. SEO(검색 엔진 최적화 — 네이버·구글 검색 결과에 잘 걸리게 만드는 작업)는 전략 그 자체다</w:t>
+      </w:r>
+    </w:p>
+    <w:p>
+      <w:pPr>
+        <w:pStyle w:val="FirstParagraph"/>
+      </w:pPr>
+      <w:r>
+        <w:t xml:space="preserve">검색이 이 서비스의 유일한 100% 관문이다.</w:t>
       </w:r>
     </w:p>
     <w:p>
@@ -1668,7 +1820,20 @@
         </w:numPr>
       </w:pPr>
       <w:r>
-        <w:t xml:space="preserve">핵심 기능에 결제벽·가입벽을 세우지 않는다</w:t>
+        <w:t xml:space="preserve">모든 페이지</w:t>
+      </w:r>
+      <w:r>
+        <w:t xml:space="preserve"> </w:t>
+      </w:r>
+      <w:r>
+        <w:rPr>
+          <w:b/>
+          <w:bCs/>
+        </w:rPr>
+        <w:t xml:space="preserve">서버 렌더</w:t>
+      </w:r>
+      <w:r>
+        <w:t xml:space="preserve">(사용자 브라우저가 아니라 우리 서버가 미리 완성된 화면을 만들어 보내주는 방식 — 검색엔진 로봇이 빈 화면이 아니라 완성된 글을 바로 읽을 수 있다). JS(자바스크립트, 브라우저를 동작시키는 프로그래밍 언어)를 꺼도 본문이 보인다</w:t>
       </w:r>
     </w:p>
     <w:p>
@@ -1680,32 +1845,13 @@
         </w:numPr>
       </w:pPr>
       <w:r>
-        <w:t xml:space="preserve">계획 상태는</w:t>
-      </w:r>
-      <w:r>
-        <w:t xml:space="preserve"> </w:t>
-      </w:r>
-      <w:r>
-        <w:rPr>
-          <w:b/>
-          <w:bCs/>
-        </w:rPr>
-        <w:t xml:space="preserve">URL 쿼리스트링</w:t>
-      </w:r>
-      <w:r>
-        <w:t xml:space="preserve">(주소창 끝에</w:t>
-      </w:r>
-      <w:r>
-        <w:t xml:space="preserve"> </w:t>
-      </w:r>
-      <w:r>
-        <w:rPr>
-          <w:rStyle w:val="VerbatimChar"/>
-        </w:rPr>
-        <w:t xml:space="preserve">?days=10</w:t>
-      </w:r>
-      <w:r>
-        <w:t xml:space="preserve">처럼 붙는 부분 — 이 안에 값을 담아두면 서버에 따로 저장하지 않아도 그 링크만으로 같은 화면이 재현된다)에 담는다. localStorage(브라우저에 데이터를 저장해두는 기능) 금지 (URL이 유일한 진짜 데이터 저장소다)</w:t>
+        <w:rPr>
+          <w:rStyle w:val="VerbatimChar"/>
+        </w:rPr>
+        <w:t xml:space="preserve">useEffect</w:t>
+      </w:r>
+      <w:r>
+        <w:t xml:space="preserve">(화면이 다 뜬 다음에야 뒤늦게 실행되는 React 코드) 안에서 계산해서 렌더하지 않는다 — 검색엔진이 그 계산 전의 빈 화면만 보고 지나칠 수 있어서다</w:t>
       </w:r>
     </w:p>
     <w:p>
@@ -1717,7 +1863,19 @@
         </w:numPr>
       </w:pPr>
       <w:r>
-        <w:t xml:space="preserve">이메일은 선택 사항. 결과를 보려면 이메일을 내라는 구조 금지</w:t>
+        <w:t xml:space="preserve">페이지마다</w:t>
+      </w:r>
+      <w:r>
+        <w:t xml:space="preserve"> </w:t>
+      </w:r>
+      <w:r>
+        <w:rPr>
+          <w:rStyle w:val="VerbatimChar"/>
+        </w:rPr>
+        <w:t xml:space="preserve">generateMetadata</w:t>
+      </w:r>
+      <w:r>
+        <w:t xml:space="preserve">(페이지 제목·설명을 서버에서 미리 만들어주는 Next.js 기능)로 고유 title (50~60자)</w:t>
       </w:r>
     </w:p>
     <w:p>
@@ -1729,25 +1887,17 @@
         </w:numPr>
       </w:pPr>
       <w:r>
-        <w:t xml:space="preserve">체중·나이 같은 민감 정보를 필수 입력으로 만들지 않는다</w:t>
-      </w:r>
-    </w:p>
-    <w:bookmarkEnd w:id="17"/>
-    <w:bookmarkStart w:id="18" w:name="X5c3934b7fecb18f5e95150d9df7afaa478bb563"/>
+        <w:t xml:space="preserve">새 페이지를 만들면 sitemap(우리 사이트에 어떤 페이지들이 있는지 검색엔진에 알려주는 목록 파일)에 반드시 포함</w:t>
+      </w:r>
+    </w:p>
+    <w:bookmarkEnd w:id="16"/>
+    <w:bookmarkStart w:id="17" w:name="X7e3143eee36a4481f62796ddc9d06ed58ef5277"/>
     <w:p>
       <w:pPr>
         <w:pStyle w:val="Heading3"/>
       </w:pPr>
       <w:r>
-        <w:t xml:space="preserve">9. 접근성 하한선</w:t>
-      </w:r>
-    </w:p>
-    <w:p>
-      <w:pPr>
-        <w:pStyle w:val="FirstParagraph"/>
-      </w:pPr>
-      <w:r>
-        <w:t xml:space="preserve">주 사용자층에 60대 이상이 상당수다.</w:t>
+        <w:t xml:space="preserve">8. 무료이고 가입이 없다</w:t>
       </w:r>
     </w:p>
     <w:p>
@@ -1759,7 +1909,7 @@
         </w:numPr>
       </w:pPr>
       <w:r>
-        <w:t xml:space="preserve">본문 최소 17px, 주요 수치 18px 이상</w:t>
+        <w:t xml:space="preserve">핵심 기능에 결제벽·가입벽을 세우지 않는다</w:t>
       </w:r>
     </w:p>
     <w:p>
@@ -1771,7 +1921,32 @@
         </w:numPr>
       </w:pPr>
       <w:r>
-        <w:t xml:space="preserve">명도 대비 4.5:1 이상 (글자 색과 배경 색이 이 비율 이상 뚜렷이 구별돼야 한다는 국제 접근성 기준)</w:t>
+        <w:t xml:space="preserve">계획 상태는</w:t>
+      </w:r>
+      <w:r>
+        <w:t xml:space="preserve"> </w:t>
+      </w:r>
+      <w:r>
+        <w:rPr>
+          <w:b/>
+          <w:bCs/>
+        </w:rPr>
+        <w:t xml:space="preserve">URL 쿼리스트링</w:t>
+      </w:r>
+      <w:r>
+        <w:t xml:space="preserve">(주소창 끝에</w:t>
+      </w:r>
+      <w:r>
+        <w:t xml:space="preserve"> </w:t>
+      </w:r>
+      <w:r>
+        <w:rPr>
+          <w:rStyle w:val="VerbatimChar"/>
+        </w:rPr>
+        <w:t xml:space="preserve">?days=10</w:t>
+      </w:r>
+      <w:r>
+        <w:t xml:space="preserve">처럼 붙는 부분 — 이 안에 값을 담아두면 서버에 따로 저장하지 않아도 그 링크만으로 같은 화면이 재현된다)에 담는다. localStorage(브라우저에 데이터를 저장해두는 기능) 금지 (URL이 유일한 진짜 데이터 저장소다)</w:t>
       </w:r>
     </w:p>
     <w:p>
@@ -1783,7 +1958,7 @@
         </w:numPr>
       </w:pPr>
       <w:r>
-        <w:t xml:space="preserve">터치 타깃(손가락으로 누르는 버튼·링크 영역) 최소 44×44px</w:t>
+        <w:t xml:space="preserve">이메일은 선택 사항. 결과를 보려면 이메일을 내라는 구조 금지</w:t>
       </w:r>
     </w:p>
     <w:p>
@@ -1795,51 +1970,17 @@
         </w:numPr>
       </w:pPr>
       <w:r>
-        <w:t xml:space="preserve">키보드 포커스 링(Tab 키로 이동할 때 지금 선택된 요소에 표시되는 테두리) 제거 금지</w:t>
-      </w:r>
-    </w:p>
-    <w:p>
-      <w:pPr>
-        <w:pStyle w:val="Compact"/>
-        <w:numPr>
-          <w:ilvl w:val="0"/>
-          <w:numId w:val="1009"/>
-        </w:numPr>
-      </w:pPr>
-      <w:r>
-        <w:rPr>
-          <w:b/>
-          <w:bCs/>
-        </w:rPr>
-        <w:t xml:space="preserve">인쇄 지원 필수</w:t>
-      </w:r>
-      <w:r>
-        <w:t xml:space="preserve"> </w:t>
-      </w:r>
-      <w:r>
-        <w:t xml:space="preserve">(</w:t>
-      </w:r>
-      <w:r>
-        <w:rPr>
-          <w:rStyle w:val="VerbatimChar"/>
-        </w:rPr>
-        <w:t xml:space="preserve">@media print</w:t>
-      </w:r>
-      <w:r>
-        <w:t xml:space="preserve"> </w:t>
-      </w:r>
-      <w:r>
-        <w:t xml:space="preserve">— 화면이 아니라 인쇄될 때만 적용되는 CSS 규칙) — 비디지털층(스마트폰·인터넷 이용이 서툰 사람들)에 닿는 유일한 경로</w:t>
-      </w:r>
-    </w:p>
-    <w:bookmarkEnd w:id="18"/>
-    <w:bookmarkStart w:id="19" w:name="Xb81820edc483ccf1d9b464efa11bc36ec96caeb"/>
+        <w:t xml:space="preserve">체중·나이 같은 민감 정보를 필수 입력으로 만들지 않는다</w:t>
+      </w:r>
+    </w:p>
+    <w:bookmarkEnd w:id="17"/>
+    <w:bookmarkStart w:id="18" w:name="X5c3934b7fecb18f5e95150d9df7afaa478bb563"/>
     <w:p>
       <w:pPr>
         <w:pStyle w:val="Heading3"/>
       </w:pPr>
       <w:r>
-        <w:t xml:space="preserve">10. 오프라인을 전제로 설계</w:t>
+        <w:t xml:space="preserve">9. 접근성 하한선</w:t>
       </w:r>
     </w:p>
     <w:p>
@@ -1847,69 +1988,7 @@
         <w:pStyle w:val="FirstParagraph"/>
       </w:pPr>
       <w:r>
-        <w:t xml:space="preserve">Phase 3에서 React Native(하나의 코드로 iOS·안드로이드 앱을 만드는 도구)로 옮긴다. 메세타와 갈리시아 산간은 통신이 끊긴다.</w:t>
-      </w:r>
-      <w:r>
-        <w:t xml:space="preserve"> </w:t>
-      </w:r>
-      <w:r>
-        <w:rPr>
-          <w:b/>
-          <w:bCs/>
-        </w:rPr>
-        <w:t xml:space="preserve">서버 API 호출(인터넷으로 우리 서버에 물어봐서 답을 받아오는 방식)로 일정을 계산하는 설계는 금지.</w:t>
-      </w:r>
-      <w:r>
-        <w:t xml:space="preserve"> </w:t>
-      </w:r>
-      <w:r>
-        <w:t xml:space="preserve">통신이 끊겨도 휴대폰 안에서 계산이 끝나야 한다.</w:t>
-      </w:r>
-    </w:p>
-    <w:bookmarkEnd w:id="19"/>
-    <w:bookmarkStart w:id="20" w:name="X6e1bc8c762e013c608574bb387de6f2b3748ddf"/>
-    <w:p>
-      <w:pPr>
-        <w:pStyle w:val="Heading3"/>
-      </w:pPr>
-      <w:r>
-        <w:t xml:space="preserve">11. 의료 정보는 넣지 않는다</w:t>
-      </w:r>
-    </w:p>
-    <w:p>
-      <w:pPr>
-        <w:pStyle w:val="FirstParagraph"/>
-      </w:pPr>
-      <w:r>
-        <w:t xml:space="preserve">통증 대처법, 약품명, 물집 처치 방법은</w:t>
-      </w:r>
-      <w:r>
-        <w:t xml:space="preserve"> </w:t>
-      </w:r>
-      <w:r>
-        <w:rPr>
-          <w:b/>
-          <w:bCs/>
-        </w:rPr>
-        <w:t xml:space="preserve">정형외과·스포츠의학 자문 검수 전까지 앱에 넣지 않는다.</w:t>
-      </w:r>
-    </w:p>
-    <w:bookmarkEnd w:id="20"/>
-    <w:bookmarkStart w:id="21" w:name="X5812b1fb3530db59de0c2cc6cd553be9838d41f"/>
-    <w:p>
-      <w:pPr>
-        <w:pStyle w:val="Heading3"/>
-      </w:pPr>
-      <w:r>
-        <w:t xml:space="preserve">12. 인증서를 흉내내지 않는다</w:t>
-      </w:r>
-    </w:p>
-    <w:p>
-      <w:pPr>
-        <w:pStyle w:val="FirstParagraph"/>
-      </w:pPr>
-      <w:r>
-        <w:t xml:space="preserve">완주 증명은 이미 공식 제도가 있다.</w:t>
+        <w:t xml:space="preserve">주 사용자층에 60대 이상이 상당수다.</w:t>
       </w:r>
     </w:p>
     <w:p>
@@ -1921,17 +2000,7 @@
         </w:numPr>
       </w:pPr>
       <w:r>
-        <w:rPr>
-          <w:b/>
-          <w:bCs/>
-        </w:rPr>
-        <w:t xml:space="preserve">콤포스텔라</w:t>
-      </w:r>
-      <w:r>
-        <w:t xml:space="preserve"> </w:t>
-      </w:r>
-      <w:r>
-        <w:t xml:space="preserve">— 산티아고 대성당 발급</w:t>
+        <w:t xml:space="preserve">본문 최소 17px, 주요 수치 18px 이상</w:t>
       </w:r>
     </w:p>
     <w:p>
@@ -1943,17 +2012,75 @@
         </w:numPr>
       </w:pPr>
       <w:r>
-        <w:rPr>
-          <w:b/>
-          <w:bCs/>
-        </w:rPr>
-        <w:t xml:space="preserve">이중 순례자(Dual Pilgrim)</w:t>
-      </w:r>
-      <w:r>
-        <w:t xml:space="preserve"> </w:t>
-      </w:r>
-      <w:r>
-        <w:t xml:space="preserve">— 타나베시 관광청·산티아고 공동 운영</w:t>
+        <w:t xml:space="preserve">명도 대비 4.5:1 이상 (글자 색과 배경 색이 이 비율 이상 뚜렷이 구별돼야 한다는 국제 접근성 기준)</w:t>
+      </w:r>
+    </w:p>
+    <w:p>
+      <w:pPr>
+        <w:pStyle w:val="Compact"/>
+        <w:numPr>
+          <w:ilvl w:val="0"/>
+          <w:numId w:val="1010"/>
+        </w:numPr>
+      </w:pPr>
+      <w:r>
+        <w:t xml:space="preserve">터치 타깃(손가락으로 누르는 버튼·링크 영역) 최소 44×44px</w:t>
+      </w:r>
+    </w:p>
+    <w:p>
+      <w:pPr>
+        <w:pStyle w:val="Compact"/>
+        <w:numPr>
+          <w:ilvl w:val="0"/>
+          <w:numId w:val="1010"/>
+        </w:numPr>
+      </w:pPr>
+      <w:r>
+        <w:t xml:space="preserve">키보드 포커스 링(Tab 키로 이동할 때 지금 선택된 요소에 표시되는 테두리) 제거 금지</w:t>
+      </w:r>
+    </w:p>
+    <w:p>
+      <w:pPr>
+        <w:pStyle w:val="Compact"/>
+        <w:numPr>
+          <w:ilvl w:val="0"/>
+          <w:numId w:val="1010"/>
+        </w:numPr>
+      </w:pPr>
+      <w:r>
+        <w:rPr>
+          <w:b/>
+          <w:bCs/>
+        </w:rPr>
+        <w:t xml:space="preserve">인쇄 지원 필수</w:t>
+      </w:r>
+      <w:r>
+        <w:t xml:space="preserve"> </w:t>
+      </w:r>
+      <w:r>
+        <w:t xml:space="preserve">(</w:t>
+      </w:r>
+      <w:r>
+        <w:rPr>
+          <w:rStyle w:val="VerbatimChar"/>
+        </w:rPr>
+        <w:t xml:space="preserve">@media print</w:t>
+      </w:r>
+      <w:r>
+        <w:t xml:space="preserve"> </w:t>
+      </w:r>
+      <w:r>
+        <w:t xml:space="preserve">— 화면이 아니라 인쇄될 때만 적용되는 CSS 규칙) — 비디지털층(스마트폰·인터넷 이용이 서툰 사람들)에 닿는 유일한 경로</w:t>
+      </w:r>
+    </w:p>
+    <w:bookmarkEnd w:id="18"/>
+    <w:bookmarkStart w:id="19" w:name="Xb81820edc483ccf1d9b464efa11bc36ec96caeb"/>
+    <w:p>
+      <w:pPr>
+        <w:pStyle w:val="Heading3"/>
+      </w:pPr>
+      <w:r>
+        <w:t xml:space="preserve">10. 오프라인을 전제로 설계</w:t>
       </w:r>
     </w:p>
     <w:p>
@@ -1961,91 +2088,69 @@
         <w:pStyle w:val="FirstParagraph"/>
       </w:pPr>
       <w:r>
-        <w:t xml:space="preserve">우리는</w:t>
-      </w:r>
-      <w:r>
-        <w:t xml:space="preserve"> </w:t>
-      </w:r>
-      <w:r>
-        <w:rPr>
-          <w:b/>
-          <w:bCs/>
-        </w:rPr>
-        <w:t xml:space="preserve">안내와 기록만</w:t>
-      </w:r>
-      <w:r>
-        <w:t xml:space="preserve"> </w:t>
-      </w:r>
-      <w:r>
-        <w:t xml:space="preserve">한다. 우리 이름으로 증서를 발급하거나 인증을 대행하지 않는다.</w:t>
-      </w:r>
-      <w:r>
-        <w:t xml:space="preserve"> </w:t>
-      </w:r>
-      <w:r>
-        <w:t xml:space="preserve">NFT(디지털 파일 하나하나에 고유한 소유권 기록을 붙이는 방식)·블록체인(여러 컴퓨터가 함께 기록을 나눠 보관해 위조·변조를 어렵게 만드는 기술) 기반 증서도 만들지 않는다 (→ 03 문서 6.2절).</w:t>
-      </w:r>
-    </w:p>
-    <w:p>
-      <w:pPr>
-        <w:pStyle w:val="BodyText"/>
-      </w:pPr>
-      <w:r>
-        <w:t xml:space="preserve">완주 보상의 기본형은</w:t>
-      </w:r>
-      <w:r>
-        <w:t xml:space="preserve"> </w:t>
-      </w:r>
-      <w:r>
-        <w:rPr>
-          <w:b/>
-          <w:bCs/>
-        </w:rPr>
-        <w:t xml:space="preserve">무료</w:t>
-      </w:r>
-      <w:r>
-        <w:t xml:space="preserve">다. 유료는 포토북처럼 실제 원가가 발생하는 것에 한정한다.</w:t>
-      </w:r>
-      <w:r>
-        <w:t xml:space="preserve"> </w:t>
-      </w:r>
-      <w:r>
-        <w:rPr>
-          <w:b/>
-          <w:bCs/>
-        </w:rPr>
-        <w:t xml:space="preserve">"완주했는데 돈을 내야 결과를 준다"는 구조는 만들지 않는다.</w:t>
-      </w:r>
-    </w:p>
-    <w:p>
-      <w:pPr>
-        <w:pStyle w:val="BodyText"/>
-      </w:pPr>
-      <w:r>
-        <w:rPr>
-          <w:b/>
-          <w:bCs/>
-        </w:rPr>
-        <w:t xml:space="preserve">⚠️ 90/10 원칙 (신설):</w:t>
-      </w:r>
-      <w:r>
-        <w:t xml:space="preserve"> </w:t>
-      </w:r>
-      <w:r>
-        <w:t xml:space="preserve">보상을 나눌 때 비율이 아니라</w:t>
-      </w:r>
-      <w:r>
-        <w:t xml:space="preserve"> </w:t>
-      </w:r>
-      <w:r>
-        <w:rPr>
-          <w:b/>
-          <w:bCs/>
-        </w:rPr>
-        <w:t xml:space="preserve">경계선</w:t>
-      </w:r>
-      <w:r>
-        <w:t xml:space="preserve">으로 판단한다.</w:t>
+        <w:t xml:space="preserve">Phase 3에서 React Native(하나의 코드로 iOS·안드로이드 앱을 만드는 도구)로 옮긴다. 메세타와 갈리시아 산간은 통신이 끊긴다.</w:t>
+      </w:r>
+      <w:r>
+        <w:t xml:space="preserve"> </w:t>
+      </w:r>
+      <w:r>
+        <w:rPr>
+          <w:b/>
+          <w:bCs/>
+        </w:rPr>
+        <w:t xml:space="preserve">서버 API 호출(인터넷으로 우리 서버에 물어봐서 답을 받아오는 방식)로 일정을 계산하는 설계는 금지.</w:t>
+      </w:r>
+      <w:r>
+        <w:t xml:space="preserve"> </w:t>
+      </w:r>
+      <w:r>
+        <w:t xml:space="preserve">통신이 끊겨도 휴대폰 안에서 계산이 끝나야 한다.</w:t>
+      </w:r>
+    </w:p>
+    <w:bookmarkEnd w:id="19"/>
+    <w:bookmarkStart w:id="20" w:name="X6e1bc8c762e013c608574bb387de6f2b3748ddf"/>
+    <w:p>
+      <w:pPr>
+        <w:pStyle w:val="Heading3"/>
+      </w:pPr>
+      <w:r>
+        <w:t xml:space="preserve">11. 의료 정보는 넣지 않는다</w:t>
+      </w:r>
+    </w:p>
+    <w:p>
+      <w:pPr>
+        <w:pStyle w:val="FirstParagraph"/>
+      </w:pPr>
+      <w:r>
+        <w:t xml:space="preserve">통증 대처법, 약품명, 물집 처치 방법은</w:t>
+      </w:r>
+      <w:r>
+        <w:t xml:space="preserve"> </w:t>
+      </w:r>
+      <w:r>
+        <w:rPr>
+          <w:b/>
+          <w:bCs/>
+        </w:rPr>
+        <w:t xml:space="preserve">정형외과·스포츠의학 자문 검수 전까지 앱에 넣지 않는다.</w:t>
+      </w:r>
+    </w:p>
+    <w:bookmarkEnd w:id="20"/>
+    <w:bookmarkStart w:id="21" w:name="X5812b1fb3530db59de0c2cc6cd553be9838d41f"/>
+    <w:p>
+      <w:pPr>
+        <w:pStyle w:val="Heading3"/>
+      </w:pPr>
+      <w:r>
+        <w:t xml:space="preserve">12. 인증서를 흉내내지 않는다</w:t>
+      </w:r>
+    </w:p>
+    <w:p>
+      <w:pPr>
+        <w:pStyle w:val="FirstParagraph"/>
+      </w:pPr>
+      <w:r>
+        <w:t xml:space="preserve">완주 증명은 이미 공식 제도가 있다.</w:t>
       </w:r>
     </w:p>
     <w:p>
@@ -2057,23 +2162,17 @@
         </w:numPr>
       </w:pPr>
       <w:r>
-        <w:t xml:space="preserve">"이걸 안 사면 성취가 덜해 보이나?" → YES면</w:t>
-      </w:r>
-      <w:r>
-        <w:t xml:space="preserve"> </w:t>
-      </w:r>
-      <w:r>
-        <w:rPr>
-          <w:b/>
-          <w:bCs/>
-        </w:rPr>
-        <w:t xml:space="preserve">무조건 무료</w:t>
-      </w:r>
-      <w:r>
-        <w:t xml:space="preserve"> </w:t>
-      </w:r>
-      <w:r>
-        <w:t xml:space="preserve">(콤포스텔라 인정, 도장·안개지도, 내 카미노 숫자, 이중 순례자 안내, 1년 후 편지)</w:t>
+        <w:rPr>
+          <w:b/>
+          <w:bCs/>
+        </w:rPr>
+        <w:t xml:space="preserve">콤포스텔라</w:t>
+      </w:r>
+      <w:r>
+        <w:t xml:space="preserve"> </w:t>
+      </w:r>
+      <w:r>
+        <w:t xml:space="preserve">— 산티아고 대성당 발급</w:t>
       </w:r>
     </w:p>
     <w:p>
@@ -2085,23 +2184,109 @@
         </w:numPr>
       </w:pPr>
       <w:r>
-        <w:t xml:space="preserve">"이걸 사면 실물로 더 오래 간직·과시하나?" → YES면</w:t>
-      </w:r>
-      <w:r>
-        <w:t xml:space="preserve"> </w:t>
-      </w:r>
-      <w:r>
-        <w:rPr>
-          <w:b/>
-          <w:bCs/>
-        </w:rPr>
-        <w:t xml:space="preserve">유료 가능</w:t>
-      </w:r>
-      <w:r>
-        <w:t xml:space="preserve"> </w:t>
-      </w:r>
-      <w:r>
-        <w:t xml:space="preserve">(포토북·포스터, 안개지도 포스터 색상 선택, 일회용 필름 카메라, 완주 기념 배지)</w:t>
+        <w:rPr>
+          <w:b/>
+          <w:bCs/>
+        </w:rPr>
+        <w:t xml:space="preserve">이중 순례자(Dual Pilgrim)</w:t>
+      </w:r>
+      <w:r>
+        <w:t xml:space="preserve"> </w:t>
+      </w:r>
+      <w:r>
+        <w:t xml:space="preserve">— 타나베시 관광청·산티아고 공동 운영</w:t>
+      </w:r>
+    </w:p>
+    <w:p>
+      <w:pPr>
+        <w:pStyle w:val="FirstParagraph"/>
+      </w:pPr>
+      <w:r>
+        <w:t xml:space="preserve">우리는</w:t>
+      </w:r>
+      <w:r>
+        <w:t xml:space="preserve"> </w:t>
+      </w:r>
+      <w:r>
+        <w:rPr>
+          <w:b/>
+          <w:bCs/>
+        </w:rPr>
+        <w:t xml:space="preserve">안내와 기록만</w:t>
+      </w:r>
+      <w:r>
+        <w:t xml:space="preserve"> </w:t>
+      </w:r>
+      <w:r>
+        <w:t xml:space="preserve">한다. 우리 이름으로 증서를 발급하거나 인증을 대행하지 않는다.</w:t>
+      </w:r>
+      <w:r>
+        <w:t xml:space="preserve"> </w:t>
+      </w:r>
+      <w:r>
+        <w:t xml:space="preserve">NFT(디지털 파일 하나하나에 고유한 소유권 기록을 붙이는 방식)·블록체인(여러 컴퓨터가 함께 기록을 나눠 보관해 위조·변조를 어렵게 만드는 기술) 기반 증서도 만들지 않는다 (→ 03 문서 6.2절).</w:t>
+      </w:r>
+    </w:p>
+    <w:p>
+      <w:pPr>
+        <w:pStyle w:val="BodyText"/>
+      </w:pPr>
+      <w:r>
+        <w:t xml:space="preserve">완주 보상의 기본형은</w:t>
+      </w:r>
+      <w:r>
+        <w:t xml:space="preserve"> </w:t>
+      </w:r>
+      <w:r>
+        <w:rPr>
+          <w:b/>
+          <w:bCs/>
+        </w:rPr>
+        <w:t xml:space="preserve">무료</w:t>
+      </w:r>
+      <w:r>
+        <w:t xml:space="preserve">다. 유료는 포토북처럼 실제 원가가 발생하는 것에 한정한다.</w:t>
+      </w:r>
+      <w:r>
+        <w:t xml:space="preserve"> </w:t>
+      </w:r>
+      <w:r>
+        <w:rPr>
+          <w:b/>
+          <w:bCs/>
+        </w:rPr>
+        <w:t xml:space="preserve">"완주했는데 돈을 내야 결과를 준다"는 구조는 만들지 않는다.</w:t>
+      </w:r>
+    </w:p>
+    <w:p>
+      <w:pPr>
+        <w:pStyle w:val="BodyText"/>
+      </w:pPr>
+      <w:r>
+        <w:rPr>
+          <w:b/>
+          <w:bCs/>
+        </w:rPr>
+        <w:t xml:space="preserve">⚠️ 90/10 원칙 (신설):</w:t>
+      </w:r>
+      <w:r>
+        <w:t xml:space="preserve"> </w:t>
+      </w:r>
+      <w:r>
+        <w:t xml:space="preserve">보상을 나눌 때 비율이 아니라</w:t>
+      </w:r>
+      <w:r>
+        <w:t xml:space="preserve"> </w:t>
+      </w:r>
+      <w:r>
+        <w:rPr>
+          <w:b/>
+          <w:bCs/>
+        </w:rPr>
+        <w:t xml:space="preserve">경계선</w:t>
+      </w:r>
+      <w:r>
+        <w:t xml:space="preserve">으로 판단한다.</w:t>
       </w:r>
     </w:p>
     <w:p>
@@ -2109,7 +2294,63 @@
         <w:pStyle w:val="Compact"/>
         <w:numPr>
           <w:ilvl w:val="0"/>
-          <w:numId w:val="1011"/>
+          <w:numId w:val="1012"/>
+        </w:numPr>
+      </w:pPr>
+      <w:r>
+        <w:t xml:space="preserve">"이걸 안 사면 성취가 덜해 보이나?" → YES면</w:t>
+      </w:r>
+      <w:r>
+        <w:t xml:space="preserve"> </w:t>
+      </w:r>
+      <w:r>
+        <w:rPr>
+          <w:b/>
+          <w:bCs/>
+        </w:rPr>
+        <w:t xml:space="preserve">무조건 무료</w:t>
+      </w:r>
+      <w:r>
+        <w:t xml:space="preserve"> </w:t>
+      </w:r>
+      <w:r>
+        <w:t xml:space="preserve">(콤포스텔라 인정, 도장·안개지도, 내 카미노 숫자, 이중 순례자 안내, 1년 후 편지)</w:t>
+      </w:r>
+    </w:p>
+    <w:p>
+      <w:pPr>
+        <w:pStyle w:val="Compact"/>
+        <w:numPr>
+          <w:ilvl w:val="0"/>
+          <w:numId w:val="1012"/>
+        </w:numPr>
+      </w:pPr>
+      <w:r>
+        <w:t xml:space="preserve">"이걸 사면 실물로 더 오래 간직·과시하나?" → YES면</w:t>
+      </w:r>
+      <w:r>
+        <w:t xml:space="preserve"> </w:t>
+      </w:r>
+      <w:r>
+        <w:rPr>
+          <w:b/>
+          <w:bCs/>
+        </w:rPr>
+        <w:t xml:space="preserve">유료 가능</w:t>
+      </w:r>
+      <w:r>
+        <w:t xml:space="preserve"> </w:t>
+      </w:r>
+      <w:r>
+        <w:t xml:space="preserve">(포토북·포스터, 안개지도 포스터 색상 선택, 일회용 필름 카메라, 완주 기념 배지)</w:t>
+      </w:r>
+    </w:p>
+    <w:p>
+      <w:pPr>
+        <w:pStyle w:val="Compact"/>
+        <w:numPr>
+          <w:ilvl w:val="0"/>
+          <w:numId w:val="1012"/>
         </w:numPr>
       </w:pPr>
       <w:r>
@@ -2795,7 +3036,7 @@
         <w:pStyle w:val="Compact"/>
         <w:numPr>
           <w:ilvl w:val="0"/>
-          <w:numId w:val="1012"/>
+          <w:numId w:val="1013"/>
         </w:numPr>
       </w:pPr>
       <w:r>
@@ -2822,7 +3063,7 @@
         <w:pStyle w:val="Compact"/>
         <w:numPr>
           <w:ilvl w:val="0"/>
-          <w:numId w:val="1012"/>
+          <w:numId w:val="1013"/>
         </w:numPr>
       </w:pPr>
       <w:r>
@@ -2843,7 +3084,7 @@
         <w:pStyle w:val="Compact"/>
         <w:numPr>
           <w:ilvl w:val="0"/>
-          <w:numId w:val="1012"/>
+          <w:numId w:val="1013"/>
         </w:numPr>
       </w:pPr>
       <w:r>
@@ -4662,7 +4903,7 @@
         <w:pStyle w:val="Compact"/>
         <w:numPr>
           <w:ilvl w:val="0"/>
-          <w:numId w:val="1013"/>
+          <w:numId w:val="1014"/>
         </w:numPr>
       </w:pPr>
       <w:r>
@@ -4681,7 +4922,7 @@
         <w:pStyle w:val="Compact"/>
         <w:numPr>
           <w:ilvl w:val="0"/>
-          <w:numId w:val="1013"/>
+          <w:numId w:val="1014"/>
         </w:numPr>
       </w:pPr>
       <w:r>
@@ -4716,7 +4957,7 @@
         <w:pStyle w:val="Compact"/>
         <w:numPr>
           <w:ilvl w:val="0"/>
-          <w:numId w:val="1013"/>
+          <w:numId w:val="1014"/>
         </w:numPr>
       </w:pPr>
       <w:r>
@@ -4754,7 +4995,7 @@
         <w:pStyle w:val="Compact"/>
         <w:numPr>
           <w:ilvl w:val="0"/>
-          <w:numId w:val="1013"/>
+          <w:numId w:val="1014"/>
         </w:numPr>
       </w:pPr>
       <w:r>
@@ -5025,7 +5266,7 @@
         <w:pStyle w:val="Compact"/>
         <w:numPr>
           <w:ilvl w:val="0"/>
-          <w:numId w:val="1014"/>
+          <w:numId w:val="1015"/>
         </w:numPr>
       </w:pPr>
       <w:r>
@@ -5064,50 +5305,6 @@
       </w:r>
       <w:r>
         <w:t xml:space="preserve">없이 숙소를 추천하면 안 된다</w:t>
-      </w:r>
-    </w:p>
-    <w:p>
-      <w:pPr>
-        <w:pStyle w:val="Compact"/>
-        <w:numPr>
-          <w:ilvl w:val="0"/>
-          <w:numId w:val="1014"/>
-        </w:numPr>
-      </w:pPr>
-      <w:r>
-        <w:rPr>
-          <w:b/>
-          <w:bCs/>
-        </w:rPr>
-        <w:t xml:space="preserve">공립 알베르게는 짐 배송을 받지 않는다.</w:t>
-      </w:r>
-      <w:r>
-        <w:t xml:space="preserve"> </w:t>
-      </w:r>
-      <w:r>
-        <w:t xml:space="preserve">예약을 안 받아 침대를 보장할 수 없기 때문. 마을에</w:t>
-      </w:r>
-      <w:r>
-        <w:t xml:space="preserve"> </w:t>
-      </w:r>
-      <w:r>
-        <w:rPr>
-          <w:rStyle w:val="VerbatimChar"/>
-        </w:rPr>
-        <w:t xml:space="preserve">BAG_TRANSFER</w:t>
-      </w:r>
-      <w:r>
-        <w:t xml:space="preserve">가 있어도 숙소 단위로 따로 확인해야 한다</w:t>
-      </w:r>
-    </w:p>
-    <w:bookmarkEnd w:id="29"/>
-    <w:bookmarkStart w:id="30" w:name="갈림길과-위험"/>
-    <w:p>
-      <w:pPr>
-        <w:pStyle w:val="Heading3"/>
-      </w:pPr>
-      <w:r>
-        <w:t xml:space="preserve">갈림길과 위험</w:t>
       </w:r>
     </w:p>
     <w:p>
@@ -5119,23 +5316,39 @@
         </w:numPr>
       </w:pPr>
       <w:r>
-        <w:t xml:space="preserve">프랑스 길은</w:t>
-      </w:r>
-      <w:r>
-        <w:t xml:space="preserve"> </w:t>
-      </w:r>
-      <w:r>
-        <w:rPr>
-          <w:b/>
-          <w:bCs/>
-        </w:rPr>
-        <w:t xml:space="preserve">11곳에서 갈라진다.</w:t>
-      </w:r>
-      <w:r>
-        <w:t xml:space="preserve"> </w:t>
-      </w:r>
-      <w:r>
-        <w:t xml:space="preserve">같은 순례길이라도 사람마다 걷는 길이 다르다</w:t>
+        <w:rPr>
+          <w:b/>
+          <w:bCs/>
+        </w:rPr>
+        <w:t xml:space="preserve">공립 알베르게는 짐 배송을 받지 않는다.</w:t>
+      </w:r>
+      <w:r>
+        <w:t xml:space="preserve"> </w:t>
+      </w:r>
+      <w:r>
+        <w:t xml:space="preserve">예약을 안 받아 침대를 보장할 수 없기 때문. 마을에</w:t>
+      </w:r>
+      <w:r>
+        <w:t xml:space="preserve"> </w:t>
+      </w:r>
+      <w:r>
+        <w:rPr>
+          <w:rStyle w:val="VerbatimChar"/>
+        </w:rPr>
+        <w:t xml:space="preserve">BAG_TRANSFER</w:t>
+      </w:r>
+      <w:r>
+        <w:t xml:space="preserve">가 있어도 숙소 단위로 따로 확인해야 한다</w:t>
+      </w:r>
+    </w:p>
+    <w:bookmarkEnd w:id="29"/>
+    <w:bookmarkStart w:id="30" w:name="갈림길과-위험"/>
+    <w:p>
+      <w:pPr>
+        <w:pStyle w:val="Heading3"/>
+      </w:pPr>
+      <w:r>
+        <w:t xml:space="preserve">갈림길과 위험</w:t>
       </w:r>
     </w:p>
     <w:p>
@@ -5143,21 +5356,27 @@
         <w:pStyle w:val="Compact"/>
         <w:numPr>
           <w:ilvl w:val="0"/>
-          <w:numId w:val="1015"/>
+          <w:numId w:val="1016"/>
         </w:numPr>
       </w:pPr>
       <w:r>
-        <w:rPr>
-          <w:b/>
-          <w:bCs/>
-        </w:rPr>
-        <w:t xml:space="preserve">나폴레옹 루트 11/1~3/31 폐쇄.</w:t>
-      </w:r>
-      <w:r>
-        <w:t xml:space="preserve"> </w:t>
-      </w:r>
-      <w:r>
-        <w:t xml:space="preserve">겨울에는 발카를로스가 유일한 선택지</w:t>
+        <w:t xml:space="preserve">프랑스 길은</w:t>
+      </w:r>
+      <w:r>
+        <w:t xml:space="preserve"> </w:t>
+      </w:r>
+      <w:r>
+        <w:rPr>
+          <w:b/>
+          <w:bCs/>
+        </w:rPr>
+        <w:t xml:space="preserve">11곳에서 갈라진다.</w:t>
+      </w:r>
+      <w:r>
+        <w:t xml:space="preserve"> </w:t>
+      </w:r>
+      <w:r>
+        <w:t xml:space="preserve">같은 순례길이라도 사람마다 걷는 길이 다르다</w:t>
       </w:r>
     </w:p>
     <w:p>
@@ -5165,11 +5384,21 @@
         <w:pStyle w:val="Compact"/>
         <w:numPr>
           <w:ilvl w:val="0"/>
-          <w:numId w:val="1015"/>
+          <w:numId w:val="1016"/>
         </w:numPr>
       </w:pPr>
       <w:r>
-        <w:t xml:space="preserve">위험 유형 8종: 급경사 하강(무릎) · 대피소 없음 · 그늘 없음 · 식수 없음 · 차도 병행 · 진흙 · 통신 두절 · 겨울 결빙</w:t>
+        <w:rPr>
+          <w:b/>
+          <w:bCs/>
+        </w:rPr>
+        <w:t xml:space="preserve">나폴레옹 루트 11/1~3/31 폐쇄.</w:t>
+      </w:r>
+      <w:r>
+        <w:t xml:space="preserve"> </w:t>
+      </w:r>
+      <w:r>
+        <w:t xml:space="preserve">겨울에는 발카를로스가 유일한 선택지</w:t>
       </w:r>
     </w:p>
     <w:p>
@@ -5177,7 +5406,19 @@
         <w:pStyle w:val="Compact"/>
         <w:numPr>
           <w:ilvl w:val="0"/>
-          <w:numId w:val="1015"/>
+          <w:numId w:val="1016"/>
+        </w:numPr>
+      </w:pPr>
+      <w:r>
+        <w:t xml:space="preserve">위험 유형 8종: 급경사 하강(무릎) · 대피소 없음 · 그늘 없음 · 식수 없음 · 차도 병행 · 진흙 · 통신 두절 · 겨울 결빙</w:t>
+      </w:r>
+    </w:p>
+    <w:p>
+      <w:pPr>
+        <w:pStyle w:val="Compact"/>
+        <w:numPr>
+          <w:ilvl w:val="0"/>
+          <w:numId w:val="1016"/>
         </w:numPr>
       </w:pPr>
       <w:r>
@@ -5347,7 +5588,7 @@
         <w:pStyle w:val="Compact"/>
         <w:numPr>
           <w:ilvl w:val="0"/>
-          <w:numId w:val="1016"/>
+          <w:numId w:val="1017"/>
         </w:numPr>
       </w:pPr>
       <w:r>
@@ -5369,7 +5610,7 @@
         <w:pStyle w:val="Compact"/>
         <w:numPr>
           <w:ilvl w:val="0"/>
-          <w:numId w:val="1016"/>
+          <w:numId w:val="1017"/>
         </w:numPr>
       </w:pPr>
       <w:r>
@@ -5381,7 +5622,7 @@
         <w:pStyle w:val="Compact"/>
         <w:numPr>
           <w:ilvl w:val="0"/>
-          <w:numId w:val="1016"/>
+          <w:numId w:val="1017"/>
         </w:numPr>
       </w:pPr>
       <w:r>
@@ -5397,7 +5638,7 @@
         <w:pStyle w:val="Compact"/>
         <w:numPr>
           <w:ilvl w:val="0"/>
-          <w:numId w:val="1016"/>
+          <w:numId w:val="1017"/>
         </w:numPr>
       </w:pPr>
       <w:r>
@@ -5865,7 +6106,7 @@
         <w:pStyle w:val="Compact"/>
         <w:numPr>
           <w:ilvl w:val="0"/>
-          <w:numId w:val="1017"/>
+          <w:numId w:val="1018"/>
         </w:numPr>
       </w:pPr>
       <w:r>
@@ -5886,155 +6127,6 @@
           <w:bCs/>
         </w:rPr>
         <w:t xml:space="preserve">Phase 1~3은 도보만 지원하되 모델은 처음부터 갖는다</w:t>
-      </w:r>
-    </w:p>
-    <w:p>
-      <w:pPr>
-        <w:pStyle w:val="Compact"/>
-        <w:numPr>
-          <w:ilvl w:val="0"/>
-          <w:numId w:val="1017"/>
-        </w:numPr>
-      </w:pPr>
-      <w:r>
-        <w:rPr>
-          <w:b/>
-          <w:bCs/>
-        </w:rPr>
-        <w:t xml:space="preserve">하루 목표 거리 하한을 14km로 잡지 마라.</w:t>
-      </w:r>
-      <w:r>
-        <w:t xml:space="preserve"> </w:t>
-      </w:r>
-      <w:r>
-        <w:t xml:space="preserve">의족을 쓰고 하루 3~4km 걷는 계획이 실재한다</w:t>
-      </w:r>
-    </w:p>
-    <w:p>
-      <w:pPr>
-        <w:pStyle w:val="Compact"/>
-        <w:numPr>
-          <w:ilvl w:val="0"/>
-          <w:numId w:val="1017"/>
-        </w:numPr>
-      </w:pPr>
-      <w:r>
-        <w:t xml:space="preserve">방식이 바뀌면</w:t>
-      </w:r>
-      <w:r>
-        <w:t xml:space="preserve"> </w:t>
-      </w:r>
-      <w:r>
-        <w:rPr>
-          <w:b/>
-          <w:bCs/>
-        </w:rPr>
-        <w:t xml:space="preserve">위험 부위도 바뀐다.</w:t>
-      </w:r>
-      <w:r>
-        <w:t xml:space="preserve"> </w:t>
-      </w:r>
-      <w:r>
-        <w:t xml:space="preserve">도보는 발·무릎, 핸드바이크는 손목·어깨</w:t>
-      </w:r>
-    </w:p>
-    <w:p>
-      <w:pPr>
-        <w:pStyle w:val="Compact"/>
-        <w:numPr>
-          <w:ilvl w:val="0"/>
-          <w:numId w:val="1017"/>
-        </w:numPr>
-      </w:pPr>
-      <w:r>
-        <w:t xml:space="preserve">순례는 걷기 전부터 시작한다.</w:t>
-      </w:r>
-      <w:r>
-        <w:t xml:space="preserve"> </w:t>
-      </w:r>
-      <w:r>
-        <w:rPr>
-          <w:b/>
-          <w:bCs/>
-        </w:rPr>
-        <w:t xml:space="preserve">인천 → 생장은 최소 2~3회 환승</w:t>
-      </w:r>
-      <w:r>
-        <w:t xml:space="preserve">이고 준비에서 가장 헷갈리는 부분이다</w:t>
-      </w:r>
-    </w:p>
-    <w:p>
-      <w:pPr>
-        <w:pStyle w:val="Compact"/>
-        <w:numPr>
-          <w:ilvl w:val="0"/>
-          <w:numId w:val="1017"/>
-        </w:numPr>
-      </w:pPr>
-      <w:r>
-        <w:t xml:space="preserve">생장에는 공항이 없다. 파리(CDG TGV) · 비아리츠 · 팜플로나 경유가 주요 경로</w:t>
-      </w:r>
-    </w:p>
-    <w:p>
-      <w:pPr>
-        <w:pStyle w:val="Compact"/>
-        <w:numPr>
-          <w:ilvl w:val="0"/>
-          <w:numId w:val="1017"/>
-        </w:numPr>
-      </w:pPr>
-      <w:r>
-        <w:t xml:space="preserve">바욘 → 생장 기차는 하루 6편, 약 12유로, 1시간</w:t>
-      </w:r>
-    </w:p>
-    <w:p>
-      <w:pPr>
-        <w:pStyle w:val="Compact"/>
-        <w:numPr>
-          <w:ilvl w:val="0"/>
-          <w:numId w:val="1017"/>
-        </w:numPr>
-      </w:pPr>
-      <w:r>
-        <w:rPr>
-          <w:b/>
-          <w:bCs/>
-        </w:rPr>
-        <w:t xml:space="preserve">여정 중에도 버스·택시를 쓴다.</w:t>
-      </w:r>
-      <w:r>
-        <w:t xml:space="preserve"> </w:t>
-      </w:r>
-      <w:r>
-        <w:t xml:space="preserve">부상·만실·시간 부족 때문이다. 이걸 예외로 보지 않는다</w:t>
-      </w:r>
-    </w:p>
-    <w:bookmarkEnd w:id="32"/>
-    <w:bookmarkStart w:id="33" w:name="warning-이동수단은-plan-b가-아니다"/>
-    <w:p>
-      <w:pPr>
-        <w:pStyle w:val="Heading3"/>
-      </w:pPr>
-      <w:r>
-        <w:t xml:space="preserve">⚠️ 이동수단은 Plan B가 아니다</w:t>
-      </w:r>
-    </w:p>
-    <w:p>
-      <w:pPr>
-        <w:pStyle w:val="FirstParagraph"/>
-      </w:pPr>
-      <w:r>
-        <w:rPr>
-          <w:b/>
-          <w:bCs/>
-        </w:rPr>
-        <w:t xml:space="preserve">부르고스 → 레온 약 200km의 메세타를 버스로 건너뛰는 것은 흔한 선택이다.</w:t>
-      </w:r>
-      <w:r>
-        <w:t xml:space="preserve"> </w:t>
-      </w:r>
-      <w:r>
-        <w:t xml:space="preserve">포럼에서 끊임없이 논의되고 상당수가 실제로 그렇게 한다.</w:t>
       </w:r>
     </w:p>
     <w:p>
@@ -6047,28 +6139,16 @@
       </w:pPr>
       <w:r>
         <w:rPr>
-          <w:rStyle w:val="VerbatimChar"/>
-        </w:rPr>
-        <w:t xml:space="preserve">PlannedTransport</w:t>
-      </w:r>
-      <w:r>
-        <w:t xml:space="preserve">로</w:t>
-      </w:r>
-      <w:r>
-        <w:t xml:space="preserve"> </w:t>
-      </w:r>
-      <w:r>
-        <w:rPr>
-          <w:b/>
-          <w:bCs/>
-        </w:rPr>
-        <w:t xml:space="preserve">일정 수립 단계에서</w:t>
-      </w:r>
-      <w:r>
-        <w:t xml:space="preserve"> </w:t>
-      </w:r>
-      <w:r>
-        <w:t xml:space="preserve">넣을 수 있어야 한다</w:t>
+          <w:b/>
+          <w:bCs/>
+        </w:rPr>
+        <w:t xml:space="preserve">하루 목표 거리 하한을 14km로 잡지 마라.</w:t>
+      </w:r>
+      <w:r>
+        <w:t xml:space="preserve"> </w:t>
+      </w:r>
+      <w:r>
+        <w:t xml:space="preserve">의족을 쓰고 하루 3~4km 걷는 계획이 실재한다</w:t>
       </w:r>
     </w:p>
     <w:p>
@@ -6080,7 +6160,23 @@
         </w:numPr>
       </w:pPr>
       <w:r>
-        <w:t xml:space="preserve">❌ 이동수단 사용을 "계획 실패"로 처리하는 UI·문구</w:t>
+        <w:t xml:space="preserve">방식이 바뀌면</w:t>
+      </w:r>
+      <w:r>
+        <w:t xml:space="preserve"> </w:t>
+      </w:r>
+      <w:r>
+        <w:rPr>
+          <w:b/>
+          <w:bCs/>
+        </w:rPr>
+        <w:t xml:space="preserve">위험 부위도 바뀐다.</w:t>
+      </w:r>
+      <w:r>
+        <w:t xml:space="preserve"> </w:t>
+      </w:r>
+      <w:r>
+        <w:t xml:space="preserve">도보는 발·무릎, 핸드바이크는 손목·어깨</w:t>
       </w:r>
     </w:p>
     <w:p>
@@ -6092,7 +6188,20 @@
         </w:numPr>
       </w:pPr>
       <w:r>
-        <w:t xml:space="preserve">✅ 걷지 않은 구간은 조용히 제외하고, 콤포스텔라 요건에 걸릴 때만 경고</w:t>
+        <w:t xml:space="preserve">순례는 걷기 전부터 시작한다.</w:t>
+      </w:r>
+      <w:r>
+        <w:t xml:space="preserve"> </w:t>
+      </w:r>
+      <w:r>
+        <w:rPr>
+          <w:b/>
+          <w:bCs/>
+        </w:rPr>
+        <w:t xml:space="preserve">인천 → 생장은 최소 2~3회 환승</w:t>
+      </w:r>
+      <w:r>
+        <w:t xml:space="preserve">이고 준비에서 가장 헷갈리는 부분이다</w:t>
       </w:r>
     </w:p>
     <w:p>
@@ -6104,27 +6213,69 @@
         </w:numPr>
       </w:pPr>
       <w:r>
-        <w:rPr>
-          <w:b/>
-          <w:bCs/>
-        </w:rPr>
-        <w:t xml:space="preserve">어느 쪽도 권하지 않는다.</w:t>
-      </w:r>
-      <w:r>
-        <w:t xml:space="preserve"> </w:t>
-      </w:r>
-      <w:r>
-        <w:t xml:space="preserve">시간과 체력의 현실을 보여주고 판단은 사용자가 한다</w:t>
-      </w:r>
-    </w:p>
-    <w:bookmarkEnd w:id="33"/>
-    <w:bookmarkStart w:id="34" w:name="완주-이후-phase-35"/>
+        <w:t xml:space="preserve">생장에는 공항이 없다. 파리(CDG TGV) · 비아리츠 · 팜플로나 경유가 주요 경로</w:t>
+      </w:r>
+    </w:p>
+    <w:p>
+      <w:pPr>
+        <w:pStyle w:val="Compact"/>
+        <w:numPr>
+          <w:ilvl w:val="0"/>
+          <w:numId w:val="1018"/>
+        </w:numPr>
+      </w:pPr>
+      <w:r>
+        <w:t xml:space="preserve">바욘 → 생장 기차는 하루 6편, 약 12유로, 1시간</w:t>
+      </w:r>
+    </w:p>
+    <w:p>
+      <w:pPr>
+        <w:pStyle w:val="Compact"/>
+        <w:numPr>
+          <w:ilvl w:val="0"/>
+          <w:numId w:val="1018"/>
+        </w:numPr>
+      </w:pPr>
+      <w:r>
+        <w:rPr>
+          <w:b/>
+          <w:bCs/>
+        </w:rPr>
+        <w:t xml:space="preserve">여정 중에도 버스·택시를 쓴다.</w:t>
+      </w:r>
+      <w:r>
+        <w:t xml:space="preserve"> </w:t>
+      </w:r>
+      <w:r>
+        <w:t xml:space="preserve">부상·만실·시간 부족 때문이다. 이걸 예외로 보지 않는다</w:t>
+      </w:r>
+    </w:p>
+    <w:bookmarkEnd w:id="32"/>
+    <w:bookmarkStart w:id="33" w:name="warning-이동수단은-plan-b가-아니다"/>
     <w:p>
       <w:pPr>
         <w:pStyle w:val="Heading3"/>
       </w:pPr>
       <w:r>
-        <w:t xml:space="preserve">완주 이후 (Phase 3~5)</w:t>
+        <w:t xml:space="preserve">⚠️ 이동수단은 Plan B가 아니다</w:t>
+      </w:r>
+    </w:p>
+    <w:p>
+      <w:pPr>
+        <w:pStyle w:val="FirstParagraph"/>
+      </w:pPr>
+      <w:r>
+        <w:rPr>
+          <w:b/>
+          <w:bCs/>
+        </w:rPr>
+        <w:t xml:space="preserve">부르고스 → 레온 약 200km의 메세타를 버스로 건너뛰는 것은 흔한 선택이다.</w:t>
+      </w:r>
+      <w:r>
+        <w:t xml:space="preserve"> </w:t>
+      </w:r>
+      <w:r>
+        <w:t xml:space="preserve">포럼에서 끊임없이 논의되고 상당수가 실제로 그렇게 한다.</w:t>
       </w:r>
     </w:p>
     <w:p>
@@ -6137,16 +6288,28 @@
       </w:pPr>
       <w:r>
         <w:rPr>
-          <w:b/>
-          <w:bCs/>
-        </w:rPr>
-        <w:t xml:space="preserve">콤포스텔라</w:t>
-      </w:r>
-      <w:r>
-        <w:t xml:space="preserve"> </w:t>
-      </w:r>
-      <w:r>
-        <w:t xml:space="preserve">— 도보 100km 이상 완주 시 대성당이 발급하는 공식 증서</w:t>
+          <w:rStyle w:val="VerbatimChar"/>
+        </w:rPr>
+        <w:t xml:space="preserve">PlannedTransport</w:t>
+      </w:r>
+      <w:r>
+        <w:t xml:space="preserve">로</w:t>
+      </w:r>
+      <w:r>
+        <w:t xml:space="preserve"> </w:t>
+      </w:r>
+      <w:r>
+        <w:rPr>
+          <w:b/>
+          <w:bCs/>
+        </w:rPr>
+        <w:t xml:space="preserve">일정 수립 단계에서</w:t>
+      </w:r>
+      <w:r>
+        <w:t xml:space="preserve"> </w:t>
+      </w:r>
+      <w:r>
+        <w:t xml:space="preserve">넣을 수 있어야 한다</w:t>
       </w:r>
     </w:p>
     <w:p>
@@ -6158,27 +6321,7 @@
         </w:numPr>
       </w:pPr>
       <w:r>
-        <w:rPr>
-          <w:b/>
-          <w:bCs/>
-        </w:rPr>
-        <w:t xml:space="preserve">「내 돌」</w:t>
-      </w:r>
-      <w:r>
-        <w:t xml:space="preserve"> </w:t>
-      </w:r>
-      <w:r>
-        <w:t xml:space="preserve">— 집에서 가져온 돌을 철의 십자가(1,505m)에 놓는 의식.</w:t>
-      </w:r>
-      <w:r>
-        <w:t xml:space="preserve"> </w:t>
-      </w:r>
-      <w:r>
-        <w:rPr>
-          <w:b/>
-          <w:bCs/>
-        </w:rPr>
-        <w:t xml:space="preserve">마스코트를 만들지 않고 이미 있는 것을 기록한다</w:t>
+        <w:t xml:space="preserve">❌ 이동수단 사용을 "계획 실패"로 처리하는 UI·문구</w:t>
       </w:r>
     </w:p>
     <w:p>
@@ -6190,27 +6333,7 @@
         </w:numPr>
       </w:pPr>
       <w:r>
-        <w:rPr>
-          <w:b/>
-          <w:bCs/>
-        </w:rPr>
-        <w:t xml:space="preserve">안개 지도</w:t>
-      </w:r>
-      <w:r>
-        <w:t xml:space="preserve"> </w:t>
-      </w:r>
-      <w:r>
-        <w:t xml:space="preserve">— 걸으면 열린다. 랜드마크 19곳. ⚠️</w:t>
-      </w:r>
-      <w:r>
-        <w:t xml:space="preserve"> </w:t>
-      </w:r>
-      <w:r>
-        <w:rPr>
-          <w:b/>
-          <w:bCs/>
-        </w:rPr>
-        <w:t xml:space="preserve">경로·화살표·알베르게는 절대 가리지 않는다</w:t>
+        <w:t xml:space="preserve">✅ 걷지 않은 구간은 조용히 제외하고, 콤포스텔라 요건에 걸릴 때만 경고</w:t>
       </w:r>
     </w:p>
     <w:p>
@@ -6226,6 +6349,152 @@
           <w:b/>
           <w:bCs/>
         </w:rPr>
+        <w:t xml:space="preserve">어느 쪽도 권하지 않는다.</w:t>
+      </w:r>
+      <w:r>
+        <w:t xml:space="preserve"> </w:t>
+      </w:r>
+      <w:r>
+        <w:t xml:space="preserve">시간과 체력의 현실을 보여주고 판단은 사용자가 한다</w:t>
+      </w:r>
+    </w:p>
+    <w:bookmarkEnd w:id="33"/>
+    <w:bookmarkStart w:id="34" w:name="완주-이후-phase-35"/>
+    <w:p>
+      <w:pPr>
+        <w:pStyle w:val="Heading3"/>
+      </w:pPr>
+      <w:r>
+        <w:t xml:space="preserve">완주 이후 (Phase 3~5)</w:t>
+      </w:r>
+    </w:p>
+    <w:p>
+      <w:pPr>
+        <w:pStyle w:val="Compact"/>
+        <w:numPr>
+          <w:ilvl w:val="0"/>
+          <w:numId w:val="1020"/>
+        </w:numPr>
+      </w:pPr>
+      <w:r>
+        <w:rPr>
+          <w:b/>
+          <w:bCs/>
+        </w:rPr>
+        <w:t xml:space="preserve">콤포스텔라</w:t>
+      </w:r>
+      <w:r>
+        <w:t xml:space="preserve"> </w:t>
+      </w:r>
+      <w:r>
+        <w:t xml:space="preserve">— 도보 100km 이상 완주 시 대성당이 발급하는 공식 증서</w:t>
+      </w:r>
+    </w:p>
+    <w:p>
+      <w:pPr>
+        <w:pStyle w:val="Compact"/>
+        <w:numPr>
+          <w:ilvl w:val="0"/>
+          <w:numId w:val="1020"/>
+        </w:numPr>
+      </w:pPr>
+      <w:r>
+        <w:rPr>
+          <w:b/>
+          <w:bCs/>
+        </w:rPr>
+        <w:t xml:space="preserve">「내 돌」</w:t>
+      </w:r>
+      <w:r>
+        <w:t xml:space="preserve"> </w:t>
+      </w:r>
+      <w:r>
+        <w:t xml:space="preserve">— 집에서 가져온 돌을 철의 십자가(1,505m)에 놓는 의식.</w:t>
+      </w:r>
+      <w:r>
+        <w:t xml:space="preserve"> </w:t>
+      </w:r>
+      <w:r>
+        <w:rPr>
+          <w:b/>
+          <w:bCs/>
+        </w:rPr>
+        <w:t xml:space="preserve">마스코트를 만들지 않고 이미 있는 것을 기록한다</w:t>
+      </w:r>
+    </w:p>
+    <w:p>
+      <w:pPr>
+        <w:pStyle w:val="Compact"/>
+        <w:numPr>
+          <w:ilvl w:val="0"/>
+          <w:numId w:val="1020"/>
+        </w:numPr>
+      </w:pPr>
+      <w:r>
+        <w:rPr>
+          <w:b/>
+          <w:bCs/>
+        </w:rPr>
+        <w:t xml:space="preserve">안개 지도</w:t>
+      </w:r>
+      <w:r>
+        <w:t xml:space="preserve"> </w:t>
+      </w:r>
+      <w:r>
+        <w:t xml:space="preserve">— 걸으면 열린다. 랜드마크 19곳, 각 스팟 도착 날짜·시각도 함께 기록해 화면·포스터에 보여준다(</w:t>
+      </w:r>
+      <w:r>
+        <w:rPr>
+          <w:rStyle w:val="VerbatimChar"/>
+        </w:rPr>
+        <w:t xml:space="preserve">FogState.revealedAt</w:t>
+      </w:r>
+      <w:r>
+        <w:t xml:space="preserve">). ⚠️</w:t>
+      </w:r>
+      <w:r>
+        <w:t xml:space="preserve"> </w:t>
+      </w:r>
+      <w:r>
+        <w:rPr>
+          <w:b/>
+          <w:bCs/>
+        </w:rPr>
+        <w:t xml:space="preserve">경로·화살표·알베르게는 절대 가리지 않는다</w:t>
+      </w:r>
+    </w:p>
+    <w:p>
+      <w:pPr>
+        <w:pStyle w:val="Compact"/>
+        <w:numPr>
+          <w:ilvl w:val="0"/>
+          <w:numId w:val="1020"/>
+        </w:numPr>
+      </w:pPr>
+      <w:r>
+        <w:rPr>
+          <w:b/>
+          <w:bCs/>
+        </w:rPr>
+        <w:t xml:space="preserve">캐릭터(마스코트) 도입은 미정</w:t>
+      </w:r>
+      <w:r>
+        <w:t xml:space="preserve">이다 — v5.1에서 제외 결정했고, 재검토 요청은 있었으나 아직 결론 없음(03 문서 6.4절 후보 참고)</w:t>
+      </w:r>
+    </w:p>
+    <w:p>
+      <w:pPr>
+        <w:pStyle w:val="Compact"/>
+        <w:numPr>
+          <w:ilvl w:val="0"/>
+          <w:numId w:val="1020"/>
+        </w:numPr>
+      </w:pPr>
+      <w:r>
+        <w:rPr>
+          <w:b/>
+          <w:bCs/>
+        </w:rPr>
         <w:t xml:space="preserve">이중 순례자(Dual Pilgrim)</w:t>
       </w:r>
       <w:r>
@@ -6240,7 +6509,7 @@
         <w:pStyle w:val="Compact"/>
         <w:numPr>
           <w:ilvl w:val="1"/>
-          <w:numId w:val="1020"/>
+          <w:numId w:val="1021"/>
         </w:numPr>
       </w:pPr>
       <w:r>
@@ -6252,7 +6521,7 @@
         <w:pStyle w:val="Compact"/>
         <w:numPr>
           <w:ilvl w:val="1"/>
-          <w:numId w:val="1020"/>
+          <w:numId w:val="1021"/>
         </w:numPr>
       </w:pPr>
       <w:r>
@@ -6274,7 +6543,7 @@
         <w:pStyle w:val="Compact"/>
         <w:numPr>
           <w:ilvl w:val="1"/>
-          <w:numId w:val="1020"/>
+          <w:numId w:val="1021"/>
         </w:numPr>
       </w:pPr>
       <w:r>
@@ -6286,7 +6555,7 @@
         <w:pStyle w:val="Compact"/>
         <w:numPr>
           <w:ilvl w:val="1"/>
-          <w:numId w:val="1020"/>
+          <w:numId w:val="1021"/>
         </w:numPr>
       </w:pPr>
       <w:r>
@@ -6312,7 +6581,7 @@
         <w:pStyle w:val="Compact"/>
         <w:numPr>
           <w:ilvl w:val="0"/>
-          <w:numId w:val="1021"/>
+          <w:numId w:val="1022"/>
         </w:numPr>
       </w:pPr>
       <w:r>
@@ -6344,7 +6613,7 @@
         <w:pStyle w:val="Compact"/>
         <w:numPr>
           <w:ilvl w:val="0"/>
-          <w:numId w:val="1021"/>
+          <w:numId w:val="1022"/>
         </w:numPr>
       </w:pPr>
       <w:r>
@@ -6379,7 +6648,7 @@
         <w:pStyle w:val="Compact"/>
         <w:numPr>
           <w:ilvl w:val="0"/>
-          <w:numId w:val="1021"/>
+          <w:numId w:val="1022"/>
         </w:numPr>
       </w:pPr>
       <w:r>
@@ -6401,7 +6670,7 @@
         <w:pStyle w:val="Compact"/>
         <w:numPr>
           <w:ilvl w:val="0"/>
-          <w:numId w:val="1021"/>
+          <w:numId w:val="1022"/>
         </w:numPr>
       </w:pPr>
       <w:r>
@@ -6915,7 +7184,7 @@
               <w:t xml:space="preserve"> </w:t>
             </w:r>
             <w:r>
-              <w:t xml:space="preserve">실측 확보 후</w:t>
+              <w:t xml:space="preserve">구조는 확보(가이드북 출처). 정밀 판정은 정밀 지오메트리(GPX) 확보 후</w:t>
             </w:r>
           </w:p>
         </w:tc>
@@ -7290,7 +7559,16 @@
         <w:t xml:space="preserve"> </w:t>
       </w:r>
       <w:r>
-        <w:t xml:space="preserve">나머지는 전부 Phase 2 이후이며, F-19·F-15는 실측 도보(05 문서)로 데이터를 먼저 모아야 시작할 수 있다. Phase 3(F-12·F-15·F-21 등 앱 트랙 기능)은 그 검증이 끝나는 대로 웹과 병행 착수한다.</w:t>
+        <w:t xml:space="preserve">나머지는 전부 Phase 2 이후다. F-19(갈림길)는 가이드북 출처로 구조를 먼저 채울 수 있지만(</w:t>
+      </w:r>
+      <w:r>
+        <w:rPr>
+          <w:rStyle w:val="VerbatimChar"/>
+        </w:rPr>
+        <w:t xml:space="preserve">data/forks.ts</w:t>
+      </w:r>
+      <w:r>
+        <w:t xml:space="preserve">), F-15(안개 지도, 랜드마크 1인칭 스토리)는 여전히 누군가 실제로 걸어야 한다 — 창업팀이든 필드 테스터든(05 문서 6.0절). Phase 3(F-12·F-15·F-21 등 앱 트랙 기능)은 그 검증이 끝나는 대로 웹과 병행 착수한다.</w:t>
       </w:r>
     </w:p>
     <w:bookmarkEnd w:id="37"/>
@@ -7591,7 +7869,7 @@
         <w:pStyle w:val="Compact"/>
         <w:numPr>
           <w:ilvl w:val="0"/>
-          <w:numId w:val="1022"/>
+          <w:numId w:val="1023"/>
         </w:numPr>
       </w:pPr>
       <w:r>
@@ -7603,7 +7881,7 @@
         <w:pStyle w:val="Compact"/>
         <w:numPr>
           <w:ilvl w:val="0"/>
-          <w:numId w:val="1022"/>
+          <w:numId w:val="1023"/>
         </w:numPr>
       </w:pPr>
       <w:r>
@@ -7615,7 +7893,7 @@
         <w:pStyle w:val="Compact"/>
         <w:numPr>
           <w:ilvl w:val="0"/>
-          <w:numId w:val="1022"/>
+          <w:numId w:val="1023"/>
         </w:numPr>
       </w:pPr>
       <w:r>
@@ -7639,7 +7917,7 @@
         <w:pStyle w:val="Compact"/>
         <w:numPr>
           <w:ilvl w:val="0"/>
-          <w:numId w:val="1022"/>
+          <w:numId w:val="1023"/>
         </w:numPr>
       </w:pPr>
       <w:r>
@@ -7651,7 +7929,7 @@
         <w:pStyle w:val="Compact"/>
         <w:numPr>
           <w:ilvl w:val="0"/>
-          <w:numId w:val="1022"/>
+          <w:numId w:val="1023"/>
         </w:numPr>
       </w:pPr>
       <w:r>
@@ -7672,7 +7950,7 @@
         <w:pStyle w:val="Compact"/>
         <w:numPr>
           <w:ilvl w:val="0"/>
-          <w:numId w:val="1022"/>
+          <w:numId w:val="1023"/>
         </w:numPr>
       </w:pPr>
       <w:r>
@@ -8047,6 +8325,9 @@
     <w:abstractNumId w:val="991"/>
   </w:num>
   <w:num w:numId="1021">
+    <w:abstractNumId w:val="991"/>
+  </w:num>
+  <w:num w:numId="1022">
     <w:abstractNumId w:val="99411"/>
     <w:lvlOverride w:ilvl="0">
       <w:startOverride w:val="1"/>
@@ -8076,7 +8357,7 @@
       <w:startOverride w:val="1"/>
     </w:lvlOverride>
   </w:num>
-  <w:num w:numId="1022">
+  <w:num w:numId="1023">
     <w:abstractNumId w:val="99411"/>
     <w:lvlOverride w:ilvl="0">
       <w:startOverride w:val="1"/>

--- a/docs/docx/CLAUDE.docx
+++ b/docs/docx/CLAUDE.docx
@@ -3564,7 +3564,7 @@
         <w:rPr>
           <w:rStyle w:val="VerbatimChar"/>
         </w:rPr>
-        <w:t xml:space="preserve">    forks.ts                  ★ 갈림길 11곳. 변형 경로와 계절 폐쇄</w:t>
+        <w:t xml:space="preserve">    forks.ts                  ★ 갈림길 11곳. 변형 경로와 계절 폐쇄(구조는 있음, 정밀 수치는 실측 전 null)</w:t>
       </w:r>
       <w:r>
         <w:br/>
@@ -3583,6 +3583,15 @@
           <w:rStyle w:val="VerbatimChar"/>
         </w:rPr>
         <w:t xml:space="preserve">    albergues.ts              숙소 (실측 전까지 대부분 PLACEHOLDER)</w:t>
+      </w:r>
+      <w:r>
+        <w:br/>
+      </w:r>
+      <w:r>
+        <w:rPr>
+          <w:rStyle w:val="VerbatimChar"/>
+        </w:rPr>
+        <w:t xml:space="preserve">    access.ts                 ★ 접근 교통(인천→생장) 4개 경로. 가이드북 출처, checkedAt 확인 후 사용</w:t>
       </w:r>
       <w:r>
         <w:br/>
@@ -7438,7 +7447,37 @@
               <w:pStyle w:val="Compact"/>
             </w:pPr>
             <w:r>
-              <w:t xml:space="preserve">인천 → 생장. Day 0으로 표시</w:t>
+              <w:t xml:space="preserve">인천 → 생장.</w:t>
+            </w:r>
+            <w:r>
+              <w:t xml:space="preserve"> </w:t>
+            </w:r>
+            <w:r>
+              <w:rPr>
+                <w:rStyle w:val="VerbatimChar"/>
+              </w:rPr>
+              <w:t xml:space="preserve">data/access.ts</w:t>
+            </w:r>
+            <w:r>
+              <w:t xml:space="preserve"> </w:t>
+            </w:r>
+            <w:r>
+              <w:t xml:space="preserve">4개 경로 확보 +</w:t>
+            </w:r>
+            <w:r>
+              <w:t xml:space="preserve"> </w:t>
+            </w:r>
+            <w:r>
+              <w:rPr>
+                <w:rStyle w:val="VerbatimChar"/>
+              </w:rPr>
+              <w:t xml:space="preserve">/tools/access</w:t>
+            </w:r>
+            <w:r>
+              <w:t xml:space="preserve"> </w:t>
+            </w:r>
+            <w:r>
+              <w:t xml:space="preserve">화면 완료(2026-07). Day 0으로 일정에 통합하는 건 남음</w:t>
             </w:r>
           </w:p>
         </w:tc>

--- a/docs/docx/CLAUDE.docx
+++ b/docs/docx/CLAUDE.docx
@@ -3582,7 +3582,7 @@
         <w:rPr>
           <w:rStyle w:val="VerbatimChar"/>
         </w:rPr>
-        <w:t xml:space="preserve">    albergues.ts              숙소 (실측 전까지 대부분 PLACEHOLDER)</w:t>
+        <w:t xml:space="preserve">    albergues.ts              숙소. 마을 82곳 전체 gronze.com 조사 완료(source: 'GUIDEBOOK', 275개 항목). 침대 수 등 출처 간 불일치는 null</w:t>
       </w:r>
       <w:r>
         <w:br/>

--- a/docs/docx/CLAUDE.docx
+++ b/docs/docx/CLAUDE.docx
@@ -3357,6 +3357,24 @@
         <w:rPr>
           <w:rStyle w:val="VerbatimChar"/>
         </w:rPr>
+        <w:t xml:space="preserve">      /phrases/page.tsx       예약 문장 생성기 (F-04)</w:t>
+      </w:r>
+      <w:r>
+        <w:br/>
+      </w:r>
+      <w:r>
+        <w:rPr>
+          <w:rStyle w:val="VerbatimChar"/>
+        </w:rPr>
+        <w:t xml:space="preserve">      /luggage/page.tsx       짐배송 비용 비교 (F-05)</w:t>
+      </w:r>
+      <w:r>
+        <w:br/>
+      </w:r>
+      <w:r>
+        <w:rPr>
+          <w:rStyle w:val="VerbatimChar"/>
+        </w:rPr>
         <w:t xml:space="preserve">    /route/[slug]/page.tsx    루트 3개 (SEO)</w:t>
       </w:r>
       <w:r>
@@ -3501,6 +3519,15 @@
         <w:rPr>
           <w:rStyle w:val="VerbatimChar"/>
         </w:rPr>
+        <w:t xml:space="preserve">      congestion.ts            F-02 혼잡 추정 (순수 함수)</w:t>
+      </w:r>
+      <w:r>
+        <w:br/>
+      </w:r>
+      <w:r>
+        <w:rPr>
+          <w:rStyle w:val="VerbatimChar"/>
+        </w:rPr>
         <w:t xml:space="preserve">      split.test.ts</w:t>
       </w:r>
       <w:r>
@@ -3510,6 +3537,15 @@
         <w:rPr>
           <w:rStyle w:val="VerbatimChar"/>
         </w:rPr>
+        <w:t xml:space="preserve">    phrasebook.ts              F-04 예약 문장 생성 (순수 함수)</w:t>
+      </w:r>
+      <w:r>
+        <w:br/>
+      </w:r>
+      <w:r>
+        <w:rPr>
+          <w:rStyle w:val="VerbatimChar"/>
+        </w:rPr>
         <w:t xml:space="preserve">    url.ts                    계획 ↔ 쿼리스트링</w:t>
       </w:r>
       <w:r>
@@ -3546,7 +3582,7 @@
         <w:rPr>
           <w:rStyle w:val="VerbatimChar"/>
         </w:rPr>
-        <w:t xml:space="preserve">    towns.ts                  마을 마스터 (검증 완료, 수정 금지)</w:t>
+        <w:t xml:space="preserve">    towns.ts                  마을 마스터 (거리·고도 검증 완료, 수정 금지. beds는 2026-07 albergues.ts 실측 합계로 교체)</w:t>
       </w:r>
       <w:r>
         <w:br/>
@@ -3582,7 +3618,7 @@
         <w:rPr>
           <w:rStyle w:val="VerbatimChar"/>
         </w:rPr>
-        <w:t xml:space="preserve">    albergues.ts              숙소 (실측 전까지 대부분 PLACEHOLDER)</w:t>
+        <w:t xml:space="preserve">    albergues.ts              ★ 숙소 283곳(81/82 마을). 가이드북 출처(GUIDEBOOK), 요금은 도미토리 최저가 참고치일 뿐. beds는 280/283곳 확보(2026-07, F-02용)</w:t>
       </w:r>
       <w:r>
         <w:br/>
@@ -3592,6 +3628,15 @@
           <w:rStyle w:val="VerbatimChar"/>
         </w:rPr>
         <w:t xml:space="preserve">    access.ts                 ★ 접근 교통(인천→생장) 4개 경로. 가이드북 출처, checkedAt 확인 후 사용</w:t>
+      </w:r>
+      <w:r>
+        <w:br/>
+      </w:r>
+      <w:r>
+        <w:rPr>
+          <w:rStyle w:val="VerbatimChar"/>
+        </w:rPr>
+        <w:t xml:space="preserve">    transit.ts                 ★ 메세타 구간(부르고스~레온) 실제 버스·기차 노선 (F-26). 가이드북 출처</w:t>
       </w:r>
       <w:r>
         <w:br/>
@@ -6936,7 +6981,29 @@
               <w:pStyle w:val="Compact"/>
             </w:pPr>
             <w:r>
-              <w:t xml:space="preserve">혼잡 추정</w:t>
+              <w:rPr>
+                <w:b/>
+                <w:bCs/>
+              </w:rPr>
+              <w:t xml:space="preserve">✅ 2026-07 완료(단순화)</w:t>
+            </w:r>
+            <w:r>
+              <w:t xml:space="preserve"> </w:t>
+            </w:r>
+            <w:r>
+              <w:t xml:space="preserve">—</w:t>
+            </w:r>
+            <w:r>
+              <w:t xml:space="preserve"> </w:t>
+            </w:r>
+            <w:r>
+              <w:rPr>
+                <w:rStyle w:val="VerbatimChar"/>
+              </w:rPr>
+              <w:t xml:space="preserve">lib/planner/congestion.ts</w:t>
+            </w:r>
+            <w:r>
+              <w:t xml:space="preserve">. 원안의 정밀 수요 공식(기준 순례자 수×계절/요일/구간/특수일 계수) 대신, 실제 확인 가능한 요소(마을 실측 침대 수·사리아 이후·성수기(5~10월, 83% 근거)·부활절(계산)·성 야고보 축일·산 페르민·2027 성년)만으로 3단계(여유/서두르세요/만실 가능성 높음) 판정 — 규칙 1</w:t>
             </w:r>
           </w:p>
         </w:tc>
@@ -6982,7 +7049,41 @@
               <w:pStyle w:val="Compact"/>
             </w:pPr>
             <w:r>
-              <w:t xml:space="preserve">언어 장벽이 예약을 막는다</w:t>
+              <w:rPr>
+                <w:b/>
+                <w:bCs/>
+              </w:rPr>
+              <w:t xml:space="preserve">✅ 2026-07 완료</w:t>
+            </w:r>
+            <w:r>
+              <w:t xml:space="preserve"> </w:t>
+            </w:r>
+            <w:r>
+              <w:t xml:space="preserve">—</w:t>
+            </w:r>
+            <w:r>
+              <w:t xml:space="preserve"> </w:t>
+            </w:r>
+            <w:r>
+              <w:rPr>
+                <w:rStyle w:val="VerbatimChar"/>
+              </w:rPr>
+              <w:t xml:space="preserve">lib/phrasebook.ts</w:t>
+            </w:r>
+            <w:r>
+              <w:t xml:space="preserve">(순수 함수) +</w:t>
+            </w:r>
+            <w:r>
+              <w:t xml:space="preserve"> </w:t>
+            </w:r>
+            <w:r>
+              <w:rPr>
+                <w:rStyle w:val="VerbatimChar"/>
+              </w:rPr>
+              <w:t xml:space="preserve">/tools/phrases</w:t>
+            </w:r>
+            <w:r>
+              <w:t xml:space="preserve">. 6개 상황(알베르게 전화·WhatsApp·약국·빈대·응급·식당). 규칙 11: 약국·응급·빈대는 "도움 요청"까지만, 약품명·처치법 없음(테스트로 금칙어 감시)</w:t>
             </w:r>
           </w:p>
         </w:tc>
@@ -7028,7 +7129,29 @@
               <w:pStyle w:val="Compact"/>
             </w:pPr>
             <w:r>
-              <w:t xml:space="preserve">공립은 배송 수령 불가</w:t>
+              <w:rPr>
+                <w:b/>
+                <w:bCs/>
+              </w:rPr>
+              <w:t xml:space="preserve">✅ 2026-07 완료</w:t>
+            </w:r>
+            <w:r>
+              <w:t xml:space="preserve"> </w:t>
+            </w:r>
+            <w:r>
+              <w:t xml:space="preserve">—</w:t>
+            </w:r>
+            <w:r>
+              <w:t xml:space="preserve"> </w:t>
+            </w:r>
+            <w:r>
+              <w:rPr>
+                <w:rStyle w:val="VerbatimChar"/>
+              </w:rPr>
+              <w:t xml:space="preserve">/tools/luggage</w:t>
+            </w:r>
+            <w:r>
+              <w:t xml:space="preserve">. 공립은 배송 수령 불가(규칙 2, 하드코딩 아닌 도메인 사실) → 배송 쓰면 그날 사립 강제 → 배송비+숙박비 차액을 범위로 계산. 부상 위험 수치화는 의학 근거 없어 보류(규칙 11), 정성적 안내만</w:t>
             </w:r>
           </w:p>
         </w:tc>
@@ -7243,7 +7366,62 @@
               <w:pStyle w:val="Compact"/>
             </w:pPr>
             <w:r>
-              <w:t xml:space="preserve">Day 1~N. 하루 안의 모든 거점 + 위험</w:t>
+              <w:t xml:space="preserve">Day 1~N. 하루 안의 모든 거점 + 위험.</w:t>
+            </w:r>
+            <w:r>
+              <w:t xml:space="preserve"> </w:t>
+            </w:r>
+            <w:r>
+              <w:rPr>
+                <w:b/>
+                <w:bCs/>
+              </w:rPr>
+              <w:t xml:space="preserve">✅ 2026-07 완료</w:t>
+            </w:r>
+            <w:r>
+              <w:t xml:space="preserve"> </w:t>
+            </w:r>
+            <w:r>
+              <w:t xml:space="preserve">—</w:t>
+            </w:r>
+            <w:r>
+              <w:t xml:space="preserve"> </w:t>
+            </w:r>
+            <w:r>
+              <w:rPr>
+                <w:rStyle w:val="VerbatimChar"/>
+              </w:rPr>
+              <w:t xml:space="preserve">lib/planner/split.ts</w:t>
+            </w:r>
+            <w:r>
+              <w:t xml:space="preserve">가 거점(식수·약국·ATM·짐배송)·위험구간(급내리막·물 없음)을 실제 데이터로 산출,</w:t>
+            </w:r>
+            <w:r>
+              <w:t xml:space="preserve"> </w:t>
+            </w:r>
+            <w:r>
+              <w:rPr>
+                <w:rStyle w:val="VerbatimChar"/>
+              </w:rPr>
+              <w:t xml:space="preserve">StageCard</w:t>
+            </w:r>
+            <w:r>
+              <w:t xml:space="preserve">에</w:t>
+            </w:r>
+            <w:r>
+              <w:t xml:space="preserve"> </w:t>
+            </w:r>
+            <w:r>
+              <w:rPr>
+                <w:rStyle w:val="VerbatimChar"/>
+              </w:rPr>
+              <w:t xml:space="preserve">&lt;details&gt;</w:t>
+            </w:r>
+            <w:r>
+              <w:t xml:space="preserve"> </w:t>
+            </w:r>
+            <w:r>
+              <w:t xml:space="preserve">펼침으로 표시(JS 없이도 동작)</w:t>
             </w:r>
           </w:p>
         </w:tc>
@@ -7577,7 +7755,56 @@
                 <w:b/>
                 <w:bCs/>
               </w:rPr>
-              <w:t xml:space="preserve">메세타 건너뛰기는 Plan A일 수 있다</w:t>
+              <w:t xml:space="preserve">✅ 2026-07 완료(부르고스~레온 구간)</w:t>
+            </w:r>
+            <w:r>
+              <w:t xml:space="preserve"> </w:t>
+            </w:r>
+            <w:r>
+              <w:t xml:space="preserve">—</w:t>
+            </w:r>
+            <w:r>
+              <w:t xml:space="preserve"> </w:t>
+            </w:r>
+            <w:r>
+              <w:rPr>
+                <w:rStyle w:val="VerbatimChar"/>
+              </w:rPr>
+              <w:t xml:space="preserve">data/transit.ts</w:t>
+            </w:r>
+            <w:r>
+              <w:t xml:space="preserve">(ALSA 버스·Renfe 기차·사아군~레온 부분구간, 실제 시간·요금 조사) +</w:t>
+            </w:r>
+            <w:r>
+              <w:t xml:space="preserve"> </w:t>
+            </w:r>
+            <w:r>
+              <w:rPr>
+                <w:rStyle w:val="VerbatimChar"/>
+              </w:rPr>
+              <w:t xml:space="preserve">/plan</w:t>
+            </w:r>
+            <w:r>
+              <w:t xml:space="preserve"> </w:t>
+            </w:r>
+            <w:r>
+              <w:t xml:space="preserve">3지 선택(전부 걷기/사아군~레온만/부르고스~레온 전체).</w:t>
+            </w:r>
+            <w:r>
+              <w:t xml:space="preserve"> </w:t>
+            </w:r>
+            <w:r>
+              <w:rPr>
+                <w:b/>
+                <w:bCs/>
+              </w:rPr>
+              <w:t xml:space="preserve">메세타 건너뛰기는 Plan A일 수 있다.</w:t>
+            </w:r>
+            <w:r>
+              <w:t xml:space="preserve"> </w:t>
+            </w:r>
+            <w:r>
+              <w:t xml:space="preserve">다른 임의 구간은 아직 조사 안 됨 — 없으면 일반 문구로 정직하게 폴백</w:t>
             </w:r>
           </w:p>
         </w:tc>

--- a/docs/docx/CLAUDE.docx
+++ b/docs/docx/CLAUDE.docx
@@ -478,7 +478,7 @@
         <w:t xml:space="preserve">가이드북에 없고 OSM에도 없는 데이터</w:t>
       </w:r>
       <w:r>
-        <w:t xml:space="preserve">는 여전히 실측(GPX) 전까지</w:t>
+        <w:t xml:space="preserve">는</w:t>
       </w:r>
       <w:r>
         <w:t xml:space="preserve"> </w:t>
@@ -490,7 +490,7 @@
         <w:t xml:space="preserve">null</w:t>
       </w:r>
       <w:r>
-        <w:t xml:space="preserve">로 남긴다.</w:t>
+        <w:t xml:space="preserve">로 남긴다. (2026-07-28 정정: "실측 도보 전까지만 채울 수 있다"는 전제는 뺐다 — 채우는 방법은 추후 보완작업으로 남겨둔다.)</w:t>
       </w:r>
     </w:p>
     <w:p>
@@ -1474,7 +1474,7 @@
         <w:t xml:space="preserve">source: 'GUIDEBOOK'</w:t>
       </w:r>
       <w:r>
-        <w:t xml:space="preserve">)일 뿐, 메인 루트처럼 OSM+EU-DEM으로 직접 계산한 실측치가 아니기 때문이다(규칙 1·3). 실측 도보에서 GPX를 확보해야 채울 수 있다.</w:t>
+        <w:t xml:space="preserve">)일 뿐, 메인 루트처럼 OSM+EU-DEM으로 직접 계산한 실측치가 아니기 때문이다(규칙 1·3). 정밀 수치를 채우는 방법(OSM 변형 경로 매핑 확인·파이프라인 확장 등)은 추후 보완작업으로 남겨둔다.</w:t>
       </w:r>
     </w:p>
     <w:tbl>
@@ -7316,7 +7316,7 @@
               <w:t xml:space="preserve"> </w:t>
             </w:r>
             <w:r>
-              <w:t xml:space="preserve">구조는 확보(가이드북 출처). 정밀 판정은 정밀 지오메트리(GPX) 확보 후</w:t>
+              <w:t xml:space="preserve">구조는 확보(가이드북 출처). 정밀 지오메트리 확보는 추후 보완작업</w:t>
             </w:r>
           </w:p>
         </w:tc>

--- a/docs/docx/CLAUDE.docx
+++ b/docs/docx/CLAUDE.docx
@@ -7394,7 +7394,7 @@
               <w:t xml:space="preserve">lib/planner/split.ts</w:t>
             </w:r>
             <w:r>
-              <w:t xml:space="preserve">가 거점(식수·약국·ATM·짐배송)·위험구간(급내리막·물 없음)을 실제 데이터로 산출,</w:t>
+              <w:t xml:space="preserve">가 거점(식수·약국·ATM·짐배송)·위험구간(급내리막·차도 병행·겨울 결빙·그늘 없음·물 없음)을 실제 데이터로 산출,</w:t>
             </w:r>
             <w:r>
               <w:t xml:space="preserve"> </w:t>

--- a/docs/docx/CLAUDE.docx
+++ b/docs/docx/CLAUDE.docx
@@ -7308,15 +7308,64 @@
             </w:r>
             <w:r>
               <w:rPr>
+                <w:b/>
+                <w:bCs/>
+              </w:rPr>
+              <w:t xml:space="preserve">✅ 2026-07-30 완료</w:t>
+            </w:r>
+            <w:r>
+              <w:t xml:space="preserve"> </w:t>
+            </w:r>
+            <w:r>
+              <w:t xml:space="preserve">—</w:t>
+            </w:r>
+            <w:r>
+              <w:t xml:space="preserve"> </w:t>
+            </w:r>
+            <w:r>
+              <w:rPr>
                 <w:rStyle w:val="VerbatimChar"/>
               </w:rPr>
-              <w:t xml:space="preserve">data/forks.ts</w:t>
+              <w:t xml:space="preserve">components/ForkPicker.tsx</w:t>
+            </w:r>
+            <w:r>
+              <w:t xml:space="preserve">(</w:t>
+            </w:r>
+            <w:r>
+              <w:rPr>
+                <w:rStyle w:val="VerbatimChar"/>
+              </w:rPr>
+              <w:t xml:space="preserve">/plan</w:t>
             </w:r>
             <w:r>
               <w:t xml:space="preserve"> </w:t>
             </w:r>
             <w:r>
-              <w:t xml:space="preserve">구조는 확보(가이드북 출처). 정밀 지오메트리 확보는 추후 보완작업</w:t>
+              <w:t xml:space="preserve">각 날짜 카드 안, URL</w:t>
+            </w:r>
+            <w:r>
+              <w:t xml:space="preserve"> </w:t>
+            </w:r>
+            <w:r>
+              <w:rPr>
+                <w:rStyle w:val="VerbatimChar"/>
+              </w:rPr>
+              <w:t xml:space="preserve">v=forkId~variantId</w:t>
+            </w:r>
+            <w:r>
+              <w:t xml:space="preserve">로 선택 저장) +</w:t>
+            </w:r>
+            <w:r>
+              <w:t xml:space="preserve"> </w:t>
+            </w:r>
+            <w:r>
+              <w:rPr>
+                <w:rStyle w:val="VerbatimChar"/>
+              </w:rPr>
+              <w:t xml:space="preserve">lib/planner/forks.ts</w:t>
+            </w:r>
+            <w:r>
+              <w:t xml:space="preserve">(fork가 하루 구간에 완전히 들어갈 때만 거리·고도·시간 반영, 경계 걸치면 손대지 않음, 계절 폐쇄 경고). 23개 variant 중 16개는 실측/가이드북 거리 있음(distanceKm), 나머지 7개는 정보만 표시(수치 미반영)</w:t>
             </w:r>
           </w:p>
         </w:tc>
@@ -7655,7 +7704,31 @@
               <w:t xml:space="preserve"> </w:t>
             </w:r>
             <w:r>
-              <w:t xml:space="preserve">화면 완료(2026-07). Day 0으로 일정에 통합하는 건 남음</w:t>
+              <w:t xml:space="preserve">화면,</w:t>
+            </w:r>
+            <w:r>
+              <w:t xml:space="preserve"> </w:t>
+            </w:r>
+            <w:r>
+              <w:rPr>
+                <w:rStyle w:val="VerbatimChar"/>
+              </w:rPr>
+              <w:t xml:space="preserve">/plan</w:t>
+            </w:r>
+            <w:r>
+              <w:t xml:space="preserve"> </w:t>
+            </w:r>
+            <w:r>
+              <w:t xml:space="preserve">Day 0 통합(</w:t>
+            </w:r>
+            <w:r>
+              <w:rPr>
+                <w:rStyle w:val="VerbatimChar"/>
+              </w:rPr>
+              <w:t xml:space="preserve">components/AccessDay0.tsx</w:t>
+            </w:r>
+            <w:r>
+              <w:t xml:space="preserve">)까지 완료(2026-07)</w:t>
             </w:r>
           </w:p>
         </w:tc>

--- a/docs/docx/CLAUDE.docx
+++ b/docs/docx/CLAUDE.docx
@@ -7524,7 +7524,53 @@
                 <w:b/>
                 <w:bCs/>
               </w:rPr>
-              <w:t xml:space="preserve">별도 화면이 아니라 각 날짜 카드 안에 접혀 있다</w:t>
+              <w:t xml:space="preserve">✅ 2026-07-31 축소판 완료</w:t>
+            </w:r>
+            <w:r>
+              <w:t xml:space="preserve"> </w:t>
+            </w:r>
+            <w:r>
+              <w:t xml:space="preserve">—</w:t>
+            </w:r>
+            <w:r>
+              <w:t xml:space="preserve"> </w:t>
+            </w:r>
+            <w:r>
+              <w:rPr>
+                <w:rStyle w:val="VerbatimChar"/>
+              </w:rPr>
+              <w:t xml:space="preserve">lib/planner/planB.ts</w:t>
+            </w:r>
+            <w:r>
+              <w:t xml:space="preserve">(순수 함수) +</w:t>
+            </w:r>
+            <w:r>
+              <w:t xml:space="preserve"> </w:t>
+            </w:r>
+            <w:r>
+              <w:rPr>
+                <w:rStyle w:val="VerbatimChar"/>
+              </w:rPr>
+              <w:t xml:space="preserve">components/PlanBPanel.tsx</w:t>
+            </w:r>
+            <w:r>
+              <w:t xml:space="preserve">. StageCard에 "이 날이 어긋나면" 접힘으로 통합(별도 화면 아님). 더 간다·되돌아간다(다음/이전 마을 거리·침대)·이동수단(실측 노선 있을 때만, F-26)·사립예약(있을 때만) 4종 미리보기.</w:t>
+            </w:r>
+            <w:r>
+              <w:t xml:space="preserve"> </w:t>
+            </w:r>
+            <w:r>
+              <w:rPr>
+                <w:b/>
+                <w:bCs/>
+              </w:rPr>
+              <w:t xml:space="preserve">03문서 원안의 "적용하고 이후 일정 재계산"은 아직 없음</w:t>
+            </w:r>
+            <w:r>
+              <w:t xml:space="preserve"> </w:t>
+            </w:r>
+            <w:r>
+              <w:t xml:space="preserve">— 화면에도 미리보기임을 명시</w:t>
             </w:r>
           </w:p>
         </w:tc>

--- a/docs/docx/CLAUDE.docx
+++ b/docs/docx/CLAUDE.docx
@@ -1921,7 +1921,14 @@
         </w:numPr>
       </w:pPr>
       <w:r>
-        <w:t xml:space="preserve">계획 상태는</w:t>
+        <w:rPr>
+          <w:b/>
+          <w:bCs/>
+        </w:rPr>
+        <w:t xml:space="preserve">계획 상태</w:t>
+      </w:r>
+      <w:r>
+        <w:t xml:space="preserve">(출발지·날짜·경로 선택처럼 공유해야 하는 것)는</w:t>
       </w:r>
       <w:r>
         <w:t xml:space="preserve"> </w:t>
@@ -1946,7 +1953,86 @@
         <w:t xml:space="preserve">?days=10</w:t>
       </w:r>
       <w:r>
-        <w:t xml:space="preserve">처럼 붙는 부분 — 이 안에 값을 담아두면 서버에 따로 저장하지 않아도 그 링크만으로 같은 화면이 재현된다)에 담는다. localStorage(브라우저에 데이터를 저장해두는 기능) 금지 (URL이 유일한 진짜 데이터 저장소다)</w:t>
+        <w:t xml:space="preserve">처럼 붙는 부분 — 이 안에 값을 담아두면 서버에 따로 저장하지 않아도 그 링크만으로 같은 화면이 재현된다)에 담는다.</w:t>
+      </w:r>
+    </w:p>
+    <w:p>
+      <w:pPr>
+        <w:pStyle w:val="Compact"/>
+        <w:numPr>
+          <w:ilvl w:val="0"/>
+          <w:numId w:val="1009"/>
+        </w:numPr>
+      </w:pPr>
+      <w:r>
+        <w:rPr>
+          <w:b/>
+          <w:bCs/>
+        </w:rPr>
+        <w:t xml:space="preserve">⚠️ 개인 기록(2026-07-31 정정)</w:t>
+      </w:r>
+      <w:r>
+        <w:t xml:space="preserve">: 지출·통증 메모·체크리스트 완료 여부처럼</w:t>
+      </w:r>
+      <w:r>
+        <w:t xml:space="preserve"> </w:t>
+      </w:r>
+      <w:r>
+        <w:rPr>
+          <w:b/>
+          <w:bCs/>
+        </w:rPr>
+        <w:t xml:space="preserve">여러 날에 걸쳐 쌓이고, 공유할 필요가 없거나 오히려 안 해야 하는 개인정보</w:t>
+      </w:r>
+      <w:r>
+        <w:t xml:space="preserve">는</w:t>
+      </w:r>
+      <w:r>
+        <w:t xml:space="preserve"> </w:t>
+      </w:r>
+      <w:r>
+        <w:rPr>
+          <w:b/>
+          <w:bCs/>
+        </w:rPr>
+        <w:t xml:space="preserve">기기 안 localStorage에만</w:t>
+      </w:r>
+      <w:r>
+        <w:t xml:space="preserve"> </w:t>
+      </w:r>
+      <w:r>
+        <w:t xml:space="preserve">남긴다. 이전엔 localStorage를 전면 금지했으나, 이건 "계획 상태는 URL"과 별개 문제였다 — 지출·통증 기록을 URL에 욱여넣으면 오히려 브라우저 기록·화면 캡처로 새기 쉬워 사생활 보호에 더 나쁘고, 규칙 10(오프라인 전제)과도 맞는다.</w:t>
+      </w:r>
+      <w:r>
+        <w:t xml:space="preserve"> </w:t>
+      </w:r>
+      <w:r>
+        <w:rPr>
+          <w:b/>
+          <w:bCs/>
+        </w:rPr>
+        <w:t xml:space="preserve">서버로는 절대 보내지 않는다.</w:t>
+      </w:r>
+      <w:r>
+        <w:t xml:space="preserve"> </w:t>
+      </w:r>
+      <w:r>
+        <w:t xml:space="preserve">다른 기기·브라우저로 바꾸거나 브라우저 데이터를 지우면 기록이 사라진다는 걸 화면에 반드시 명시한다(백업 수단이 없다는 걸 숨기지 않는다).</w:t>
+      </w:r>
+      <w:r>
+        <w:t xml:space="preserve"> </w:t>
+      </w:r>
+      <w:r>
+        <w:rPr>
+          <w:rStyle w:val="VerbatimChar"/>
+        </w:rPr>
+        <w:t xml:space="preserve">lib/localLog.ts</w:t>
+      </w:r>
+      <w:r>
+        <w:t xml:space="preserve"> </w:t>
+      </w:r>
+      <w:r>
+        <w:t xml:space="preserve">참고</w:t>
       </w:r>
     </w:p>
     <w:p>
@@ -3312,7 +3398,7 @@
         <w:rPr>
           <w:rStyle w:val="VerbatimChar"/>
         </w:rPr>
-        <w:t xml:space="preserve">      /cost/page.tsx          비용 계산기</w:t>
+        <w:t xml:space="preserve">      /cost/page.tsx          비용 계산기 (계획 예산. F-23 실제 기록은 /plan 안에 통합, 아래 참고)</w:t>
       </w:r>
       <w:r>
         <w:br/>
@@ -3339,7 +3425,7 @@
         <w:rPr>
           <w:rStyle w:val="VerbatimChar"/>
         </w:rPr>
-        <w:t xml:space="preserve">      /budget/page.tsx        예산 관리</w:t>
+        <w:t xml:space="preserve">      /access/page.tsx        접근 교통</w:t>
       </w:r>
       <w:r>
         <w:br/>
@@ -3348,7 +3434,7 @@
         <w:rPr>
           <w:rStyle w:val="VerbatimChar"/>
         </w:rPr>
-        <w:t xml:space="preserve">      /access/page.tsx        접근 교통</w:t>
+        <w:t xml:space="preserve">      /phrases/page.tsx       예약 문장 생성기 (F-04)</w:t>
       </w:r>
       <w:r>
         <w:br/>
@@ -3357,7 +3443,7 @@
         <w:rPr>
           <w:rStyle w:val="VerbatimChar"/>
         </w:rPr>
-        <w:t xml:space="preserve">      /phrases/page.tsx       예약 문장 생성기 (F-04)</w:t>
+        <w:t xml:space="preserve">      /luggage/page.tsx       짐배송 비용 비교 (F-05)</w:t>
       </w:r>
       <w:r>
         <w:br/>
@@ -3366,7 +3452,7 @@
         <w:rPr>
           <w:rStyle w:val="VerbatimChar"/>
         </w:rPr>
-        <w:t xml:space="preserve">      /luggage/page.tsx       짐배송 비용 비교 (F-05)</w:t>
+        <w:t xml:space="preserve">    /route/[slug]/page.tsx    루트 3개 (SEO)</w:t>
       </w:r>
       <w:r>
         <w:br/>
@@ -3375,7 +3461,7 @@
         <w:rPr>
           <w:rStyle w:val="VerbatimChar"/>
         </w:rPr>
-        <w:t xml:space="preserve">    /route/[slug]/page.tsx    루트 3개 (SEO)</w:t>
+        <w:t xml:space="preserve">    /town/[slug]/page.tsx     마을 82개 (SEO)</w:t>
       </w:r>
       <w:r>
         <w:br/>
@@ -3384,7 +3470,7 @@
         <w:rPr>
           <w:rStyle w:val="VerbatimChar"/>
         </w:rPr>
-        <w:t xml:space="preserve">    /town/[slug]/page.tsx     마을 82개 (SEO)</w:t>
+        <w:t xml:space="preserve">    /stage/[slug]/page.tsx    구간 81개 (SEO)</w:t>
       </w:r>
       <w:r>
         <w:br/>
@@ -3393,7 +3479,7 @@
         <w:rPr>
           <w:rStyle w:val="VerbatimChar"/>
         </w:rPr>
-        <w:t xml:space="preserve">    /stage/[slug]/page.tsx    구간 81개 (SEO)</w:t>
+        <w:t xml:space="preserve">    sitemap.ts, robots.ts</w:t>
       </w:r>
       <w:r>
         <w:br/>
@@ -3402,7 +3488,7 @@
         <w:rPr>
           <w:rStyle w:val="VerbatimChar"/>
         </w:rPr>
-        <w:t xml:space="preserve">    sitemap.ts, robots.ts</w:t>
+        <w:t xml:space="preserve">  /components</w:t>
       </w:r>
       <w:r>
         <w:br/>
@@ -3411,7 +3497,7 @@
         <w:rPr>
           <w:rStyle w:val="VerbatimChar"/>
         </w:rPr>
-        <w:t xml:space="preserve">  /components</w:t>
+        <w:t xml:space="preserve">    Mojon.tsx                 이정표 헤더 (시그니처)</w:t>
       </w:r>
       <w:r>
         <w:br/>
@@ -3420,7 +3506,7 @@
         <w:rPr>
           <w:rStyle w:val="VerbatimChar"/>
         </w:rPr>
-        <w:t xml:space="preserve">    Mojon.tsx                 이정표 헤더 (시그니처)</w:t>
+        <w:t xml:space="preserve">    Elevation.tsx             고도 단면 SVG</w:t>
       </w:r>
       <w:r>
         <w:br/>
@@ -3429,7 +3515,7 @@
         <w:rPr>
           <w:rStyle w:val="VerbatimChar"/>
         </w:rPr>
-        <w:t xml:space="preserve">    Elevation.tsx             고도 단면 SVG</w:t>
+        <w:t xml:space="preserve">    StageCard.tsx             ★ Plan B(PlanBPanel)·체크리스트(DayChecklist) 접힘을 포함한다. 별도 페이지 아님</w:t>
       </w:r>
       <w:r>
         <w:br/>
@@ -3438,7 +3524,7 @@
         <w:rPr>
           <w:rStyle w:val="VerbatimChar"/>
         </w:rPr>
-        <w:t xml:space="preserve">    StageCard.tsx             ★ Plan B 접힘을 포함한다. 별도 페이지 아님</w:t>
+        <w:t xml:space="preserve">    ForkPicker.tsx</w:t>
       </w:r>
       <w:r>
         <w:br/>
@@ -3447,7 +3533,7 @@
         <w:rPr>
           <w:rStyle w:val="VerbatimChar"/>
         </w:rPr>
-        <w:t xml:space="preserve">    ForkPicker.tsx</w:t>
+        <w:t xml:space="preserve">    DayChecklist.tsx           F-22 체크리스트 + F-23 지출 입력 ('use client', localStorage)</w:t>
       </w:r>
       <w:r>
         <w:br/>
@@ -3456,6 +3542,15 @@
         <w:rPr>
           <w:rStyle w:val="VerbatimChar"/>
         </w:rPr>
+        <w:t xml:space="preserve">    BudgetSummary.tsx          F-23 지출 합산 요약 (/plan 상단, 'use client', localStorage)</w:t>
+      </w:r>
+      <w:r>
+        <w:br/>
+      </w:r>
+      <w:r>
+        <w:rPr>
+          <w:rStyle w:val="VerbatimChar"/>
+        </w:rPr>
         <w:t xml:space="preserve">    RiskGauge.tsx</w:t>
       </w:r>
       <w:r>
@@ -3528,6 +3623,15 @@
         <w:rPr>
           <w:rStyle w:val="VerbatimChar"/>
         </w:rPr>
+        <w:t xml:space="preserve">      planB.ts                 F-21 Plan B 축소판 대안 미리보기 (순수 함수)</w:t>
+      </w:r>
+      <w:r>
+        <w:br/>
+      </w:r>
+      <w:r>
+        <w:rPr>
+          <w:rStyle w:val="VerbatimChar"/>
+        </w:rPr>
         <w:t xml:space="preserve">      split.test.ts</w:t>
       </w:r>
       <w:r>
@@ -3538,6 +3642,24 @@
           <w:rStyle w:val="VerbatimChar"/>
         </w:rPr>
         <w:t xml:space="preserve">    phrasebook.ts              F-04 예약 문장 생성 (순수 함수)</w:t>
+      </w:r>
+      <w:r>
+        <w:br/>
+      </w:r>
+      <w:r>
+        <w:rPr>
+          <w:rStyle w:val="VerbatimChar"/>
+        </w:rPr>
+        <w:t xml:space="preserve">    cost.ts                    F-06 비용 추정 + F-23 지출 합산 (순수 함수)</w:t>
+      </w:r>
+      <w:r>
+        <w:br/>
+      </w:r>
+      <w:r>
+        <w:rPr>
+          <w:rStyle w:val="VerbatimChar"/>
+        </w:rPr>
+        <w:t xml:space="preserve">    localLog.ts                ★ F-22·F-23 개인 기록 저장(localStorage). lib/planner 밖에 둔다 — window를 쓰기 때문</w:t>
       </w:r>
       <w:r>
         <w:br/>
@@ -7620,57 +7742,189 @@
                 <w:b/>
                 <w:bCs/>
               </w:rPr>
-              <w:t xml:space="preserve">오늘 일정에서 자동으로 채워진다</w:t>
-            </w:r>
-          </w:p>
-        </w:tc>
-      </w:tr>
-      <w:tr>
-        <w:tc>
-          <w:tcPr/>
-          <w:p>
-            <w:pPr>
-              <w:pStyle w:val="Compact"/>
-            </w:pPr>
-            <w:r>
-              <w:t xml:space="preserve">F-23</w:t>
-            </w:r>
-          </w:p>
-        </w:tc>
-        <w:tc>
-          <w:tcPr/>
-          <w:p>
-            <w:pPr>
-              <w:pStyle w:val="Compact"/>
-            </w:pPr>
-            <w:r>
-              <w:t xml:space="preserve">예산 관리</w:t>
-            </w:r>
-          </w:p>
-        </w:tc>
-        <w:tc>
-          <w:tcPr/>
-          <w:p>
-            <w:pPr>
-              <w:pStyle w:val="Compact"/>
-            </w:pPr>
-            <w:r>
-              <w:t xml:space="preserve">2</w:t>
-            </w:r>
-          </w:p>
-        </w:tc>
-        <w:tc>
-          <w:tcPr/>
-          <w:p>
-            <w:pPr>
-              <w:pStyle w:val="Compact"/>
-            </w:pPr>
+              <w:t xml:space="preserve">✅ 2026-07-31 부분 완료(축소판)</w:t>
+            </w:r>
+            <w:r>
+              <w:t xml:space="preserve"> </w:t>
+            </w:r>
+            <w:r>
+              <w:t xml:space="preserve">—</w:t>
+            </w:r>
+            <w:r>
+              <w:t xml:space="preserve"> </w:t>
+            </w:r>
+            <w:r>
+              <w:rPr>
+                <w:rStyle w:val="VerbatimChar"/>
+              </w:rPr>
+              <w:t xml:space="preserve">components/DayChecklist.tsx</w:t>
+            </w:r>
+            <w:r>
+              <w:t xml:space="preserve">, StageCard 안 "오늘 체크리스트" 접힘. 아침 4항목(고정)+물·위험구간(Stage 데이터로 자동 생성), 저녁 4항목(고정)+통증 메모. 체크 상태·메모는 규칙 8 개정에 따라 localStorage.</w:t>
+            </w:r>
+            <w:r>
+              <w:t xml:space="preserve"> </w:t>
+            </w:r>
             <w:r>
               <w:rPr>
                 <w:b/>
                 <w:bCs/>
               </w:rPr>
-              <w:t xml:space="preserve">오프라인 필수</w:t>
+              <w:t xml:space="preserve">배낭 최종 점검(이미</w:t>
+            </w:r>
+            <w:r>
+              <w:rPr>
+                <w:b/>
+                <w:bCs/>
+              </w:rPr>
+              <w:t xml:space="preserve"> </w:t>
+            </w:r>
+            <w:r>
+              <w:rPr>
+                <w:rStyle w:val="VerbatimChar"/>
+                <w:b/>
+                <w:bCs/>
+              </w:rPr>
+              <w:t xml:space="preserve">/tools/pack</w:t>
+            </w:r>
+            <w:r>
+              <w:rPr>
+                <w:b/>
+                <w:bCs/>
+              </w:rPr>
+              <w:t xml:space="preserve">)·완주 후 마무리(Phase 3 완주 화면 필요)는 범위 밖</w:t>
+            </w:r>
+          </w:p>
+        </w:tc>
+      </w:tr>
+      <w:tr>
+        <w:tc>
+          <w:tcPr/>
+          <w:p>
+            <w:pPr>
+              <w:pStyle w:val="Compact"/>
+            </w:pPr>
+            <w:r>
+              <w:t xml:space="preserve">F-23</w:t>
+            </w:r>
+          </w:p>
+        </w:tc>
+        <w:tc>
+          <w:tcPr/>
+          <w:p>
+            <w:pPr>
+              <w:pStyle w:val="Compact"/>
+            </w:pPr>
+            <w:r>
+              <w:t xml:space="preserve">예산 관리</w:t>
+            </w:r>
+          </w:p>
+        </w:tc>
+        <w:tc>
+          <w:tcPr/>
+          <w:p>
+            <w:pPr>
+              <w:pStyle w:val="Compact"/>
+            </w:pPr>
+            <w:r>
+              <w:t xml:space="preserve">2</w:t>
+            </w:r>
+          </w:p>
+        </w:tc>
+        <w:tc>
+          <w:tcPr/>
+          <w:p>
+            <w:pPr>
+              <w:pStyle w:val="Compact"/>
+            </w:pPr>
+            <w:r>
+              <w:rPr>
+                <w:b/>
+                <w:bCs/>
+              </w:rPr>
+              <w:t xml:space="preserve">✅ 2026-07-31 부분 완료(축소판)</w:t>
+            </w:r>
+            <w:r>
+              <w:t xml:space="preserve"> </w:t>
+            </w:r>
+            <w:r>
+              <w:t xml:space="preserve">—</w:t>
+            </w:r>
+            <w:r>
+              <w:t xml:space="preserve"> </w:t>
+            </w:r>
+            <w:r>
+              <w:rPr>
+                <w:rStyle w:val="VerbatimChar"/>
+              </w:rPr>
+              <w:t xml:space="preserve">lib/cost.ts</w:t>
+            </w:r>
+            <w:r>
+              <w:t xml:space="preserve">(계획 예산 계산</w:t>
+            </w:r>
+            <w:r>
+              <w:t xml:space="preserve"> </w:t>
+            </w:r>
+            <w:r>
+              <w:rPr>
+                <w:rStyle w:val="VerbatimChar"/>
+              </w:rPr>
+              <w:t xml:space="preserve">/tools/cost</w:t>
+            </w:r>
+            <w:r>
+              <w:t xml:space="preserve">와 공유)+</w:t>
+            </w:r>
+            <w:r>
+              <w:rPr>
+                <w:rStyle w:val="VerbatimChar"/>
+              </w:rPr>
+              <w:t xml:space="preserve">components/BudgetSummary.tsx</w:t>
+            </w:r>
+            <w:r>
+              <w:t xml:space="preserve">(</w:t>
+            </w:r>
+            <w:r>
+              <w:rPr>
+                <w:rStyle w:val="VerbatimChar"/>
+              </w:rPr>
+              <w:t xml:space="preserve">/plan</w:t>
+            </w:r>
+            <w:r>
+              <w:t xml:space="preserve"> </w:t>
+            </w:r>
+            <w:r>
+              <w:t xml:space="preserve">상단, 지출 실기록 합산). 지출 입력은</w:t>
+            </w:r>
+            <w:r>
+              <w:t xml:space="preserve"> </w:t>
+            </w:r>
+            <w:r>
+              <w:rPr>
+                <w:rStyle w:val="VerbatimChar"/>
+              </w:rPr>
+              <w:t xml:space="preserve">DayChecklist</w:t>
+            </w:r>
+            <w:r>
+              <w:t xml:space="preserve"> </w:t>
+            </w:r>
+            <w:r>
+              <w:t xml:space="preserve">안에서.</w:t>
+            </w:r>
+            <w:r>
+              <w:t xml:space="preserve"> </w:t>
+            </w:r>
+            <w:r>
+              <w:rPr>
+                <w:b/>
+                <w:bCs/>
+              </w:rPr>
+              <w:t xml:space="preserve">오프라인 요건은 규칙 8 개정(localStorage)으로 충족.</w:t>
+            </w:r>
+            <w:r>
+              <w:t xml:space="preserve"> </w:t>
+            </w:r>
+            <w:r>
+              <w:t xml:space="preserve">절약 팁 제안·CSV 내보내기는 범위 밖</w:t>
             </w:r>
           </w:p>
         </w:tc>

--- a/docs/docx/CLAUDE.docx
+++ b/docs/docx/CLAUDE.docx
@@ -7646,7 +7646,7 @@
                 <w:b/>
                 <w:bCs/>
               </w:rPr>
-              <w:t xml:space="preserve">✅ 2026-07-31 축소판 완료</w:t>
+              <w:t xml:space="preserve">✅ 2026-07-31 재계산까지 완료</w:t>
             </w:r>
             <w:r>
               <w:t xml:space="preserve"> </w:t>
@@ -7676,23 +7676,77 @@
               <w:t xml:space="preserve">components/PlanBPanel.tsx</w:t>
             </w:r>
             <w:r>
-              <w:t xml:space="preserve">. StageCard에 "이 날이 어긋나면" 접힘으로 통합(별도 화면 아님). 더 간다·되돌아간다(다음/이전 마을 거리·침대)·이동수단(실측 노선 있을 때만, F-26)·사립예약(있을 때만) 4종 미리보기.</w:t>
+              <w:t xml:space="preserve">. StageCard에 "이 날이 어긋나면" 접힘으로 통합(별도 화면 아님). 더 간다·되돌아간다·이동수단은 "적용" 링크를 누르면</w:t>
             </w:r>
             <w:r>
               <w:t xml:space="preserve"> </w:t>
+            </w:r>
+            <w:r>
+              <w:rPr>
+                <w:rStyle w:val="VerbatimChar"/>
+              </w:rPr>
+              <w:t xml:space="preserve">pb=</w:t>
+            </w:r>
+            <w:r>
+              <w:t xml:space="preserve">/</w:t>
+            </w:r>
+            <w:r>
+              <w:rPr>
+                <w:rStyle w:val="VerbatimChar"/>
+              </w:rPr>
+              <w:t xml:space="preserve">skip=</w:t>
+            </w:r>
+            <w:r>
+              <w:t xml:space="preserve"> </w:t>
+            </w:r>
+            <w:r>
+              <w:t xml:space="preserve">쿼리가 바뀌어</w:t>
+            </w:r>
+            <w:r>
+              <w:t xml:space="preserve"> </w:t>
+            </w:r>
+            <w:r>
+              <w:rPr>
+                <w:rStyle w:val="VerbatimChar"/>
+                <w:b/>
+                <w:bCs/>
+              </w:rPr>
+              <w:t xml:space="preserve">lib/planner/split.ts</w:t>
             </w:r>
             <w:r>
               <w:rPr>
                 <w:b/>
                 <w:bCs/>
               </w:rPr>
-              <w:t xml:space="preserve">03문서 원안의 "적용하고 이후 일정 재계산"은 아직 없음</w:t>
+              <w:t xml:space="preserve">가 그 지점부터 이후 일정 전체를 실제로 다시 나눈다</w:t>
+            </w:r>
+            <w:r>
+              <w:t xml:space="preserve">(</w:t>
+            </w:r>
+            <w:r>
+              <w:rPr>
+                <w:rStyle w:val="VerbatimChar"/>
+              </w:rPr>
+              <w:t xml:space="preserve">PlanInput.dayOverrides</w:t>
+            </w:r>
+            <w:r>
+              <w:t xml:space="preserve">). 사립예약은 여전히 정보 제공만(일정 안 바꿈). "자동 계산으로 되돌리기"로 원상복구 가능. 이동수단 대안은 실측 노선(F-26, 현재 부르고스~레온·사아군~레온뿐)이 있을 때만 뜨는데, 실제 하루 구간 경계가 그 두 마을과 정확히 겹치는 경우가 드물어(최대 하루 40km)</w:t>
             </w:r>
             <w:r>
               <w:t xml:space="preserve"> </w:t>
             </w:r>
             <w:r>
-              <w:t xml:space="preserve">— 화면에도 미리보기임을 명시</w:t>
+              <w:rPr>
+                <w:b/>
+                <w:bCs/>
+              </w:rPr>
+              <w:t xml:space="preserve">실사용에서는 거의 안 나타난다</w:t>
+            </w:r>
+            <w:r>
+              <w:t xml:space="preserve"> </w:t>
+            </w:r>
+            <w:r>
+              <w:t xml:space="preserve">— 함수는 정확하지만 지금 데이터로는 잘 안 걸리는 경우, 지어내지 않았다는 뜻</w:t>
             </w:r>
           </w:p>
         </w:tc>
@@ -8207,7 +8261,23 @@
         <w:t xml:space="preserve">data/forks.ts</w:t>
       </w:r>
       <w:r>
-        <w:t xml:space="preserve">), F-15(안개 지도, 랜드마크 1인칭 스토리)는 여전히 누군가 실제로 걸어야 한다 — 창업팀이든 필드 테스터든(05 문서 6.0절). Phase 3(F-12·F-15·F-21 등 앱 트랙 기능)은 그 검증이 끝나는 대로 웹과 병행 착수한다.</w:t>
+        <w:t xml:space="preserve">), F-15(안개 지도, 랜드마크 1인칭 스토리)는 여전히 누군가 실제로 걸어야 한다 — 창업팀이든 필드 테스터든(05 문서 6.0절). Phase 3(F-12·F-15 등 앱 트랙 기능)은 그 검증이 끝나는 대로 웹과 병행 착수한다.</w:t>
+      </w:r>
+      <w:r>
+        <w:t xml:space="preserve"> </w:t>
+      </w:r>
+      <w:r>
+        <w:rPr>
+          <w:b/>
+          <w:bCs/>
+        </w:rPr>
+        <w:t xml:space="preserve">F-21은 예외로 2026-07-31에 먼저 완료했다</w:t>
+      </w:r>
+      <w:r>
+        <w:t xml:space="preserve"> </w:t>
+      </w:r>
+      <w:r>
+        <w:t xml:space="preserve">— Phase 3 분류였지만 실측 콘텐츠가 필요 없는 순수 엔지니어링 작업(URL 오버라이드로 재계산)이라 F-12·F-15와 성격이 다르다고 판단, 사용자 확인 후 먼저 진행했다.</w:t>
       </w:r>
     </w:p>
     <w:bookmarkEnd w:id="37"/>

--- a/docs/docx/CLAUDE.docx
+++ b/docs/docx/CLAUDE.docx
@@ -3479,6 +3479,15 @@
         <w:rPr>
           <w:rStyle w:val="VerbatimChar"/>
         </w:rPr>
+        <w:t xml:space="preserve">    /fog/page.tsx              안개 지도 (F-15 축소판, 라이브 지도 없어 목록형)</w:t>
+      </w:r>
+      <w:r>
+        <w:br/>
+      </w:r>
+      <w:r>
+        <w:rPr>
+          <w:rStyle w:val="VerbatimChar"/>
+        </w:rPr>
         <w:t xml:space="preserve">    sitemap.ts, robots.ts</w:t>
       </w:r>
       <w:r>
@@ -3551,6 +3560,15 @@
         <w:rPr>
           <w:rStyle w:val="VerbatimChar"/>
         </w:rPr>
+        <w:t xml:space="preserve">    FogMap.tsx                 F-15 안개 지도 "여기 도착했어요" 개방 ('use client', localStorage)</w:t>
+      </w:r>
+      <w:r>
+        <w:br/>
+      </w:r>
+      <w:r>
+        <w:rPr>
+          <w:rStyle w:val="VerbatimChar"/>
+        </w:rPr>
         <w:t xml:space="preserve">    RiskGauge.tsx</w:t>
       </w:r>
       <w:r>
@@ -3659,7 +3677,7 @@
         <w:rPr>
           <w:rStyle w:val="VerbatimChar"/>
         </w:rPr>
-        <w:t xml:space="preserve">    localLog.ts                ★ F-22·F-23 개인 기록 저장(localStorage). lib/planner 밖에 둔다 — window를 쓰기 때문</w:t>
+        <w:t xml:space="preserve">    localLog.ts                ★ F-22·F-23·F-15 개인 기록 저장(localStorage). lib/planner 밖에 둔다 — window를 쓰기 때문</w:t>
       </w:r>
       <w:r>
         <w:br/>
@@ -3731,7 +3749,7 @@
         <w:rPr>
           <w:rStyle w:val="VerbatimChar"/>
         </w:rPr>
-        <w:t xml:space="preserve">    landmarks.ts              안개 지도 스팟 19곳</w:t>
+        <w:t xml:space="preserve">    landmarks.ts              ★ 안개 지도 스팟 19곳. 전부 source: 'GUIDEBOOK'(역사·유래 요약, 1인칭 체험담 아님, 2026-07)</w:t>
       </w:r>
       <w:r>
         <w:br/>
@@ -7373,7 +7391,62 @@
               <w:pStyle w:val="Compact"/>
             </w:pPr>
             <w:r>
-              <w:t xml:space="preserve">걸으면 열린다. ⚠️ 경로는 절대 가리지 않는다</w:t>
+              <w:rPr>
+                <w:b/>
+                <w:bCs/>
+              </w:rPr>
+              <w:t xml:space="preserve">✅ 2026-07-31 축소판 완료</w:t>
+            </w:r>
+            <w:r>
+              <w:t xml:space="preserve"> </w:t>
+            </w:r>
+            <w:r>
+              <w:t xml:space="preserve">—</w:t>
+            </w:r>
+            <w:r>
+              <w:t xml:space="preserve"> </w:t>
+            </w:r>
+            <w:r>
+              <w:rPr>
+                <w:rStyle w:val="VerbatimChar"/>
+              </w:rPr>
+              <w:t xml:space="preserve">data/landmarks.ts</w:t>
+            </w:r>
+            <w:r>
+              <w:t xml:space="preserve">(19곳,</w:t>
+            </w:r>
+            <w:r>
+              <w:t xml:space="preserve"> </w:t>
+            </w:r>
+            <w:r>
+              <w:rPr>
+                <w:rStyle w:val="VerbatimChar"/>
+              </w:rPr>
+              <w:t xml:space="preserve">source: 'GUIDEBOOK'</w:t>
+            </w:r>
+            <w:r>
+              <w:t xml:space="preserve">, 03문서 원안의 1인칭 체험담이 아니라 역사·유래 요약) +</w:t>
+            </w:r>
+            <w:r>
+              <w:t xml:space="preserve"> </w:t>
+            </w:r>
+            <w:r>
+              <w:rPr>
+                <w:rStyle w:val="VerbatimChar"/>
+              </w:rPr>
+              <w:t xml:space="preserve">/fog</w:t>
+            </w:r>
+            <w:r>
+              <w:t xml:space="preserve">(</w:t>
+            </w:r>
+            <w:r>
+              <w:rPr>
+                <w:rStyle w:val="VerbatimChar"/>
+              </w:rPr>
+              <w:t xml:space="preserve">components/FogMap.tsx</w:t>
+            </w:r>
+            <w:r>
+              <w:t xml:space="preserve">). 라이브 GPS 지오펜싱 대신 "여기 도착했어요" 수동 개방(규칙 8 개인기록 localStorage). 라이브 내비게이션 지도 자체가 없어(06문서 Phase 3+) 시각적 안개 그래픽이 아니라 목록. ⚠️ 경로는 이 페이지와 무관하게 항상 그대로 보임</w:t>
             </w:r>
           </w:p>
         </w:tc>
@@ -8252,7 +8325,7 @@
         <w:t xml:space="preserve"> </w:t>
       </w:r>
       <w:r>
-        <w:t xml:space="preserve">나머지는 전부 Phase 2 이후다. F-19(갈림길)는 가이드북 출처로 구조를 먼저 채울 수 있지만(</w:t>
+        <w:t xml:space="preserve">나머지는 전부 Phase 2 이후다. F-19(갈림길)는 가이드북 출처로 구조를 먼저 채울 수 있었던 것처럼(</w:t>
       </w:r>
       <w:r>
         <w:rPr>
@@ -8261,23 +8334,79 @@
         <w:t xml:space="preserve">data/forks.ts</w:t>
       </w:r>
       <w:r>
-        <w:t xml:space="preserve">), F-15(안개 지도, 랜드마크 1인칭 스토리)는 여전히 누군가 실제로 걸어야 한다 — 창업팀이든 필드 테스터든(05 문서 6.0절). Phase 3(F-12·F-15 등 앱 트랙 기능)은 그 검증이 끝나는 대로 웹과 병행 착수한다.</w:t>
-      </w:r>
-      <w:r>
-        <w:t xml:space="preserve"> </w:t>
-      </w:r>
-      <w:r>
-        <w:rPr>
-          <w:b/>
-          <w:bCs/>
-        </w:rPr>
-        <w:t xml:space="preserve">F-21은 예외로 2026-07-31에 먼저 완료했다</w:t>
-      </w:r>
-      <w:r>
-        <w:t xml:space="preserve"> </w:t>
-      </w:r>
-      <w:r>
-        <w:t xml:space="preserve">— Phase 3 분류였지만 실측 콘텐츠가 필요 없는 순수 엔지니어링 작업(URL 오버라이드로 재계산)이라 F-12·F-15와 성격이 다르다고 판단, 사용자 확인 후 먼저 진행했다.</w:t>
+        <w:t xml:space="preserve">),</w:t>
+      </w:r>
+      <w:r>
+        <w:t xml:space="preserve"> </w:t>
+      </w:r>
+      <w:r>
+        <w:rPr>
+          <w:b/>
+          <w:bCs/>
+        </w:rPr>
+        <w:t xml:space="preserve">F-15(안개 지도)도 2026-07-31에 같은 방식으로 축소판을 완료했다</w:t>
+      </w:r>
+      <w:r>
+        <w:t xml:space="preserve"> </w:t>
+      </w:r>
+      <w:r>
+        <w:t xml:space="preserve">—</w:t>
+      </w:r>
+      <w:r>
+        <w:t xml:space="preserve"> </w:t>
+      </w:r>
+      <w:r>
+        <w:rPr>
+          <w:rStyle w:val="VerbatimChar"/>
+        </w:rPr>
+        <w:t xml:space="preserve">data/landmarks.ts</w:t>
+      </w:r>
+      <w:r>
+        <w:t xml:space="preserve"> </w:t>
+      </w:r>
+      <w:r>
+        <w:t xml:space="preserve">19곳을 가이드북 출처(</w:t>
+      </w:r>
+      <w:r>
+        <w:rPr>
+          <w:rStyle w:val="VerbatimChar"/>
+        </w:rPr>
+        <w:t xml:space="preserve">source: 'GUIDEBOOK'</w:t>
+      </w:r>
+      <w:r>
+        <w:t xml:space="preserve">) 역사·유래 요약으로 채웠다.</w:t>
+      </w:r>
+      <w:r>
+        <w:t xml:space="preserve"> </w:t>
+      </w:r>
+      <w:r>
+        <w:rPr>
+          <w:b/>
+          <w:bCs/>
+        </w:rPr>
+        <w:t xml:space="preserve">원안의 "실측 도보에서 직접 보고 쓴 1인칭 이야기"는 여전히 누군가 실제로 걸어야 나온다</w:t>
+      </w:r>
+      <w:r>
+        <w:t xml:space="preserve"> </w:t>
+      </w:r>
+      <w:r>
+        <w:t xml:space="preserve">— 창업팀이든 필드 테스터든(05 문서 6.0절), 지금 채운 건 그 전 단계다. F-12(보여주기 카드)는 다르다 — 핵심 콘텐츠(약국 카드 등)가 가이드북 출처로도 규칙 11(의료 정보, 자문 검수 전 금지)에 걸려 여전히 손대지 않는다.</w:t>
+      </w:r>
+      <w:r>
+        <w:t xml:space="preserve"> </w:t>
+      </w:r>
+      <w:r>
+        <w:rPr>
+          <w:b/>
+          <w:bCs/>
+        </w:rPr>
+        <w:t xml:space="preserve">F-21·F-15는 예외로 먼저 완료했다</w:t>
+      </w:r>
+      <w:r>
+        <w:t xml:space="preserve"> </w:t>
+      </w:r>
+      <w:r>
+        <w:t xml:space="preserve">— 둘 다 Phase 3 분류였지만 각각 다른 이유(F-21은 실측 콘텐츠 자체가 불필요, F-15는 가이드북 출처로 대체 가능)로 F-12와 성격이 다르다고 판단, 사용자 확인 후 진행했다.</w:t>
       </w:r>
     </w:p>
     <w:bookmarkEnd w:id="37"/>

--- a/docs/docx/CLAUDE.docx
+++ b/docs/docx/CLAUDE.docx
@@ -3488,6 +3488,15 @@
         <w:rPr>
           <w:rStyle w:val="VerbatimChar"/>
         </w:rPr>
+        <w:t xml:space="preserve">    /cards/page.tsx             보여주기 카드 (F-12 구조만, 23장 중 15장 실제 내용)</w:t>
+      </w:r>
+      <w:r>
+        <w:br/>
+      </w:r>
+      <w:r>
+        <w:rPr>
+          <w:rStyle w:val="VerbatimChar"/>
+        </w:rPr>
         <w:t xml:space="preserve">    sitemap.ts, robots.ts</w:t>
       </w:r>
       <w:r>
@@ -3569,6 +3578,15 @@
         <w:rPr>
           <w:rStyle w:val="VerbatimChar"/>
         </w:rPr>
+        <w:t xml:space="preserve">    CardBrowser.tsx             F-12 보여주기 카드 탭 인터랙션 ('use client', 저장 안 함)</w:t>
+      </w:r>
+      <w:r>
+        <w:br/>
+      </w:r>
+      <w:r>
+        <w:rPr>
+          <w:rStyle w:val="VerbatimChar"/>
+        </w:rPr>
         <w:t xml:space="preserve">    RiskGauge.tsx</w:t>
       </w:r>
       <w:r>
@@ -3750,6 +3768,15 @@
           <w:rStyle w:val="VerbatimChar"/>
         </w:rPr>
         <w:t xml:space="preserve">    landmarks.ts              ★ 안개 지도 스팟 19곳. 전부 source: 'GUIDEBOOK'(역사·유래 요약, 1인칭 체험담 아님, 2026-07)</w:t>
+      </w:r>
+      <w:r>
+        <w:br/>
+      </w:r>
+      <w:r>
+        <w:rPr>
+          <w:rStyle w:val="VerbatimChar"/>
+        </w:rPr>
+        <w:t xml:space="preserve">    cards.ts                   ★ 보여주기 카드 23장(F-12). B·C 15장 실제 내용, A(부상) 8장은 규칙 11로 steps 비움(2026-07)</w:t>
       </w:r>
       <w:r>
         <w:br/>
@@ -7341,7 +7368,120 @@
               <w:pStyle w:val="Compact"/>
             </w:pPr>
             <w:r>
-              <w:t xml:space="preserve">상대가 짚으면 한국어로 답이 뜬다</w:t>
+              <w:rPr>
+                <w:b/>
+                <w:bCs/>
+              </w:rPr>
+              <w:t xml:space="preserve">✅ 2026-07-31 구조만 완료</w:t>
+            </w:r>
+            <w:r>
+              <w:t xml:space="preserve"> </w:t>
+            </w:r>
+            <w:r>
+              <w:t xml:space="preserve">—</w:t>
+            </w:r>
+            <w:r>
+              <w:t xml:space="preserve"> </w:t>
+            </w:r>
+            <w:r>
+              <w:rPr>
+                <w:rStyle w:val="VerbatimChar"/>
+              </w:rPr>
+              <w:t xml:space="preserve">lib/schema.ts</w:t>
+            </w:r>
+            <w:r>
+              <w:t xml:space="preserve"> </w:t>
+            </w:r>
+            <w:r>
+              <w:rPr>
+                <w:rStyle w:val="VerbatimChar"/>
+              </w:rPr>
+              <w:t xml:space="preserve">Card</w:t>
+            </w:r>
+            <w:r>
+              <w:t xml:space="preserve">/</w:t>
+            </w:r>
+            <w:r>
+              <w:rPr>
+                <w:rStyle w:val="VerbatimChar"/>
+              </w:rPr>
+              <w:t xml:space="preserve">CardStep</w:t>
+            </w:r>
+            <w:r>
+              <w:t xml:space="preserve">/</w:t>
+            </w:r>
+            <w:r>
+              <w:rPr>
+                <w:rStyle w:val="VerbatimChar"/>
+              </w:rPr>
+              <w:t xml:space="preserve">CardOption</w:t>
+            </w:r>
+            <w:r>
+              <w:t xml:space="preserve">/</w:t>
+            </w:r>
+            <w:r>
+              <w:rPr>
+                <w:rStyle w:val="VerbatimChar"/>
+              </w:rPr>
+              <w:t xml:space="preserve">CardNext</w:t>
+            </w:r>
+            <w:r>
+              <w:t xml:space="preserve"> </w:t>
+            </w:r>
+            <w:r>
+              <w:t xml:space="preserve">+</w:t>
+            </w:r>
+            <w:r>
+              <w:t xml:space="preserve"> </w:t>
+            </w:r>
+            <w:r>
+              <w:rPr>
+                <w:rStyle w:val="VerbatimChar"/>
+              </w:rPr>
+              <w:t xml:space="preserve">data/cards.ts</w:t>
+            </w:r>
+            <w:r>
+              <w:t xml:space="preserve"> </w:t>
+            </w:r>
+            <w:r>
+              <w:t xml:space="preserve">+</w:t>
+            </w:r>
+            <w:r>
+              <w:t xml:space="preserve"> </w:t>
+            </w:r>
+            <w:r>
+              <w:rPr>
+                <w:rStyle w:val="VerbatimChar"/>
+              </w:rPr>
+              <w:t xml:space="preserve">/cards</w:t>
+            </w:r>
+            <w:r>
+              <w:t xml:space="preserve">(</w:t>
+            </w:r>
+            <w:r>
+              <w:rPr>
+                <w:rStyle w:val="VerbatimChar"/>
+              </w:rPr>
+              <w:t xml:space="preserve">components/CardBrowser.tsx</w:t>
+            </w:r>
+            <w:r>
+              <w:t xml:space="preserve">). B(숙소 9)·C(이동·기타 6) 15장은 실제 내용까지 채움(F-04 phrasebook과 같은 근거 수준의 표준 회화).</w:t>
+            </w:r>
+            <w:r>
+              <w:t xml:space="preserve"> </w:t>
+            </w:r>
+            <w:r>
+              <w:rPr>
+                <w:b/>
+                <w:bCs/>
+              </w:rPr>
+              <w:t xml:space="preserve">A(부상 8)는 규칙 11에 걸려 카드 껍데기만 있고 내용은 빈 채로 둠</w:t>
+            </w:r>
+            <w:r>
+              <w:t xml:space="preserve"> </w:t>
+            </w:r>
+            <w:r>
+              <w:t xml:space="preserve">— 03문서 5.2절이 의료 카드 전체를 블록으로 보류시켜서 개별 카드 내용과 무관하게 전부 대기. B1/B7 흐름형 분기(GOTO_CARD)는 타입만 있고 아직 미구현(단일 스텝)</w:t>
             </w:r>
           </w:p>
         </w:tc>
@@ -8390,23 +8530,55 @@
         <w:t xml:space="preserve"> </w:t>
       </w:r>
       <w:r>
-        <w:t xml:space="preserve">— 창업팀이든 필드 테스터든(05 문서 6.0절), 지금 채운 건 그 전 단계다. F-12(보여주기 카드)는 다르다 — 핵심 콘텐츠(약국 카드 등)가 가이드북 출처로도 규칙 11(의료 정보, 자문 검수 전 금지)에 걸려 여전히 손대지 않는다.</w:t>
-      </w:r>
-      <w:r>
-        <w:t xml:space="preserve"> </w:t>
-      </w:r>
-      <w:r>
-        <w:rPr>
-          <w:b/>
-          <w:bCs/>
-        </w:rPr>
-        <w:t xml:space="preserve">F-21·F-15는 예외로 먼저 완료했다</w:t>
-      </w:r>
-      <w:r>
-        <w:t xml:space="preserve"> </w:t>
-      </w:r>
-      <w:r>
-        <w:t xml:space="preserve">— 둘 다 Phase 3 분류였지만 각각 다른 이유(F-21은 실측 콘텐츠 자체가 불필요, F-15는 가이드북 출처로 대체 가능)로 F-12와 성격이 다르다고 판단, 사용자 확인 후 진행했다.</w:t>
+        <w:t xml:space="preserve">— 창업팀이든 필드 테스터든(05 문서 6.0절), 지금 채운 건 그 전 단계다.</w:t>
+      </w:r>
+      <w:r>
+        <w:t xml:space="preserve"> </w:t>
+      </w:r>
+      <w:r>
+        <w:rPr>
+          <w:b/>
+          <w:bCs/>
+        </w:rPr>
+        <w:t xml:space="preserve">F-12(보여주기 카드)도 2026-07-31에 "구조만" 완료했다</w:t>
+      </w:r>
+      <w:r>
+        <w:t xml:space="preserve"> </w:t>
+      </w:r>
+      <w:r>
+        <w:t xml:space="preserve">— 23장 중 의료 카드(A, 8장)를 뺀 15장(B 숙소·C 이동·기타)은 규칙 11과 무관해 실제 내용까지 채웠다.</w:t>
+      </w:r>
+      <w:r>
+        <w:t xml:space="preserve"> </w:t>
+      </w:r>
+      <w:r>
+        <w:rPr>
+          <w:b/>
+          <w:bCs/>
+        </w:rPr>
+        <w:t xml:space="preserve">A(부상) 8장은 여전히 손대지 않는다</w:t>
+      </w:r>
+      <w:r>
+        <w:t xml:space="preserve"> </w:t>
+      </w:r>
+      <w:r>
+        <w:t xml:space="preserve">— 핵심 콘텐츠(약국 카드 등)가 가이드북 출처로 바꿔도 규칙 11(의료 정보, 자문 검수 전 금지)에 걸린다.</w:t>
+      </w:r>
+      <w:r>
+        <w:t xml:space="preserve"> </w:t>
+      </w:r>
+      <w:r>
+        <w:rPr>
+          <w:b/>
+          <w:bCs/>
+        </w:rPr>
+        <w:t xml:space="preserve">F-21·F-15·F-12는 전부 예외로 먼저 완료했다</w:t>
+      </w:r>
+      <w:r>
+        <w:t xml:space="preserve"> </w:t>
+      </w:r>
+      <w:r>
+        <w:t xml:space="preserve">— Phase 3 분류였지만 각각 다른 이유(F-21은 실측 콘텐츠 자체가 불필요, F-15는 가이드북 출처로 대체 가능, F-12는 의료 카드만 빼면 나머지가 표준 회화 수준)로 판단, 매번 사용자 확인 후 진행했다.</w:t>
       </w:r>
     </w:p>
     <w:bookmarkEnd w:id="37"/>

--- a/docs/docx/CLAUDE.docx
+++ b/docs/docx/CLAUDE.docx
@@ -2841,6 +2841,61 @@
           </w:p>
         </w:tc>
       </w:tr>
+      <w:tr>
+        <w:tc>
+          <w:tcPr/>
+          <w:p>
+            <w:pPr>
+              <w:pStyle w:val="Compact"/>
+            </w:pPr>
+            <w:r>
+              <w:t xml:space="preserve">지도 렌더링</w:t>
+            </w:r>
+          </w:p>
+        </w:tc>
+        <w:tc>
+          <w:tcPr/>
+          <w:p>
+            <w:pPr>
+              <w:pStyle w:val="Compact"/>
+            </w:pPr>
+            <w:r>
+              <w:rPr>
+                <w:b/>
+                <w:bCs/>
+              </w:rPr>
+              <w:t xml:space="preserve">MapLibre GL</w:t>
+            </w:r>
+            <w:r>
+              <w:t xml:space="preserve">(오픈소스 지도 그리기 엔진) +</w:t>
+            </w:r>
+            <w:r>
+              <w:t xml:space="preserve"> </w:t>
+            </w:r>
+            <w:r>
+              <w:rPr>
+                <w:b/>
+                <w:bCs/>
+              </w:rPr>
+              <w:t xml:space="preserve">OpenFreeMap</w:t>
+            </w:r>
+            <w:r>
+              <w:t xml:space="preserve">(무료·무API키 타일)</w:t>
+            </w:r>
+          </w:p>
+        </w:tc>
+        <w:tc>
+          <w:tcPr/>
+          <w:p>
+            <w:pPr>
+              <w:pStyle w:val="Compact"/>
+            </w:pPr>
+            <w:r>
+              <w:t xml:space="preserve">2026-07-31 신설. GraphHopper·Photon·PostGIS 백엔드는 안 씀(아래 참고)</w:t>
+            </w:r>
+          </w:p>
+        </w:tc>
+      </w:tr>
     </w:tbl>
     <w:p>
       <w:pPr>
@@ -3587,6 +3642,24 @@
         <w:rPr>
           <w:rStyle w:val="VerbatimChar"/>
         </w:rPr>
+        <w:t xml:space="preserve">    RouteMap.tsx                ★ 실제 지도(MapLibre GL). 'use client', 서버 렌더 불가</w:t>
+      </w:r>
+      <w:r>
+        <w:br/>
+      </w:r>
+      <w:r>
+        <w:rPr>
+          <w:rStyle w:val="VerbatimChar"/>
+        </w:rPr>
+        <w:t xml:space="preserve">    RouteMapLoader.tsx           RouteMap을 ssr:false로 동적 로드하는 래퍼(서버 컴포넌트가 이걸 import)</w:t>
+      </w:r>
+      <w:r>
+        <w:br/>
+      </w:r>
+      <w:r>
+        <w:rPr>
+          <w:rStyle w:val="VerbatimChar"/>
+        </w:rPr>
         <w:t xml:space="preserve">    RiskGauge.tsx</w:t>
       </w:r>
       <w:r>
@@ -3821,7 +3894,7 @@
         <w:rPr>
           <w:rStyle w:val="VerbatimChar"/>
         </w:rPr>
-        <w:t xml:space="preserve">  /scripts/pipeline</w:t>
+        <w:t xml:space="preserve">  /public</w:t>
       </w:r>
       <w:r>
         <w:br/>
@@ -3830,7 +3903,7 @@
         <w:rPr>
           <w:rStyle w:val="VerbatimChar"/>
         </w:rPr>
-        <w:t xml:space="preserve">    build_geometry.py         ★ 일회성 배치(파이썬). towns.ts/profiles.ts 생성. 서비스 코드에서 import 금지</w:t>
+        <w:t xml:space="preserve">    /geo/camino-frances.geojson  ★ 지도 경로선(단순화됨, git 포함). build_geometry.py `geojson` 서브커맨드가 생성 — 정밀 계산엔 안 씀(그건 profiles.ts)</w:t>
       </w:r>
       <w:r>
         <w:br/>
@@ -3839,7 +3912,7 @@
         <w:rPr>
           <w:rStyle w:val="VerbatimChar"/>
         </w:rPr>
-        <w:t xml:space="preserve">    compare_dem.py            고도 데이터 비교 검증(IGN 5m vs EU-DEM)</w:t>
+        <w:t xml:space="preserve">    /maplibre/                    maplibre-gl 워커 스크립트 복사본. **gitignore 대상**, predev/prebuild가 매번 다시 만듦</w:t>
       </w:r>
       <w:r>
         <w:br/>
@@ -3848,7 +3921,52 @@
         <w:rPr>
           <w:rStyle w:val="VerbatimChar"/>
         </w:rPr>
-        <w:t xml:space="preserve">    verify_route.py           OSM 경로 정확도 검증</w:t>
+        <w:t xml:space="preserve">  /scripts</w:t>
+      </w:r>
+      <w:r>
+        <w:br/>
+      </w:r>
+      <w:r>
+        <w:rPr>
+          <w:rStyle w:val="VerbatimChar"/>
+        </w:rPr>
+        <w:t xml:space="preserve">    copy-maplibre-worker.mjs   ★ maplibre-gl 워커를 public/maplibre/로 복사(Next.js/Turbopack이 워커를 직접 번들링 못 해서 우회, package.json predev/prebuild가 자동 실행)</w:t>
+      </w:r>
+      <w:r>
+        <w:br/>
+      </w:r>
+      <w:r>
+        <w:rPr>
+          <w:rStyle w:val="VerbatimChar"/>
+        </w:rPr>
+        <w:t xml:space="preserve">    /pipeline</w:t>
+      </w:r>
+      <w:r>
+        <w:br/>
+      </w:r>
+      <w:r>
+        <w:rPr>
+          <w:rStyle w:val="VerbatimChar"/>
+        </w:rPr>
+        <w:t xml:space="preserve">      build_geometry.py         ★ 일회성 배치(파이썬). towns.ts/profiles.ts/지도용 geojson 생성. 서비스 코드에서 import 금지</w:t>
+      </w:r>
+      <w:r>
+        <w:br/>
+      </w:r>
+      <w:r>
+        <w:rPr>
+          <w:rStyle w:val="VerbatimChar"/>
+        </w:rPr>
+        <w:t xml:space="preserve">      compare_dem.py            고도 데이터 비교 검증(IGN 5m vs EU-DEM)</w:t>
+      </w:r>
+      <w:r>
+        <w:br/>
+      </w:r>
+      <w:r>
+        <w:rPr>
+          <w:rStyle w:val="VerbatimChar"/>
+        </w:rPr>
+        <w:t xml:space="preserve">      verify_route.py           OSM 경로 정확도 검증</w:t>
       </w:r>
       <w:r>
         <w:br/>
@@ -8579,6 +8697,76 @@
       </w:r>
       <w:r>
         <w:t xml:space="preserve">— Phase 3 분류였지만 각각 다른 이유(F-21은 실측 콘텐츠 자체가 불필요, F-15는 가이드북 출처로 대체 가능, F-12는 의료 카드만 빼면 나머지가 표준 회화 수준)로 판단, 매번 사용자 확인 후 진행했다.</w:t>
+      </w:r>
+    </w:p>
+    <w:p>
+      <w:pPr>
+        <w:pStyle w:val="BodyText"/>
+      </w:pPr>
+      <w:r>
+        <w:rPr>
+          <w:b/>
+          <w:bCs/>
+        </w:rPr>
+        <w:t xml:space="preserve">지도 자체도 2026-07-31에 예외로 먼저 만들었다</w:t>
+      </w:r>
+      <w:r>
+        <w:t xml:space="preserve"> </w:t>
+      </w:r>
+      <w:r>
+        <w:t xml:space="preserve">— "지도·내비게이션 백엔드"(06문서, GraphHopper·Photon·PostGIS)는 여전히 착수 전이지만, 코드를 파보니 그건 "임의 장소 실시간 검색·내비게이션"을 위한 것이지 "계획한 경로를 웹에서 보여주는" 지금 문제와 다르다고 판단했다. 그래서</w:t>
+      </w:r>
+      <w:r>
+        <w:t xml:space="preserve"> </w:t>
+      </w:r>
+      <w:r>
+        <w:rPr>
+          <w:rStyle w:val="VerbatimChar"/>
+        </w:rPr>
+        <w:t xml:space="preserve">components/RouteMap.tsx</w:t>
+      </w:r>
+      <w:r>
+        <w:t xml:space="preserve">(MapLibre GL + OpenFreeMap 무료 타일)로 실제 지도를 붙였다 — 백엔드 없이,</w:t>
+      </w:r>
+      <w:r>
+        <w:t xml:space="preserve"> </w:t>
+      </w:r>
+      <w:r>
+        <w:rPr>
+          <w:rStyle w:val="VerbatimChar"/>
+        </w:rPr>
+        <w:t xml:space="preserve">data/towns.ts</w:t>
+      </w:r>
+      <w:r>
+        <w:t xml:space="preserve">에 이미 있던 실측 좌표 +</w:t>
+      </w:r>
+      <w:r>
+        <w:t xml:space="preserve"> </w:t>
+      </w:r>
+      <w:r>
+        <w:rPr>
+          <w:rStyle w:val="VerbatimChar"/>
+        </w:rPr>
+        <w:t xml:space="preserve">public/geo/camino-frances.geojson</w:t>
+      </w:r>
+      <w:r>
+        <w:t xml:space="preserve">(단순화된 경로선)만으로.</w:t>
+      </w:r>
+      <w:r>
+        <w:t xml:space="preserve"> </w:t>
+      </w:r>
+      <w:r>
+        <w:rPr>
+          <w:b/>
+          <w:bCs/>
+        </w:rPr>
+        <w:t xml:space="preserve">GraphHopper·Photon·PostGIS 그래프 라우팅은 여전히 안 만들었다</w:t>
+      </w:r>
+      <w:r>
+        <w:t xml:space="preserve"> </w:t>
+      </w:r>
+      <w:r>
+        <w:t xml:space="preserve">— 진짜 오프라인 내비게이션이 필요한 Phase 3 앱 트랙에서 다시 설계한다.</w:t>
       </w:r>
     </w:p>
     <w:bookmarkEnd w:id="37"/>

--- a/docs/docx/CLAUDE.docx
+++ b/docs/docx/CLAUDE.docx
@@ -3543,7 +3543,7 @@
         <w:rPr>
           <w:rStyle w:val="VerbatimChar"/>
         </w:rPr>
-        <w:t xml:space="preserve">    /cards/page.tsx             보여주기 카드 (F-12 구조만, 23장 중 15장 실제 내용)</w:t>
+        <w:t xml:space="preserve">    /cards/page.tsx             보여주기 카드 (F-12, 23장 중 22장 실제 내용 — A7만 완전 보류)</w:t>
       </w:r>
       <w:r>
         <w:br/>
@@ -3849,7 +3849,7 @@
         <w:rPr>
           <w:rStyle w:val="VerbatimChar"/>
         </w:rPr>
-        <w:t xml:space="preserve">    cards.ts                   ★ 보여주기 카드 23장(F-12). B·C 15장 실제 내용, A(부상) 8장은 규칙 11로 steps 비움(2026-07)</w:t>
+        <w:t xml:space="preserve">    cards.ts                   ★ 보여주기 카드 23장(F-12). B·C 15장 실제 내용. A(부상) 8장 중 7장은 도움 요청 스크립트 초안(2026-08-03, 자문 검수 대기 중 — blockedReasonKo로 표시), A7만 성격이 달라 여전히 steps 비움</w:t>
       </w:r>
       <w:r>
         <w:br/>
@@ -3858,7 +3858,7 @@
         <w:rPr>
           <w:rStyle w:val="VerbatimChar"/>
         </w:rPr>
-        <w:t xml:space="preserve">    albergues.ts              ★ 숙소 283곳(81/82 마을). 가이드북 출처(GUIDEBOOK), 요금은 도미토리 최저가 참고치일 뿐. beds는 280/283곳 확보(2026-07, F-02용)</w:t>
+        <w:t xml:space="preserve">    albergues.ts              ★ 숙소 283곳(81/82 마을). 가이드북 출처(GUIDEBOOK), 요금은 도미토리 최저가 참고치일 뿐. beds는 281/283곳 확보(2026-08-03), reservation은 283곳 전부 확인 완료(UNKNOWN 0곳)</w:t>
       </w:r>
       <w:r>
         <w:br/>
@@ -7490,7 +7490,7 @@
                 <w:b/>
                 <w:bCs/>
               </w:rPr>
-              <w:t xml:space="preserve">✅ 2026-07-31 구조만 완료</w:t>
+              <w:t xml:space="preserve">✅ 2026-07-31 구조만 → 2026-08-03 A축 초안 완료</w:t>
             </w:r>
             <w:r>
               <w:t xml:space="preserve"> </w:t>
@@ -7593,13 +7593,50 @@
                 <w:b/>
                 <w:bCs/>
               </w:rPr>
-              <w:t xml:space="preserve">A(부상 8)는 규칙 11에 걸려 카드 껍데기만 있고 내용은 빈 채로 둠</w:t>
+              <w:t xml:space="preserve">A(부상 8) 중 7장(A1~A6·A8)은 F-04 phrasebook과 똑같은 원칙(전문가에게 도움·추천을 요청하는 데서 멈춘다)으로 스크립트 초안을 작성</w:t>
+            </w:r>
+            <w:r>
+              <w:t xml:space="preserve">했다 — 사용자 승인 하에 "먼저 작성, 자문은 나중" 순서로 진행,</w:t>
             </w:r>
             <w:r>
               <w:t xml:space="preserve"> </w:t>
             </w:r>
             <w:r>
-              <w:t xml:space="preserve">— 03문서 5.2절이 의료 카드 전체를 블록으로 보류시켜서 개별 카드 내용과 무관하게 전부 대기. B1/B7 흐름형 분기(GOTO_CARD)는 타입만 있고 아직 미구현(단일 스텝)</w:t>
+              <w:rPr>
+                <w:rStyle w:val="VerbatimChar"/>
+              </w:rPr>
+              <w:t xml:space="preserve">blockedReasonKo</w:t>
+            </w:r>
+            <w:r>
+              <w:t xml:space="preserve">에 "자문 검수 대기 중"을 남겨 CardBrowser.tsx가 경고 배너로 계속 보여준다(실제 자문 전까지 검수 완료로 오인되지 않게).</w:t>
+            </w:r>
+            <w:r>
+              <w:t xml:space="preserve"> </w:t>
+            </w:r>
+            <w:r>
+              <w:rPr>
+                <w:rStyle w:val="VerbatimChar"/>
+              </w:rPr>
+              <w:t xml:space="preserve">data/cards.test.ts</w:t>
+            </w:r>
+            <w:r>
+              <w:t xml:space="preserve">가 phrasebook.test.ts와 같은 금칙어(약품명·처치법)로 감시한다.</w:t>
+            </w:r>
+            <w:r>
+              <w:t xml:space="preserve"> </w:t>
+            </w:r>
+            <w:r>
+              <w:rPr>
+                <w:b/>
+                <w:bCs/>
+              </w:rPr>
+              <w:t xml:space="preserve">A7(내 의료 정보)만 성격이 달라 여전히 완전히 보류</w:t>
+            </w:r>
+            <w:r>
+              <w:t xml:space="preserve"> </w:t>
+            </w:r>
+            <w:r>
+              <w:t xml:space="preserve">— 처치 조언이 아니라 개인 건강정보 입력 UI가 필요해서다. B1/B7 흐름형 분기(GOTO_CARD)는 타입만 있고 아직 미구현(단일 스텝)</w:t>
             </w:r>
           </w:p>
         </w:tc>
@@ -7818,7 +7855,22 @@
               <w:t xml:space="preserve">lib/planner/forks.ts</w:t>
             </w:r>
             <w:r>
-              <w:t xml:space="preserve">(fork가 하루 구간에 완전히 들어갈 때만 거리·고도·시간 반영, 경계 걸치면 손대지 않음, 계절 폐쇄 경고). 23개 variant 중 16개는 실측/가이드북 거리 있음(distanceKm), 나머지 7개는 정보만 표시(수치 미반영)</w:t>
+              <w:t xml:space="preserve">(fork가 하루 구간에 완전히 들어갈 때만 거리·고도·시간 반영, 경계 걸치면 손대지 않음, 계절 폐쇄 경고). 23개 variant 중 18개는 실측/가이드북 거리 있음(distanceKm, 2026-08-03 재조사로 몬테후라·발투이예 2건 추가), 나머지 5개(에우나테 2개·가모날·강변길·비아 트라야나)는 정보만 표시(수치 미반영 — 이유는</w:t>
+            </w:r>
+            <w:r>
+              <w:t xml:space="preserve"> </w:t>
+            </w:r>
+            <w:r>
+              <w:rPr>
+                <w:rStyle w:val="VerbatimChar"/>
+              </w:rPr>
+              <w:t xml:space="preserve">data/forks.ts</w:t>
+            </w:r>
+            <w:r>
+              <w:t xml:space="preserve"> </w:t>
+            </w:r>
+            <w:r>
+              <w:t xml:space="preserve">항목별 주석 참고)</w:t>
             </w:r>
           </w:p>
         </w:tc>
@@ -8674,13 +8726,53 @@
           <w:b/>
           <w:bCs/>
         </w:rPr>
-        <w:t xml:space="preserve">A(부상) 8장은 여전히 손대지 않는다</w:t>
-      </w:r>
-      <w:r>
-        <w:t xml:space="preserve"> </w:t>
-      </w:r>
-      <w:r>
-        <w:t xml:space="preserve">— 핵심 콘텐츠(약국 카드 등)가 가이드북 출처로 바꿔도 규칙 11(의료 정보, 자문 검수 전 금지)에 걸린다.</w:t>
+        <w:t xml:space="preserve">2026-08-03에 A(부상) 8장 중 7장(A1~A6·A8)도 초안을 채웠다</w:t>
+      </w:r>
+      <w:r>
+        <w:t xml:space="preserve"> </w:t>
+      </w:r>
+      <w:r>
+        <w:t xml:space="preserve">— "처치·약품 지정"이 아니라 F-04 phrasebook과 같은 "전문가에게 도움을 요청하는 데서 멈추는" 스크립트라 규칙 11 원칙 자체는 지킨다고 판단했지만,</w:t>
+      </w:r>
+      <w:r>
+        <w:t xml:space="preserve"> </w:t>
+      </w:r>
+      <w:r>
+        <w:rPr>
+          <w:b/>
+          <w:bCs/>
+        </w:rPr>
+        <w:t xml:space="preserve">이게 자문 검수를 대신하지는 않는다</w:t>
+      </w:r>
+      <w:r>
+        <w:t xml:space="preserve"> </w:t>
+      </w:r>
+      <w:r>
+        <w:t xml:space="preserve">—</w:t>
+      </w:r>
+      <w:r>
+        <w:t xml:space="preserve"> </w:t>
+      </w:r>
+      <w:r>
+        <w:rPr>
+          <w:rStyle w:val="VerbatimChar"/>
+        </w:rPr>
+        <w:t xml:space="preserve">blockedReasonKo</w:t>
+      </w:r>
+      <w:r>
+        <w:t xml:space="preserve">에 "검수 대기 중"을 남겨 화면에 계속 경고 배너로 표시한다. 실제 정형외과·스포츠의학 자문을 받으면 그때</w:t>
+      </w:r>
+      <w:r>
+        <w:t xml:space="preserve"> </w:t>
+      </w:r>
+      <w:r>
+        <w:rPr>
+          <w:rStyle w:val="VerbatimChar"/>
+        </w:rPr>
+        <w:t xml:space="preserve">blockedReasonKo</w:t>
+      </w:r>
+      <w:r>
+        <w:t xml:space="preserve">만 지운다. A7(내 의료 정보)만 처치 조언이 아니라 개인 건강정보 입력 UI가 필요한 별개 문제라 여전히 완전히 보류한다.</w:t>
       </w:r>
       <w:r>
         <w:t xml:space="preserve"> </w:t>
@@ -8696,7 +8788,7 @@
         <w:t xml:space="preserve"> </w:t>
       </w:r>
       <w:r>
-        <w:t xml:space="preserve">— Phase 3 분류였지만 각각 다른 이유(F-21은 실측 콘텐츠 자체가 불필요, F-15는 가이드북 출처로 대체 가능, F-12는 의료 카드만 빼면 나머지가 표준 회화 수준)로 판단, 매번 사용자 확인 후 진행했다.</w:t>
+        <w:t xml:space="preserve">— Phase 3 분류였지만 각각 다른 이유(F-21은 실측 콘텐츠 자체가 불필요, F-15는 가이드북 출처로 대체 가능, F-12는 의료 카드도 "도움 요청까지만"이면 검수 전 초안 작성 자체는 가능)로 판단, 매번 사용자 확인 후 진행했다.</w:t>
       </w:r>
     </w:p>
     <w:p>

--- a/docs/docx/CLAUDE.docx
+++ b/docs/docx/CLAUDE.docx
@@ -218,6 +218,107 @@
       </w:r>
       <w:r>
         <w:t xml:space="preserve">: 전체 공개 피드가 아니라 옵트인 매칭(사용자가 먼저 동의해야만 서로에게 보이는 방식)이고, 실시간 위치 스트리밍이 아니라 마을 도착 시 체크인 신호다.</w:t>
+      </w:r>
+    </w:p>
+    <w:p>
+      <w:pPr>
+        <w:pStyle w:val="BodyText"/>
+      </w:pPr>
+      <w:r>
+        <w:rPr>
+          <w:b/>
+          <w:bCs/>
+        </w:rPr>
+        <w:t xml:space="preserve">2026-08-03: F-28의 첫걸음(프로필·체크인·게시판·신고·차단)을 실제로 만들었다</w:t>
+      </w:r>
+      <w:r>
+        <w:t xml:space="preserve"> </w:t>
+      </w:r>
+      <w:r>
+        <w:t xml:space="preserve">—</w:t>
+      </w:r>
+      <w:r>
+        <w:t xml:space="preserve"> </w:t>
+      </w:r>
+      <w:r>
+        <w:rPr>
+          <w:rStyle w:val="VerbatimChar"/>
+        </w:rPr>
+        <w:t xml:space="preserve">/community</w:t>
+      </w:r>
+      <w:r>
+        <w:t xml:space="preserve">,</w:t>
+      </w:r>
+      <w:r>
+        <w:t xml:space="preserve"> </w:t>
+      </w:r>
+      <w:r>
+        <w:rPr>
+          <w:rStyle w:val="VerbatimChar"/>
+        </w:rPr>
+        <w:t xml:space="preserve">Supabase</w:t>
+      </w:r>
+      <w:r>
+        <w:t xml:space="preserve">(이 프로젝트 사상 첫 DB·계정). 사용자가 확인한 두 가지: (1) 로그인은 커뮤니티를 쓰고 싶은 사람만, 계산기 등 핵심 기능은 여전히 무가입, (2) "전체공개 피드형 커뮤니티는 제외"(W2, 03문서)를</w:t>
+      </w:r>
+      <w:r>
+        <w:t xml:space="preserve"> </w:t>
+      </w:r>
+      <w:r>
+        <w:rPr>
+          <w:b/>
+          <w:bCs/>
+        </w:rPr>
+        <w:t xml:space="preserve">부분적으로 뒤집어</w:t>
+      </w:r>
+      <w:r>
+        <w:t xml:space="preserve"> </w:t>
+      </w:r>
+      <w:r>
+        <w:t xml:space="preserve">텍스트 전용 게시판을 추가 — 사진·좋아요·알고리즘 추천은 없다, 네이버 카페와 정면 승부하는 모양을 피하기 위해서다.</w:t>
+      </w:r>
+      <w:r>
+        <w:t xml:space="preserve"> </w:t>
+      </w:r>
+      <w:r>
+        <w:rPr>
+          <w:b/>
+          <w:bCs/>
+        </w:rPr>
+        <w:t xml:space="preserve">실제 1:1 매칭 로직(F-28의 핵심)은 여전히 없다</w:t>
+      </w:r>
+      <w:r>
+        <w:t xml:space="preserve"> </w:t>
+      </w:r>
+      <w:r>
+        <w:t xml:space="preserve">— "추후"로 명시적으로 미룸. 상세는</w:t>
+      </w:r>
+      <w:r>
+        <w:t xml:space="preserve"> </w:t>
+      </w:r>
+      <w:r>
+        <w:rPr>
+          <w:rStyle w:val="VerbatimChar"/>
+        </w:rPr>
+        <w:t xml:space="preserve">DEVLOG.md</w:t>
+      </w:r>
+      <w:r>
+        <w:t xml:space="preserve"> </w:t>
+      </w:r>
+      <w:r>
+        <w:t xml:space="preserve">2026-08-03 항목, 스키마는</w:t>
+      </w:r>
+      <w:r>
+        <w:t xml:space="preserve"> </w:t>
+      </w:r>
+      <w:r>
+        <w:rPr>
+          <w:rStyle w:val="VerbatimChar"/>
+        </w:rPr>
+        <w:t xml:space="preserve">supabase/migrations/0001_community.sql</w:t>
+      </w:r>
+      <w:r>
+        <w:t xml:space="preserve">이 정본.</w:t>
       </w:r>
       <w:r>
         <w:t xml:space="preserve"> </w:t>
@@ -2059,6 +2160,40 @@
         <w:t xml:space="preserve">체중·나이 같은 민감 정보를 필수 입력으로 만들지 않는다</w:t>
       </w:r>
     </w:p>
+    <w:p>
+      <w:pPr>
+        <w:pStyle w:val="Compact"/>
+        <w:numPr>
+          <w:ilvl w:val="0"/>
+          <w:numId w:val="1009"/>
+        </w:numPr>
+      </w:pPr>
+      <w:r>
+        <w:rPr>
+          <w:b/>
+          <w:bCs/>
+        </w:rPr>
+        <w:t xml:space="preserve">⚠️ 커뮤니티(F-28, 2026-08-03 신설)는 예외다</w:t>
+      </w:r>
+      <w:r>
+        <w:t xml:space="preserve">:</w:t>
+      </w:r>
+      <w:r>
+        <w:t xml:space="preserve"> </w:t>
+      </w:r>
+      <w:r>
+        <w:rPr>
+          <w:rStyle w:val="VerbatimChar"/>
+        </w:rPr>
+        <w:t xml:space="preserve">/community</w:t>
+      </w:r>
+      <w:r>
+        <w:t xml:space="preserve"> </w:t>
+      </w:r>
+      <w:r>
+        <w:t xml:space="preserve">이하는 옵트인 부가 기능이라 로그인을 요구해도 된다 — "핵심 기능"(계산기·SEO 페이지·무료 도구)에만 적용되는 무가입 원칙이지, 부가 기능 전체를 영원히 무가입으로 두라는 뜻이 아니다. 실명·전화번호는 여전히 받지 않는다(닉네임만). 계산기 등 핵심 기능은 로그인 여부와 완전히 무관하게 그대로 동작한다.</w:t>
+      </w:r>
+    </w:p>
     <w:bookmarkEnd w:id="17"/>
     <w:bookmarkStart w:id="18" w:name="X5c3934b7fecb18f5e95150d9df7afaa478bb563"/>
     <w:p>
@@ -2191,6 +2326,37 @@
       </w:r>
       <w:r>
         <w:t xml:space="preserve">통신이 끊겨도 휴대폰 안에서 계산이 끝나야 한다.</w:t>
+      </w:r>
+    </w:p>
+    <w:p>
+      <w:pPr>
+        <w:pStyle w:val="BodyText"/>
+      </w:pPr>
+      <w:r>
+        <w:rPr>
+          <w:b/>
+          <w:bCs/>
+        </w:rPr>
+        <w:t xml:space="preserve">⚠️ 커뮤니티(F-28)는 이 규칙의 예외다.</w:t>
+      </w:r>
+      <w:r>
+        <w:t xml:space="preserve"> </w:t>
+      </w:r>
+      <w:r>
+        <w:t xml:space="preserve">"체크인 신호"·게시판·매칭은 태생적으로 다른 사람과 공유해야 하는 정보라 서버 없이는 동작할 수 없다 — F-27/F-28 스펙 자체가 그렇게 설계됐다(03문서 2198~2283행). 이 규칙은</w:t>
+      </w:r>
+      <w:r>
+        <w:t xml:space="preserve"> </w:t>
+      </w:r>
+      <w:r>
+        <w:rPr>
+          <w:b/>
+          <w:bCs/>
+        </w:rPr>
+        <w:t xml:space="preserve">일정 계산</w:t>
+      </w:r>
+      <w:r>
+        <w:t xml:space="preserve">(핵심 기능)에 한정된다.</w:t>
       </w:r>
     </w:p>
     <w:bookmarkEnd w:id="19"/>
@@ -2734,7 +2900,7 @@
               <w:pStyle w:val="Compact"/>
             </w:pPr>
             <w:r>
-              <w:t xml:space="preserve">DB(데이터베이스 — 정보를 저장해두는 서버 저장소) 없음</w:t>
+              <w:t xml:space="preserve">계산기 등 핵심 기능은 여전히 DB 없음</w:t>
             </w:r>
           </w:p>
         </w:tc>
@@ -2892,6 +3058,76 @@
             </w:pPr>
             <w:r>
               <w:t xml:space="preserve">2026-07-31 신설. GraphHopper·Photon·PostGIS 백엔드는 안 씀(아래 참고)</w:t>
+            </w:r>
+          </w:p>
+        </w:tc>
+      </w:tr>
+      <w:tr>
+        <w:tc>
+          <w:tcPr/>
+          <w:p>
+            <w:pPr>
+              <w:pStyle w:val="Compact"/>
+            </w:pPr>
+            <w:r>
+              <w:t xml:space="preserve">커뮤니티 DB·인증</w:t>
+            </w:r>
+          </w:p>
+        </w:tc>
+        <w:tc>
+          <w:tcPr/>
+          <w:p>
+            <w:pPr>
+              <w:pStyle w:val="Compact"/>
+            </w:pPr>
+            <w:r>
+              <w:rPr>
+                <w:b/>
+                <w:bCs/>
+              </w:rPr>
+              <w:t xml:space="preserve">Supabase</w:t>
+            </w:r>
+            <w:r>
+              <w:t xml:space="preserve">(관리형 PostgreSQL+Auth)</w:t>
+            </w:r>
+          </w:p>
+        </w:tc>
+        <w:tc>
+          <w:tcPr/>
+          <w:p>
+            <w:pPr>
+              <w:pStyle w:val="Compact"/>
+            </w:pPr>
+            <w:r>
+              <w:t xml:space="preserve">2026-08-03 신설.</w:t>
+            </w:r>
+            <w:r>
+              <w:t xml:space="preserve"> </w:t>
+            </w:r>
+            <w:r>
+              <w:rPr>
+                <w:b/>
+                <w:bCs/>
+              </w:rPr>
+              <w:t xml:space="preserve">이 프로젝트 사상 첫 DB·계정</w:t>
+            </w:r>
+            <w:r>
+              <w:t xml:space="preserve"> </w:t>
+            </w:r>
+            <w:r>
+              <w:t xml:space="preserve">—</w:t>
+            </w:r>
+            <w:r>
+              <w:t xml:space="preserve"> </w:t>
+            </w:r>
+            <w:r>
+              <w:rPr>
+                <w:rStyle w:val="VerbatimChar"/>
+              </w:rPr>
+              <w:t xml:space="preserve">/community</w:t>
+            </w:r>
+            <w:r>
+              <w:t xml:space="preserve">(F-28 첫걸음)에만 쓰고, 계산기 등 핵심 기능과는 완전히 분리(규칙 8·10 예외 참고)</w:t>
             </w:r>
           </w:p>
         </w:tc>
@@ -2969,7 +3205,7 @@
           <w:b/>
           <w:bCs/>
         </w:rPr>
-        <w:t xml:space="preserve">#f9e3ab)</w:t>
+        <w:t xml:space="preserve">#f7efdd)</w:t>
       </w:r>
       <w:r>
         <w:t xml:space="preserve">, 코발트(</w:t>
@@ -2986,13 +3222,28 @@
     </w:p>
     <w:p>
       <w:pPr>
+        <w:pStyle w:val="BodyText"/>
+      </w:pPr>
+      <w:r>
+        <w:rPr>
+          <w:b/>
+          <w:bCs/>
+        </w:rPr>
+        <w:t xml:space="preserve">⚠️ 2026-08-03 파스텔화</w:t>
+      </w:r>
+      <w:r>
+        <w:t xml:space="preserve">: 사용자 요청으로 채도를 낮췄다. 색상군(코발트+노란 화살표)과 용도 규칙은 전부 그대로 — 값만 부드럽게 조정했다. Artifact로 목업을 먼저 만들어 승인받았고, 텍스트로 쓰이는 토큰은 명도대비 4.5:1(규칙 9)을 전부 재확인했다(아래 각 줄 참고, 계산 근거는 DEVLOG).</w:t>
+      </w:r>
+    </w:p>
+    <w:p>
+      <w:pPr>
         <w:pStyle w:val="SourceCode"/>
       </w:pPr>
       <w:r>
         <w:rPr>
           <w:rStyle w:val="VerbatimChar"/>
         </w:rPr>
-        <w:t xml:space="preserve">--ink:     #12253F   짙은 코발트. 헤더, 이정표 판, 본문</w:t>
+        <w:t xml:space="preserve">--ink:     #24384F   코발트(파스텔화). 헤더, 이정표 판, 본문. 흰 글자 대비 11.98:1</w:t>
       </w:r>
       <w:r>
         <w:br/>
@@ -3001,7 +3252,7 @@
         <w:rPr>
           <w:rStyle w:val="VerbatimChar"/>
         </w:rPr>
-        <w:t xml:space="preserve">--ink-2:   #1D3B5E</w:t>
+        <w:t xml:space="preserve">--ink-2:   #34506D</w:t>
       </w:r>
       <w:r>
         <w:br/>
@@ -3010,7 +3261,7 @@
         <w:rPr>
           <w:rStyle w:val="VerbatimChar"/>
         </w:rPr>
-        <w:t xml:space="preserve">--sand:    #f9e3ab   ★ 메인 크림. 페이지 배경(캔버스)</w:t>
+        <w:t xml:space="preserve">--sand:    #f7efdd   ★ 메인 크림(파스텔화). 페이지 배경(캔버스)</w:t>
       </w:r>
       <w:r>
         <w:br/>
@@ -3019,7 +3270,7 @@
         <w:rPr>
           <w:rStyle w:val="VerbatimChar"/>
         </w:rPr>
-        <w:t xml:space="preserve">--sand-2:  #FDF3D2   옅은 크림</w:t>
+        <w:t xml:space="preserve">--sand-2:  #FCF8EE   옅은 크림</w:t>
       </w:r>
       <w:r>
         <w:br/>
@@ -3028,7 +3279,7 @@
         <w:rPr>
           <w:rStyle w:val="VerbatimChar"/>
         </w:rPr>
-        <w:t xml:space="preserve">--granite: #f9e3ab   하위호환: bg-granite = 메인 크림</w:t>
+        <w:t xml:space="preserve">--granite: #f7efdd   하위호환: bg-granite = 메인 크림</w:t>
       </w:r>
       <w:r>
         <w:br/>
@@ -3037,7 +3288,7 @@
         <w:rPr>
           <w:rStyle w:val="VerbatimChar"/>
         </w:rPr>
-        <w:t xml:space="preserve">--stone:   #CBAB66   따뜻한 테두리·구분선 (흰 카드 위 가시성)</w:t>
+        <w:t xml:space="preserve">--stone:   #CFB587   따뜻한 테두리·구분선 (흰 카드 위 가시성)</w:t>
       </w:r>
       <w:r>
         <w:br/>
@@ -3046,7 +3297,7 @@
         <w:rPr>
           <w:rStyle w:val="VerbatimChar"/>
         </w:rPr>
-        <w:t xml:space="preserve">--flecha:  #F0B429   노란 화살표</w:t>
+        <w:t xml:space="preserve">--flecha:  #D99A2B   노란 화살표(파스텔화). MapLibre paint는 CSS 변수를 못 읽어서</w:t>
       </w:r>
       <w:r>
         <w:br/>
@@ -3055,7 +3306,7 @@
         <w:rPr>
           <w:rStyle w:val="VerbatimChar"/>
         </w:rPr>
-        <w:t xml:space="preserve">--vino:    #7A2E39   도장 잉크. 경고 강조</w:t>
+        <w:t xml:space="preserve">                     components/RouteMap.tsx에 이 값을 직접 hex로 복사해뒀다 —</w:t>
       </w:r>
       <w:r>
         <w:br/>
@@ -3064,7 +3315,7 @@
         <w:rPr>
           <w:rStyle w:val="VerbatimChar"/>
         </w:rPr>
-        <w:t xml:space="preserve">--moss:    #3F5D4A   안전·확인</w:t>
+        <w:t xml:space="preserve">                     여기를 또 바꾸면 그 파일도 같이 고칠 것</w:t>
       </w:r>
       <w:r>
         <w:br/>
@@ -3073,7 +3324,7 @@
         <w:rPr>
           <w:rStyle w:val="VerbatimChar"/>
         </w:rPr>
-        <w:t xml:space="preserve">--text:    #1B2430</w:t>
+        <w:t xml:space="preserve">--vino:    #7A3B45   도장 잉크. 경고 강조. 대비 8.27:1</w:t>
       </w:r>
       <w:r>
         <w:br/>
@@ -3082,7 +3333,25 @@
         <w:rPr>
           <w:rStyle w:val="VerbatimChar"/>
         </w:rPr>
-        <w:t xml:space="preserve">--muted:   #6F6450   따뜻한 muted (대비 4.5:1 확보)</w:t>
+        <w:t xml:space="preserve">--moss:    #435B4F   안전·확인. 대비 7.37:1</w:t>
+      </w:r>
+      <w:r>
+        <w:br/>
+      </w:r>
+      <w:r>
+        <w:rPr>
+          <w:rStyle w:val="VerbatimChar"/>
+        </w:rPr>
+        <w:t xml:space="preserve">--text:    #1E2833</w:t>
+      </w:r>
+      <w:r>
+        <w:br/>
+      </w:r>
+      <w:r>
+        <w:rPr>
+          <w:rStyle w:val="VerbatimChar"/>
+        </w:rPr>
+        <w:t xml:space="preserve">--muted:   #6E6353   따뜻한 muted (대비 5.88:1)</w:t>
       </w:r>
     </w:p>
     <w:p>
@@ -3552,6 +3821,60 @@
         <w:rPr>
           <w:rStyle w:val="VerbatimChar"/>
         </w:rPr>
+        <w:t xml:space="preserve">    /community                  ★ F-28 첫걸음(2026-08-03). Supabase 연동, 로그인해야 쓸 수 있음(옵트인)</w:t>
+      </w:r>
+      <w:r>
+        <w:br/>
+      </w:r>
+      <w:r>
+        <w:rPr>
+          <w:rStyle w:val="VerbatimChar"/>
+        </w:rPr>
+        <w:t xml:space="preserve">      page.tsx                   게시판 목록 + 최근 체크인(로그인 없이도 열람 가능)</w:t>
+      </w:r>
+      <w:r>
+        <w:br/>
+      </w:r>
+      <w:r>
+        <w:rPr>
+          <w:rStyle w:val="VerbatimChar"/>
+        </w:rPr>
+        <w:t xml:space="preserve">      /login/page.tsx             이메일 매직링크 로그인</w:t>
+      </w:r>
+      <w:r>
+        <w:br/>
+      </w:r>
+      <w:r>
+        <w:rPr>
+          <w:rStyle w:val="VerbatimChar"/>
+        </w:rPr>
+        <w:t xml:space="preserve">      /new/page.tsx                글쓰기</w:t>
+      </w:r>
+      <w:r>
+        <w:br/>
+      </w:r>
+      <w:r>
+        <w:rPr>
+          <w:rStyle w:val="VerbatimChar"/>
+        </w:rPr>
+        <w:t xml:space="preserve">      /[postId]/page.tsx            글 상세 + 댓글 + 신고</w:t>
+      </w:r>
+      <w:r>
+        <w:br/>
+      </w:r>
+      <w:r>
+        <w:rPr>
+          <w:rStyle w:val="VerbatimChar"/>
+        </w:rPr>
+        <w:t xml:space="preserve">      /profile/page.tsx              닉네임·체크인·차단 목록 관리</w:t>
+      </w:r>
+      <w:r>
+        <w:br/>
+      </w:r>
+      <w:r>
+        <w:rPr>
+          <w:rStyle w:val="VerbatimChar"/>
+        </w:rPr>
         <w:t xml:space="preserve">    sitemap.ts, robots.ts</w:t>
       </w:r>
       <w:r>
@@ -3678,6 +4001,105 @@
         <w:rPr>
           <w:rStyle w:val="VerbatimChar"/>
         </w:rPr>
+        <w:t xml:space="preserve">    ToolGrid.tsx               ★ 홈 전용 무료 도구 목록(2026-08-03). 여행 단계별로 묶고 한 줄 설명 붙임. ToolNav(도구 페이지 상단 크로스링크)와 용도가 달라 대체하지 않음</w:t>
+      </w:r>
+      <w:r>
+        <w:br/>
+      </w:r>
+      <w:r>
+        <w:rPr>
+          <w:rStyle w:val="VerbatimChar"/>
+        </w:rPr>
+        <w:t xml:space="preserve">    RelatedLinks.tsx            "다음으로 가볼 곳" pill 링크(2026-08-03). /plan·도구 6개·fog·cards·town/stage 템플릿이 공유하는 하단 링크 패턴을 통일</w:t>
+      </w:r>
+      <w:r>
+        <w:br/>
+      </w:r>
+      <w:r>
+        <w:rPr>
+          <w:rStyle w:val="VerbatimChar"/>
+        </w:rPr>
+        <w:t xml:space="preserve">    /community                 ★ F-28 첫걸음. 전부 'use client'(Supabase 브라우저 클라이언트로 직접 읽고 쓴다)</w:t>
+      </w:r>
+      <w:r>
+        <w:br/>
+      </w:r>
+      <w:r>
+        <w:rPr>
+          <w:rStyle w:val="VerbatimChar"/>
+        </w:rPr>
+        <w:t xml:space="preserve">      MagicLinkForm.tsx          로그인(이메일 매직링크, 비밀번호 없음, 만 14세 이상 동의)</w:t>
+      </w:r>
+      <w:r>
+        <w:br/>
+      </w:r>
+      <w:r>
+        <w:rPr>
+          <w:rStyle w:val="VerbatimChar"/>
+        </w:rPr>
+        <w:t xml:space="preserve">      ProfileForm.tsx             닉네임·이동방식·출발일(실명 입력란 없음)</w:t>
+      </w:r>
+      <w:r>
+        <w:br/>
+      </w:r>
+      <w:r>
+        <w:rPr>
+          <w:rStyle w:val="VerbatimChar"/>
+        </w:rPr>
+        <w:t xml:space="preserve">      CheckInForm.tsx             "오늘 이 마을에 있어요" — 마을 단위만, GPS 좌표 없음</w:t>
+      </w:r>
+      <w:r>
+        <w:br/>
+      </w:r>
+      <w:r>
+        <w:rPr>
+          <w:rStyle w:val="VerbatimChar"/>
+        </w:rPr>
+        <w:t xml:space="preserve">      PostForm.tsx / ReplyForm.tsx  텍스트 전용 게시판 글쓰기·댓글</w:t>
+      </w:r>
+      <w:r>
+        <w:br/>
+      </w:r>
+      <w:r>
+        <w:rPr>
+          <w:rStyle w:val="VerbatimChar"/>
+        </w:rPr>
+        <w:t xml:space="preserve">      ReportButton.tsx / BlockButton.tsx / UnblockButton.tsx  신고·차단(필수 안전 기능)</w:t>
+      </w:r>
+      <w:r>
+        <w:br/>
+      </w:r>
+      <w:r>
+        <w:rPr>
+          <w:rStyle w:val="VerbatimChar"/>
+        </w:rPr>
+        <w:t xml:space="preserve">      DeleteCheckInButton.tsx      내 체크인 지우기</w:t>
+      </w:r>
+      <w:r>
+        <w:br/>
+      </w:r>
+      <w:r>
+        <w:rPr>
+          <w:rStyle w:val="VerbatimChar"/>
+        </w:rPr>
+        <w:t xml:space="preserve">      SignOutButton.tsx</w:t>
+      </w:r>
+      <w:r>
+        <w:br/>
+      </w:r>
+      <w:r>
+        <w:rPr>
+          <w:rStyle w:val="VerbatimChar"/>
+        </w:rPr>
+        <w:t xml:space="preserve">      PostList.tsx / CheckInList.tsx  목록 렌더(서버에서도 그대로 그려짐, 상호작용 없음)</w:t>
+      </w:r>
+      <w:r>
+        <w:br/>
+      </w:r>
+      <w:r>
+        <w:rPr>
+          <w:rStyle w:val="VerbatimChar"/>
+        </w:rPr>
         <w:t xml:space="preserve">  /lib</w:t>
       </w:r>
       <w:r>
@@ -3786,6 +4208,60 @@
         <w:rPr>
           <w:rStyle w:val="VerbatimChar"/>
         </w:rPr>
+        <w:t xml:space="preserve">    community.ts               ★ F-28 서버 조회 헬퍼(DB 왕복이라 lib/planner 밖). 쓰기(insert 등)는 각 클라이언트 컴포넌트가 직접 함</w:t>
+      </w:r>
+      <w:r>
+        <w:br/>
+      </w:r>
+      <w:r>
+        <w:rPr>
+          <w:rStyle w:val="VerbatimChar"/>
+        </w:rPr>
+        <w:t xml:space="preserve">    /supabase</w:t>
+      </w:r>
+      <w:r>
+        <w:br/>
+      </w:r>
+      <w:r>
+        <w:rPr>
+          <w:rStyle w:val="VerbatimChar"/>
+        </w:rPr>
+        <w:t xml:space="preserve">      client.ts                 브라우저(Client Component)용 Supabase 클라이언트</w:t>
+      </w:r>
+      <w:r>
+        <w:br/>
+      </w:r>
+      <w:r>
+        <w:rPr>
+          <w:rStyle w:val="VerbatimChar"/>
+        </w:rPr>
+        <w:t xml:space="preserve">      server.ts                  서버 컴포넌트·라우트 핸들러용(쿠키 세션)</w:t>
+      </w:r>
+      <w:r>
+        <w:br/>
+      </w:r>
+      <w:r>
+        <w:rPr>
+          <w:rStyle w:val="VerbatimChar"/>
+        </w:rPr>
+        <w:t xml:space="preserve">      config.ts                  isCommunityConfigured() — 키 없으면 /community가 조용히 비활성 표시</w:t>
+      </w:r>
+      <w:r>
+        <w:br/>
+      </w:r>
+      <w:r>
+        <w:rPr>
+          <w:rStyle w:val="VerbatimChar"/>
+        </w:rPr>
+        <w:t xml:space="preserve">      types.ts                   ★ Database 타입. supabase/migrations/0001_community.sql과 반드시 같이 고친다</w:t>
+      </w:r>
+      <w:r>
+        <w:br/>
+      </w:r>
+      <w:r>
+        <w:rPr>
+          <w:rStyle w:val="VerbatimChar"/>
+        </w:rPr>
         <w:t xml:space="preserve">  /config</w:t>
       </w:r>
       <w:r>
@@ -3967,6 +4443,51 @@
           <w:rStyle w:val="VerbatimChar"/>
         </w:rPr>
         <w:t xml:space="preserve">      verify_route.py           OSM 경로 정확도 검증</w:t>
+      </w:r>
+      <w:r>
+        <w:br/>
+      </w:r>
+      <w:r>
+        <w:rPr>
+          <w:rStyle w:val="VerbatimChar"/>
+        </w:rPr>
+        <w:t xml:space="preserve">  proxy.ts                     ★ Supabase 세션 쿠키 갱신 전용(Next.js 16 관례명 — 예전 middleware.ts). /community/* 에만 적용, 계산기와 무관</w:t>
+      </w:r>
+      <w:r>
+        <w:br/>
+      </w:r>
+      <w:r>
+        <w:rPr>
+          <w:rStyle w:val="VerbatimChar"/>
+        </w:rPr>
+        <w:t xml:space="preserve">  /supabase</w:t>
+      </w:r>
+      <w:r>
+        <w:br/>
+      </w:r>
+      <w:r>
+        <w:rPr>
+          <w:rStyle w:val="VerbatimChar"/>
+        </w:rPr>
+        <w:t xml:space="preserve">    config.toml                 Supabase CLI 설정(`npx supabase init`이 생성)</w:t>
+      </w:r>
+      <w:r>
+        <w:br/>
+      </w:r>
+      <w:r>
+        <w:rPr>
+          <w:rStyle w:val="VerbatimChar"/>
+        </w:rPr>
+        <w:t xml:space="preserve">    /migrations</w:t>
+      </w:r>
+      <w:r>
+        <w:br/>
+      </w:r>
+      <w:r>
+        <w:rPr>
+          <w:rStyle w:val="VerbatimChar"/>
+        </w:rPr>
+        <w:t xml:space="preserve">      0001_community.sql          ★ F-28 첫걸음 스키마 정본(profiles·checkins·posts·replies·reports·blocks + RLS). lib/supabase/types.ts와 반드시 같이 고친다</w:t>
       </w:r>
       <w:r>
         <w:br/>
@@ -8615,6 +9136,130 @@
             </w:r>
             <w:r>
               <w:t xml:space="preserve">다른 임의 구간은 아직 조사 안 됨 — 없으면 일반 문구로 정직하게 폴백</w:t>
+            </w:r>
+          </w:p>
+        </w:tc>
+      </w:tr>
+      <w:tr>
+        <w:tc>
+          <w:tcPr/>
+          <w:p>
+            <w:pPr>
+              <w:pStyle w:val="Compact"/>
+            </w:pPr>
+            <w:r>
+              <w:t xml:space="preserve">F-28</w:t>
+            </w:r>
+          </w:p>
+        </w:tc>
+        <w:tc>
+          <w:tcPr/>
+          <w:p>
+            <w:pPr>
+              <w:pStyle w:val="Compact"/>
+            </w:pPr>
+            <w:r>
+              <w:rPr>
+                <w:b/>
+                <w:bCs/>
+              </w:rPr>
+              <w:t xml:space="preserve">동행 매칭(F축)</w:t>
+            </w:r>
+          </w:p>
+        </w:tc>
+        <w:tc>
+          <w:tcPr/>
+          <w:p>
+            <w:pPr>
+              <w:pStyle w:val="Compact"/>
+            </w:pPr>
+            <w:r>
+              <w:t xml:space="preserve">3</w:t>
+            </w:r>
+          </w:p>
+        </w:tc>
+        <w:tc>
+          <w:tcPr/>
+          <w:p>
+            <w:pPr>
+              <w:pStyle w:val="Compact"/>
+            </w:pPr>
+            <w:r>
+              <w:rPr>
+                <w:b/>
+                <w:bCs/>
+              </w:rPr>
+              <w:t xml:space="preserve">✅ 2026-08-03 첫걸음 완료</w:t>
+            </w:r>
+            <w:r>
+              <w:t xml:space="preserve"> </w:t>
+            </w:r>
+            <w:r>
+              <w:t xml:space="preserve">— 프로필·체크인·게시판·신고·차단.</w:t>
+            </w:r>
+            <w:r>
+              <w:t xml:space="preserve"> </w:t>
+            </w:r>
+            <w:r>
+              <w:rPr>
+                <w:rStyle w:val="VerbatimChar"/>
+              </w:rPr>
+              <w:t xml:space="preserve">/community</w:t>
+            </w:r>
+            <w:r>
+              <w:t xml:space="preserve"> </w:t>
+            </w:r>
+            <w:r>
+              <w:t xml:space="preserve">+</w:t>
+            </w:r>
+            <w:r>
+              <w:t xml:space="preserve"> </w:t>
+            </w:r>
+            <w:r>
+              <w:rPr>
+                <w:rStyle w:val="VerbatimChar"/>
+              </w:rPr>
+              <w:t xml:space="preserve">lib/community.ts</w:t>
+            </w:r>
+            <w:r>
+              <w:t xml:space="preserve"> </w:t>
+            </w:r>
+            <w:r>
+              <w:t xml:space="preserve">+</w:t>
+            </w:r>
+            <w:r>
+              <w:t xml:space="preserve"> </w:t>
+            </w:r>
+            <w:r>
+              <w:rPr>
+                <w:rStyle w:val="VerbatimChar"/>
+              </w:rPr>
+              <w:t xml:space="preserve">lib/supabase/</w:t>
+            </w:r>
+            <w:r>
+              <w:t xml:space="preserve">(Supabase, 이 프로젝트 첫 DB·계정) +</w:t>
+            </w:r>
+            <w:r>
+              <w:t xml:space="preserve"> </w:t>
+            </w:r>
+            <w:r>
+              <w:rPr>
+                <w:rStyle w:val="VerbatimChar"/>
+              </w:rPr>
+              <w:t xml:space="preserve">supabase/migrations/0001_community.sql</w:t>
+            </w:r>
+            <w:r>
+              <w:t xml:space="preserve">. 실명·전화번호 없음, 닉네임만. 옵트인(로그인해야 글쓰기·체크인 가능, 열람은 비로그인도 가능). W2("전체공개 피드형 커뮤니티 제외")를 부분 반전해 사진·좋아요 없는 텍스트 전용 게시판만 추가.</w:t>
+            </w:r>
+            <w:r>
+              <w:t xml:space="preserve"> </w:t>
+            </w:r>
+            <w:r>
+              <w:rPr>
+                <w:b/>
+                <w:bCs/>
+              </w:rPr>
+              <w:t xml:space="preserve">실제 1:1 매칭 로직은 여전히 없다 — 사용자가 "추후"로 명시</w:t>
             </w:r>
           </w:p>
         </w:tc>
